--- a/arb/docx/015.content.docx
+++ b/arb/docx/015.content.docx
@@ -1026,136 +1026,106 @@
           <w:lang w:val="ar_AE" w:bidi="ar_AE"/>
         </w:rPr>
       </w:r>
-      <w:hyperlink r:id="rId13">
-        <w:r>
-          <w:rPr>
-            <w:rtl/>
-            <w:cs/>
-            <w:lang w:val="ar_AE" w:bidi="ar_AE"/>
-          </w:rPr>
-          <w:rPr>
-            <w:color w:val="0000EE"/>
-            <w:u w:val="single"/>
-          </w:rPr>
-          <w:t>1 أخبار الأيام 5:7–9</w:t>
-        </w:r>
-      </w:hyperlink>
-    </w:p>
-    <w:p>
-      <w:pPr>
-        <w:pStyle w:val="ListBullet"/>
-        <w:bidi/>
-        <w:spacing w:line="240" w:lineRule="auto"/>
-        <w:ind w:left="720"/>
-      </w:pPr>
-      <w:r>
-        <w:rPr>
-          <w:rtl/>
-          <w:cs/>
-          <w:lang w:val="ar_AE" w:bidi="ar_AE"/>
-        </w:rPr>
-      </w:r>
-      <w:hyperlink r:id="rId14">
-        <w:r>
-          <w:rPr>
-            <w:rtl/>
-            <w:cs/>
-            <w:lang w:val="ar_AE" w:bidi="ar_AE"/>
-          </w:rPr>
-          <w:rPr>
-            <w:color w:val="0000EE"/>
-            <w:u w:val="single"/>
-          </w:rPr>
-          <w:t>2 أخبار الأيام 9:25–26</w:t>
-        </w:r>
-      </w:hyperlink>
-    </w:p>
-    <w:p>
-      <w:pPr>
-        <w:pStyle w:val="ListBullet"/>
-        <w:bidi/>
-        <w:spacing w:line="240" w:lineRule="auto"/>
-        <w:ind w:left="720"/>
-      </w:pPr>
-      <w:r>
-        <w:rPr>
-          <w:rtl/>
-          <w:cs/>
-          <w:lang w:val="ar_AE" w:bidi="ar_AE"/>
-        </w:rPr>
-      </w:r>
-      <w:hyperlink r:id="rId15">
-        <w:r>
-          <w:rPr>
-            <w:rtl/>
-            <w:cs/>
-            <w:lang w:val="ar_AE" w:bidi="ar_AE"/>
-          </w:rPr>
-          <w:rPr>
-            <w:color w:val="0000EE"/>
-            <w:u w:val="single"/>
-          </w:rPr>
-          <w:t>خروج 23:30–33</w:t>
-        </w:r>
-      </w:hyperlink>
-    </w:p>
-    <w:p>
-      <w:pPr>
-        <w:pStyle w:val="ListBullet"/>
-        <w:bidi/>
-        <w:spacing w:line="240" w:lineRule="auto"/>
-        <w:ind w:left="720"/>
-      </w:pPr>
-      <w:r>
-        <w:rPr>
-          <w:rtl/>
-          <w:cs/>
-          <w:lang w:val="ar_AE" w:bidi="ar_AE"/>
-        </w:rPr>
-      </w:r>
-      <w:hyperlink r:id="rId16">
-        <w:r>
-          <w:rPr>
-            <w:rtl/>
-            <w:cs/>
-            <w:lang w:val="ar_AE" w:bidi="ar_AE"/>
-          </w:rPr>
-          <w:rPr>
-            <w:color w:val="0000EE"/>
-            <w:u w:val="single"/>
-          </w:rPr>
-          <w:t>تكوين 2:13–14</w:t>
-        </w:r>
-      </w:hyperlink>
-    </w:p>
-    <w:p>
-      <w:pPr>
-        <w:pStyle w:val="ListBullet"/>
-        <w:bidi/>
-        <w:spacing w:line="240" w:lineRule="auto"/>
-        <w:ind w:left="720"/>
-      </w:pPr>
-      <w:r>
-        <w:rPr>
-          <w:rtl/>
-          <w:cs/>
-          <w:lang w:val="ar_AE" w:bidi="ar_AE"/>
-        </w:rPr>
-      </w:r>
-      <w:hyperlink r:id="rId17">
-        <w:r>
-          <w:rPr>
-            <w:rtl/>
-            <w:cs/>
-            <w:lang w:val="ar_AE" w:bidi="ar_AE"/>
-          </w:rPr>
-          <w:rPr>
-            <w:color w:val="0000EE"/>
-            <w:u w:val="single"/>
-          </w:rPr>
-          <w:t>إشعياء 7:20</w:t>
-        </w:r>
-      </w:hyperlink>
+      <w:r>
+        <w:rPr>
+          <w:rtl/>
+          <w:cs/>
+          <w:lang w:val="ar_AE" w:bidi="ar_AE"/>
+        </w:rPr>
+        <w:t>1 أخبار الأيام 5:7–9</w:t>
+      </w:r>
+    </w:p>
+    <w:p>
+      <w:pPr>
+        <w:pStyle w:val="ListBullet"/>
+        <w:bidi/>
+        <w:spacing w:line="240" w:lineRule="auto"/>
+        <w:ind w:left="720"/>
+      </w:pPr>
+      <w:r>
+        <w:rPr>
+          <w:rtl/>
+          <w:cs/>
+          <w:lang w:val="ar_AE" w:bidi="ar_AE"/>
+        </w:rPr>
+      </w:r>
+      <w:r>
+        <w:rPr>
+          <w:rtl/>
+          <w:cs/>
+          <w:lang w:val="ar_AE" w:bidi="ar_AE"/>
+        </w:rPr>
+        <w:t>2 أخبار الأيام 9:25–26</w:t>
+      </w:r>
+    </w:p>
+    <w:p>
+      <w:pPr>
+        <w:pStyle w:val="ListBullet"/>
+        <w:bidi/>
+        <w:spacing w:line="240" w:lineRule="auto"/>
+        <w:ind w:left="720"/>
+      </w:pPr>
+      <w:r>
+        <w:rPr>
+          <w:rtl/>
+          <w:cs/>
+          <w:lang w:val="ar_AE" w:bidi="ar_AE"/>
+        </w:rPr>
+      </w:r>
+      <w:r>
+        <w:rPr>
+          <w:rtl/>
+          <w:cs/>
+          <w:lang w:val="ar_AE" w:bidi="ar_AE"/>
+        </w:rPr>
+        <w:t>خروج 23:30–33</w:t>
+      </w:r>
+    </w:p>
+    <w:p>
+      <w:pPr>
+        <w:pStyle w:val="ListBullet"/>
+        <w:bidi/>
+        <w:spacing w:line="240" w:lineRule="auto"/>
+        <w:ind w:left="720"/>
+      </w:pPr>
+      <w:r>
+        <w:rPr>
+          <w:rtl/>
+          <w:cs/>
+          <w:lang w:val="ar_AE" w:bidi="ar_AE"/>
+        </w:rPr>
+      </w:r>
+      <w:r>
+        <w:rPr>
+          <w:rtl/>
+          <w:cs/>
+          <w:lang w:val="ar_AE" w:bidi="ar_AE"/>
+        </w:rPr>
+        <w:t>تكوين 2:13–14</w:t>
+      </w:r>
+    </w:p>
+    <w:p>
+      <w:pPr>
+        <w:pStyle w:val="ListBullet"/>
+        <w:bidi/>
+        <w:spacing w:line="240" w:lineRule="auto"/>
+        <w:ind w:left="720"/>
+      </w:pPr>
+      <w:r>
+        <w:rPr>
+          <w:rtl/>
+          <w:cs/>
+          <w:lang w:val="ar_AE" w:bidi="ar_AE"/>
+        </w:rPr>
+      </w:r>
+      <w:r>
+        <w:rPr>
+          <w:rtl/>
+          <w:cs/>
+          <w:lang w:val="ar_AE" w:bidi="ar_AE"/>
+        </w:rPr>
+        <w:t>إشعياء 7:20</w:t>
+      </w:r>
     </w:p>
     <w:p>
       <w:pPr>
@@ -1421,136 +1391,106 @@
           <w:lang w:val="ar_AE" w:bidi="ar_AE"/>
         </w:rPr>
       </w:r>
-      <w:hyperlink r:id="rId18">
-        <w:r>
-          <w:rPr>
-            <w:rtl/>
-            <w:cs/>
-            <w:lang w:val="ar_AE" w:bidi="ar_AE"/>
-          </w:rPr>
-          <w:rPr>
-            <w:color w:val="0000EE"/>
-            <w:u w:val="single"/>
-          </w:rPr>
-          <w:t>1 ملوك 9:20–21</w:t>
-        </w:r>
-      </w:hyperlink>
-    </w:p>
-    <w:p>
-      <w:pPr>
-        <w:pStyle w:val="ListBullet"/>
-        <w:bidi/>
-        <w:spacing w:line="240" w:lineRule="auto"/>
-        <w:ind w:left="720"/>
-      </w:pPr>
-      <w:r>
-        <w:rPr>
-          <w:rtl/>
-          <w:cs/>
-          <w:lang w:val="ar_AE" w:bidi="ar_AE"/>
-        </w:rPr>
-      </w:r>
-      <w:hyperlink r:id="rId19">
-        <w:r>
-          <w:rPr>
-            <w:rtl/>
-            <w:cs/>
-            <w:lang w:val="ar_AE" w:bidi="ar_AE"/>
-          </w:rPr>
-          <w:rPr>
-            <w:color w:val="0000EE"/>
-            <w:u w:val="single"/>
-          </w:rPr>
-          <w:t>2 أخبار الأيام 8:7–8</w:t>
-        </w:r>
-      </w:hyperlink>
-    </w:p>
-    <w:p>
-      <w:pPr>
-        <w:pStyle w:val="ListBullet"/>
-        <w:bidi/>
-        <w:spacing w:line="240" w:lineRule="auto"/>
-        <w:ind w:left="720"/>
-      </w:pPr>
-      <w:r>
-        <w:rPr>
-          <w:rtl/>
-          <w:cs/>
-          <w:lang w:val="ar_AE" w:bidi="ar_AE"/>
-        </w:rPr>
-      </w:r>
-      <w:hyperlink r:id="rId20">
-        <w:r>
-          <w:rPr>
-            <w:rtl/>
-            <w:cs/>
-            <w:lang w:val="ar_AE" w:bidi="ar_AE"/>
-          </w:rPr>
-          <w:rPr>
-            <w:color w:val="0000EE"/>
-            <w:u w:val="single"/>
-          </w:rPr>
-          <w:t>خروج 3:16–18</w:t>
-        </w:r>
-      </w:hyperlink>
-    </w:p>
-    <w:p>
-      <w:pPr>
-        <w:pStyle w:val="ListBullet"/>
-        <w:bidi/>
-        <w:spacing w:line="240" w:lineRule="auto"/>
-        <w:ind w:left="720"/>
-      </w:pPr>
-      <w:r>
-        <w:rPr>
-          <w:rtl/>
-          <w:cs/>
-          <w:lang w:val="ar_AE" w:bidi="ar_AE"/>
-        </w:rPr>
-      </w:r>
-      <w:hyperlink r:id="rId21">
-        <w:r>
-          <w:rPr>
-            <w:rtl/>
-            <w:cs/>
-            <w:lang w:val="ar_AE" w:bidi="ar_AE"/>
-          </w:rPr>
-          <w:rPr>
-            <w:color w:val="0000EE"/>
-            <w:u w:val="single"/>
-          </w:rPr>
-          <w:t>تكوين 13:7</w:t>
-        </w:r>
-      </w:hyperlink>
-    </w:p>
-    <w:p>
-      <w:pPr>
-        <w:pStyle w:val="ListBullet"/>
-        <w:bidi/>
-        <w:spacing w:line="240" w:lineRule="auto"/>
-        <w:ind w:left="720"/>
-      </w:pPr>
-      <w:r>
-        <w:rPr>
-          <w:rtl/>
-          <w:cs/>
-          <w:lang w:val="ar_AE" w:bidi="ar_AE"/>
-        </w:rPr>
-      </w:r>
-      <w:hyperlink r:id="rId22">
-        <w:r>
-          <w:rPr>
-            <w:rtl/>
-            <w:cs/>
-            <w:lang w:val="ar_AE" w:bidi="ar_AE"/>
-          </w:rPr>
-          <w:rPr>
-            <w:color w:val="0000EE"/>
-            <w:u w:val="single"/>
-          </w:rPr>
-          <w:t>يشوع 3:9–11</w:t>
-        </w:r>
-      </w:hyperlink>
+      <w:r>
+        <w:rPr>
+          <w:rtl/>
+          <w:cs/>
+          <w:lang w:val="ar_AE" w:bidi="ar_AE"/>
+        </w:rPr>
+        <w:t>1 ملوك 9:20–21</w:t>
+      </w:r>
+    </w:p>
+    <w:p>
+      <w:pPr>
+        <w:pStyle w:val="ListBullet"/>
+        <w:bidi/>
+        <w:spacing w:line="240" w:lineRule="auto"/>
+        <w:ind w:left="720"/>
+      </w:pPr>
+      <w:r>
+        <w:rPr>
+          <w:rtl/>
+          <w:cs/>
+          <w:lang w:val="ar_AE" w:bidi="ar_AE"/>
+        </w:rPr>
+      </w:r>
+      <w:r>
+        <w:rPr>
+          <w:rtl/>
+          <w:cs/>
+          <w:lang w:val="ar_AE" w:bidi="ar_AE"/>
+        </w:rPr>
+        <w:t>2 أخبار الأيام 8:7–8</w:t>
+      </w:r>
+    </w:p>
+    <w:p>
+      <w:pPr>
+        <w:pStyle w:val="ListBullet"/>
+        <w:bidi/>
+        <w:spacing w:line="240" w:lineRule="auto"/>
+        <w:ind w:left="720"/>
+      </w:pPr>
+      <w:r>
+        <w:rPr>
+          <w:rtl/>
+          <w:cs/>
+          <w:lang w:val="ar_AE" w:bidi="ar_AE"/>
+        </w:rPr>
+      </w:r>
+      <w:r>
+        <w:rPr>
+          <w:rtl/>
+          <w:cs/>
+          <w:lang w:val="ar_AE" w:bidi="ar_AE"/>
+        </w:rPr>
+        <w:t>خروج 3:16–18</w:t>
+      </w:r>
+    </w:p>
+    <w:p>
+      <w:pPr>
+        <w:pStyle w:val="ListBullet"/>
+        <w:bidi/>
+        <w:spacing w:line="240" w:lineRule="auto"/>
+        <w:ind w:left="720"/>
+      </w:pPr>
+      <w:r>
+        <w:rPr>
+          <w:rtl/>
+          <w:cs/>
+          <w:lang w:val="ar_AE" w:bidi="ar_AE"/>
+        </w:rPr>
+      </w:r>
+      <w:r>
+        <w:rPr>
+          <w:rtl/>
+          <w:cs/>
+          <w:lang w:val="ar_AE" w:bidi="ar_AE"/>
+        </w:rPr>
+        <w:t>تكوين 13:7</w:t>
+      </w:r>
+    </w:p>
+    <w:p>
+      <w:pPr>
+        <w:pStyle w:val="ListBullet"/>
+        <w:bidi/>
+        <w:spacing w:line="240" w:lineRule="auto"/>
+        <w:ind w:left="720"/>
+      </w:pPr>
+      <w:r>
+        <w:rPr>
+          <w:rtl/>
+          <w:cs/>
+          <w:lang w:val="ar_AE" w:bidi="ar_AE"/>
+        </w:rPr>
+      </w:r>
+      <w:r>
+        <w:rPr>
+          <w:rtl/>
+          <w:cs/>
+          <w:lang w:val="ar_AE" w:bidi="ar_AE"/>
+        </w:rPr>
+        <w:t>يشوع 3:9–11</w:t>
+      </w:r>
     </w:p>
     <w:p>
       <w:pPr>
@@ -1981,136 +1921,106 @@
           <w:lang w:val="ar_AE" w:bidi="ar_AE"/>
         </w:rPr>
       </w:r>
-      <w:hyperlink r:id="rId23">
-        <w:r>
-          <w:rPr>
-            <w:rtl/>
-            <w:cs/>
-            <w:lang w:val="ar_AE" w:bidi="ar_AE"/>
-          </w:rPr>
-          <w:rPr>
-            <w:color w:val="0000EE"/>
-            <w:u w:val="single"/>
-          </w:rPr>
-          <w:t>1 أخبار الأيام 18:9–11</w:t>
-        </w:r>
-      </w:hyperlink>
-    </w:p>
-    <w:p>
-      <w:pPr>
-        <w:pStyle w:val="ListBullet"/>
-        <w:bidi/>
-        <w:spacing w:line="240" w:lineRule="auto"/>
-        <w:ind w:left="720"/>
-      </w:pPr>
-      <w:r>
-        <w:rPr>
-          <w:rtl/>
-          <w:cs/>
-          <w:lang w:val="ar_AE" w:bidi="ar_AE"/>
-        </w:rPr>
-      </w:r>
-      <w:hyperlink r:id="rId24">
-        <w:r>
-          <w:rPr>
-            <w:rtl/>
-            <w:cs/>
-            <w:lang w:val="ar_AE" w:bidi="ar_AE"/>
-          </w:rPr>
-          <w:rPr>
-            <w:color w:val="0000EE"/>
-            <w:u w:val="single"/>
-          </w:rPr>
-          <w:t>1 صموئيل 13:4</w:t>
-        </w:r>
-      </w:hyperlink>
-    </w:p>
-    <w:p>
-      <w:pPr>
-        <w:pStyle w:val="ListBullet"/>
-        <w:bidi/>
-        <w:spacing w:line="240" w:lineRule="auto"/>
-        <w:ind w:left="720"/>
-      </w:pPr>
-      <w:r>
-        <w:rPr>
-          <w:rtl/>
-          <w:cs/>
-          <w:lang w:val="ar_AE" w:bidi="ar_AE"/>
-        </w:rPr>
-      </w:r>
-      <w:hyperlink r:id="rId14">
-        <w:r>
-          <w:rPr>
-            <w:rtl/>
-            <w:cs/>
-            <w:lang w:val="ar_AE" w:bidi="ar_AE"/>
-          </w:rPr>
-          <w:rPr>
-            <w:color w:val="0000EE"/>
-            <w:u w:val="single"/>
-          </w:rPr>
-          <w:t>2 أخبار الأيام 9:25–26</w:t>
-        </w:r>
-      </w:hyperlink>
-    </w:p>
-    <w:p>
-      <w:pPr>
-        <w:pStyle w:val="ListBullet"/>
-        <w:bidi/>
-        <w:spacing w:line="240" w:lineRule="auto"/>
-        <w:ind w:left="720"/>
-      </w:pPr>
-      <w:r>
-        <w:rPr>
-          <w:rtl/>
-          <w:cs/>
-          <w:lang w:val="ar_AE" w:bidi="ar_AE"/>
-        </w:rPr>
-      </w:r>
-      <w:hyperlink r:id="rId25">
-        <w:r>
-          <w:rPr>
-            <w:rtl/>
-            <w:cs/>
-            <w:lang w:val="ar_AE" w:bidi="ar_AE"/>
-          </w:rPr>
-          <w:rPr>
-            <w:color w:val="0000EE"/>
-            <w:u w:val="single"/>
-          </w:rPr>
-          <w:t>تكوين 10:11–14</w:t>
-        </w:r>
-      </w:hyperlink>
-    </w:p>
-    <w:p>
-      <w:pPr>
-        <w:pStyle w:val="ListBullet"/>
-        <w:bidi/>
-        <w:spacing w:line="240" w:lineRule="auto"/>
-        <w:ind w:left="720"/>
-      </w:pPr>
-      <w:r>
-        <w:rPr>
-          <w:rtl/>
-          <w:cs/>
-          <w:lang w:val="ar_AE" w:bidi="ar_AE"/>
-        </w:rPr>
-      </w:r>
-      <w:hyperlink r:id="rId26">
-        <w:r>
-          <w:rPr>
-            <w:rtl/>
-            <w:cs/>
-            <w:lang w:val="ar_AE" w:bidi="ar_AE"/>
-          </w:rPr>
-          <w:rPr>
-            <w:color w:val="0000EE"/>
-            <w:u w:val="single"/>
-          </w:rPr>
-          <w:t>مزمور 56:1–2</w:t>
-        </w:r>
-      </w:hyperlink>
+      <w:r>
+        <w:rPr>
+          <w:rtl/>
+          <w:cs/>
+          <w:lang w:val="ar_AE" w:bidi="ar_AE"/>
+        </w:rPr>
+        <w:t>1 أخبار الأيام 18:9–11</w:t>
+      </w:r>
+    </w:p>
+    <w:p>
+      <w:pPr>
+        <w:pStyle w:val="ListBullet"/>
+        <w:bidi/>
+        <w:spacing w:line="240" w:lineRule="auto"/>
+        <w:ind w:left="720"/>
+      </w:pPr>
+      <w:r>
+        <w:rPr>
+          <w:rtl/>
+          <w:cs/>
+          <w:lang w:val="ar_AE" w:bidi="ar_AE"/>
+        </w:rPr>
+      </w:r>
+      <w:r>
+        <w:rPr>
+          <w:rtl/>
+          <w:cs/>
+          <w:lang w:val="ar_AE" w:bidi="ar_AE"/>
+        </w:rPr>
+        <w:t>1 صموئيل 13:4</w:t>
+      </w:r>
+    </w:p>
+    <w:p>
+      <w:pPr>
+        <w:pStyle w:val="ListBullet"/>
+        <w:bidi/>
+        <w:spacing w:line="240" w:lineRule="auto"/>
+        <w:ind w:left="720"/>
+      </w:pPr>
+      <w:r>
+        <w:rPr>
+          <w:rtl/>
+          <w:cs/>
+          <w:lang w:val="ar_AE" w:bidi="ar_AE"/>
+        </w:rPr>
+      </w:r>
+      <w:r>
+        <w:rPr>
+          <w:rtl/>
+          <w:cs/>
+          <w:lang w:val="ar_AE" w:bidi="ar_AE"/>
+        </w:rPr>
+        <w:t>2 أخبار الأيام 9:25–26</w:t>
+      </w:r>
+    </w:p>
+    <w:p>
+      <w:pPr>
+        <w:pStyle w:val="ListBullet"/>
+        <w:bidi/>
+        <w:spacing w:line="240" w:lineRule="auto"/>
+        <w:ind w:left="720"/>
+      </w:pPr>
+      <w:r>
+        <w:rPr>
+          <w:rtl/>
+          <w:cs/>
+          <w:lang w:val="ar_AE" w:bidi="ar_AE"/>
+        </w:rPr>
+      </w:r>
+      <w:r>
+        <w:rPr>
+          <w:rtl/>
+          <w:cs/>
+          <w:lang w:val="ar_AE" w:bidi="ar_AE"/>
+        </w:rPr>
+        <w:t>تكوين 10:11–14</w:t>
+      </w:r>
+    </w:p>
+    <w:p>
+      <w:pPr>
+        <w:pStyle w:val="ListBullet"/>
+        <w:bidi/>
+        <w:spacing w:line="240" w:lineRule="auto"/>
+        <w:ind w:left="720"/>
+      </w:pPr>
+      <w:r>
+        <w:rPr>
+          <w:rtl/>
+          <w:cs/>
+          <w:lang w:val="ar_AE" w:bidi="ar_AE"/>
+        </w:rPr>
+      </w:r>
+      <w:r>
+        <w:rPr>
+          <w:rtl/>
+          <w:cs/>
+          <w:lang w:val="ar_AE" w:bidi="ar_AE"/>
+        </w:rPr>
+        <w:t>مزمور 56:1–2</w:t>
+      </w:r>
     </w:p>
     <w:p>
       <w:pPr>
@@ -2470,136 +2380,106 @@
           <w:lang w:val="ar_AE" w:bidi="ar_AE"/>
         </w:rPr>
       </w:r>
-      <w:hyperlink r:id="rId27">
-        <w:r>
-          <w:rPr>
-            <w:rtl/>
-            <w:cs/>
-            <w:lang w:val="ar_AE" w:bidi="ar_AE"/>
-          </w:rPr>
-          <w:rPr>
-            <w:color w:val="0000EE"/>
-            <w:u w:val="single"/>
-          </w:rPr>
-          <w:t>1 ملوك 11:18</w:t>
-        </w:r>
-      </w:hyperlink>
-    </w:p>
-    <w:p>
-      <w:pPr>
-        <w:pStyle w:val="ListBullet"/>
-        <w:bidi/>
-        <w:spacing w:line="240" w:lineRule="auto"/>
-        <w:ind w:left="720"/>
-      </w:pPr>
-      <w:r>
-        <w:rPr>
-          <w:rtl/>
-          <w:cs/>
-          <w:lang w:val="ar_AE" w:bidi="ar_AE"/>
-        </w:rPr>
-      </w:r>
-      <w:hyperlink r:id="rId28">
-        <w:r>
-          <w:rPr>
-            <w:rtl/>
-            <w:cs/>
-            <w:lang w:val="ar_AE" w:bidi="ar_AE"/>
-          </w:rPr>
-          <w:rPr>
-            <w:color w:val="0000EE"/>
-            <w:u w:val="single"/>
-          </w:rPr>
-          <w:t>1 صموئيل 25:1</w:t>
-        </w:r>
-      </w:hyperlink>
-    </w:p>
-    <w:p>
-      <w:pPr>
-        <w:pStyle w:val="ListBullet"/>
-        <w:bidi/>
-        <w:spacing w:line="240" w:lineRule="auto"/>
-        <w:ind w:left="720"/>
-      </w:pPr>
-      <w:r>
-        <w:rPr>
-          <w:rtl/>
-          <w:cs/>
-          <w:lang w:val="ar_AE" w:bidi="ar_AE"/>
-        </w:rPr>
-      </w:r>
-      <w:hyperlink r:id="rId29">
-        <w:r>
-          <w:rPr>
-            <w:rtl/>
-            <w:cs/>
-            <w:lang w:val="ar_AE" w:bidi="ar_AE"/>
-          </w:rPr>
-          <w:rPr>
-            <w:color w:val="0000EE"/>
-            <w:u w:val="single"/>
-          </w:rPr>
-          <w:t>تكوين 21:19–21</w:t>
-        </w:r>
-      </w:hyperlink>
-    </w:p>
-    <w:p>
-      <w:pPr>
-        <w:pStyle w:val="ListBullet"/>
-        <w:bidi/>
-        <w:spacing w:line="240" w:lineRule="auto"/>
-        <w:ind w:left="720"/>
-      </w:pPr>
-      <w:r>
-        <w:rPr>
-          <w:rtl/>
-          <w:cs/>
-          <w:lang w:val="ar_AE" w:bidi="ar_AE"/>
-        </w:rPr>
-      </w:r>
-      <w:hyperlink r:id="rId30">
-        <w:r>
-          <w:rPr>
-            <w:rtl/>
-            <w:cs/>
-            <w:lang w:val="ar_AE" w:bidi="ar_AE"/>
-          </w:rPr>
-          <w:rPr>
-            <w:color w:val="0000EE"/>
-            <w:u w:val="single"/>
-          </w:rPr>
-          <w:t>عدد 10:11–13</w:t>
-        </w:r>
-      </w:hyperlink>
-    </w:p>
-    <w:p>
-      <w:pPr>
-        <w:pStyle w:val="ListBullet"/>
-        <w:bidi/>
-        <w:spacing w:line="240" w:lineRule="auto"/>
-        <w:ind w:left="720"/>
-      </w:pPr>
-      <w:r>
-        <w:rPr>
-          <w:rtl/>
-          <w:cs/>
-          <w:lang w:val="ar_AE" w:bidi="ar_AE"/>
-        </w:rPr>
-      </w:r>
-      <w:hyperlink r:id="rId31">
-        <w:r>
-          <w:rPr>
-            <w:rtl/>
-            <w:cs/>
-            <w:lang w:val="ar_AE" w:bidi="ar_AE"/>
-          </w:rPr>
-          <w:rPr>
-            <w:color w:val="0000EE"/>
-            <w:u w:val="single"/>
-          </w:rPr>
-          <w:t>عدد 13:3–4</w:t>
-        </w:r>
-      </w:hyperlink>
+      <w:r>
+        <w:rPr>
+          <w:rtl/>
+          <w:cs/>
+          <w:lang w:val="ar_AE" w:bidi="ar_AE"/>
+        </w:rPr>
+        <w:t>1 ملوك 11:18</w:t>
+      </w:r>
+    </w:p>
+    <w:p>
+      <w:pPr>
+        <w:pStyle w:val="ListBullet"/>
+        <w:bidi/>
+        <w:spacing w:line="240" w:lineRule="auto"/>
+        <w:ind w:left="720"/>
+      </w:pPr>
+      <w:r>
+        <w:rPr>
+          <w:rtl/>
+          <w:cs/>
+          <w:lang w:val="ar_AE" w:bidi="ar_AE"/>
+        </w:rPr>
+      </w:r>
+      <w:r>
+        <w:rPr>
+          <w:rtl/>
+          <w:cs/>
+          <w:lang w:val="ar_AE" w:bidi="ar_AE"/>
+        </w:rPr>
+        <w:t>1 صموئيل 25:1</w:t>
+      </w:r>
+    </w:p>
+    <w:p>
+      <w:pPr>
+        <w:pStyle w:val="ListBullet"/>
+        <w:bidi/>
+        <w:spacing w:line="240" w:lineRule="auto"/>
+        <w:ind w:left="720"/>
+      </w:pPr>
+      <w:r>
+        <w:rPr>
+          <w:rtl/>
+          <w:cs/>
+          <w:lang w:val="ar_AE" w:bidi="ar_AE"/>
+        </w:rPr>
+      </w:r>
+      <w:r>
+        <w:rPr>
+          <w:rtl/>
+          <w:cs/>
+          <w:lang w:val="ar_AE" w:bidi="ar_AE"/>
+        </w:rPr>
+        <w:t>تكوين 21:19–21</w:t>
+      </w:r>
+    </w:p>
+    <w:p>
+      <w:pPr>
+        <w:pStyle w:val="ListBullet"/>
+        <w:bidi/>
+        <w:spacing w:line="240" w:lineRule="auto"/>
+        <w:ind w:left="720"/>
+      </w:pPr>
+      <w:r>
+        <w:rPr>
+          <w:rtl/>
+          <w:cs/>
+          <w:lang w:val="ar_AE" w:bidi="ar_AE"/>
+        </w:rPr>
+      </w:r>
+      <w:r>
+        <w:rPr>
+          <w:rtl/>
+          <w:cs/>
+          <w:lang w:val="ar_AE" w:bidi="ar_AE"/>
+        </w:rPr>
+        <w:t>عدد 10:11–13</w:t>
+      </w:r>
+    </w:p>
+    <w:p>
+      <w:pPr>
+        <w:pStyle w:val="ListBullet"/>
+        <w:bidi/>
+        <w:spacing w:line="240" w:lineRule="auto"/>
+        <w:ind w:left="720"/>
+      </w:pPr>
+      <w:r>
+        <w:rPr>
+          <w:rtl/>
+          <w:cs/>
+          <w:lang w:val="ar_AE" w:bidi="ar_AE"/>
+        </w:rPr>
+      </w:r>
+      <w:r>
+        <w:rPr>
+          <w:rtl/>
+          <w:cs/>
+          <w:lang w:val="ar_AE" w:bidi="ar_AE"/>
+        </w:rPr>
+        <w:t>عدد 13:3–4</w:t>
+      </w:r>
     </w:p>
     <w:p>
       <w:pPr>
@@ -2839,165 +2719,129 @@
           <w:lang w:val="ar_AE" w:bidi="ar_AE"/>
         </w:rPr>
       </w:r>
-      <w:hyperlink r:id="rId32">
-        <w:r>
-          <w:rPr>
-            <w:rtl/>
-            <w:cs/>
-            <w:lang w:val="ar_AE" w:bidi="ar_AE"/>
-          </w:rPr>
-          <w:rPr>
-            <w:color w:val="0000EE"/>
-            <w:u w:val="single"/>
-          </w:rPr>
-          <w:t>1 ملوك 6:7–8</w:t>
-        </w:r>
-      </w:hyperlink>
-    </w:p>
-    <w:p>
-      <w:pPr>
-        <w:pStyle w:val="ListBullet"/>
-        <w:bidi/>
-        <w:spacing w:line="240" w:lineRule="auto"/>
-        <w:ind w:left="720"/>
-      </w:pPr>
-      <w:r>
-        <w:rPr>
-          <w:rtl/>
-          <w:cs/>
-          <w:lang w:val="ar_AE" w:bidi="ar_AE"/>
-        </w:rPr>
-      </w:r>
-      <w:hyperlink r:id="rId33">
-        <w:r>
-          <w:rPr>
-            <w:rtl/>
-            <w:cs/>
-            <w:lang w:val="ar_AE" w:bidi="ar_AE"/>
-          </w:rPr>
-          <w:rPr>
-            <w:color w:val="0000EE"/>
-            <w:u w:val="single"/>
-          </w:rPr>
-          <w:t>2 ملوك 6:5</w:t>
-        </w:r>
-      </w:hyperlink>
-    </w:p>
-    <w:p>
-      <w:pPr>
-        <w:pStyle w:val="ListBullet"/>
-        <w:bidi/>
-        <w:spacing w:line="240" w:lineRule="auto"/>
-        <w:ind w:left="720"/>
-      </w:pPr>
-      <w:r>
-        <w:rPr>
-          <w:rtl/>
-          <w:cs/>
-          <w:lang w:val="ar_AE" w:bidi="ar_AE"/>
-        </w:rPr>
-      </w:r>
-      <w:hyperlink r:id="rId34">
-        <w:r>
-          <w:rPr>
-            <w:rtl/>
-            <w:cs/>
-            <w:lang w:val="ar_AE" w:bidi="ar_AE"/>
-          </w:rPr>
-          <w:rPr>
-            <w:color w:val="0000EE"/>
-            <w:u w:val="single"/>
-          </w:rPr>
-          <w:t>قضاة 9:48–49</w:t>
-        </w:r>
-      </w:hyperlink>
-    </w:p>
-    <w:p>
-      <w:pPr>
-        <w:pStyle w:val="ListBullet"/>
-        <w:bidi/>
-        <w:spacing w:line="240" w:lineRule="auto"/>
-        <w:ind w:left="720"/>
-      </w:pPr>
-      <w:r>
-        <w:rPr>
-          <w:rtl/>
-          <w:cs/>
-          <w:lang w:val="ar_AE" w:bidi="ar_AE"/>
-        </w:rPr>
-      </w:r>
-      <w:hyperlink r:id="rId35">
-        <w:r>
-          <w:rPr>
-            <w:rtl/>
-            <w:cs/>
-            <w:lang w:val="ar_AE" w:bidi="ar_AE"/>
-          </w:rPr>
-          <w:rPr>
-            <w:color w:val="0000EE"/>
-            <w:u w:val="single"/>
-          </w:rPr>
-          <w:t>لوقا 3:9</w:t>
-        </w:r>
-      </w:hyperlink>
-    </w:p>
-    <w:p>
-      <w:pPr>
-        <w:pStyle w:val="ListBullet"/>
-        <w:bidi/>
-        <w:spacing w:line="240" w:lineRule="auto"/>
-        <w:ind w:left="720"/>
-      </w:pPr>
-      <w:r>
-        <w:rPr>
-          <w:rtl/>
-          <w:cs/>
-          <w:lang w:val="ar_AE" w:bidi="ar_AE"/>
-        </w:rPr>
-      </w:r>
-      <w:hyperlink r:id="rId36">
-        <w:r>
-          <w:rPr>
-            <w:rtl/>
-            <w:cs/>
-            <w:lang w:val="ar_AE" w:bidi="ar_AE"/>
-          </w:rPr>
-          <w:rPr>
-            <w:color w:val="0000EE"/>
-            <w:u w:val="single"/>
-          </w:rPr>
-          <w:t>متى 3:10</w:t>
-        </w:r>
-      </w:hyperlink>
-    </w:p>
-    <w:p>
-      <w:pPr>
-        <w:pStyle w:val="ListBullet"/>
-        <w:bidi/>
-        <w:spacing w:line="240" w:lineRule="auto"/>
-        <w:ind w:left="720"/>
-      </w:pPr>
-      <w:r>
-        <w:rPr>
-          <w:rtl/>
-          <w:cs/>
-          <w:lang w:val="ar_AE" w:bidi="ar_AE"/>
-        </w:rPr>
-      </w:r>
-      <w:hyperlink r:id="rId37">
-        <w:r>
-          <w:rPr>
-            <w:rtl/>
-            <w:cs/>
-            <w:lang w:val="ar_AE" w:bidi="ar_AE"/>
-          </w:rPr>
-          <w:rPr>
-            <w:color w:val="0000EE"/>
-            <w:u w:val="single"/>
-          </w:rPr>
-          <w:t>مزمور 35:3</w:t>
-        </w:r>
-      </w:hyperlink>
+      <w:r>
+        <w:rPr>
+          <w:rtl/>
+          <w:cs/>
+          <w:lang w:val="ar_AE" w:bidi="ar_AE"/>
+        </w:rPr>
+        <w:t>1 ملوك 6:7–8</w:t>
+      </w:r>
+    </w:p>
+    <w:p>
+      <w:pPr>
+        <w:pStyle w:val="ListBullet"/>
+        <w:bidi/>
+        <w:spacing w:line="240" w:lineRule="auto"/>
+        <w:ind w:left="720"/>
+      </w:pPr>
+      <w:r>
+        <w:rPr>
+          <w:rtl/>
+          <w:cs/>
+          <w:lang w:val="ar_AE" w:bidi="ar_AE"/>
+        </w:rPr>
+      </w:r>
+      <w:r>
+        <w:rPr>
+          <w:rtl/>
+          <w:cs/>
+          <w:lang w:val="ar_AE" w:bidi="ar_AE"/>
+        </w:rPr>
+        <w:t>2 ملوك 6:5</w:t>
+      </w:r>
+    </w:p>
+    <w:p>
+      <w:pPr>
+        <w:pStyle w:val="ListBullet"/>
+        <w:bidi/>
+        <w:spacing w:line="240" w:lineRule="auto"/>
+        <w:ind w:left="720"/>
+      </w:pPr>
+      <w:r>
+        <w:rPr>
+          <w:rtl/>
+          <w:cs/>
+          <w:lang w:val="ar_AE" w:bidi="ar_AE"/>
+        </w:rPr>
+      </w:r>
+      <w:r>
+        <w:rPr>
+          <w:rtl/>
+          <w:cs/>
+          <w:lang w:val="ar_AE" w:bidi="ar_AE"/>
+        </w:rPr>
+        <w:t>قضاة 9:48–49</w:t>
+      </w:r>
+    </w:p>
+    <w:p>
+      <w:pPr>
+        <w:pStyle w:val="ListBullet"/>
+        <w:bidi/>
+        <w:spacing w:line="240" w:lineRule="auto"/>
+        <w:ind w:left="720"/>
+      </w:pPr>
+      <w:r>
+        <w:rPr>
+          <w:rtl/>
+          <w:cs/>
+          <w:lang w:val="ar_AE" w:bidi="ar_AE"/>
+        </w:rPr>
+      </w:r>
+      <w:r>
+        <w:rPr>
+          <w:rtl/>
+          <w:cs/>
+          <w:lang w:val="ar_AE" w:bidi="ar_AE"/>
+        </w:rPr>
+        <w:t>لوقا 3:9</w:t>
+      </w:r>
+    </w:p>
+    <w:p>
+      <w:pPr>
+        <w:pStyle w:val="ListBullet"/>
+        <w:bidi/>
+        <w:spacing w:line="240" w:lineRule="auto"/>
+        <w:ind w:left="720"/>
+      </w:pPr>
+      <w:r>
+        <w:rPr>
+          <w:rtl/>
+          <w:cs/>
+          <w:lang w:val="ar_AE" w:bidi="ar_AE"/>
+        </w:rPr>
+      </w:r>
+      <w:r>
+        <w:rPr>
+          <w:rtl/>
+          <w:cs/>
+          <w:lang w:val="ar_AE" w:bidi="ar_AE"/>
+        </w:rPr>
+        <w:t>متى 3:10</w:t>
+      </w:r>
+    </w:p>
+    <w:p>
+      <w:pPr>
+        <w:pStyle w:val="ListBullet"/>
+        <w:bidi/>
+        <w:spacing w:line="240" w:lineRule="auto"/>
+        <w:ind w:left="720"/>
+      </w:pPr>
+      <w:r>
+        <w:rPr>
+          <w:rtl/>
+          <w:cs/>
+          <w:lang w:val="ar_AE" w:bidi="ar_AE"/>
+        </w:rPr>
+      </w:r>
+      <w:r>
+        <w:rPr>
+          <w:rtl/>
+          <w:cs/>
+          <w:lang w:val="ar_AE" w:bidi="ar_AE"/>
+        </w:rPr>
+        <w:t>مزمور 35:3</w:t>
+      </w:r>
     </w:p>
     <w:p>
       <w:pPr>
@@ -3356,136 +3200,106 @@
           <w:lang w:val="ar_AE" w:bidi="ar_AE"/>
         </w:rPr>
       </w:r>
-      <w:hyperlink r:id="rId38">
-        <w:r>
-          <w:rPr>
-            <w:rtl/>
-            <w:cs/>
-            <w:lang w:val="ar_AE" w:bidi="ar_AE"/>
-          </w:rPr>
-          <w:rPr>
-            <w:color w:val="0000EE"/>
-            <w:u w:val="single"/>
-          </w:rPr>
-          <w:t>حزقيال 20:42–44</w:t>
-        </w:r>
-      </w:hyperlink>
-    </w:p>
-    <w:p>
-      <w:pPr>
-        <w:pStyle w:val="ListBullet"/>
-        <w:bidi/>
-        <w:spacing w:line="240" w:lineRule="auto"/>
-        <w:ind w:left="720"/>
-      </w:pPr>
-      <w:r>
-        <w:rPr>
-          <w:rtl/>
-          <w:cs/>
-          <w:lang w:val="ar_AE" w:bidi="ar_AE"/>
-        </w:rPr>
-      </w:r>
-      <w:hyperlink r:id="rId39">
-        <w:r>
-          <w:rPr>
-            <w:rtl/>
-            <w:cs/>
-            <w:lang w:val="ar_AE" w:bidi="ar_AE"/>
-          </w:rPr>
-          <w:rPr>
-            <w:color w:val="0000EE"/>
-            <w:u w:val="single"/>
-          </w:rPr>
-          <w:t>غلاطية 6:6–8</w:t>
-        </w:r>
-      </w:hyperlink>
-    </w:p>
-    <w:p>
-      <w:pPr>
-        <w:pStyle w:val="ListBullet"/>
-        <w:bidi/>
-        <w:spacing w:line="240" w:lineRule="auto"/>
-        <w:ind w:left="720"/>
-      </w:pPr>
-      <w:r>
-        <w:rPr>
-          <w:rtl/>
-          <w:cs/>
-          <w:lang w:val="ar_AE" w:bidi="ar_AE"/>
-        </w:rPr>
-      </w:r>
-      <w:hyperlink r:id="rId40">
-        <w:r>
-          <w:rPr>
-            <w:rtl/>
-            <w:cs/>
-            <w:lang w:val="ar_AE" w:bidi="ar_AE"/>
-          </w:rPr>
-          <w:rPr>
-            <w:color w:val="0000EE"/>
-            <w:u w:val="single"/>
-          </w:rPr>
-          <w:t>تكوين 6:12</w:t>
-        </w:r>
-      </w:hyperlink>
-    </w:p>
-    <w:p>
-      <w:pPr>
-        <w:pStyle w:val="ListBullet"/>
-        <w:bidi/>
-        <w:spacing w:line="240" w:lineRule="auto"/>
-        <w:ind w:left="720"/>
-      </w:pPr>
-      <w:r>
-        <w:rPr>
-          <w:rtl/>
-          <w:cs/>
-          <w:lang w:val="ar_AE" w:bidi="ar_AE"/>
-        </w:rPr>
-      </w:r>
-      <w:hyperlink r:id="rId41">
-        <w:r>
-          <w:rPr>
-            <w:rtl/>
-            <w:cs/>
-            <w:lang w:val="ar_AE" w:bidi="ar_AE"/>
-          </w:rPr>
-          <w:rPr>
-            <w:color w:val="0000EE"/>
-            <w:u w:val="single"/>
-          </w:rPr>
-          <w:t>متى 12:33–35</w:t>
-        </w:r>
-      </w:hyperlink>
-    </w:p>
-    <w:p>
-      <w:pPr>
-        <w:pStyle w:val="ListBullet"/>
-        <w:bidi/>
-        <w:spacing w:line="240" w:lineRule="auto"/>
-        <w:ind w:left="720"/>
-      </w:pPr>
-      <w:r>
-        <w:rPr>
-          <w:rtl/>
-          <w:cs/>
-          <w:lang w:val="ar_AE" w:bidi="ar_AE"/>
-        </w:rPr>
-      </w:r>
-      <w:hyperlink r:id="rId42">
-        <w:r>
-          <w:rPr>
-            <w:rtl/>
-            <w:cs/>
-            <w:lang w:val="ar_AE" w:bidi="ar_AE"/>
-          </w:rPr>
-          <w:rPr>
-            <w:color w:val="0000EE"/>
-            <w:u w:val="single"/>
-          </w:rPr>
-          <w:t>مزمور 14:1</w:t>
-        </w:r>
-      </w:hyperlink>
+      <w:r>
+        <w:rPr>
+          <w:rtl/>
+          <w:cs/>
+          <w:lang w:val="ar_AE" w:bidi="ar_AE"/>
+        </w:rPr>
+        <w:t>حزقيال 20:42–44</w:t>
+      </w:r>
+    </w:p>
+    <w:p>
+      <w:pPr>
+        <w:pStyle w:val="ListBullet"/>
+        <w:bidi/>
+        <w:spacing w:line="240" w:lineRule="auto"/>
+        <w:ind w:left="720"/>
+      </w:pPr>
+      <w:r>
+        <w:rPr>
+          <w:rtl/>
+          <w:cs/>
+          <w:lang w:val="ar_AE" w:bidi="ar_AE"/>
+        </w:rPr>
+      </w:r>
+      <w:r>
+        <w:rPr>
+          <w:rtl/>
+          <w:cs/>
+          <w:lang w:val="ar_AE" w:bidi="ar_AE"/>
+        </w:rPr>
+        <w:t>غلاطية 6:6–8</w:t>
+      </w:r>
+    </w:p>
+    <w:p>
+      <w:pPr>
+        <w:pStyle w:val="ListBullet"/>
+        <w:bidi/>
+        <w:spacing w:line="240" w:lineRule="auto"/>
+        <w:ind w:left="720"/>
+      </w:pPr>
+      <w:r>
+        <w:rPr>
+          <w:rtl/>
+          <w:cs/>
+          <w:lang w:val="ar_AE" w:bidi="ar_AE"/>
+        </w:rPr>
+      </w:r>
+      <w:r>
+        <w:rPr>
+          <w:rtl/>
+          <w:cs/>
+          <w:lang w:val="ar_AE" w:bidi="ar_AE"/>
+        </w:rPr>
+        <w:t>تكوين 6:12</w:t>
+      </w:r>
+    </w:p>
+    <w:p>
+      <w:pPr>
+        <w:pStyle w:val="ListBullet"/>
+        <w:bidi/>
+        <w:spacing w:line="240" w:lineRule="auto"/>
+        <w:ind w:left="720"/>
+      </w:pPr>
+      <w:r>
+        <w:rPr>
+          <w:rtl/>
+          <w:cs/>
+          <w:lang w:val="ar_AE" w:bidi="ar_AE"/>
+        </w:rPr>
+      </w:r>
+      <w:r>
+        <w:rPr>
+          <w:rtl/>
+          <w:cs/>
+          <w:lang w:val="ar_AE" w:bidi="ar_AE"/>
+        </w:rPr>
+        <w:t>متى 12:33–35</w:t>
+      </w:r>
+    </w:p>
+    <w:p>
+      <w:pPr>
+        <w:pStyle w:val="ListBullet"/>
+        <w:bidi/>
+        <w:spacing w:line="240" w:lineRule="auto"/>
+        <w:ind w:left="720"/>
+      </w:pPr>
+      <w:r>
+        <w:rPr>
+          <w:rtl/>
+          <w:cs/>
+          <w:lang w:val="ar_AE" w:bidi="ar_AE"/>
+        </w:rPr>
+      </w:r>
+      <w:r>
+        <w:rPr>
+          <w:rtl/>
+          <w:cs/>
+          <w:lang w:val="ar_AE" w:bidi="ar_AE"/>
+        </w:rPr>
+        <w:t>مزمور 14:1</w:t>
+      </w:r>
     </w:p>
     <w:p>
       <w:pPr>
@@ -3878,107 +3692,83 @@
           <w:lang w:val="ar_AE" w:bidi="ar_AE"/>
         </w:rPr>
       </w:r>
-      <w:hyperlink r:id="rId43">
-        <w:r>
-          <w:rPr>
-            <w:rtl/>
-            <w:cs/>
-            <w:lang w:val="ar_AE" w:bidi="ar_AE"/>
-          </w:rPr>
-          <w:rPr>
-            <w:color w:val="0000EE"/>
-            <w:u w:val="single"/>
-          </w:rPr>
-          <w:t>الجامعة7 :26</w:t>
-        </w:r>
-      </w:hyperlink>
-    </w:p>
-    <w:p>
-      <w:pPr>
-        <w:pStyle w:val="ListBullet"/>
-        <w:bidi/>
-        <w:spacing w:line="240" w:lineRule="auto"/>
-        <w:ind w:left="720"/>
-      </w:pPr>
-      <w:r>
-        <w:rPr>
-          <w:rtl/>
-          <w:cs/>
-          <w:lang w:val="ar_AE" w:bidi="ar_AE"/>
-        </w:rPr>
-      </w:r>
-      <w:hyperlink r:id="rId44">
-        <w:r>
-          <w:rPr>
-            <w:rtl/>
-            <w:cs/>
-            <w:lang w:val="ar_AE" w:bidi="ar_AE"/>
-          </w:rPr>
-          <w:rPr>
-            <w:color w:val="0000EE"/>
-            <w:u w:val="single"/>
-          </w:rPr>
-          <w:t>لوقا21 :34</w:t>
-        </w:r>
-      </w:hyperlink>
-    </w:p>
-    <w:p>
-      <w:pPr>
-        <w:pStyle w:val="ListBullet"/>
-        <w:bidi/>
-        <w:spacing w:line="240" w:lineRule="auto"/>
-        <w:ind w:left="720"/>
-      </w:pPr>
-      <w:r>
-        <w:rPr>
-          <w:rtl/>
-          <w:cs/>
-          <w:lang w:val="ar_AE" w:bidi="ar_AE"/>
-        </w:rPr>
-      </w:r>
-      <w:hyperlink r:id="rId45">
-        <w:r>
-          <w:rPr>
-            <w:rtl/>
-            <w:cs/>
-            <w:lang w:val="ar_AE" w:bidi="ar_AE"/>
-          </w:rPr>
-          <w:rPr>
-            <w:color w:val="0000EE"/>
-            <w:u w:val="single"/>
-          </w:rPr>
-          <w:t>مرقس12 :13</w:t>
-        </w:r>
-      </w:hyperlink>
-    </w:p>
-    <w:p>
-      <w:pPr>
-        <w:pStyle w:val="ListBullet"/>
-        <w:bidi/>
-        <w:spacing w:line="240" w:lineRule="auto"/>
-        <w:ind w:left="720"/>
-      </w:pPr>
-      <w:r>
-        <w:rPr>
-          <w:rtl/>
-          <w:cs/>
-          <w:lang w:val="ar_AE" w:bidi="ar_AE"/>
-        </w:rPr>
-      </w:r>
-      <w:hyperlink r:id="rId46">
-        <w:r>
-          <w:rPr>
-            <w:rtl/>
-            <w:cs/>
-            <w:lang w:val="ar_AE" w:bidi="ar_AE"/>
-          </w:rPr>
-          <w:rPr>
-            <w:color w:val="0000EE"/>
-            <w:u w:val="single"/>
-          </w:rPr>
-          <w:t>مزامير18 :5</w:t>
-        </w:r>
-      </w:hyperlink>
+      <w:r>
+        <w:rPr>
+          <w:rtl/>
+          <w:cs/>
+          <w:lang w:val="ar_AE" w:bidi="ar_AE"/>
+        </w:rPr>
+        <w:t>الجامعة7 :26</w:t>
+      </w:r>
+    </w:p>
+    <w:p>
+      <w:pPr>
+        <w:pStyle w:val="ListBullet"/>
+        <w:bidi/>
+        <w:spacing w:line="240" w:lineRule="auto"/>
+        <w:ind w:left="720"/>
+      </w:pPr>
+      <w:r>
+        <w:rPr>
+          <w:rtl/>
+          <w:cs/>
+          <w:lang w:val="ar_AE" w:bidi="ar_AE"/>
+        </w:rPr>
+      </w:r>
+      <w:r>
+        <w:rPr>
+          <w:rtl/>
+          <w:cs/>
+          <w:lang w:val="ar_AE" w:bidi="ar_AE"/>
+        </w:rPr>
+        <w:t>لوقا21 :34</w:t>
+      </w:r>
+    </w:p>
+    <w:p>
+      <w:pPr>
+        <w:pStyle w:val="ListBullet"/>
+        <w:bidi/>
+        <w:spacing w:line="240" w:lineRule="auto"/>
+        <w:ind w:left="720"/>
+      </w:pPr>
+      <w:r>
+        <w:rPr>
+          <w:rtl/>
+          <w:cs/>
+          <w:lang w:val="ar_AE" w:bidi="ar_AE"/>
+        </w:rPr>
+      </w:r>
+      <w:r>
+        <w:rPr>
+          <w:rtl/>
+          <w:cs/>
+          <w:lang w:val="ar_AE" w:bidi="ar_AE"/>
+        </w:rPr>
+        <w:t>مرقس12 :13</w:t>
+      </w:r>
+    </w:p>
+    <w:p>
+      <w:pPr>
+        <w:pStyle w:val="ListBullet"/>
+        <w:bidi/>
+        <w:spacing w:line="240" w:lineRule="auto"/>
+        <w:ind w:left="720"/>
+      </w:pPr>
+      <w:r>
+        <w:rPr>
+          <w:rtl/>
+          <w:cs/>
+          <w:lang w:val="ar_AE" w:bidi="ar_AE"/>
+        </w:rPr>
+      </w:r>
+      <w:r>
+        <w:rPr>
+          <w:rtl/>
+          <w:cs/>
+          <w:lang w:val="ar_AE" w:bidi="ar_AE"/>
+        </w:rPr>
+        <w:t>مزامير18 :5</w:t>
+      </w:r>
     </w:p>
     <w:p>
       <w:pPr>
@@ -4402,78 +4192,60 @@
           <w:lang w:val="ar_AE" w:bidi="ar_AE"/>
         </w:rPr>
       </w:r>
-      <w:hyperlink r:id="rId47">
-        <w:r>
-          <w:rPr>
-            <w:rtl/>
-            <w:cs/>
-            <w:lang w:val="ar_AE" w:bidi="ar_AE"/>
-          </w:rPr>
-          <w:rPr>
-            <w:color w:val="0000EE"/>
-            <w:u w:val="single"/>
-          </w:rPr>
-          <w:t>تكوين 28:2</w:t>
-        </w:r>
-      </w:hyperlink>
-    </w:p>
-    <w:p>
-      <w:pPr>
-        <w:pStyle w:val="ListBullet"/>
-        <w:bidi/>
-        <w:spacing w:line="240" w:lineRule="auto"/>
-        <w:ind w:left="720"/>
-      </w:pPr>
-      <w:r>
-        <w:rPr>
-          <w:rtl/>
-          <w:cs/>
-          <w:lang w:val="ar_AE" w:bidi="ar_AE"/>
-        </w:rPr>
-      </w:r>
-      <w:hyperlink r:id="rId48">
-        <w:r>
-          <w:rPr>
-            <w:rtl/>
-            <w:cs/>
-            <w:lang w:val="ar_AE" w:bidi="ar_AE"/>
-          </w:rPr>
-          <w:rPr>
-            <w:color w:val="0000EE"/>
-            <w:u w:val="single"/>
-          </w:rPr>
-          <w:t>تكوين 35:9</w:t>
-        </w:r>
-      </w:hyperlink>
-    </w:p>
-    <w:p>
-      <w:pPr>
-        <w:pStyle w:val="ListBullet"/>
-        <w:bidi/>
-        <w:spacing w:line="240" w:lineRule="auto"/>
-        <w:ind w:left="720"/>
-      </w:pPr>
-      <w:r>
-        <w:rPr>
-          <w:rtl/>
-          <w:cs/>
-          <w:lang w:val="ar_AE" w:bidi="ar_AE"/>
-        </w:rPr>
-      </w:r>
-      <w:hyperlink r:id="rId49">
-        <w:r>
-          <w:rPr>
-            <w:rtl/>
-            <w:cs/>
-            <w:lang w:val="ar_AE" w:bidi="ar_AE"/>
-          </w:rPr>
-          <w:rPr>
-            <w:color w:val="0000EE"/>
-            <w:u w:val="single"/>
-          </w:rPr>
-          <w:t>تكوين 46:12–15</w:t>
-        </w:r>
-      </w:hyperlink>
+      <w:r>
+        <w:rPr>
+          <w:rtl/>
+          <w:cs/>
+          <w:lang w:val="ar_AE" w:bidi="ar_AE"/>
+        </w:rPr>
+        <w:t>تكوين 28:2</w:t>
+      </w:r>
+    </w:p>
+    <w:p>
+      <w:pPr>
+        <w:pStyle w:val="ListBullet"/>
+        <w:bidi/>
+        <w:spacing w:line="240" w:lineRule="auto"/>
+        <w:ind w:left="720"/>
+      </w:pPr>
+      <w:r>
+        <w:rPr>
+          <w:rtl/>
+          <w:cs/>
+          <w:lang w:val="ar_AE" w:bidi="ar_AE"/>
+        </w:rPr>
+      </w:r>
+      <w:r>
+        <w:rPr>
+          <w:rtl/>
+          <w:cs/>
+          <w:lang w:val="ar_AE" w:bidi="ar_AE"/>
+        </w:rPr>
+        <w:t>تكوين 35:9</w:t>
+      </w:r>
+    </w:p>
+    <w:p>
+      <w:pPr>
+        <w:pStyle w:val="ListBullet"/>
+        <w:bidi/>
+        <w:spacing w:line="240" w:lineRule="auto"/>
+        <w:ind w:left="720"/>
+      </w:pPr>
+      <w:r>
+        <w:rPr>
+          <w:rtl/>
+          <w:cs/>
+          <w:lang w:val="ar_AE" w:bidi="ar_AE"/>
+        </w:rPr>
+      </w:r>
+      <w:r>
+        <w:rPr>
+          <w:rtl/>
+          <w:cs/>
+          <w:lang w:val="ar_AE" w:bidi="ar_AE"/>
+        </w:rPr>
+        <w:t>تكوين 46:12–15</w:t>
+      </w:r>
     </w:p>
     <w:p>
       <w:pPr>
@@ -4848,165 +4620,129 @@
           <w:lang w:val="ar_AE" w:bidi="ar_AE"/>
         </w:rPr>
       </w:r>
-      <w:hyperlink r:id="rId50">
-        <w:r>
-          <w:rPr>
-            <w:rtl/>
-            <w:cs/>
-            <w:lang w:val="ar_AE" w:bidi="ar_AE"/>
-          </w:rPr>
-          <w:rPr>
-            <w:color w:val="0000EE"/>
-            <w:u w:val="single"/>
-          </w:rPr>
-          <w:t>تيموثاوس الأولى 2: 6</w:t>
-        </w:r>
-      </w:hyperlink>
-    </w:p>
-    <w:p>
-      <w:pPr>
-        <w:pStyle w:val="ListBullet"/>
-        <w:bidi/>
-        <w:spacing w:line="240" w:lineRule="auto"/>
-        <w:ind w:left="720"/>
-      </w:pPr>
-      <w:r>
-        <w:rPr>
-          <w:rtl/>
-          <w:cs/>
-          <w:lang w:val="ar_AE" w:bidi="ar_AE"/>
-        </w:rPr>
-      </w:r>
-      <w:hyperlink r:id="rId51">
-        <w:r>
-          <w:rPr>
-            <w:rtl/>
-            <w:cs/>
-            <w:lang w:val="ar_AE" w:bidi="ar_AE"/>
-          </w:rPr>
-          <w:rPr>
-            <w:color w:val="0000EE"/>
-            <w:u w:val="single"/>
-          </w:rPr>
-          <w:t>إشعياء 43: 3</w:t>
-        </w:r>
-      </w:hyperlink>
-    </w:p>
-    <w:p>
-      <w:pPr>
-        <w:pStyle w:val="ListBullet"/>
-        <w:bidi/>
-        <w:spacing w:line="240" w:lineRule="auto"/>
-        <w:ind w:left="720"/>
-      </w:pPr>
-      <w:r>
-        <w:rPr>
-          <w:rtl/>
-          <w:cs/>
-          <w:lang w:val="ar_AE" w:bidi="ar_AE"/>
-        </w:rPr>
-      </w:r>
-      <w:hyperlink r:id="rId52">
-        <w:r>
-          <w:rPr>
-            <w:rtl/>
-            <w:cs/>
-            <w:lang w:val="ar_AE" w:bidi="ar_AE"/>
-          </w:rPr>
-          <w:rPr>
-            <w:color w:val="0000EE"/>
-            <w:u w:val="single"/>
-          </w:rPr>
-          <w:t>أيوب 6: 23</w:t>
-        </w:r>
-      </w:hyperlink>
-    </w:p>
-    <w:p>
-      <w:pPr>
-        <w:pStyle w:val="ListBullet"/>
-        <w:bidi/>
-        <w:spacing w:line="240" w:lineRule="auto"/>
-        <w:ind w:left="720"/>
-      </w:pPr>
-      <w:r>
-        <w:rPr>
-          <w:rtl/>
-          <w:cs/>
-          <w:lang w:val="ar_AE" w:bidi="ar_AE"/>
-        </w:rPr>
-      </w:r>
-      <w:hyperlink r:id="rId53">
-        <w:r>
-          <w:rPr>
-            <w:rtl/>
-            <w:cs/>
-            <w:lang w:val="ar_AE" w:bidi="ar_AE"/>
-          </w:rPr>
-          <w:rPr>
-            <w:color w:val="0000EE"/>
-            <w:u w:val="single"/>
-          </w:rPr>
-          <w:t>لاويين 19: 20</w:t>
-        </w:r>
-      </w:hyperlink>
-    </w:p>
-    <w:p>
-      <w:pPr>
-        <w:pStyle w:val="ListBullet"/>
-        <w:bidi/>
-        <w:spacing w:line="240" w:lineRule="auto"/>
-        <w:ind w:left="720"/>
-      </w:pPr>
-      <w:r>
-        <w:rPr>
-          <w:rtl/>
-          <w:cs/>
-          <w:lang w:val="ar_AE" w:bidi="ar_AE"/>
-        </w:rPr>
-      </w:r>
-      <w:hyperlink r:id="rId54">
-        <w:r>
-          <w:rPr>
-            <w:rtl/>
-            <w:cs/>
-            <w:lang w:val="ar_AE" w:bidi="ar_AE"/>
-          </w:rPr>
-          <w:rPr>
-            <w:color w:val="0000EE"/>
-            <w:u w:val="single"/>
-          </w:rPr>
-          <w:t>متى 20: 28</w:t>
-        </w:r>
-      </w:hyperlink>
-    </w:p>
-    <w:p>
-      <w:pPr>
-        <w:pStyle w:val="ListBullet"/>
-        <w:bidi/>
-        <w:spacing w:line="240" w:lineRule="auto"/>
-        <w:ind w:left="720"/>
-      </w:pPr>
-      <w:r>
-        <w:rPr>
-          <w:rtl/>
-          <w:cs/>
-          <w:lang w:val="ar_AE" w:bidi="ar_AE"/>
-        </w:rPr>
-      </w:r>
-      <w:hyperlink r:id="rId55">
-        <w:r>
-          <w:rPr>
-            <w:rtl/>
-            <w:cs/>
-            <w:lang w:val="ar_AE" w:bidi="ar_AE"/>
-          </w:rPr>
-          <w:rPr>
-            <w:color w:val="0000EE"/>
-            <w:u w:val="single"/>
-          </w:rPr>
-          <w:t>مزامير 49: 7</w:t>
-        </w:r>
-      </w:hyperlink>
+      <w:r>
+        <w:rPr>
+          <w:rtl/>
+          <w:cs/>
+          <w:lang w:val="ar_AE" w:bidi="ar_AE"/>
+        </w:rPr>
+        <w:t>تيموثاوس الأولى 2: 6</w:t>
+      </w:r>
+    </w:p>
+    <w:p>
+      <w:pPr>
+        <w:pStyle w:val="ListBullet"/>
+        <w:bidi/>
+        <w:spacing w:line="240" w:lineRule="auto"/>
+        <w:ind w:left="720"/>
+      </w:pPr>
+      <w:r>
+        <w:rPr>
+          <w:rtl/>
+          <w:cs/>
+          <w:lang w:val="ar_AE" w:bidi="ar_AE"/>
+        </w:rPr>
+      </w:r>
+      <w:r>
+        <w:rPr>
+          <w:rtl/>
+          <w:cs/>
+          <w:lang w:val="ar_AE" w:bidi="ar_AE"/>
+        </w:rPr>
+        <w:t>إشعياء 43: 3</w:t>
+      </w:r>
+    </w:p>
+    <w:p>
+      <w:pPr>
+        <w:pStyle w:val="ListBullet"/>
+        <w:bidi/>
+        <w:spacing w:line="240" w:lineRule="auto"/>
+        <w:ind w:left="720"/>
+      </w:pPr>
+      <w:r>
+        <w:rPr>
+          <w:rtl/>
+          <w:cs/>
+          <w:lang w:val="ar_AE" w:bidi="ar_AE"/>
+        </w:rPr>
+      </w:r>
+      <w:r>
+        <w:rPr>
+          <w:rtl/>
+          <w:cs/>
+          <w:lang w:val="ar_AE" w:bidi="ar_AE"/>
+        </w:rPr>
+        <w:t>أيوب 6: 23</w:t>
+      </w:r>
+    </w:p>
+    <w:p>
+      <w:pPr>
+        <w:pStyle w:val="ListBullet"/>
+        <w:bidi/>
+        <w:spacing w:line="240" w:lineRule="auto"/>
+        <w:ind w:left="720"/>
+      </w:pPr>
+      <w:r>
+        <w:rPr>
+          <w:rtl/>
+          <w:cs/>
+          <w:lang w:val="ar_AE" w:bidi="ar_AE"/>
+        </w:rPr>
+      </w:r>
+      <w:r>
+        <w:rPr>
+          <w:rtl/>
+          <w:cs/>
+          <w:lang w:val="ar_AE" w:bidi="ar_AE"/>
+        </w:rPr>
+        <w:t>لاويين 19: 20</w:t>
+      </w:r>
+    </w:p>
+    <w:p>
+      <w:pPr>
+        <w:pStyle w:val="ListBullet"/>
+        <w:bidi/>
+        <w:spacing w:line="240" w:lineRule="auto"/>
+        <w:ind w:left="720"/>
+      </w:pPr>
+      <w:r>
+        <w:rPr>
+          <w:rtl/>
+          <w:cs/>
+          <w:lang w:val="ar_AE" w:bidi="ar_AE"/>
+        </w:rPr>
+      </w:r>
+      <w:r>
+        <w:rPr>
+          <w:rtl/>
+          <w:cs/>
+          <w:lang w:val="ar_AE" w:bidi="ar_AE"/>
+        </w:rPr>
+        <w:t>متى 20: 28</w:t>
+      </w:r>
+    </w:p>
+    <w:p>
+      <w:pPr>
+        <w:pStyle w:val="ListBullet"/>
+        <w:bidi/>
+        <w:spacing w:line="240" w:lineRule="auto"/>
+        <w:ind w:left="720"/>
+      </w:pPr>
+      <w:r>
+        <w:rPr>
+          <w:rtl/>
+          <w:cs/>
+          <w:lang w:val="ar_AE" w:bidi="ar_AE"/>
+        </w:rPr>
+      </w:r>
+      <w:r>
+        <w:rPr>
+          <w:rtl/>
+          <w:cs/>
+          <w:lang w:val="ar_AE" w:bidi="ar_AE"/>
+        </w:rPr>
+        <w:t>مزامير 49: 7</w:t>
+      </w:r>
     </w:p>
     <w:p>
       <w:pPr>
@@ -5492,513 +5228,405 @@
           <w:lang w:val="ar_AE" w:bidi="ar_AE"/>
         </w:rPr>
       </w:r>
-      <w:hyperlink r:id="rId56">
-        <w:r>
-          <w:rPr>
-            <w:rtl/>
-            <w:cs/>
-            <w:lang w:val="ar_AE" w:bidi="ar_AE"/>
-          </w:rPr>
-          <w:rPr>
-            <w:color w:val="0000EE"/>
-            <w:u w:val="single"/>
-          </w:rPr>
-          <w:t>نحميا 8: 10</w:t>
-        </w:r>
-      </w:hyperlink>
-    </w:p>
-    <w:p>
-      <w:pPr>
-        <w:pStyle w:val="ListBullet"/>
-        <w:bidi/>
-        <w:spacing w:line="240" w:lineRule="auto"/>
-        <w:ind w:left="720"/>
-      </w:pPr>
-      <w:r>
-        <w:rPr>
-          <w:rtl/>
-          <w:cs/>
-          <w:lang w:val="ar_AE" w:bidi="ar_AE"/>
-        </w:rPr>
-      </w:r>
-      <w:hyperlink r:id="rId57">
-        <w:r>
-          <w:rPr>
-            <w:rtl/>
-            <w:cs/>
-            <w:lang w:val="ar_AE" w:bidi="ar_AE"/>
-          </w:rPr>
-          <w:rPr>
-            <w:color w:val="0000EE"/>
-            <w:u w:val="single"/>
-          </w:rPr>
-          <w:t>مزمور 48: 2</w:t>
-        </w:r>
-      </w:hyperlink>
-    </w:p>
-    <w:p>
-      <w:pPr>
-        <w:pStyle w:val="ListBullet"/>
-        <w:bidi/>
-        <w:spacing w:line="240" w:lineRule="auto"/>
-        <w:ind w:left="720"/>
-      </w:pPr>
-      <w:r>
-        <w:rPr>
-          <w:rtl/>
-          <w:cs/>
-          <w:lang w:val="ar_AE" w:bidi="ar_AE"/>
-        </w:rPr>
-      </w:r>
-      <w:hyperlink r:id="rId58">
-        <w:r>
-          <w:rPr>
-            <w:rtl/>
-            <w:cs/>
-            <w:lang w:val="ar_AE" w:bidi="ar_AE"/>
-          </w:rPr>
-          <w:rPr>
-            <w:color w:val="0000EE"/>
-            <w:u w:val="single"/>
-          </w:rPr>
-          <w:t>إشعياء 56: 6–7</w:t>
-        </w:r>
-      </w:hyperlink>
-    </w:p>
-    <w:p>
-      <w:pPr>
-        <w:pStyle w:val="ListBullet"/>
-        <w:bidi/>
-        <w:spacing w:line="240" w:lineRule="auto"/>
-        <w:ind w:left="720"/>
-      </w:pPr>
-      <w:r>
-        <w:rPr>
-          <w:rtl/>
-          <w:cs/>
-          <w:lang w:val="ar_AE" w:bidi="ar_AE"/>
-        </w:rPr>
-      </w:r>
-      <w:hyperlink r:id="rId59">
-        <w:r>
-          <w:rPr>
-            <w:rtl/>
-            <w:cs/>
-            <w:lang w:val="ar_AE" w:bidi="ar_AE"/>
-          </w:rPr>
-          <w:rPr>
-            <w:color w:val="0000EE"/>
-            <w:u w:val="single"/>
-          </w:rPr>
-          <w:t>إرميا 15: 15–16</w:t>
-        </w:r>
-      </w:hyperlink>
-    </w:p>
-    <w:p>
-      <w:pPr>
-        <w:pStyle w:val="ListBullet"/>
-        <w:bidi/>
-        <w:spacing w:line="240" w:lineRule="auto"/>
-        <w:ind w:left="720"/>
-      </w:pPr>
-      <w:r>
-        <w:rPr>
-          <w:rtl/>
-          <w:cs/>
-          <w:lang w:val="ar_AE" w:bidi="ar_AE"/>
-        </w:rPr>
-      </w:r>
-      <w:hyperlink r:id="rId60">
-        <w:r>
-          <w:rPr>
-            <w:rtl/>
-            <w:cs/>
-            <w:lang w:val="ar_AE" w:bidi="ar_AE"/>
-          </w:rPr>
-          <w:rPr>
-            <w:color w:val="0000EE"/>
-            <w:u w:val="single"/>
-          </w:rPr>
-          <w:t>متى 2: 9–10</w:t>
-        </w:r>
-      </w:hyperlink>
-    </w:p>
-    <w:p>
-      <w:pPr>
-        <w:pStyle w:val="ListBullet"/>
-        <w:bidi/>
-        <w:spacing w:line="240" w:lineRule="auto"/>
-        <w:ind w:left="720"/>
-      </w:pPr>
-      <w:r>
-        <w:rPr>
-          <w:rtl/>
-          <w:cs/>
-          <w:lang w:val="ar_AE" w:bidi="ar_AE"/>
-        </w:rPr>
-      </w:r>
-      <w:hyperlink r:id="rId61">
-        <w:r>
-          <w:rPr>
-            <w:rtl/>
-            <w:cs/>
-            <w:lang w:val="ar_AE" w:bidi="ar_AE"/>
-          </w:rPr>
-          <w:rPr>
-            <w:color w:val="0000EE"/>
-            <w:u w:val="single"/>
-          </w:rPr>
-          <w:t>لوقا 15: 7</w:t>
-        </w:r>
-      </w:hyperlink>
-    </w:p>
-    <w:p>
-      <w:pPr>
-        <w:pStyle w:val="ListBullet"/>
-        <w:bidi/>
-        <w:spacing w:line="240" w:lineRule="auto"/>
-        <w:ind w:left="720"/>
-      </w:pPr>
-      <w:r>
-        <w:rPr>
-          <w:rtl/>
-          <w:cs/>
-          <w:lang w:val="ar_AE" w:bidi="ar_AE"/>
-        </w:rPr>
-      </w:r>
-      <w:hyperlink r:id="rId62">
-        <w:r>
-          <w:rPr>
-            <w:rtl/>
-            <w:cs/>
-            <w:lang w:val="ar_AE" w:bidi="ar_AE"/>
-          </w:rPr>
-          <w:rPr>
-            <w:color w:val="0000EE"/>
-            <w:u w:val="single"/>
-          </w:rPr>
-          <w:t>لوقا 19: 37–38</w:t>
-        </w:r>
-      </w:hyperlink>
-    </w:p>
-    <w:p>
-      <w:pPr>
-        <w:pStyle w:val="ListBullet"/>
-        <w:bidi/>
-        <w:spacing w:line="240" w:lineRule="auto"/>
-        <w:ind w:left="720"/>
-      </w:pPr>
-      <w:r>
-        <w:rPr>
-          <w:rtl/>
-          <w:cs/>
-          <w:lang w:val="ar_AE" w:bidi="ar_AE"/>
-        </w:rPr>
-      </w:r>
-      <w:hyperlink r:id="rId63">
-        <w:r>
-          <w:rPr>
-            <w:rtl/>
-            <w:cs/>
-            <w:lang w:val="ar_AE" w:bidi="ar_AE"/>
-          </w:rPr>
-          <w:rPr>
-            <w:color w:val="0000EE"/>
-            <w:u w:val="single"/>
-          </w:rPr>
-          <w:t>يوحنا 3: 29</w:t>
-        </w:r>
-      </w:hyperlink>
-    </w:p>
-    <w:p>
-      <w:pPr>
-        <w:pStyle w:val="ListBullet"/>
-        <w:bidi/>
-        <w:spacing w:line="240" w:lineRule="auto"/>
-        <w:ind w:left="720"/>
-      </w:pPr>
-      <w:r>
-        <w:rPr>
-          <w:rtl/>
-          <w:cs/>
-          <w:lang w:val="ar_AE" w:bidi="ar_AE"/>
-        </w:rPr>
-      </w:r>
-      <w:hyperlink r:id="rId64">
-        <w:r>
-          <w:rPr>
-            <w:rtl/>
-            <w:cs/>
-            <w:lang w:val="ar_AE" w:bidi="ar_AE"/>
-          </w:rPr>
-          <w:rPr>
-            <w:color w:val="0000EE"/>
-            <w:u w:val="single"/>
-          </w:rPr>
-          <w:t>أعمال 16: 32–34</w:t>
-        </w:r>
-      </w:hyperlink>
-    </w:p>
-    <w:p>
-      <w:pPr>
-        <w:pStyle w:val="ListBullet"/>
-        <w:bidi/>
-        <w:spacing w:line="240" w:lineRule="auto"/>
-        <w:ind w:left="720"/>
-      </w:pPr>
-      <w:r>
-        <w:rPr>
-          <w:rtl/>
-          <w:cs/>
-          <w:lang w:val="ar_AE" w:bidi="ar_AE"/>
-        </w:rPr>
-      </w:r>
-      <w:hyperlink r:id="rId65">
-        <w:r>
-          <w:rPr>
-            <w:rtl/>
-            <w:cs/>
-            <w:lang w:val="ar_AE" w:bidi="ar_AE"/>
-          </w:rPr>
-          <w:rPr>
-            <w:color w:val="0000EE"/>
-            <w:u w:val="single"/>
-          </w:rPr>
-          <w:t>رومية 5: 1–2</w:t>
-        </w:r>
-      </w:hyperlink>
-    </w:p>
-    <w:p>
-      <w:pPr>
-        <w:pStyle w:val="ListBullet"/>
-        <w:bidi/>
-        <w:spacing w:line="240" w:lineRule="auto"/>
-        <w:ind w:left="720"/>
-      </w:pPr>
-      <w:r>
-        <w:rPr>
-          <w:rtl/>
-          <w:cs/>
-          <w:lang w:val="ar_AE" w:bidi="ar_AE"/>
-        </w:rPr>
-      </w:r>
-      <w:hyperlink r:id="rId66">
-        <w:r>
-          <w:rPr>
-            <w:rtl/>
-            <w:cs/>
-            <w:lang w:val="ar_AE" w:bidi="ar_AE"/>
-          </w:rPr>
-          <w:rPr>
-            <w:color w:val="0000EE"/>
-            <w:u w:val="single"/>
-          </w:rPr>
-          <w:t>رومية 15: 30–32</w:t>
-        </w:r>
-      </w:hyperlink>
-    </w:p>
-    <w:p>
-      <w:pPr>
-        <w:pStyle w:val="ListBullet"/>
-        <w:bidi/>
-        <w:spacing w:line="240" w:lineRule="auto"/>
-        <w:ind w:left="720"/>
-      </w:pPr>
-      <w:r>
-        <w:rPr>
-          <w:rtl/>
-          <w:cs/>
-          <w:lang w:val="ar_AE" w:bidi="ar_AE"/>
-        </w:rPr>
-      </w:r>
-      <w:hyperlink r:id="rId67">
-        <w:r>
-          <w:rPr>
-            <w:rtl/>
-            <w:cs/>
-            <w:lang w:val="ar_AE" w:bidi="ar_AE"/>
-          </w:rPr>
-          <w:rPr>
-            <w:color w:val="0000EE"/>
-            <w:u w:val="single"/>
-          </w:rPr>
-          <w:t>غلاطية 5: 23</w:t>
-        </w:r>
-      </w:hyperlink>
-    </w:p>
-    <w:p>
-      <w:pPr>
-        <w:pStyle w:val="ListBullet"/>
-        <w:bidi/>
-        <w:spacing w:line="240" w:lineRule="auto"/>
-        <w:ind w:left="720"/>
-      </w:pPr>
-      <w:r>
-        <w:rPr>
-          <w:rtl/>
-          <w:cs/>
-          <w:lang w:val="ar_AE" w:bidi="ar_AE"/>
-        </w:rPr>
-      </w:r>
-      <w:hyperlink r:id="rId68">
-        <w:r>
-          <w:rPr>
-            <w:rtl/>
-            <w:cs/>
-            <w:lang w:val="ar_AE" w:bidi="ar_AE"/>
-          </w:rPr>
-          <w:rPr>
-            <w:color w:val="0000EE"/>
-            <w:u w:val="single"/>
-          </w:rPr>
-          <w:t>فيلبي 4: 10–13</w:t>
-        </w:r>
-      </w:hyperlink>
-    </w:p>
-    <w:p>
-      <w:pPr>
-        <w:pStyle w:val="ListBullet"/>
-        <w:bidi/>
-        <w:spacing w:line="240" w:lineRule="auto"/>
-        <w:ind w:left="720"/>
-      </w:pPr>
-      <w:r>
-        <w:rPr>
-          <w:rtl/>
-          <w:cs/>
-          <w:lang w:val="ar_AE" w:bidi="ar_AE"/>
-        </w:rPr>
-      </w:r>
-      <w:hyperlink r:id="rId69">
-        <w:r>
-          <w:rPr>
-            <w:rtl/>
-            <w:cs/>
-            <w:lang w:val="ar_AE" w:bidi="ar_AE"/>
-          </w:rPr>
-          <w:rPr>
-            <w:color w:val="0000EE"/>
-            <w:u w:val="single"/>
-          </w:rPr>
-          <w:t>1 تسالونيكي 1: 6–7</w:t>
-        </w:r>
-      </w:hyperlink>
-    </w:p>
-    <w:p>
-      <w:pPr>
-        <w:pStyle w:val="ListBullet"/>
-        <w:bidi/>
-        <w:spacing w:line="240" w:lineRule="auto"/>
-        <w:ind w:left="720"/>
-      </w:pPr>
-      <w:r>
-        <w:rPr>
-          <w:rtl/>
-          <w:cs/>
-          <w:lang w:val="ar_AE" w:bidi="ar_AE"/>
-        </w:rPr>
-      </w:r>
-      <w:hyperlink r:id="rId70">
-        <w:r>
-          <w:rPr>
-            <w:rtl/>
-            <w:cs/>
-            <w:lang w:val="ar_AE" w:bidi="ar_AE"/>
-          </w:rPr>
-          <w:rPr>
-            <w:color w:val="0000EE"/>
-            <w:u w:val="single"/>
-          </w:rPr>
-          <w:t>1 تسالونيكي 5: 16</w:t>
-        </w:r>
-      </w:hyperlink>
-    </w:p>
-    <w:p>
-      <w:pPr>
-        <w:pStyle w:val="ListBullet"/>
-        <w:bidi/>
-        <w:spacing w:line="240" w:lineRule="auto"/>
-        <w:ind w:left="720"/>
-      </w:pPr>
-      <w:r>
-        <w:rPr>
-          <w:rtl/>
-          <w:cs/>
-          <w:lang w:val="ar_AE" w:bidi="ar_AE"/>
-        </w:rPr>
-      </w:r>
-      <w:hyperlink r:id="rId71">
-        <w:r>
-          <w:rPr>
-            <w:rtl/>
-            <w:cs/>
-            <w:lang w:val="ar_AE" w:bidi="ar_AE"/>
-          </w:rPr>
-          <w:rPr>
-            <w:color w:val="0000EE"/>
-            <w:u w:val="single"/>
-          </w:rPr>
-          <w:t>فليمون 1: 4–7</w:t>
-        </w:r>
-      </w:hyperlink>
-    </w:p>
-    <w:p>
-      <w:pPr>
-        <w:pStyle w:val="ListBullet"/>
-        <w:bidi/>
-        <w:spacing w:line="240" w:lineRule="auto"/>
-        <w:ind w:left="720"/>
-      </w:pPr>
-      <w:r>
-        <w:rPr>
-          <w:rtl/>
-          <w:cs/>
-          <w:lang w:val="ar_AE" w:bidi="ar_AE"/>
-        </w:rPr>
-      </w:r>
-      <w:hyperlink r:id="rId72">
-        <w:r>
-          <w:rPr>
-            <w:rtl/>
-            <w:cs/>
-            <w:lang w:val="ar_AE" w:bidi="ar_AE"/>
-          </w:rPr>
-          <w:rPr>
-            <w:color w:val="0000EE"/>
-            <w:u w:val="single"/>
-          </w:rPr>
-          <w:t>يعقوب 1: 2</w:t>
-        </w:r>
-      </w:hyperlink>
-    </w:p>
-    <w:p>
-      <w:pPr>
-        <w:pStyle w:val="ListBullet"/>
-        <w:bidi/>
-        <w:spacing w:line="240" w:lineRule="auto"/>
-        <w:ind w:left="720"/>
-      </w:pPr>
-      <w:r>
-        <w:rPr>
-          <w:rtl/>
-          <w:cs/>
-          <w:lang w:val="ar_AE" w:bidi="ar_AE"/>
-        </w:rPr>
-      </w:r>
-      <w:hyperlink r:id="rId73">
-        <w:r>
-          <w:rPr>
-            <w:rtl/>
-            <w:cs/>
-            <w:lang w:val="ar_AE" w:bidi="ar_AE"/>
-          </w:rPr>
-          <w:rPr>
-            <w:color w:val="0000EE"/>
-            <w:u w:val="single"/>
-          </w:rPr>
-          <w:t>3 يوحنا 1: 1–4</w:t>
-        </w:r>
-      </w:hyperlink>
+      <w:r>
+        <w:rPr>
+          <w:rtl/>
+          <w:cs/>
+          <w:lang w:val="ar_AE" w:bidi="ar_AE"/>
+        </w:rPr>
+        <w:t>نحميا 8: 10</w:t>
+      </w:r>
+    </w:p>
+    <w:p>
+      <w:pPr>
+        <w:pStyle w:val="ListBullet"/>
+        <w:bidi/>
+        <w:spacing w:line="240" w:lineRule="auto"/>
+        <w:ind w:left="720"/>
+      </w:pPr>
+      <w:r>
+        <w:rPr>
+          <w:rtl/>
+          <w:cs/>
+          <w:lang w:val="ar_AE" w:bidi="ar_AE"/>
+        </w:rPr>
+      </w:r>
+      <w:r>
+        <w:rPr>
+          <w:rtl/>
+          <w:cs/>
+          <w:lang w:val="ar_AE" w:bidi="ar_AE"/>
+        </w:rPr>
+        <w:t>مزمور 48: 2</w:t>
+      </w:r>
+    </w:p>
+    <w:p>
+      <w:pPr>
+        <w:pStyle w:val="ListBullet"/>
+        <w:bidi/>
+        <w:spacing w:line="240" w:lineRule="auto"/>
+        <w:ind w:left="720"/>
+      </w:pPr>
+      <w:r>
+        <w:rPr>
+          <w:rtl/>
+          <w:cs/>
+          <w:lang w:val="ar_AE" w:bidi="ar_AE"/>
+        </w:rPr>
+      </w:r>
+      <w:r>
+        <w:rPr>
+          <w:rtl/>
+          <w:cs/>
+          <w:lang w:val="ar_AE" w:bidi="ar_AE"/>
+        </w:rPr>
+        <w:t>إشعياء 56: 6–7</w:t>
+      </w:r>
+    </w:p>
+    <w:p>
+      <w:pPr>
+        <w:pStyle w:val="ListBullet"/>
+        <w:bidi/>
+        <w:spacing w:line="240" w:lineRule="auto"/>
+        <w:ind w:left="720"/>
+      </w:pPr>
+      <w:r>
+        <w:rPr>
+          <w:rtl/>
+          <w:cs/>
+          <w:lang w:val="ar_AE" w:bidi="ar_AE"/>
+        </w:rPr>
+      </w:r>
+      <w:r>
+        <w:rPr>
+          <w:rtl/>
+          <w:cs/>
+          <w:lang w:val="ar_AE" w:bidi="ar_AE"/>
+        </w:rPr>
+        <w:t>إرميا 15: 15–16</w:t>
+      </w:r>
+    </w:p>
+    <w:p>
+      <w:pPr>
+        <w:pStyle w:val="ListBullet"/>
+        <w:bidi/>
+        <w:spacing w:line="240" w:lineRule="auto"/>
+        <w:ind w:left="720"/>
+      </w:pPr>
+      <w:r>
+        <w:rPr>
+          <w:rtl/>
+          <w:cs/>
+          <w:lang w:val="ar_AE" w:bidi="ar_AE"/>
+        </w:rPr>
+      </w:r>
+      <w:r>
+        <w:rPr>
+          <w:rtl/>
+          <w:cs/>
+          <w:lang w:val="ar_AE" w:bidi="ar_AE"/>
+        </w:rPr>
+        <w:t>متى 2: 9–10</w:t>
+      </w:r>
+    </w:p>
+    <w:p>
+      <w:pPr>
+        <w:pStyle w:val="ListBullet"/>
+        <w:bidi/>
+        <w:spacing w:line="240" w:lineRule="auto"/>
+        <w:ind w:left="720"/>
+      </w:pPr>
+      <w:r>
+        <w:rPr>
+          <w:rtl/>
+          <w:cs/>
+          <w:lang w:val="ar_AE" w:bidi="ar_AE"/>
+        </w:rPr>
+      </w:r>
+      <w:r>
+        <w:rPr>
+          <w:rtl/>
+          <w:cs/>
+          <w:lang w:val="ar_AE" w:bidi="ar_AE"/>
+        </w:rPr>
+        <w:t>لوقا 15: 7</w:t>
+      </w:r>
+    </w:p>
+    <w:p>
+      <w:pPr>
+        <w:pStyle w:val="ListBullet"/>
+        <w:bidi/>
+        <w:spacing w:line="240" w:lineRule="auto"/>
+        <w:ind w:left="720"/>
+      </w:pPr>
+      <w:r>
+        <w:rPr>
+          <w:rtl/>
+          <w:cs/>
+          <w:lang w:val="ar_AE" w:bidi="ar_AE"/>
+        </w:rPr>
+      </w:r>
+      <w:r>
+        <w:rPr>
+          <w:rtl/>
+          <w:cs/>
+          <w:lang w:val="ar_AE" w:bidi="ar_AE"/>
+        </w:rPr>
+        <w:t>لوقا 19: 37–38</w:t>
+      </w:r>
+    </w:p>
+    <w:p>
+      <w:pPr>
+        <w:pStyle w:val="ListBullet"/>
+        <w:bidi/>
+        <w:spacing w:line="240" w:lineRule="auto"/>
+        <w:ind w:left="720"/>
+      </w:pPr>
+      <w:r>
+        <w:rPr>
+          <w:rtl/>
+          <w:cs/>
+          <w:lang w:val="ar_AE" w:bidi="ar_AE"/>
+        </w:rPr>
+      </w:r>
+      <w:r>
+        <w:rPr>
+          <w:rtl/>
+          <w:cs/>
+          <w:lang w:val="ar_AE" w:bidi="ar_AE"/>
+        </w:rPr>
+        <w:t>يوحنا 3: 29</w:t>
+      </w:r>
+    </w:p>
+    <w:p>
+      <w:pPr>
+        <w:pStyle w:val="ListBullet"/>
+        <w:bidi/>
+        <w:spacing w:line="240" w:lineRule="auto"/>
+        <w:ind w:left="720"/>
+      </w:pPr>
+      <w:r>
+        <w:rPr>
+          <w:rtl/>
+          <w:cs/>
+          <w:lang w:val="ar_AE" w:bidi="ar_AE"/>
+        </w:rPr>
+      </w:r>
+      <w:r>
+        <w:rPr>
+          <w:rtl/>
+          <w:cs/>
+          <w:lang w:val="ar_AE" w:bidi="ar_AE"/>
+        </w:rPr>
+        <w:t>أعمال 16: 32–34</w:t>
+      </w:r>
+    </w:p>
+    <w:p>
+      <w:pPr>
+        <w:pStyle w:val="ListBullet"/>
+        <w:bidi/>
+        <w:spacing w:line="240" w:lineRule="auto"/>
+        <w:ind w:left="720"/>
+      </w:pPr>
+      <w:r>
+        <w:rPr>
+          <w:rtl/>
+          <w:cs/>
+          <w:lang w:val="ar_AE" w:bidi="ar_AE"/>
+        </w:rPr>
+      </w:r>
+      <w:r>
+        <w:rPr>
+          <w:rtl/>
+          <w:cs/>
+          <w:lang w:val="ar_AE" w:bidi="ar_AE"/>
+        </w:rPr>
+        <w:t>رومية 5: 1–2</w:t>
+      </w:r>
+    </w:p>
+    <w:p>
+      <w:pPr>
+        <w:pStyle w:val="ListBullet"/>
+        <w:bidi/>
+        <w:spacing w:line="240" w:lineRule="auto"/>
+        <w:ind w:left="720"/>
+      </w:pPr>
+      <w:r>
+        <w:rPr>
+          <w:rtl/>
+          <w:cs/>
+          <w:lang w:val="ar_AE" w:bidi="ar_AE"/>
+        </w:rPr>
+      </w:r>
+      <w:r>
+        <w:rPr>
+          <w:rtl/>
+          <w:cs/>
+          <w:lang w:val="ar_AE" w:bidi="ar_AE"/>
+        </w:rPr>
+        <w:t>رومية 15: 30–32</w:t>
+      </w:r>
+    </w:p>
+    <w:p>
+      <w:pPr>
+        <w:pStyle w:val="ListBullet"/>
+        <w:bidi/>
+        <w:spacing w:line="240" w:lineRule="auto"/>
+        <w:ind w:left="720"/>
+      </w:pPr>
+      <w:r>
+        <w:rPr>
+          <w:rtl/>
+          <w:cs/>
+          <w:lang w:val="ar_AE" w:bidi="ar_AE"/>
+        </w:rPr>
+      </w:r>
+      <w:r>
+        <w:rPr>
+          <w:rtl/>
+          <w:cs/>
+          <w:lang w:val="ar_AE" w:bidi="ar_AE"/>
+        </w:rPr>
+        <w:t>غلاطية 5: 23</w:t>
+      </w:r>
+    </w:p>
+    <w:p>
+      <w:pPr>
+        <w:pStyle w:val="ListBullet"/>
+        <w:bidi/>
+        <w:spacing w:line="240" w:lineRule="auto"/>
+        <w:ind w:left="720"/>
+      </w:pPr>
+      <w:r>
+        <w:rPr>
+          <w:rtl/>
+          <w:cs/>
+          <w:lang w:val="ar_AE" w:bidi="ar_AE"/>
+        </w:rPr>
+      </w:r>
+      <w:r>
+        <w:rPr>
+          <w:rtl/>
+          <w:cs/>
+          <w:lang w:val="ar_AE" w:bidi="ar_AE"/>
+        </w:rPr>
+        <w:t>فيلبي 4: 10–13</w:t>
+      </w:r>
+    </w:p>
+    <w:p>
+      <w:pPr>
+        <w:pStyle w:val="ListBullet"/>
+        <w:bidi/>
+        <w:spacing w:line="240" w:lineRule="auto"/>
+        <w:ind w:left="720"/>
+      </w:pPr>
+      <w:r>
+        <w:rPr>
+          <w:rtl/>
+          <w:cs/>
+          <w:lang w:val="ar_AE" w:bidi="ar_AE"/>
+        </w:rPr>
+      </w:r>
+      <w:r>
+        <w:rPr>
+          <w:rtl/>
+          <w:cs/>
+          <w:lang w:val="ar_AE" w:bidi="ar_AE"/>
+        </w:rPr>
+        <w:t>1 تسالونيكي 1: 6–7</w:t>
+      </w:r>
+    </w:p>
+    <w:p>
+      <w:pPr>
+        <w:pStyle w:val="ListBullet"/>
+        <w:bidi/>
+        <w:spacing w:line="240" w:lineRule="auto"/>
+        <w:ind w:left="720"/>
+      </w:pPr>
+      <w:r>
+        <w:rPr>
+          <w:rtl/>
+          <w:cs/>
+          <w:lang w:val="ar_AE" w:bidi="ar_AE"/>
+        </w:rPr>
+      </w:r>
+      <w:r>
+        <w:rPr>
+          <w:rtl/>
+          <w:cs/>
+          <w:lang w:val="ar_AE" w:bidi="ar_AE"/>
+        </w:rPr>
+        <w:t>1 تسالونيكي 5: 16</w:t>
+      </w:r>
+    </w:p>
+    <w:p>
+      <w:pPr>
+        <w:pStyle w:val="ListBullet"/>
+        <w:bidi/>
+        <w:spacing w:line="240" w:lineRule="auto"/>
+        <w:ind w:left="720"/>
+      </w:pPr>
+      <w:r>
+        <w:rPr>
+          <w:rtl/>
+          <w:cs/>
+          <w:lang w:val="ar_AE" w:bidi="ar_AE"/>
+        </w:rPr>
+      </w:r>
+      <w:r>
+        <w:rPr>
+          <w:rtl/>
+          <w:cs/>
+          <w:lang w:val="ar_AE" w:bidi="ar_AE"/>
+        </w:rPr>
+        <w:t>فليمون 1: 4–7</w:t>
+      </w:r>
+    </w:p>
+    <w:p>
+      <w:pPr>
+        <w:pStyle w:val="ListBullet"/>
+        <w:bidi/>
+        <w:spacing w:line="240" w:lineRule="auto"/>
+        <w:ind w:left="720"/>
+      </w:pPr>
+      <w:r>
+        <w:rPr>
+          <w:rtl/>
+          <w:cs/>
+          <w:lang w:val="ar_AE" w:bidi="ar_AE"/>
+        </w:rPr>
+      </w:r>
+      <w:r>
+        <w:rPr>
+          <w:rtl/>
+          <w:cs/>
+          <w:lang w:val="ar_AE" w:bidi="ar_AE"/>
+        </w:rPr>
+        <w:t>يعقوب 1: 2</w:t>
+      </w:r>
+    </w:p>
+    <w:p>
+      <w:pPr>
+        <w:pStyle w:val="ListBullet"/>
+        <w:bidi/>
+        <w:spacing w:line="240" w:lineRule="auto"/>
+        <w:ind w:left="720"/>
+      </w:pPr>
+      <w:r>
+        <w:rPr>
+          <w:rtl/>
+          <w:cs/>
+          <w:lang w:val="ar_AE" w:bidi="ar_AE"/>
+        </w:rPr>
+      </w:r>
+      <w:r>
+        <w:rPr>
+          <w:rtl/>
+          <w:cs/>
+          <w:lang w:val="ar_AE" w:bidi="ar_AE"/>
+        </w:rPr>
+        <w:t>3 يوحنا 1: 1–4</w:t>
+      </w:r>
     </w:p>
     <w:p>
       <w:pPr>
@@ -6428,107 +6056,83 @@
           <w:lang w:val="ar_AE" w:bidi="ar_AE"/>
         </w:rPr>
       </w:r>
-      <w:hyperlink r:id="rId74">
-        <w:r>
-          <w:rPr>
-            <w:rtl/>
-            <w:cs/>
-            <w:lang w:val="ar_AE" w:bidi="ar_AE"/>
-          </w:rPr>
-          <w:rPr>
-            <w:color w:val="0000EE"/>
-            <w:u w:val="single"/>
-          </w:rPr>
-          <w:t>1 ملوك 1: 5</w:t>
-        </w:r>
-      </w:hyperlink>
-    </w:p>
-    <w:p>
-      <w:pPr>
-        <w:pStyle w:val="ListBullet"/>
-        <w:bidi/>
-        <w:spacing w:line="240" w:lineRule="auto"/>
-        <w:ind w:left="720"/>
-      </w:pPr>
-      <w:r>
-        <w:rPr>
-          <w:rtl/>
-          <w:cs/>
-          <w:lang w:val="ar_AE" w:bidi="ar_AE"/>
-        </w:rPr>
-      </w:r>
-      <w:hyperlink r:id="rId75">
-        <w:r>
-          <w:rPr>
-            <w:rtl/>
-            <w:cs/>
-            <w:lang w:val="ar_AE" w:bidi="ar_AE"/>
-          </w:rPr>
-          <w:rPr>
-            <w:color w:val="0000EE"/>
-            <w:u w:val="single"/>
-          </w:rPr>
-          <w:t>دانيال 11: 40–41</w:t>
-        </w:r>
-      </w:hyperlink>
-    </w:p>
-    <w:p>
-      <w:pPr>
-        <w:pStyle w:val="ListBullet"/>
-        <w:bidi/>
-        <w:spacing w:line="240" w:lineRule="auto"/>
-        <w:ind w:left="720"/>
-      </w:pPr>
-      <w:r>
-        <w:rPr>
-          <w:rtl/>
-          <w:cs/>
-          <w:lang w:val="ar_AE" w:bidi="ar_AE"/>
-        </w:rPr>
-      </w:r>
-      <w:hyperlink r:id="rId76">
-        <w:r>
-          <w:rPr>
-            <w:rtl/>
-            <w:cs/>
-            <w:lang w:val="ar_AE" w:bidi="ar_AE"/>
-          </w:rPr>
-          <w:rPr>
-            <w:color w:val="0000EE"/>
-            <w:u w:val="single"/>
-          </w:rPr>
-          <w:t>خروج 14: 23–25</w:t>
-        </w:r>
-      </w:hyperlink>
-    </w:p>
-    <w:p>
-      <w:pPr>
-        <w:pStyle w:val="ListBullet"/>
-        <w:bidi/>
-        <w:spacing w:line="240" w:lineRule="auto"/>
-        <w:ind w:left="720"/>
-      </w:pPr>
-      <w:r>
-        <w:rPr>
-          <w:rtl/>
-          <w:cs/>
-          <w:lang w:val="ar_AE" w:bidi="ar_AE"/>
-        </w:rPr>
-      </w:r>
-      <w:hyperlink r:id="rId77">
-        <w:r>
-          <w:rPr>
-            <w:rtl/>
-            <w:cs/>
-            <w:lang w:val="ar_AE" w:bidi="ar_AE"/>
-          </w:rPr>
-          <w:rPr>
-            <w:color w:val="0000EE"/>
-            <w:u w:val="single"/>
-          </w:rPr>
-          <w:t>تكوين 50: 7–9</w:t>
-        </w:r>
-      </w:hyperlink>
+      <w:r>
+        <w:rPr>
+          <w:rtl/>
+          <w:cs/>
+          <w:lang w:val="ar_AE" w:bidi="ar_AE"/>
+        </w:rPr>
+        <w:t>1 ملوك 1: 5</w:t>
+      </w:r>
+    </w:p>
+    <w:p>
+      <w:pPr>
+        <w:pStyle w:val="ListBullet"/>
+        <w:bidi/>
+        <w:spacing w:line="240" w:lineRule="auto"/>
+        <w:ind w:left="720"/>
+      </w:pPr>
+      <w:r>
+        <w:rPr>
+          <w:rtl/>
+          <w:cs/>
+          <w:lang w:val="ar_AE" w:bidi="ar_AE"/>
+        </w:rPr>
+      </w:r>
+      <w:r>
+        <w:rPr>
+          <w:rtl/>
+          <w:cs/>
+          <w:lang w:val="ar_AE" w:bidi="ar_AE"/>
+        </w:rPr>
+        <w:t>دانيال 11: 40–41</w:t>
+      </w:r>
+    </w:p>
+    <w:p>
+      <w:pPr>
+        <w:pStyle w:val="ListBullet"/>
+        <w:bidi/>
+        <w:spacing w:line="240" w:lineRule="auto"/>
+        <w:ind w:left="720"/>
+      </w:pPr>
+      <w:r>
+        <w:rPr>
+          <w:rtl/>
+          <w:cs/>
+          <w:lang w:val="ar_AE" w:bidi="ar_AE"/>
+        </w:rPr>
+      </w:r>
+      <w:r>
+        <w:rPr>
+          <w:rtl/>
+          <w:cs/>
+          <w:lang w:val="ar_AE" w:bidi="ar_AE"/>
+        </w:rPr>
+        <w:t>خروج 14: 23–25</w:t>
+      </w:r>
+    </w:p>
+    <w:p>
+      <w:pPr>
+        <w:pStyle w:val="ListBullet"/>
+        <w:bidi/>
+        <w:spacing w:line="240" w:lineRule="auto"/>
+        <w:ind w:left="720"/>
+      </w:pPr>
+      <w:r>
+        <w:rPr>
+          <w:rtl/>
+          <w:cs/>
+          <w:lang w:val="ar_AE" w:bidi="ar_AE"/>
+        </w:rPr>
+      </w:r>
+      <w:r>
+        <w:rPr>
+          <w:rtl/>
+          <w:cs/>
+          <w:lang w:val="ar_AE" w:bidi="ar_AE"/>
+        </w:rPr>
+        <w:t>تكوين 50: 7–9</w:t>
+      </w:r>
     </w:p>
     <w:p>
       <w:pPr>
@@ -6840,165 +6444,129 @@
           <w:lang w:val="ar_AE" w:bidi="ar_AE"/>
         </w:rPr>
       </w:r>
-      <w:hyperlink r:id="rId78">
-        <w:r>
-          <w:rPr>
-            <w:rtl/>
-            <w:cs/>
-            <w:lang w:val="ar_AE" w:bidi="ar_AE"/>
-          </w:rPr>
-          <w:rPr>
-            <w:color w:val="0000EE"/>
-            <w:u w:val="single"/>
-          </w:rPr>
-          <w:t>أعمال 7: 9–10</w:t>
-        </w:r>
-      </w:hyperlink>
-    </w:p>
-    <w:p>
-      <w:pPr>
-        <w:pStyle w:val="ListBullet"/>
-        <w:bidi/>
-        <w:spacing w:line="240" w:lineRule="auto"/>
-        <w:ind w:left="720"/>
-      </w:pPr>
-      <w:r>
-        <w:rPr>
-          <w:rtl/>
-          <w:cs/>
-          <w:lang w:val="ar_AE" w:bidi="ar_AE"/>
-        </w:rPr>
-      </w:r>
-      <w:hyperlink r:id="rId79">
-        <w:r>
-          <w:rPr>
-            <w:rtl/>
-            <w:cs/>
-            <w:lang w:val="ar_AE" w:bidi="ar_AE"/>
-          </w:rPr>
-          <w:rPr>
-            <w:color w:val="0000EE"/>
-            <w:u w:val="single"/>
-          </w:rPr>
-          <w:t>أعمال 7: 13</w:t>
-        </w:r>
-      </w:hyperlink>
-    </w:p>
-    <w:p>
-      <w:pPr>
-        <w:pStyle w:val="ListBullet"/>
-        <w:bidi/>
-        <w:spacing w:line="240" w:lineRule="auto"/>
-        <w:ind w:left="720"/>
-      </w:pPr>
-      <w:r>
-        <w:rPr>
-          <w:rtl/>
-          <w:cs/>
-          <w:lang w:val="ar_AE" w:bidi="ar_AE"/>
-        </w:rPr>
-      </w:r>
-      <w:hyperlink r:id="rId80">
-        <w:r>
-          <w:rPr>
-            <w:rtl/>
-            <w:cs/>
-            <w:lang w:val="ar_AE" w:bidi="ar_AE"/>
-          </w:rPr>
-          <w:rPr>
-            <w:color w:val="0000EE"/>
-            <w:u w:val="single"/>
-          </w:rPr>
-          <w:t>أعمال 7: 21</w:t>
-        </w:r>
-      </w:hyperlink>
-    </w:p>
-    <w:p>
-      <w:pPr>
-        <w:pStyle w:val="ListBullet"/>
-        <w:bidi/>
-        <w:spacing w:line="240" w:lineRule="auto"/>
-        <w:ind w:left="720"/>
-      </w:pPr>
-      <w:r>
-        <w:rPr>
-          <w:rtl/>
-          <w:cs/>
-          <w:lang w:val="ar_AE" w:bidi="ar_AE"/>
-        </w:rPr>
-      </w:r>
-      <w:hyperlink r:id="rId81">
-        <w:r>
-          <w:rPr>
-            <w:rtl/>
-            <w:cs/>
-            <w:lang w:val="ar_AE" w:bidi="ar_AE"/>
-          </w:rPr>
-          <w:rPr>
-            <w:color w:val="0000EE"/>
-            <w:u w:val="single"/>
-          </w:rPr>
-          <w:t>تكوين 12: 15</w:t>
-        </w:r>
-      </w:hyperlink>
-    </w:p>
-    <w:p>
-      <w:pPr>
-        <w:pStyle w:val="ListBullet"/>
-        <w:bidi/>
-        <w:spacing w:line="240" w:lineRule="auto"/>
-        <w:ind w:left="720"/>
-      </w:pPr>
-      <w:r>
-        <w:rPr>
-          <w:rtl/>
-          <w:cs/>
-          <w:lang w:val="ar_AE" w:bidi="ar_AE"/>
-        </w:rPr>
-      </w:r>
-      <w:hyperlink r:id="rId82">
-        <w:r>
-          <w:rPr>
-            <w:rtl/>
-            <w:cs/>
-            <w:lang w:val="ar_AE" w:bidi="ar_AE"/>
-          </w:rPr>
-          <w:rPr>
-            <w:color w:val="0000EE"/>
-            <w:u w:val="single"/>
-          </w:rPr>
-          <w:t>تكوين 40: 7</w:t>
-        </w:r>
-      </w:hyperlink>
-    </w:p>
-    <w:p>
-      <w:pPr>
-        <w:pStyle w:val="ListBullet"/>
-        <w:bidi/>
-        <w:spacing w:line="240" w:lineRule="auto"/>
-        <w:ind w:left="720"/>
-      </w:pPr>
-      <w:r>
-        <w:rPr>
-          <w:rtl/>
-          <w:cs/>
-          <w:lang w:val="ar_AE" w:bidi="ar_AE"/>
-        </w:rPr>
-      </w:r>
-      <w:hyperlink r:id="rId83">
-        <w:r>
-          <w:rPr>
-            <w:rtl/>
-            <w:cs/>
-            <w:lang w:val="ar_AE" w:bidi="ar_AE"/>
-          </w:rPr>
-          <w:rPr>
-            <w:color w:val="0000EE"/>
-            <w:u w:val="single"/>
-          </w:rPr>
-          <w:t>تكوين 41: 25</w:t>
-        </w:r>
-      </w:hyperlink>
+      <w:r>
+        <w:rPr>
+          <w:rtl/>
+          <w:cs/>
+          <w:lang w:val="ar_AE" w:bidi="ar_AE"/>
+        </w:rPr>
+        <w:t>أعمال 7: 9–10</w:t>
+      </w:r>
+    </w:p>
+    <w:p>
+      <w:pPr>
+        <w:pStyle w:val="ListBullet"/>
+        <w:bidi/>
+        <w:spacing w:line="240" w:lineRule="auto"/>
+        <w:ind w:left="720"/>
+      </w:pPr>
+      <w:r>
+        <w:rPr>
+          <w:rtl/>
+          <w:cs/>
+          <w:lang w:val="ar_AE" w:bidi="ar_AE"/>
+        </w:rPr>
+      </w:r>
+      <w:r>
+        <w:rPr>
+          <w:rtl/>
+          <w:cs/>
+          <w:lang w:val="ar_AE" w:bidi="ar_AE"/>
+        </w:rPr>
+        <w:t>أعمال 7: 13</w:t>
+      </w:r>
+    </w:p>
+    <w:p>
+      <w:pPr>
+        <w:pStyle w:val="ListBullet"/>
+        <w:bidi/>
+        <w:spacing w:line="240" w:lineRule="auto"/>
+        <w:ind w:left="720"/>
+      </w:pPr>
+      <w:r>
+        <w:rPr>
+          <w:rtl/>
+          <w:cs/>
+          <w:lang w:val="ar_AE" w:bidi="ar_AE"/>
+        </w:rPr>
+      </w:r>
+      <w:r>
+        <w:rPr>
+          <w:rtl/>
+          <w:cs/>
+          <w:lang w:val="ar_AE" w:bidi="ar_AE"/>
+        </w:rPr>
+        <w:t>أعمال 7: 21</w:t>
+      </w:r>
+    </w:p>
+    <w:p>
+      <w:pPr>
+        <w:pStyle w:val="ListBullet"/>
+        <w:bidi/>
+        <w:spacing w:line="240" w:lineRule="auto"/>
+        <w:ind w:left="720"/>
+      </w:pPr>
+      <w:r>
+        <w:rPr>
+          <w:rtl/>
+          <w:cs/>
+          <w:lang w:val="ar_AE" w:bidi="ar_AE"/>
+        </w:rPr>
+      </w:r>
+      <w:r>
+        <w:rPr>
+          <w:rtl/>
+          <w:cs/>
+          <w:lang w:val="ar_AE" w:bidi="ar_AE"/>
+        </w:rPr>
+        <w:t>تكوين 12: 15</w:t>
+      </w:r>
+    </w:p>
+    <w:p>
+      <w:pPr>
+        <w:pStyle w:val="ListBullet"/>
+        <w:bidi/>
+        <w:spacing w:line="240" w:lineRule="auto"/>
+        <w:ind w:left="720"/>
+      </w:pPr>
+      <w:r>
+        <w:rPr>
+          <w:rtl/>
+          <w:cs/>
+          <w:lang w:val="ar_AE" w:bidi="ar_AE"/>
+        </w:rPr>
+      </w:r>
+      <w:r>
+        <w:rPr>
+          <w:rtl/>
+          <w:cs/>
+          <w:lang w:val="ar_AE" w:bidi="ar_AE"/>
+        </w:rPr>
+        <w:t>تكوين 40: 7</w:t>
+      </w:r>
+    </w:p>
+    <w:p>
+      <w:pPr>
+        <w:pStyle w:val="ListBullet"/>
+        <w:bidi/>
+        <w:spacing w:line="240" w:lineRule="auto"/>
+        <w:ind w:left="720"/>
+      </w:pPr>
+      <w:r>
+        <w:rPr>
+          <w:rtl/>
+          <w:cs/>
+          <w:lang w:val="ar_AE" w:bidi="ar_AE"/>
+        </w:rPr>
+      </w:r>
+      <w:r>
+        <w:rPr>
+          <w:rtl/>
+          <w:cs/>
+          <w:lang w:val="ar_AE" w:bidi="ar_AE"/>
+        </w:rPr>
+        <w:t>تكوين 41: 25</w:t>
+      </w:r>
     </w:p>
     <w:p>
       <w:pPr>
@@ -7513,49 +7081,37 @@
           <w:lang w:val="ar_AE" w:bidi="ar_AE"/>
         </w:rPr>
       </w:r>
-      <w:hyperlink r:id="rId84">
-        <w:r>
-          <w:rPr>
-            <w:rtl/>
-            <w:cs/>
-            <w:lang w:val="ar_AE" w:bidi="ar_AE"/>
-          </w:rPr>
-          <w:rPr>
-            <w:color w:val="0000EE"/>
-            <w:u w:val="single"/>
-          </w:rPr>
-          <w:t>إرميا 12: 9</w:t>
-        </w:r>
-      </w:hyperlink>
-    </w:p>
-    <w:p>
-      <w:pPr>
-        <w:pStyle w:val="ListBullet"/>
-        <w:bidi/>
-        <w:spacing w:line="240" w:lineRule="auto"/>
-        <w:ind w:left="720"/>
-      </w:pPr>
-      <w:r>
-        <w:rPr>
-          <w:rtl/>
-          <w:cs/>
-          <w:lang w:val="ar_AE" w:bidi="ar_AE"/>
-        </w:rPr>
-      </w:r>
-      <w:hyperlink r:id="rId85">
-        <w:r>
-          <w:rPr>
-            <w:rtl/>
-            <w:cs/>
-            <w:lang w:val="ar_AE" w:bidi="ar_AE"/>
-          </w:rPr>
-          <w:rPr>
-            <w:color w:val="0000EE"/>
-            <w:u w:val="single"/>
-          </w:rPr>
-          <w:t>مزامير 104: 21</w:t>
-        </w:r>
-      </w:hyperlink>
+      <w:r>
+        <w:rPr>
+          <w:rtl/>
+          <w:cs/>
+          <w:lang w:val="ar_AE" w:bidi="ar_AE"/>
+        </w:rPr>
+        <w:t>إرميا 12: 9</w:t>
+      </w:r>
+    </w:p>
+    <w:p>
+      <w:pPr>
+        <w:pStyle w:val="ListBullet"/>
+        <w:bidi/>
+        <w:spacing w:line="240" w:lineRule="auto"/>
+        <w:ind w:left="720"/>
+      </w:pPr>
+      <w:r>
+        <w:rPr>
+          <w:rtl/>
+          <w:cs/>
+          <w:lang w:val="ar_AE" w:bidi="ar_AE"/>
+        </w:rPr>
+      </w:r>
+      <w:r>
+        <w:rPr>
+          <w:rtl/>
+          <w:cs/>
+          <w:lang w:val="ar_AE" w:bidi="ar_AE"/>
+        </w:rPr>
+        <w:t>مزامير 104: 21</w:t>
+      </w:r>
     </w:p>
     <w:p>
       <w:pPr>
@@ -7902,252 +7458,198 @@
           <w:lang w:val="ar_AE" w:bidi="ar_AE"/>
         </w:rPr>
       </w:r>
-      <w:hyperlink r:id="rId86">
-        <w:r>
-          <w:rPr>
-            <w:rtl/>
-            <w:cs/>
-            <w:lang w:val="ar_AE" w:bidi="ar_AE"/>
-          </w:rPr>
-          <w:rPr>
-            <w:color w:val="0000EE"/>
-            <w:u w:val="single"/>
-          </w:rPr>
-          <w:t>أعمال الرسل 26:4</w:t>
-        </w:r>
-      </w:hyperlink>
-    </w:p>
-    <w:p>
-      <w:pPr>
-        <w:pStyle w:val="ListBullet"/>
-        <w:bidi/>
-        <w:spacing w:line="240" w:lineRule="auto"/>
-        <w:ind w:left="720"/>
-      </w:pPr>
-      <w:r>
-        <w:rPr>
-          <w:rtl/>
-          <w:cs/>
-          <w:lang w:val="ar_AE" w:bidi="ar_AE"/>
-        </w:rPr>
-      </w:r>
-      <w:hyperlink r:id="rId87">
-        <w:r>
-          <w:rPr>
-            <w:rtl/>
-            <w:cs/>
-            <w:lang w:val="ar_AE" w:bidi="ar_AE"/>
-          </w:rPr>
-          <w:rPr>
-            <w:color w:val="0000EE"/>
-            <w:u w:val="single"/>
-          </w:rPr>
-          <w:t>يوحنا 3:1–2</w:t>
-        </w:r>
-      </w:hyperlink>
-    </w:p>
-    <w:p>
-      <w:pPr>
-        <w:pStyle w:val="ListBullet"/>
-        <w:bidi/>
-        <w:spacing w:line="240" w:lineRule="auto"/>
-        <w:ind w:left="720"/>
-      </w:pPr>
-      <w:r>
-        <w:rPr>
-          <w:rtl/>
-          <w:cs/>
-          <w:lang w:val="ar_AE" w:bidi="ar_AE"/>
-        </w:rPr>
-      </w:r>
-      <w:hyperlink r:id="rId88">
-        <w:r>
-          <w:rPr>
-            <w:rtl/>
-            <w:cs/>
-            <w:lang w:val="ar_AE" w:bidi="ar_AE"/>
-          </w:rPr>
-          <w:rPr>
-            <w:color w:val="0000EE"/>
-            <w:u w:val="single"/>
-          </w:rPr>
-          <w:t>لوقا 11:44</w:t>
-        </w:r>
-      </w:hyperlink>
-    </w:p>
-    <w:p>
-      <w:pPr>
-        <w:pStyle w:val="ListBullet"/>
-        <w:bidi/>
-        <w:spacing w:line="240" w:lineRule="auto"/>
-        <w:ind w:left="720"/>
-      </w:pPr>
-      <w:r>
-        <w:rPr>
-          <w:rtl/>
-          <w:cs/>
-          <w:lang w:val="ar_AE" w:bidi="ar_AE"/>
-        </w:rPr>
-      </w:r>
-      <w:hyperlink r:id="rId89">
-        <w:r>
-          <w:rPr>
-            <w:rtl/>
-            <w:cs/>
-            <w:lang w:val="ar_AE" w:bidi="ar_AE"/>
-          </w:rPr>
-          <w:rPr>
-            <w:color w:val="0000EE"/>
-            <w:u w:val="single"/>
-          </w:rPr>
-          <w:t>متى 3:7</w:t>
-        </w:r>
-      </w:hyperlink>
-    </w:p>
-    <w:p>
-      <w:pPr>
-        <w:pStyle w:val="ListBullet"/>
-        <w:bidi/>
-        <w:spacing w:line="240" w:lineRule="auto"/>
-        <w:ind w:left="720"/>
-      </w:pPr>
-      <w:r>
-        <w:rPr>
-          <w:rtl/>
-          <w:cs/>
-          <w:lang w:val="ar_AE" w:bidi="ar_AE"/>
-        </w:rPr>
-      </w:r>
-      <w:hyperlink r:id="rId90">
-        <w:r>
-          <w:rPr>
-            <w:rtl/>
-            <w:cs/>
-            <w:lang w:val="ar_AE" w:bidi="ar_AE"/>
-          </w:rPr>
-          <w:rPr>
-            <w:color w:val="0000EE"/>
-            <w:u w:val="single"/>
-          </w:rPr>
-          <w:t>متى 5:20</w:t>
-        </w:r>
-      </w:hyperlink>
-    </w:p>
-    <w:p>
-      <w:pPr>
-        <w:pStyle w:val="ListBullet"/>
-        <w:bidi/>
-        <w:spacing w:line="240" w:lineRule="auto"/>
-        <w:ind w:left="720"/>
-      </w:pPr>
-      <w:r>
-        <w:rPr>
-          <w:rtl/>
-          <w:cs/>
-          <w:lang w:val="ar_AE" w:bidi="ar_AE"/>
-        </w:rPr>
-      </w:r>
-      <w:hyperlink r:id="rId91">
-        <w:r>
-          <w:rPr>
-            <w:rtl/>
-            <w:cs/>
-            <w:lang w:val="ar_AE" w:bidi="ar_AE"/>
-          </w:rPr>
-          <w:rPr>
-            <w:color w:val="0000EE"/>
-            <w:u w:val="single"/>
-          </w:rPr>
-          <w:t>متى 9:11</w:t>
-        </w:r>
-      </w:hyperlink>
-    </w:p>
-    <w:p>
-      <w:pPr>
-        <w:pStyle w:val="ListBullet"/>
-        <w:bidi/>
-        <w:spacing w:line="240" w:lineRule="auto"/>
-        <w:ind w:left="720"/>
-      </w:pPr>
-      <w:r>
-        <w:rPr>
-          <w:rtl/>
-          <w:cs/>
-          <w:lang w:val="ar_AE" w:bidi="ar_AE"/>
-        </w:rPr>
-      </w:r>
-      <w:hyperlink r:id="rId92">
-        <w:r>
-          <w:rPr>
-            <w:rtl/>
-            <w:cs/>
-            <w:lang w:val="ar_AE" w:bidi="ar_AE"/>
-          </w:rPr>
-          <w:rPr>
-            <w:color w:val="0000EE"/>
-            <w:u w:val="single"/>
-          </w:rPr>
-          <w:t>متى 12:2</w:t>
-        </w:r>
-      </w:hyperlink>
-    </w:p>
-    <w:p>
-      <w:pPr>
-        <w:pStyle w:val="ListBullet"/>
-        <w:bidi/>
-        <w:spacing w:line="240" w:lineRule="auto"/>
-        <w:ind w:left="720"/>
-      </w:pPr>
-      <w:r>
-        <w:rPr>
-          <w:rtl/>
-          <w:cs/>
-          <w:lang w:val="ar_AE" w:bidi="ar_AE"/>
-        </w:rPr>
-      </w:r>
-      <w:hyperlink r:id="rId93">
-        <w:r>
-          <w:rPr>
-            <w:rtl/>
-            <w:cs/>
-            <w:lang w:val="ar_AE" w:bidi="ar_AE"/>
-          </w:rPr>
-          <w:rPr>
-            <w:color w:val="0000EE"/>
-            <w:u w:val="single"/>
-          </w:rPr>
-          <w:t>متى 12:38</w:t>
-        </w:r>
-      </w:hyperlink>
-    </w:p>
-    <w:p>
-      <w:pPr>
-        <w:pStyle w:val="ListBullet"/>
-        <w:bidi/>
-        <w:spacing w:line="240" w:lineRule="auto"/>
-        <w:ind w:left="720"/>
-      </w:pPr>
-      <w:r>
-        <w:rPr>
-          <w:rtl/>
-          <w:cs/>
-          <w:lang w:val="ar_AE" w:bidi="ar_AE"/>
-        </w:rPr>
-      </w:r>
-      <w:hyperlink r:id="rId94">
-        <w:r>
-          <w:rPr>
-            <w:rtl/>
-            <w:cs/>
-            <w:lang w:val="ar_AE" w:bidi="ar_AE"/>
-          </w:rPr>
-          <w:rPr>
-            <w:color w:val="0000EE"/>
-            <w:u w:val="single"/>
-          </w:rPr>
-          <w:t>فيلبي 3:5</w:t>
-        </w:r>
-      </w:hyperlink>
+      <w:r>
+        <w:rPr>
+          <w:rtl/>
+          <w:cs/>
+          <w:lang w:val="ar_AE" w:bidi="ar_AE"/>
+        </w:rPr>
+        <w:t>أعمال الرسل 26:4</w:t>
+      </w:r>
+    </w:p>
+    <w:p>
+      <w:pPr>
+        <w:pStyle w:val="ListBullet"/>
+        <w:bidi/>
+        <w:spacing w:line="240" w:lineRule="auto"/>
+        <w:ind w:left="720"/>
+      </w:pPr>
+      <w:r>
+        <w:rPr>
+          <w:rtl/>
+          <w:cs/>
+          <w:lang w:val="ar_AE" w:bidi="ar_AE"/>
+        </w:rPr>
+      </w:r>
+      <w:r>
+        <w:rPr>
+          <w:rtl/>
+          <w:cs/>
+          <w:lang w:val="ar_AE" w:bidi="ar_AE"/>
+        </w:rPr>
+        <w:t>يوحنا 3:1–2</w:t>
+      </w:r>
+    </w:p>
+    <w:p>
+      <w:pPr>
+        <w:pStyle w:val="ListBullet"/>
+        <w:bidi/>
+        <w:spacing w:line="240" w:lineRule="auto"/>
+        <w:ind w:left="720"/>
+      </w:pPr>
+      <w:r>
+        <w:rPr>
+          <w:rtl/>
+          <w:cs/>
+          <w:lang w:val="ar_AE" w:bidi="ar_AE"/>
+        </w:rPr>
+      </w:r>
+      <w:r>
+        <w:rPr>
+          <w:rtl/>
+          <w:cs/>
+          <w:lang w:val="ar_AE" w:bidi="ar_AE"/>
+        </w:rPr>
+        <w:t>لوقا 11:44</w:t>
+      </w:r>
+    </w:p>
+    <w:p>
+      <w:pPr>
+        <w:pStyle w:val="ListBullet"/>
+        <w:bidi/>
+        <w:spacing w:line="240" w:lineRule="auto"/>
+        <w:ind w:left="720"/>
+      </w:pPr>
+      <w:r>
+        <w:rPr>
+          <w:rtl/>
+          <w:cs/>
+          <w:lang w:val="ar_AE" w:bidi="ar_AE"/>
+        </w:rPr>
+      </w:r>
+      <w:r>
+        <w:rPr>
+          <w:rtl/>
+          <w:cs/>
+          <w:lang w:val="ar_AE" w:bidi="ar_AE"/>
+        </w:rPr>
+        <w:t>متى 3:7</w:t>
+      </w:r>
+    </w:p>
+    <w:p>
+      <w:pPr>
+        <w:pStyle w:val="ListBullet"/>
+        <w:bidi/>
+        <w:spacing w:line="240" w:lineRule="auto"/>
+        <w:ind w:left="720"/>
+      </w:pPr>
+      <w:r>
+        <w:rPr>
+          <w:rtl/>
+          <w:cs/>
+          <w:lang w:val="ar_AE" w:bidi="ar_AE"/>
+        </w:rPr>
+      </w:r>
+      <w:r>
+        <w:rPr>
+          <w:rtl/>
+          <w:cs/>
+          <w:lang w:val="ar_AE" w:bidi="ar_AE"/>
+        </w:rPr>
+        <w:t>متى 5:20</w:t>
+      </w:r>
+    </w:p>
+    <w:p>
+      <w:pPr>
+        <w:pStyle w:val="ListBullet"/>
+        <w:bidi/>
+        <w:spacing w:line="240" w:lineRule="auto"/>
+        <w:ind w:left="720"/>
+      </w:pPr>
+      <w:r>
+        <w:rPr>
+          <w:rtl/>
+          <w:cs/>
+          <w:lang w:val="ar_AE" w:bidi="ar_AE"/>
+        </w:rPr>
+      </w:r>
+      <w:r>
+        <w:rPr>
+          <w:rtl/>
+          <w:cs/>
+          <w:lang w:val="ar_AE" w:bidi="ar_AE"/>
+        </w:rPr>
+        <w:t>متى 9:11</w:t>
+      </w:r>
+    </w:p>
+    <w:p>
+      <w:pPr>
+        <w:pStyle w:val="ListBullet"/>
+        <w:bidi/>
+        <w:spacing w:line="240" w:lineRule="auto"/>
+        <w:ind w:left="720"/>
+      </w:pPr>
+      <w:r>
+        <w:rPr>
+          <w:rtl/>
+          <w:cs/>
+          <w:lang w:val="ar_AE" w:bidi="ar_AE"/>
+        </w:rPr>
+      </w:r>
+      <w:r>
+        <w:rPr>
+          <w:rtl/>
+          <w:cs/>
+          <w:lang w:val="ar_AE" w:bidi="ar_AE"/>
+        </w:rPr>
+        <w:t>متى 12:2</w:t>
+      </w:r>
+    </w:p>
+    <w:p>
+      <w:pPr>
+        <w:pStyle w:val="ListBullet"/>
+        <w:bidi/>
+        <w:spacing w:line="240" w:lineRule="auto"/>
+        <w:ind w:left="720"/>
+      </w:pPr>
+      <w:r>
+        <w:rPr>
+          <w:rtl/>
+          <w:cs/>
+          <w:lang w:val="ar_AE" w:bidi="ar_AE"/>
+        </w:rPr>
+      </w:r>
+      <w:r>
+        <w:rPr>
+          <w:rtl/>
+          <w:cs/>
+          <w:lang w:val="ar_AE" w:bidi="ar_AE"/>
+        </w:rPr>
+        <w:t>متى 12:38</w:t>
+      </w:r>
+    </w:p>
+    <w:p>
+      <w:pPr>
+        <w:pStyle w:val="ListBullet"/>
+        <w:bidi/>
+        <w:spacing w:line="240" w:lineRule="auto"/>
+        <w:ind w:left="720"/>
+      </w:pPr>
+      <w:r>
+        <w:rPr>
+          <w:rtl/>
+          <w:cs/>
+          <w:lang w:val="ar_AE" w:bidi="ar_AE"/>
+        </w:rPr>
+      </w:r>
+      <w:r>
+        <w:rPr>
+          <w:rtl/>
+          <w:cs/>
+          <w:lang w:val="ar_AE" w:bidi="ar_AE"/>
+        </w:rPr>
+        <w:t>فيلبي 3:5</w:t>
+      </w:r>
     </w:p>
     <w:p>
       <w:pPr>
@@ -8485,136 +7987,106 @@
           <w:lang w:val="ar_AE" w:bidi="ar_AE"/>
         </w:rPr>
       </w:r>
-      <w:hyperlink r:id="rId23">
-        <w:r>
-          <w:rPr>
-            <w:rtl/>
-            <w:cs/>
-            <w:lang w:val="ar_AE" w:bidi="ar_AE"/>
-          </w:rPr>
-          <w:rPr>
-            <w:color w:val="0000EE"/>
-            <w:u w:val="single"/>
-          </w:rPr>
-          <w:t>أخبار الأيام الأول 18:9–11</w:t>
-        </w:r>
-      </w:hyperlink>
-    </w:p>
-    <w:p>
-      <w:pPr>
-        <w:pStyle w:val="ListBullet"/>
-        <w:bidi/>
-        <w:spacing w:line="240" w:lineRule="auto"/>
-        <w:ind w:left="720"/>
-      </w:pPr>
-      <w:r>
-        <w:rPr>
-          <w:rtl/>
-          <w:cs/>
-          <w:lang w:val="ar_AE" w:bidi="ar_AE"/>
-        </w:rPr>
-      </w:r>
-      <w:hyperlink r:id="rId95">
-        <w:r>
-          <w:rPr>
-            <w:rtl/>
-            <w:cs/>
-            <w:lang w:val="ar_AE" w:bidi="ar_AE"/>
-          </w:rPr>
-          <w:rPr>
-            <w:color w:val="0000EE"/>
-            <w:u w:val="single"/>
-          </w:rPr>
-          <w:t>صموئيل الأول 2:36</w:t>
-        </w:r>
-      </w:hyperlink>
-    </w:p>
-    <w:p>
-      <w:pPr>
-        <w:pStyle w:val="ListBullet"/>
-        <w:bidi/>
-        <w:spacing w:line="240" w:lineRule="auto"/>
-        <w:ind w:left="720"/>
-      </w:pPr>
-      <w:r>
-        <w:rPr>
-          <w:rtl/>
-          <w:cs/>
-          <w:lang w:val="ar_AE" w:bidi="ar_AE"/>
-        </w:rPr>
-      </w:r>
-      <w:hyperlink r:id="rId96">
-        <w:r>
-          <w:rPr>
-            <w:rtl/>
-            <w:cs/>
-            <w:lang w:val="ar_AE" w:bidi="ar_AE"/>
-          </w:rPr>
-          <w:rPr>
-            <w:color w:val="0000EE"/>
-            <w:u w:val="single"/>
-          </w:rPr>
-          <w:t>ملوك الثاني 25:13–15</w:t>
-        </w:r>
-      </w:hyperlink>
-    </w:p>
-    <w:p>
-      <w:pPr>
-        <w:pStyle w:val="ListBullet"/>
-        <w:bidi/>
-        <w:spacing w:line="240" w:lineRule="auto"/>
-        <w:ind w:left="720"/>
-      </w:pPr>
-      <w:r>
-        <w:rPr>
-          <w:rtl/>
-          <w:cs/>
-          <w:lang w:val="ar_AE" w:bidi="ar_AE"/>
-        </w:rPr>
-      </w:r>
-      <w:hyperlink r:id="rId97">
-        <w:r>
-          <w:rPr>
-            <w:rtl/>
-            <w:cs/>
-            <w:lang w:val="ar_AE" w:bidi="ar_AE"/>
-          </w:rPr>
-          <w:rPr>
-            <w:color w:val="0000EE"/>
-            <w:u w:val="single"/>
-          </w:rPr>
-          <w:t>أعمال الرسل 3:6</w:t>
-        </w:r>
-      </w:hyperlink>
-    </w:p>
-    <w:p>
-      <w:pPr>
-        <w:pStyle w:val="ListBullet"/>
-        <w:bidi/>
-        <w:spacing w:line="240" w:lineRule="auto"/>
-        <w:ind w:left="720"/>
-      </w:pPr>
-      <w:r>
-        <w:rPr>
-          <w:rtl/>
-          <w:cs/>
-          <w:lang w:val="ar_AE" w:bidi="ar_AE"/>
-        </w:rPr>
-      </w:r>
-      <w:hyperlink r:id="rId98">
-        <w:r>
-          <w:rPr>
-            <w:rtl/>
-            <w:cs/>
-            <w:lang w:val="ar_AE" w:bidi="ar_AE"/>
-          </w:rPr>
-          <w:rPr>
-            <w:color w:val="0000EE"/>
-            <w:u w:val="single"/>
-          </w:rPr>
-          <w:t>متى 26:15</w:t>
-        </w:r>
-      </w:hyperlink>
+      <w:r>
+        <w:rPr>
+          <w:rtl/>
+          <w:cs/>
+          <w:lang w:val="ar_AE" w:bidi="ar_AE"/>
+        </w:rPr>
+        <w:t>أخبار الأيام الأول 18:9–11</w:t>
+      </w:r>
+    </w:p>
+    <w:p>
+      <w:pPr>
+        <w:pStyle w:val="ListBullet"/>
+        <w:bidi/>
+        <w:spacing w:line="240" w:lineRule="auto"/>
+        <w:ind w:left="720"/>
+      </w:pPr>
+      <w:r>
+        <w:rPr>
+          <w:rtl/>
+          <w:cs/>
+          <w:lang w:val="ar_AE" w:bidi="ar_AE"/>
+        </w:rPr>
+      </w:r>
+      <w:r>
+        <w:rPr>
+          <w:rtl/>
+          <w:cs/>
+          <w:lang w:val="ar_AE" w:bidi="ar_AE"/>
+        </w:rPr>
+        <w:t>صموئيل الأول 2:36</w:t>
+      </w:r>
+    </w:p>
+    <w:p>
+      <w:pPr>
+        <w:pStyle w:val="ListBullet"/>
+        <w:bidi/>
+        <w:spacing w:line="240" w:lineRule="auto"/>
+        <w:ind w:left="720"/>
+      </w:pPr>
+      <w:r>
+        <w:rPr>
+          <w:rtl/>
+          <w:cs/>
+          <w:lang w:val="ar_AE" w:bidi="ar_AE"/>
+        </w:rPr>
+      </w:r>
+      <w:r>
+        <w:rPr>
+          <w:rtl/>
+          <w:cs/>
+          <w:lang w:val="ar_AE" w:bidi="ar_AE"/>
+        </w:rPr>
+        <w:t>ملوك الثاني 25:13–15</w:t>
+      </w:r>
+    </w:p>
+    <w:p>
+      <w:pPr>
+        <w:pStyle w:val="ListBullet"/>
+        <w:bidi/>
+        <w:spacing w:line="240" w:lineRule="auto"/>
+        <w:ind w:left="720"/>
+      </w:pPr>
+      <w:r>
+        <w:rPr>
+          <w:rtl/>
+          <w:cs/>
+          <w:lang w:val="ar_AE" w:bidi="ar_AE"/>
+        </w:rPr>
+      </w:r>
+      <w:r>
+        <w:rPr>
+          <w:rtl/>
+          <w:cs/>
+          <w:lang w:val="ar_AE" w:bidi="ar_AE"/>
+        </w:rPr>
+        <w:t>أعمال الرسل 3:6</w:t>
+      </w:r>
+    </w:p>
+    <w:p>
+      <w:pPr>
+        <w:pStyle w:val="ListBullet"/>
+        <w:bidi/>
+        <w:spacing w:line="240" w:lineRule="auto"/>
+        <w:ind w:left="720"/>
+      </w:pPr>
+      <w:r>
+        <w:rPr>
+          <w:rtl/>
+          <w:cs/>
+          <w:lang w:val="ar_AE" w:bidi="ar_AE"/>
+        </w:rPr>
+      </w:r>
+      <w:r>
+        <w:rPr>
+          <w:rtl/>
+          <w:cs/>
+          <w:lang w:val="ar_AE" w:bidi="ar_AE"/>
+        </w:rPr>
+        <w:t>متى 26:15</w:t>
+      </w:r>
     </w:p>
     <w:p>
       <w:pPr>
@@ -8960,194 +8432,152 @@
           <w:lang w:val="ar_AE" w:bidi="ar_AE"/>
         </w:rPr>
       </w:r>
-      <w:hyperlink r:id="rId99">
-        <w:r>
-          <w:rPr>
-            <w:rtl/>
-            <w:cs/>
-            <w:lang w:val="ar_AE" w:bidi="ar_AE"/>
-          </w:rPr>
-          <w:rPr>
-            <w:color w:val="0000EE"/>
-            <w:u w:val="single"/>
-          </w:rPr>
-          <w:t>1 صموئيل 2: 25–26</w:t>
-        </w:r>
-      </w:hyperlink>
-    </w:p>
-    <w:p>
-      <w:pPr>
-        <w:pStyle w:val="ListBullet"/>
-        <w:bidi/>
-        <w:spacing w:line="240" w:lineRule="auto"/>
-        <w:ind w:left="720"/>
-      </w:pPr>
-      <w:r>
-        <w:rPr>
-          <w:rtl/>
-          <w:cs/>
-          <w:lang w:val="ar_AE" w:bidi="ar_AE"/>
-        </w:rPr>
-      </w:r>
-      <w:hyperlink r:id="rId100">
-        <w:r>
-          <w:rPr>
-            <w:rtl/>
-            <w:cs/>
-            <w:lang w:val="ar_AE" w:bidi="ar_AE"/>
-          </w:rPr>
-          <w:rPr>
-            <w:color w:val="0000EE"/>
-            <w:u w:val="single"/>
-          </w:rPr>
-          <w:t>2 أخبار الأيام 19: 7</w:t>
-        </w:r>
-      </w:hyperlink>
-    </w:p>
-    <w:p>
-      <w:pPr>
-        <w:pStyle w:val="ListBullet"/>
-        <w:bidi/>
-        <w:spacing w:line="240" w:lineRule="auto"/>
-        <w:ind w:left="720"/>
-      </w:pPr>
-      <w:r>
-        <w:rPr>
-          <w:rtl/>
-          <w:cs/>
-          <w:lang w:val="ar_AE" w:bidi="ar_AE"/>
-        </w:rPr>
-      </w:r>
-      <w:hyperlink r:id="rId101">
-        <w:r>
-          <w:rPr>
-            <w:rtl/>
-            <w:cs/>
-            <w:lang w:val="ar_AE" w:bidi="ar_AE"/>
-          </w:rPr>
-          <w:rPr>
-            <w:color w:val="0000EE"/>
-            <w:u w:val="single"/>
-          </w:rPr>
-          <w:t>2 كورنثوس 1: 11</w:t>
-        </w:r>
-      </w:hyperlink>
-    </w:p>
-    <w:p>
-      <w:pPr>
-        <w:pStyle w:val="ListBullet"/>
-        <w:bidi/>
-        <w:spacing w:line="240" w:lineRule="auto"/>
-        <w:ind w:left="720"/>
-      </w:pPr>
-      <w:r>
-        <w:rPr>
-          <w:rtl/>
-          <w:cs/>
-          <w:lang w:val="ar_AE" w:bidi="ar_AE"/>
-        </w:rPr>
-      </w:r>
-      <w:hyperlink r:id="rId102">
-        <w:r>
-          <w:rPr>
-            <w:rtl/>
-            <w:cs/>
-            <w:lang w:val="ar_AE" w:bidi="ar_AE"/>
-          </w:rPr>
-          <w:rPr>
-            <w:color w:val="0000EE"/>
-            <w:u w:val="single"/>
-          </w:rPr>
-          <w:t>أعمال الرسل 24: 27</w:t>
-        </w:r>
-      </w:hyperlink>
-    </w:p>
-    <w:p>
-      <w:pPr>
-        <w:pStyle w:val="ListBullet"/>
-        <w:bidi/>
-        <w:spacing w:line="240" w:lineRule="auto"/>
-        <w:ind w:left="720"/>
-      </w:pPr>
-      <w:r>
-        <w:rPr>
-          <w:rtl/>
-          <w:cs/>
-          <w:lang w:val="ar_AE" w:bidi="ar_AE"/>
-        </w:rPr>
-      </w:r>
-      <w:hyperlink r:id="rId103">
-        <w:r>
-          <w:rPr>
-            <w:rtl/>
-            <w:cs/>
-            <w:lang w:val="ar_AE" w:bidi="ar_AE"/>
-          </w:rPr>
-          <w:rPr>
-            <w:color w:val="0000EE"/>
-            <w:u w:val="single"/>
-          </w:rPr>
-          <w:t>تكوين 41: 16</w:t>
-        </w:r>
-      </w:hyperlink>
-    </w:p>
-    <w:p>
-      <w:pPr>
-        <w:pStyle w:val="ListBullet"/>
-        <w:bidi/>
-        <w:spacing w:line="240" w:lineRule="auto"/>
-        <w:ind w:left="720"/>
-      </w:pPr>
-      <w:r>
-        <w:rPr>
-          <w:rtl/>
-          <w:cs/>
-          <w:lang w:val="ar_AE" w:bidi="ar_AE"/>
-        </w:rPr>
-      </w:r>
-      <w:hyperlink r:id="rId104">
-        <w:r>
-          <w:rPr>
-            <w:rtl/>
-            <w:cs/>
-            <w:lang w:val="ar_AE" w:bidi="ar_AE"/>
-          </w:rPr>
-          <w:rPr>
-            <w:color w:val="0000EE"/>
-            <w:u w:val="single"/>
-          </w:rPr>
-          <w:t>تكوين 47: 25</w:t>
-        </w:r>
-      </w:hyperlink>
-    </w:p>
-    <w:p>
-      <w:pPr>
-        <w:pStyle w:val="ListBullet"/>
-        <w:bidi/>
-        <w:spacing w:line="240" w:lineRule="auto"/>
-        <w:ind w:left="720"/>
-      </w:pPr>
-      <w:r>
-        <w:rPr>
-          <w:rtl/>
-          <w:cs/>
-          <w:lang w:val="ar_AE" w:bidi="ar_AE"/>
-        </w:rPr>
-      </w:r>
-      <w:hyperlink r:id="rId105">
-        <w:r>
-          <w:rPr>
-            <w:rtl/>
-            <w:cs/>
-            <w:lang w:val="ar_AE" w:bidi="ar_AE"/>
-          </w:rPr>
-          <w:rPr>
-            <w:color w:val="0000EE"/>
-            <w:u w:val="single"/>
-          </w:rPr>
-          <w:t>تكوين 50: 5</w:t>
-        </w:r>
-      </w:hyperlink>
+      <w:r>
+        <w:rPr>
+          <w:rtl/>
+          <w:cs/>
+          <w:lang w:val="ar_AE" w:bidi="ar_AE"/>
+        </w:rPr>
+        <w:t>1 صموئيل 2: 25–26</w:t>
+      </w:r>
+    </w:p>
+    <w:p>
+      <w:pPr>
+        <w:pStyle w:val="ListBullet"/>
+        <w:bidi/>
+        <w:spacing w:line="240" w:lineRule="auto"/>
+        <w:ind w:left="720"/>
+      </w:pPr>
+      <w:r>
+        <w:rPr>
+          <w:rtl/>
+          <w:cs/>
+          <w:lang w:val="ar_AE" w:bidi="ar_AE"/>
+        </w:rPr>
+      </w:r>
+      <w:r>
+        <w:rPr>
+          <w:rtl/>
+          <w:cs/>
+          <w:lang w:val="ar_AE" w:bidi="ar_AE"/>
+        </w:rPr>
+        <w:t>2 أخبار الأيام 19: 7</w:t>
+      </w:r>
+    </w:p>
+    <w:p>
+      <w:pPr>
+        <w:pStyle w:val="ListBullet"/>
+        <w:bidi/>
+        <w:spacing w:line="240" w:lineRule="auto"/>
+        <w:ind w:left="720"/>
+      </w:pPr>
+      <w:r>
+        <w:rPr>
+          <w:rtl/>
+          <w:cs/>
+          <w:lang w:val="ar_AE" w:bidi="ar_AE"/>
+        </w:rPr>
+      </w:r>
+      <w:r>
+        <w:rPr>
+          <w:rtl/>
+          <w:cs/>
+          <w:lang w:val="ar_AE" w:bidi="ar_AE"/>
+        </w:rPr>
+        <w:t>2 كورنثوس 1: 11</w:t>
+      </w:r>
+    </w:p>
+    <w:p>
+      <w:pPr>
+        <w:pStyle w:val="ListBullet"/>
+        <w:bidi/>
+        <w:spacing w:line="240" w:lineRule="auto"/>
+        <w:ind w:left="720"/>
+      </w:pPr>
+      <w:r>
+        <w:rPr>
+          <w:rtl/>
+          <w:cs/>
+          <w:lang w:val="ar_AE" w:bidi="ar_AE"/>
+        </w:rPr>
+      </w:r>
+      <w:r>
+        <w:rPr>
+          <w:rtl/>
+          <w:cs/>
+          <w:lang w:val="ar_AE" w:bidi="ar_AE"/>
+        </w:rPr>
+        <w:t>أعمال الرسل 24: 27</w:t>
+      </w:r>
+    </w:p>
+    <w:p>
+      <w:pPr>
+        <w:pStyle w:val="ListBullet"/>
+        <w:bidi/>
+        <w:spacing w:line="240" w:lineRule="auto"/>
+        <w:ind w:left="720"/>
+      </w:pPr>
+      <w:r>
+        <w:rPr>
+          <w:rtl/>
+          <w:cs/>
+          <w:lang w:val="ar_AE" w:bidi="ar_AE"/>
+        </w:rPr>
+      </w:r>
+      <w:r>
+        <w:rPr>
+          <w:rtl/>
+          <w:cs/>
+          <w:lang w:val="ar_AE" w:bidi="ar_AE"/>
+        </w:rPr>
+        <w:t>تكوين 41: 16</w:t>
+      </w:r>
+    </w:p>
+    <w:p>
+      <w:pPr>
+        <w:pStyle w:val="ListBullet"/>
+        <w:bidi/>
+        <w:spacing w:line="240" w:lineRule="auto"/>
+        <w:ind w:left="720"/>
+      </w:pPr>
+      <w:r>
+        <w:rPr>
+          <w:rtl/>
+          <w:cs/>
+          <w:lang w:val="ar_AE" w:bidi="ar_AE"/>
+        </w:rPr>
+      </w:r>
+      <w:r>
+        <w:rPr>
+          <w:rtl/>
+          <w:cs/>
+          <w:lang w:val="ar_AE" w:bidi="ar_AE"/>
+        </w:rPr>
+        <w:t>تكوين 47: 25</w:t>
+      </w:r>
+    </w:p>
+    <w:p>
+      <w:pPr>
+        <w:pStyle w:val="ListBullet"/>
+        <w:bidi/>
+        <w:spacing w:line="240" w:lineRule="auto"/>
+        <w:ind w:left="720"/>
+      </w:pPr>
+      <w:r>
+        <w:rPr>
+          <w:rtl/>
+          <w:cs/>
+          <w:lang w:val="ar_AE" w:bidi="ar_AE"/>
+        </w:rPr>
+      </w:r>
+      <w:r>
+        <w:rPr>
+          <w:rtl/>
+          <w:cs/>
+          <w:lang w:val="ar_AE" w:bidi="ar_AE"/>
+        </w:rPr>
+        <w:t>تكوين 50: 5</w:t>
+      </w:r>
     </w:p>
     <w:p>
       <w:pPr>
@@ -9556,252 +8986,198 @@
           <w:lang w:val="ar_AE" w:bidi="ar_AE"/>
         </w:rPr>
       </w:r>
-      <w:hyperlink r:id="rId106">
-        <w:r>
-          <w:rPr>
-            <w:rtl/>
-            <w:cs/>
-            <w:lang w:val="ar_AE" w:bidi="ar_AE"/>
-          </w:rPr>
-          <w:rPr>
-            <w:color w:val="0000EE"/>
-            <w:u w:val="single"/>
-          </w:rPr>
-          <w:t>1 كورنثوس 5: 6–8</w:t>
-        </w:r>
-      </w:hyperlink>
-    </w:p>
-    <w:p>
-      <w:pPr>
-        <w:pStyle w:val="ListBullet"/>
-        <w:bidi/>
-        <w:spacing w:line="240" w:lineRule="auto"/>
-        <w:ind w:left="720"/>
-      </w:pPr>
-      <w:r>
-        <w:rPr>
-          <w:rtl/>
-          <w:cs/>
-          <w:lang w:val="ar_AE" w:bidi="ar_AE"/>
-        </w:rPr>
-      </w:r>
-      <w:hyperlink r:id="rId107">
-        <w:r>
-          <w:rPr>
-            <w:rtl/>
-            <w:cs/>
-            <w:lang w:val="ar_AE" w:bidi="ar_AE"/>
-          </w:rPr>
-          <w:rPr>
-            <w:color w:val="0000EE"/>
-            <w:u w:val="single"/>
-          </w:rPr>
-          <w:t>2 أخبار الأيام 30: 13–15</w:t>
-        </w:r>
-      </w:hyperlink>
-    </w:p>
-    <w:p>
-      <w:pPr>
-        <w:pStyle w:val="ListBullet"/>
-        <w:bidi/>
-        <w:spacing w:line="240" w:lineRule="auto"/>
-        <w:ind w:left="720"/>
-      </w:pPr>
-      <w:r>
-        <w:rPr>
-          <w:rtl/>
-          <w:cs/>
-          <w:lang w:val="ar_AE" w:bidi="ar_AE"/>
-        </w:rPr>
-      </w:r>
-      <w:hyperlink r:id="rId108">
-        <w:r>
-          <w:rPr>
-            <w:rtl/>
-            <w:cs/>
-            <w:lang w:val="ar_AE" w:bidi="ar_AE"/>
-          </w:rPr>
-          <w:rPr>
-            <w:color w:val="0000EE"/>
-            <w:u w:val="single"/>
-          </w:rPr>
-          <w:t>أعمال الرسل 12: 3</w:t>
-        </w:r>
-      </w:hyperlink>
-    </w:p>
-    <w:p>
-      <w:pPr>
-        <w:pStyle w:val="ListBullet"/>
-        <w:bidi/>
-        <w:spacing w:line="240" w:lineRule="auto"/>
-        <w:ind w:left="720"/>
-      </w:pPr>
-      <w:r>
-        <w:rPr>
-          <w:rtl/>
-          <w:cs/>
-          <w:lang w:val="ar_AE" w:bidi="ar_AE"/>
-        </w:rPr>
-      </w:r>
-      <w:hyperlink r:id="rId109">
-        <w:r>
-          <w:rPr>
-            <w:rtl/>
-            <w:cs/>
-            <w:lang w:val="ar_AE" w:bidi="ar_AE"/>
-          </w:rPr>
-          <w:rPr>
-            <w:color w:val="0000EE"/>
-            <w:u w:val="single"/>
-          </w:rPr>
-          <w:t>خروج 23: 14–15</w:t>
-        </w:r>
-      </w:hyperlink>
-    </w:p>
-    <w:p>
-      <w:pPr>
-        <w:pStyle w:val="ListBullet"/>
-        <w:bidi/>
-        <w:spacing w:line="240" w:lineRule="auto"/>
-        <w:ind w:left="720"/>
-      </w:pPr>
-      <w:r>
-        <w:rPr>
-          <w:rtl/>
-          <w:cs/>
-          <w:lang w:val="ar_AE" w:bidi="ar_AE"/>
-        </w:rPr>
-      </w:r>
-      <w:hyperlink r:id="rId110">
-        <w:r>
-          <w:rPr>
-            <w:rtl/>
-            <w:cs/>
-            <w:lang w:val="ar_AE" w:bidi="ar_AE"/>
-          </w:rPr>
-          <w:rPr>
-            <w:color w:val="0000EE"/>
-            <w:u w:val="single"/>
-          </w:rPr>
-          <w:t>عزرا 6: 21–22</w:t>
-        </w:r>
-      </w:hyperlink>
-    </w:p>
-    <w:p>
-      <w:pPr>
-        <w:pStyle w:val="ListBullet"/>
-        <w:bidi/>
-        <w:spacing w:line="240" w:lineRule="auto"/>
-        <w:ind w:left="720"/>
-      </w:pPr>
-      <w:r>
-        <w:rPr>
-          <w:rtl/>
-          <w:cs/>
-          <w:lang w:val="ar_AE" w:bidi="ar_AE"/>
-        </w:rPr>
-      </w:r>
-      <w:hyperlink r:id="rId111">
-        <w:r>
-          <w:rPr>
-            <w:rtl/>
-            <w:cs/>
-            <w:lang w:val="ar_AE" w:bidi="ar_AE"/>
-          </w:rPr>
-          <w:rPr>
-            <w:color w:val="0000EE"/>
-            <w:u w:val="single"/>
-          </w:rPr>
-          <w:t>تكوين 19: 1–3</w:t>
-        </w:r>
-      </w:hyperlink>
-    </w:p>
-    <w:p>
-      <w:pPr>
-        <w:pStyle w:val="ListBullet"/>
-        <w:bidi/>
-        <w:spacing w:line="240" w:lineRule="auto"/>
-        <w:ind w:left="720"/>
-      </w:pPr>
-      <w:r>
-        <w:rPr>
-          <w:rtl/>
-          <w:cs/>
-          <w:lang w:val="ar_AE" w:bidi="ar_AE"/>
-        </w:rPr>
-      </w:r>
-      <w:hyperlink r:id="rId112">
-        <w:r>
-          <w:rPr>
-            <w:rtl/>
-            <w:cs/>
-            <w:lang w:val="ar_AE" w:bidi="ar_AE"/>
-          </w:rPr>
-          <w:rPr>
-            <w:color w:val="0000EE"/>
-            <w:u w:val="single"/>
-          </w:rPr>
-          <w:t>قضاة 6: 21</w:t>
-        </w:r>
-      </w:hyperlink>
-    </w:p>
-    <w:p>
-      <w:pPr>
-        <w:pStyle w:val="ListBullet"/>
-        <w:bidi/>
-        <w:spacing w:line="240" w:lineRule="auto"/>
-        <w:ind w:left="720"/>
-      </w:pPr>
-      <w:r>
-        <w:rPr>
-          <w:rtl/>
-          <w:cs/>
-          <w:lang w:val="ar_AE" w:bidi="ar_AE"/>
-        </w:rPr>
-      </w:r>
-      <w:hyperlink r:id="rId113">
-        <w:r>
-          <w:rPr>
-            <w:rtl/>
-            <w:cs/>
-            <w:lang w:val="ar_AE" w:bidi="ar_AE"/>
-          </w:rPr>
-          <w:rPr>
-            <w:color w:val="0000EE"/>
-            <w:u w:val="single"/>
-          </w:rPr>
-          <w:t>لاويين 8: 1–3</w:t>
-        </w:r>
-      </w:hyperlink>
-    </w:p>
-    <w:p>
-      <w:pPr>
-        <w:pStyle w:val="ListBullet"/>
-        <w:bidi/>
-        <w:spacing w:line="240" w:lineRule="auto"/>
-        <w:ind w:left="720"/>
-      </w:pPr>
-      <w:r>
-        <w:rPr>
-          <w:rtl/>
-          <w:cs/>
-          <w:lang w:val="ar_AE" w:bidi="ar_AE"/>
-        </w:rPr>
-      </w:r>
-      <w:hyperlink r:id="rId114">
-        <w:r>
-          <w:rPr>
-            <w:rtl/>
-            <w:cs/>
-            <w:lang w:val="ar_AE" w:bidi="ar_AE"/>
-          </w:rPr>
-          <w:rPr>
-            <w:color w:val="0000EE"/>
-            <w:u w:val="single"/>
-          </w:rPr>
-          <w:t>لوقا 22: 1</w:t>
-        </w:r>
-      </w:hyperlink>
+      <w:r>
+        <w:rPr>
+          <w:rtl/>
+          <w:cs/>
+          <w:lang w:val="ar_AE" w:bidi="ar_AE"/>
+        </w:rPr>
+        <w:t>1 كورنثوس 5: 6–8</w:t>
+      </w:r>
+    </w:p>
+    <w:p>
+      <w:pPr>
+        <w:pStyle w:val="ListBullet"/>
+        <w:bidi/>
+        <w:spacing w:line="240" w:lineRule="auto"/>
+        <w:ind w:left="720"/>
+      </w:pPr>
+      <w:r>
+        <w:rPr>
+          <w:rtl/>
+          <w:cs/>
+          <w:lang w:val="ar_AE" w:bidi="ar_AE"/>
+        </w:rPr>
+      </w:r>
+      <w:r>
+        <w:rPr>
+          <w:rtl/>
+          <w:cs/>
+          <w:lang w:val="ar_AE" w:bidi="ar_AE"/>
+        </w:rPr>
+        <w:t>2 أخبار الأيام 30: 13–15</w:t>
+      </w:r>
+    </w:p>
+    <w:p>
+      <w:pPr>
+        <w:pStyle w:val="ListBullet"/>
+        <w:bidi/>
+        <w:spacing w:line="240" w:lineRule="auto"/>
+        <w:ind w:left="720"/>
+      </w:pPr>
+      <w:r>
+        <w:rPr>
+          <w:rtl/>
+          <w:cs/>
+          <w:lang w:val="ar_AE" w:bidi="ar_AE"/>
+        </w:rPr>
+      </w:r>
+      <w:r>
+        <w:rPr>
+          <w:rtl/>
+          <w:cs/>
+          <w:lang w:val="ar_AE" w:bidi="ar_AE"/>
+        </w:rPr>
+        <w:t>أعمال الرسل 12: 3</w:t>
+      </w:r>
+    </w:p>
+    <w:p>
+      <w:pPr>
+        <w:pStyle w:val="ListBullet"/>
+        <w:bidi/>
+        <w:spacing w:line="240" w:lineRule="auto"/>
+        <w:ind w:left="720"/>
+      </w:pPr>
+      <w:r>
+        <w:rPr>
+          <w:rtl/>
+          <w:cs/>
+          <w:lang w:val="ar_AE" w:bidi="ar_AE"/>
+        </w:rPr>
+      </w:r>
+      <w:r>
+        <w:rPr>
+          <w:rtl/>
+          <w:cs/>
+          <w:lang w:val="ar_AE" w:bidi="ar_AE"/>
+        </w:rPr>
+        <w:t>خروج 23: 14–15</w:t>
+      </w:r>
+    </w:p>
+    <w:p>
+      <w:pPr>
+        <w:pStyle w:val="ListBullet"/>
+        <w:bidi/>
+        <w:spacing w:line="240" w:lineRule="auto"/>
+        <w:ind w:left="720"/>
+      </w:pPr>
+      <w:r>
+        <w:rPr>
+          <w:rtl/>
+          <w:cs/>
+          <w:lang w:val="ar_AE" w:bidi="ar_AE"/>
+        </w:rPr>
+      </w:r>
+      <w:r>
+        <w:rPr>
+          <w:rtl/>
+          <w:cs/>
+          <w:lang w:val="ar_AE" w:bidi="ar_AE"/>
+        </w:rPr>
+        <w:t>عزرا 6: 21–22</w:t>
+      </w:r>
+    </w:p>
+    <w:p>
+      <w:pPr>
+        <w:pStyle w:val="ListBullet"/>
+        <w:bidi/>
+        <w:spacing w:line="240" w:lineRule="auto"/>
+        <w:ind w:left="720"/>
+      </w:pPr>
+      <w:r>
+        <w:rPr>
+          <w:rtl/>
+          <w:cs/>
+          <w:lang w:val="ar_AE" w:bidi="ar_AE"/>
+        </w:rPr>
+      </w:r>
+      <w:r>
+        <w:rPr>
+          <w:rtl/>
+          <w:cs/>
+          <w:lang w:val="ar_AE" w:bidi="ar_AE"/>
+        </w:rPr>
+        <w:t>تكوين 19: 1–3</w:t>
+      </w:r>
+    </w:p>
+    <w:p>
+      <w:pPr>
+        <w:pStyle w:val="ListBullet"/>
+        <w:bidi/>
+        <w:spacing w:line="240" w:lineRule="auto"/>
+        <w:ind w:left="720"/>
+      </w:pPr>
+      <w:r>
+        <w:rPr>
+          <w:rtl/>
+          <w:cs/>
+          <w:lang w:val="ar_AE" w:bidi="ar_AE"/>
+        </w:rPr>
+      </w:r>
+      <w:r>
+        <w:rPr>
+          <w:rtl/>
+          <w:cs/>
+          <w:lang w:val="ar_AE" w:bidi="ar_AE"/>
+        </w:rPr>
+        <w:t>قضاة 6: 21</w:t>
+      </w:r>
+    </w:p>
+    <w:p>
+      <w:pPr>
+        <w:pStyle w:val="ListBullet"/>
+        <w:bidi/>
+        <w:spacing w:line="240" w:lineRule="auto"/>
+        <w:ind w:left="720"/>
+      </w:pPr>
+      <w:r>
+        <w:rPr>
+          <w:rtl/>
+          <w:cs/>
+          <w:lang w:val="ar_AE" w:bidi="ar_AE"/>
+        </w:rPr>
+      </w:r>
+      <w:r>
+        <w:rPr>
+          <w:rtl/>
+          <w:cs/>
+          <w:lang w:val="ar_AE" w:bidi="ar_AE"/>
+        </w:rPr>
+        <w:t>لاويين 8: 1–3</w:t>
+      </w:r>
+    </w:p>
+    <w:p>
+      <w:pPr>
+        <w:pStyle w:val="ListBullet"/>
+        <w:bidi/>
+        <w:spacing w:line="240" w:lineRule="auto"/>
+        <w:ind w:left="720"/>
+      </w:pPr>
+      <w:r>
+        <w:rPr>
+          <w:rtl/>
+          <w:cs/>
+          <w:lang w:val="ar_AE" w:bidi="ar_AE"/>
+        </w:rPr>
+      </w:r>
+      <w:r>
+        <w:rPr>
+          <w:rtl/>
+          <w:cs/>
+          <w:lang w:val="ar_AE" w:bidi="ar_AE"/>
+        </w:rPr>
+        <w:t>لوقا 22: 1</w:t>
+      </w:r>
     </w:p>
     <w:p>
       <w:pPr>
@@ -10209,78 +9585,60 @@
           <w:lang w:val="ar_AE" w:bidi="ar_AE"/>
         </w:rPr>
       </w:r>
-      <w:hyperlink r:id="rId115">
-        <w:r>
-          <w:rPr>
-            <w:rtl/>
-            <w:cs/>
-            <w:lang w:val="ar_AE" w:bidi="ar_AE"/>
-          </w:rPr>
-          <w:rPr>
-            <w:color w:val="0000EE"/>
-            <w:u w:val="single"/>
-          </w:rPr>
-          <w:t>العدد 23: 28–30</w:t>
-        </w:r>
-      </w:hyperlink>
-    </w:p>
-    <w:p>
-      <w:pPr>
-        <w:pStyle w:val="ListBullet"/>
-        <w:bidi/>
-        <w:spacing w:line="240" w:lineRule="auto"/>
-        <w:ind w:left="720"/>
-      </w:pPr>
-      <w:r>
-        <w:rPr>
-          <w:rtl/>
-          <w:cs/>
-          <w:lang w:val="ar_AE" w:bidi="ar_AE"/>
-        </w:rPr>
-      </w:r>
-      <w:hyperlink r:id="rId116">
-        <w:r>
-          <w:rPr>
-            <w:rtl/>
-            <w:cs/>
-            <w:lang w:val="ar_AE" w:bidi="ar_AE"/>
-          </w:rPr>
-          <w:rPr>
-            <w:color w:val="0000EE"/>
-            <w:u w:val="single"/>
-          </w:rPr>
-          <w:t>العدد 31: 16–17</w:t>
-        </w:r>
-      </w:hyperlink>
-    </w:p>
-    <w:p>
-      <w:pPr>
-        <w:pStyle w:val="ListBullet"/>
-        <w:bidi/>
-        <w:spacing w:line="240" w:lineRule="auto"/>
-        <w:ind w:left="720"/>
-      </w:pPr>
-      <w:r>
-        <w:rPr>
-          <w:rtl/>
-          <w:cs/>
-          <w:lang w:val="ar_AE" w:bidi="ar_AE"/>
-        </w:rPr>
-      </w:r>
-      <w:hyperlink r:id="rId117">
-        <w:r>
-          <w:rPr>
-            <w:rtl/>
-            <w:cs/>
-            <w:lang w:val="ar_AE" w:bidi="ar_AE"/>
-          </w:rPr>
-          <w:rPr>
-            <w:color w:val="0000EE"/>
-            <w:u w:val="single"/>
-          </w:rPr>
-          <w:t>المزامير 106: 28–29</w:t>
-        </w:r>
-      </w:hyperlink>
+      <w:r>
+        <w:rPr>
+          <w:rtl/>
+          <w:cs/>
+          <w:lang w:val="ar_AE" w:bidi="ar_AE"/>
+        </w:rPr>
+        <w:t>العدد 23: 28–30</w:t>
+      </w:r>
+    </w:p>
+    <w:p>
+      <w:pPr>
+        <w:pStyle w:val="ListBullet"/>
+        <w:bidi/>
+        <w:spacing w:line="240" w:lineRule="auto"/>
+        <w:ind w:left="720"/>
+      </w:pPr>
+      <w:r>
+        <w:rPr>
+          <w:rtl/>
+          <w:cs/>
+          <w:lang w:val="ar_AE" w:bidi="ar_AE"/>
+        </w:rPr>
+      </w:r>
+      <w:r>
+        <w:rPr>
+          <w:rtl/>
+          <w:cs/>
+          <w:lang w:val="ar_AE" w:bidi="ar_AE"/>
+        </w:rPr>
+        <w:t>العدد 31: 16–17</w:t>
+      </w:r>
+    </w:p>
+    <w:p>
+      <w:pPr>
+        <w:pStyle w:val="ListBullet"/>
+        <w:bidi/>
+        <w:spacing w:line="240" w:lineRule="auto"/>
+        <w:ind w:left="720"/>
+      </w:pPr>
+      <w:r>
+        <w:rPr>
+          <w:rtl/>
+          <w:cs/>
+          <w:lang w:val="ar_AE" w:bidi="ar_AE"/>
+        </w:rPr>
+      </w:r>
+      <w:r>
+        <w:rPr>
+          <w:rtl/>
+          <w:cs/>
+          <w:lang w:val="ar_AE" w:bidi="ar_AE"/>
+        </w:rPr>
+        <w:t>المزامير 106: 28–29</w:t>
+      </w:r>
     </w:p>
     <w:p>
       <w:pPr>
@@ -10765,136 +10123,106 @@
           <w:lang w:val="ar_AE" w:bidi="ar_AE"/>
         </w:rPr>
       </w:r>
-      <w:hyperlink r:id="rId118">
-        <w:r>
-          <w:rPr>
-            <w:rtl/>
-            <w:cs/>
-            <w:lang w:val="ar_AE" w:bidi="ar_AE"/>
-          </w:rPr>
-          <w:rPr>
-            <w:color w:val="0000EE"/>
-            <w:u w:val="single"/>
-          </w:rPr>
-          <w:t>لوقا10 :27</w:t>
-        </w:r>
-      </w:hyperlink>
-    </w:p>
-    <w:p>
-      <w:pPr>
-        <w:pStyle w:val="ListBullet"/>
-        <w:bidi/>
-        <w:spacing w:line="240" w:lineRule="auto"/>
-        <w:ind w:left="720"/>
-      </w:pPr>
-      <w:r>
-        <w:rPr>
-          <w:rtl/>
-          <w:cs/>
-          <w:lang w:val="ar_AE" w:bidi="ar_AE"/>
-        </w:rPr>
-      </w:r>
-      <w:hyperlink r:id="rId119">
-        <w:r>
-          <w:rPr>
-            <w:rtl/>
-            <w:cs/>
-            <w:lang w:val="ar_AE" w:bidi="ar_AE"/>
-          </w:rPr>
-          <w:rPr>
-            <w:color w:val="0000EE"/>
-            <w:u w:val="single"/>
-          </w:rPr>
-          <w:t>مرقس6 :51–52</w:t>
-        </w:r>
-      </w:hyperlink>
-    </w:p>
-    <w:p>
-      <w:pPr>
-        <w:pStyle w:val="ListBullet"/>
-        <w:bidi/>
-        <w:spacing w:line="240" w:lineRule="auto"/>
-        <w:ind w:left="720"/>
-      </w:pPr>
-      <w:r>
-        <w:rPr>
-          <w:rtl/>
-          <w:cs/>
-          <w:lang w:val="ar_AE" w:bidi="ar_AE"/>
-        </w:rPr>
-      </w:r>
-      <w:hyperlink r:id="rId120">
-        <w:r>
-          <w:rPr>
-            <w:rtl/>
-            <w:cs/>
-            <w:lang w:val="ar_AE" w:bidi="ar_AE"/>
-          </w:rPr>
-          <w:rPr>
-            <w:color w:val="0000EE"/>
-            <w:u w:val="single"/>
-          </w:rPr>
-          <w:t>متى21 :29</w:t>
-        </w:r>
-      </w:hyperlink>
-    </w:p>
-    <w:p>
-      <w:pPr>
-        <w:pStyle w:val="ListBullet"/>
-        <w:bidi/>
-        <w:spacing w:line="240" w:lineRule="auto"/>
-        <w:ind w:left="720"/>
-      </w:pPr>
-      <w:r>
-        <w:rPr>
-          <w:rtl/>
-          <w:cs/>
-          <w:lang w:val="ar_AE" w:bidi="ar_AE"/>
-        </w:rPr>
-      </w:r>
-      <w:hyperlink r:id="rId121">
-        <w:r>
-          <w:rPr>
-            <w:rtl/>
-            <w:cs/>
-            <w:lang w:val="ar_AE" w:bidi="ar_AE"/>
-          </w:rPr>
-          <w:rPr>
-            <w:color w:val="0000EE"/>
-            <w:u w:val="single"/>
-          </w:rPr>
-          <w:t>متى22 :37</w:t>
-        </w:r>
-      </w:hyperlink>
-    </w:p>
-    <w:p>
-      <w:pPr>
-        <w:pStyle w:val="ListBullet"/>
-        <w:bidi/>
-        <w:spacing w:line="240" w:lineRule="auto"/>
-        <w:ind w:left="720"/>
-      </w:pPr>
-      <w:r>
-        <w:rPr>
-          <w:rtl/>
-          <w:cs/>
-          <w:lang w:val="ar_AE" w:bidi="ar_AE"/>
-        </w:rPr>
-      </w:r>
-      <w:hyperlink r:id="rId122">
-        <w:r>
-          <w:rPr>
-            <w:rtl/>
-            <w:cs/>
-            <w:lang w:val="ar_AE" w:bidi="ar_AE"/>
-          </w:rPr>
-          <w:rPr>
-            <w:color w:val="0000EE"/>
-            <w:u w:val="single"/>
-          </w:rPr>
-          <w:t>يعقوب4 :8</w:t>
-        </w:r>
-      </w:hyperlink>
+      <w:r>
+        <w:rPr>
+          <w:rtl/>
+          <w:cs/>
+          <w:lang w:val="ar_AE" w:bidi="ar_AE"/>
+        </w:rPr>
+        <w:t>لوقا10 :27</w:t>
+      </w:r>
+    </w:p>
+    <w:p>
+      <w:pPr>
+        <w:pStyle w:val="ListBullet"/>
+        <w:bidi/>
+        <w:spacing w:line="240" w:lineRule="auto"/>
+        <w:ind w:left="720"/>
+      </w:pPr>
+      <w:r>
+        <w:rPr>
+          <w:rtl/>
+          <w:cs/>
+          <w:lang w:val="ar_AE" w:bidi="ar_AE"/>
+        </w:rPr>
+      </w:r>
+      <w:r>
+        <w:rPr>
+          <w:rtl/>
+          <w:cs/>
+          <w:lang w:val="ar_AE" w:bidi="ar_AE"/>
+        </w:rPr>
+        <w:t>مرقس6 :51–52</w:t>
+      </w:r>
+    </w:p>
+    <w:p>
+      <w:pPr>
+        <w:pStyle w:val="ListBullet"/>
+        <w:bidi/>
+        <w:spacing w:line="240" w:lineRule="auto"/>
+        <w:ind w:left="720"/>
+      </w:pPr>
+      <w:r>
+        <w:rPr>
+          <w:rtl/>
+          <w:cs/>
+          <w:lang w:val="ar_AE" w:bidi="ar_AE"/>
+        </w:rPr>
+      </w:r>
+      <w:r>
+        <w:rPr>
+          <w:rtl/>
+          <w:cs/>
+          <w:lang w:val="ar_AE" w:bidi="ar_AE"/>
+        </w:rPr>
+        <w:t>متى21 :29</w:t>
+      </w:r>
+    </w:p>
+    <w:p>
+      <w:pPr>
+        <w:pStyle w:val="ListBullet"/>
+        <w:bidi/>
+        <w:spacing w:line="240" w:lineRule="auto"/>
+        <w:ind w:left="720"/>
+      </w:pPr>
+      <w:r>
+        <w:rPr>
+          <w:rtl/>
+          <w:cs/>
+          <w:lang w:val="ar_AE" w:bidi="ar_AE"/>
+        </w:rPr>
+      </w:r>
+      <w:r>
+        <w:rPr>
+          <w:rtl/>
+          <w:cs/>
+          <w:lang w:val="ar_AE" w:bidi="ar_AE"/>
+        </w:rPr>
+        <w:t>متى22 :37</w:t>
+      </w:r>
+    </w:p>
+    <w:p>
+      <w:pPr>
+        <w:pStyle w:val="ListBullet"/>
+        <w:bidi/>
+        <w:spacing w:line="240" w:lineRule="auto"/>
+        <w:ind w:left="720"/>
+      </w:pPr>
+      <w:r>
+        <w:rPr>
+          <w:rtl/>
+          <w:cs/>
+          <w:lang w:val="ar_AE" w:bidi="ar_AE"/>
+        </w:rPr>
+      </w:r>
+      <w:r>
+        <w:rPr>
+          <w:rtl/>
+          <w:cs/>
+          <w:lang w:val="ar_AE" w:bidi="ar_AE"/>
+        </w:rPr>
+        <w:t>يعقوب4 :8</w:t>
+      </w:r>
     </w:p>
     <w:p>
       <w:pPr>
@@ -11156,78 +10484,60 @@
           <w:lang w:val="ar_AE" w:bidi="ar_AE"/>
         </w:rPr>
       </w:r>
-      <w:hyperlink r:id="rId123">
-        <w:r>
-          <w:rPr>
-            <w:rtl/>
-            <w:cs/>
-            <w:lang w:val="ar_AE" w:bidi="ar_AE"/>
-          </w:rPr>
-          <w:rPr>
-            <w:color w:val="0000EE"/>
-            <w:u w:val="single"/>
-          </w:rPr>
-          <w:t>1 أخبار الأيام 10: 9–10</w:t>
-        </w:r>
-      </w:hyperlink>
-    </w:p>
-    <w:p>
-      <w:pPr>
-        <w:pStyle w:val="ListBullet"/>
-        <w:bidi/>
-        <w:spacing w:line="240" w:lineRule="auto"/>
-        <w:ind w:left="720"/>
-      </w:pPr>
-      <w:r>
-        <w:rPr>
-          <w:rtl/>
-          <w:cs/>
-          <w:lang w:val="ar_AE" w:bidi="ar_AE"/>
-        </w:rPr>
-      </w:r>
-      <w:hyperlink r:id="rId124">
-        <w:r>
-          <w:rPr>
-            <w:rtl/>
-            <w:cs/>
-            <w:lang w:val="ar_AE" w:bidi="ar_AE"/>
-          </w:rPr>
-          <w:rPr>
-            <w:color w:val="0000EE"/>
-            <w:u w:val="single"/>
-          </w:rPr>
-          <w:t>يوئيل 3: 4</w:t>
-        </w:r>
-      </w:hyperlink>
-    </w:p>
-    <w:p>
-      <w:pPr>
-        <w:pStyle w:val="ListBullet"/>
-        <w:bidi/>
-        <w:spacing w:line="240" w:lineRule="auto"/>
-        <w:ind w:left="720"/>
-      </w:pPr>
-      <w:r>
-        <w:rPr>
-          <w:rtl/>
-          <w:cs/>
-          <w:lang w:val="ar_AE" w:bidi="ar_AE"/>
-        </w:rPr>
-      </w:r>
-      <w:hyperlink r:id="rId125">
-        <w:r>
-          <w:rPr>
-            <w:rtl/>
-            <w:cs/>
-            <w:lang w:val="ar_AE" w:bidi="ar_AE"/>
-          </w:rPr>
-          <w:rPr>
-            <w:color w:val="0000EE"/>
-            <w:u w:val="single"/>
-          </w:rPr>
-          <w:t>مزامير 60: 8–9</w:t>
-        </w:r>
-      </w:hyperlink>
+      <w:r>
+        <w:rPr>
+          <w:rtl/>
+          <w:cs/>
+          <w:lang w:val="ar_AE" w:bidi="ar_AE"/>
+        </w:rPr>
+        <w:t>1 أخبار الأيام 10: 9–10</w:t>
+      </w:r>
+    </w:p>
+    <w:p>
+      <w:pPr>
+        <w:pStyle w:val="ListBullet"/>
+        <w:bidi/>
+        <w:spacing w:line="240" w:lineRule="auto"/>
+        <w:ind w:left="720"/>
+      </w:pPr>
+      <w:r>
+        <w:rPr>
+          <w:rtl/>
+          <w:cs/>
+          <w:lang w:val="ar_AE" w:bidi="ar_AE"/>
+        </w:rPr>
+      </w:r>
+      <w:r>
+        <w:rPr>
+          <w:rtl/>
+          <w:cs/>
+          <w:lang w:val="ar_AE" w:bidi="ar_AE"/>
+        </w:rPr>
+        <w:t>يوئيل 3: 4</w:t>
+      </w:r>
+    </w:p>
+    <w:p>
+      <w:pPr>
+        <w:pStyle w:val="ListBullet"/>
+        <w:bidi/>
+        <w:spacing w:line="240" w:lineRule="auto"/>
+        <w:ind w:left="720"/>
+      </w:pPr>
+      <w:r>
+        <w:rPr>
+          <w:rtl/>
+          <w:cs/>
+          <w:lang w:val="ar_AE" w:bidi="ar_AE"/>
+        </w:rPr>
+      </w:r>
+      <w:r>
+        <w:rPr>
+          <w:rtl/>
+          <w:cs/>
+          <w:lang w:val="ar_AE" w:bidi="ar_AE"/>
+        </w:rPr>
+        <w:t>مزامير 60: 8–9</w:t>
+      </w:r>
     </w:p>
     <w:p>
       <w:pPr>
@@ -11542,165 +10852,129 @@
           <w:lang w:val="ar_AE" w:bidi="ar_AE"/>
         </w:rPr>
       </w:r>
-      <w:hyperlink r:id="rId126">
-        <w:r>
-          <w:rPr>
-            <w:rtl/>
-            <w:cs/>
-            <w:lang w:val="ar_AE" w:bidi="ar_AE"/>
-          </w:rPr>
-          <w:rPr>
-            <w:color w:val="0000EE"/>
-            <w:u w:val="single"/>
-          </w:rPr>
-          <w:t>1 بطرس 3: 20</w:t>
-        </w:r>
-      </w:hyperlink>
-    </w:p>
-    <w:p>
-      <w:pPr>
-        <w:pStyle w:val="ListBullet"/>
-        <w:bidi/>
-        <w:spacing w:line="240" w:lineRule="auto"/>
-        <w:ind w:left="720"/>
-      </w:pPr>
-      <w:r>
-        <w:rPr>
-          <w:rtl/>
-          <w:cs/>
-          <w:lang w:val="ar_AE" w:bidi="ar_AE"/>
-        </w:rPr>
-      </w:r>
-      <w:hyperlink r:id="rId127">
-        <w:r>
-          <w:rPr>
-            <w:rtl/>
-            <w:cs/>
-            <w:lang w:val="ar_AE" w:bidi="ar_AE"/>
-          </w:rPr>
-          <w:rPr>
-            <w:color w:val="0000EE"/>
-            <w:u w:val="single"/>
-          </w:rPr>
-          <w:t>خروج 16: 33–36</w:t>
-        </w:r>
-      </w:hyperlink>
-    </w:p>
-    <w:p>
-      <w:pPr>
-        <w:pStyle w:val="ListBullet"/>
-        <w:bidi/>
-        <w:spacing w:line="240" w:lineRule="auto"/>
-        <w:ind w:left="720"/>
-      </w:pPr>
-      <w:r>
-        <w:rPr>
-          <w:rtl/>
-          <w:cs/>
-          <w:lang w:val="ar_AE" w:bidi="ar_AE"/>
-        </w:rPr>
-      </w:r>
-      <w:hyperlink r:id="rId128">
-        <w:r>
-          <w:rPr>
-            <w:rtl/>
-            <w:cs/>
-            <w:lang w:val="ar_AE" w:bidi="ar_AE"/>
-          </w:rPr>
-          <w:rPr>
-            <w:color w:val="0000EE"/>
-            <w:u w:val="single"/>
-          </w:rPr>
-          <w:t>خروج 30: 6</w:t>
-        </w:r>
-      </w:hyperlink>
-    </w:p>
-    <w:p>
-      <w:pPr>
-        <w:pStyle w:val="ListBullet"/>
-        <w:bidi/>
-        <w:spacing w:line="240" w:lineRule="auto"/>
-        <w:ind w:left="720"/>
-      </w:pPr>
-      <w:r>
-        <w:rPr>
-          <w:rtl/>
-          <w:cs/>
-          <w:lang w:val="ar_AE" w:bidi="ar_AE"/>
-        </w:rPr>
-      </w:r>
-      <w:hyperlink r:id="rId129">
-        <w:r>
-          <w:rPr>
-            <w:rtl/>
-            <w:cs/>
-            <w:lang w:val="ar_AE" w:bidi="ar_AE"/>
-          </w:rPr>
-          <w:rPr>
-            <w:color w:val="0000EE"/>
-            <w:u w:val="single"/>
-          </w:rPr>
-          <w:t>تكوين 8: 4–5</w:t>
-        </w:r>
-      </w:hyperlink>
-    </w:p>
-    <w:p>
-      <w:pPr>
-        <w:pStyle w:val="ListBullet"/>
-        <w:bidi/>
-        <w:spacing w:line="240" w:lineRule="auto"/>
-        <w:ind w:left="720"/>
-      </w:pPr>
-      <w:r>
-        <w:rPr>
-          <w:rtl/>
-          <w:cs/>
-          <w:lang w:val="ar_AE" w:bidi="ar_AE"/>
-        </w:rPr>
-      </w:r>
-      <w:hyperlink r:id="rId130">
-        <w:r>
-          <w:rPr>
-            <w:rtl/>
-            <w:cs/>
-            <w:lang w:val="ar_AE" w:bidi="ar_AE"/>
-          </w:rPr>
-          <w:rPr>
-            <w:color w:val="0000EE"/>
-            <w:u w:val="single"/>
-          </w:rPr>
-          <w:t>لوقا 17: 27</w:t>
-        </w:r>
-      </w:hyperlink>
-    </w:p>
-    <w:p>
-      <w:pPr>
-        <w:pStyle w:val="ListBullet"/>
-        <w:bidi/>
-        <w:spacing w:line="240" w:lineRule="auto"/>
-        <w:ind w:left="720"/>
-      </w:pPr>
-      <w:r>
-        <w:rPr>
-          <w:rtl/>
-          <w:cs/>
-          <w:lang w:val="ar_AE" w:bidi="ar_AE"/>
-        </w:rPr>
-      </w:r>
-      <w:hyperlink r:id="rId131">
-        <w:r>
-          <w:rPr>
-            <w:rtl/>
-            <w:cs/>
-            <w:lang w:val="ar_AE" w:bidi="ar_AE"/>
-          </w:rPr>
-          <w:rPr>
-            <w:color w:val="0000EE"/>
-            <w:u w:val="single"/>
-          </w:rPr>
-          <w:t>متى 24: 37–39</w:t>
-        </w:r>
-      </w:hyperlink>
+      <w:r>
+        <w:rPr>
+          <w:rtl/>
+          <w:cs/>
+          <w:lang w:val="ar_AE" w:bidi="ar_AE"/>
+        </w:rPr>
+        <w:t>1 بطرس 3: 20</w:t>
+      </w:r>
+    </w:p>
+    <w:p>
+      <w:pPr>
+        <w:pStyle w:val="ListBullet"/>
+        <w:bidi/>
+        <w:spacing w:line="240" w:lineRule="auto"/>
+        <w:ind w:left="720"/>
+      </w:pPr>
+      <w:r>
+        <w:rPr>
+          <w:rtl/>
+          <w:cs/>
+          <w:lang w:val="ar_AE" w:bidi="ar_AE"/>
+        </w:rPr>
+      </w:r>
+      <w:r>
+        <w:rPr>
+          <w:rtl/>
+          <w:cs/>
+          <w:lang w:val="ar_AE" w:bidi="ar_AE"/>
+        </w:rPr>
+        <w:t>خروج 16: 33–36</w:t>
+      </w:r>
+    </w:p>
+    <w:p>
+      <w:pPr>
+        <w:pStyle w:val="ListBullet"/>
+        <w:bidi/>
+        <w:spacing w:line="240" w:lineRule="auto"/>
+        <w:ind w:left="720"/>
+      </w:pPr>
+      <w:r>
+        <w:rPr>
+          <w:rtl/>
+          <w:cs/>
+          <w:lang w:val="ar_AE" w:bidi="ar_AE"/>
+        </w:rPr>
+      </w:r>
+      <w:r>
+        <w:rPr>
+          <w:rtl/>
+          <w:cs/>
+          <w:lang w:val="ar_AE" w:bidi="ar_AE"/>
+        </w:rPr>
+        <w:t>خروج 30: 6</w:t>
+      </w:r>
+    </w:p>
+    <w:p>
+      <w:pPr>
+        <w:pStyle w:val="ListBullet"/>
+        <w:bidi/>
+        <w:spacing w:line="240" w:lineRule="auto"/>
+        <w:ind w:left="720"/>
+      </w:pPr>
+      <w:r>
+        <w:rPr>
+          <w:rtl/>
+          <w:cs/>
+          <w:lang w:val="ar_AE" w:bidi="ar_AE"/>
+        </w:rPr>
+      </w:r>
+      <w:r>
+        <w:rPr>
+          <w:rtl/>
+          <w:cs/>
+          <w:lang w:val="ar_AE" w:bidi="ar_AE"/>
+        </w:rPr>
+        <w:t>تكوين 8: 4–5</w:t>
+      </w:r>
+    </w:p>
+    <w:p>
+      <w:pPr>
+        <w:pStyle w:val="ListBullet"/>
+        <w:bidi/>
+        <w:spacing w:line="240" w:lineRule="auto"/>
+        <w:ind w:left="720"/>
+      </w:pPr>
+      <w:r>
+        <w:rPr>
+          <w:rtl/>
+          <w:cs/>
+          <w:lang w:val="ar_AE" w:bidi="ar_AE"/>
+        </w:rPr>
+      </w:r>
+      <w:r>
+        <w:rPr>
+          <w:rtl/>
+          <w:cs/>
+          <w:lang w:val="ar_AE" w:bidi="ar_AE"/>
+        </w:rPr>
+        <w:t>لوقا 17: 27</w:t>
+      </w:r>
+    </w:p>
+    <w:p>
+      <w:pPr>
+        <w:pStyle w:val="ListBullet"/>
+        <w:bidi/>
+        <w:spacing w:line="240" w:lineRule="auto"/>
+        <w:ind w:left="720"/>
+      </w:pPr>
+      <w:r>
+        <w:rPr>
+          <w:rtl/>
+          <w:cs/>
+          <w:lang w:val="ar_AE" w:bidi="ar_AE"/>
+        </w:rPr>
+      </w:r>
+      <w:r>
+        <w:rPr>
+          <w:rtl/>
+          <w:cs/>
+          <w:lang w:val="ar_AE" w:bidi="ar_AE"/>
+        </w:rPr>
+        <w:t>متى 24: 37–39</w:t>
+      </w:r>
     </w:p>
     <w:p>
       <w:pPr>
@@ -11982,78 +11256,60 @@
           <w:lang w:val="ar_AE" w:bidi="ar_AE"/>
         </w:rPr>
       </w:r>
-      <w:hyperlink r:id="rId132">
-        <w:r>
-          <w:rPr>
-            <w:rtl/>
-            <w:cs/>
-            <w:lang w:val="ar_AE" w:bidi="ar_AE"/>
-          </w:rPr>
-          <w:rPr>
-            <w:color w:val="0000EE"/>
-            <w:u w:val="single"/>
-          </w:rPr>
-          <w:t>تكوين 37: 34–36</w:t>
-        </w:r>
-      </w:hyperlink>
-    </w:p>
-    <w:p>
-      <w:pPr>
-        <w:pStyle w:val="ListBullet"/>
-        <w:bidi/>
-        <w:spacing w:line="240" w:lineRule="auto"/>
-        <w:ind w:left="720"/>
-      </w:pPr>
-      <w:r>
-        <w:rPr>
-          <w:rtl/>
-          <w:cs/>
-          <w:lang w:val="ar_AE" w:bidi="ar_AE"/>
-        </w:rPr>
-      </w:r>
-      <w:hyperlink r:id="rId133">
-        <w:r>
-          <w:rPr>
-            <w:rtl/>
-            <w:cs/>
-            <w:lang w:val="ar_AE" w:bidi="ar_AE"/>
-          </w:rPr>
-          <w:rPr>
-            <w:color w:val="0000EE"/>
-            <w:u w:val="single"/>
-          </w:rPr>
-          <w:t>تكوين 39: 2</w:t>
-        </w:r>
-      </w:hyperlink>
-    </w:p>
-    <w:p>
-      <w:pPr>
-        <w:pStyle w:val="ListBullet"/>
-        <w:bidi/>
-        <w:spacing w:line="240" w:lineRule="auto"/>
-        <w:ind w:left="720"/>
-      </w:pPr>
-      <w:r>
-        <w:rPr>
-          <w:rtl/>
-          <w:cs/>
-          <w:lang w:val="ar_AE" w:bidi="ar_AE"/>
-        </w:rPr>
-      </w:r>
-      <w:hyperlink r:id="rId134">
-        <w:r>
-          <w:rPr>
-            <w:rtl/>
-            <w:cs/>
-            <w:lang w:val="ar_AE" w:bidi="ar_AE"/>
-          </w:rPr>
-          <w:rPr>
-            <w:color w:val="0000EE"/>
-            <w:u w:val="single"/>
-          </w:rPr>
-          <w:t>تكوين 39: 14</w:t>
-        </w:r>
-      </w:hyperlink>
+      <w:r>
+        <w:rPr>
+          <w:rtl/>
+          <w:cs/>
+          <w:lang w:val="ar_AE" w:bidi="ar_AE"/>
+        </w:rPr>
+        <w:t>تكوين 37: 34–36</w:t>
+      </w:r>
+    </w:p>
+    <w:p>
+      <w:pPr>
+        <w:pStyle w:val="ListBullet"/>
+        <w:bidi/>
+        <w:spacing w:line="240" w:lineRule="auto"/>
+        <w:ind w:left="720"/>
+      </w:pPr>
+      <w:r>
+        <w:rPr>
+          <w:rtl/>
+          <w:cs/>
+          <w:lang w:val="ar_AE" w:bidi="ar_AE"/>
+        </w:rPr>
+      </w:r>
+      <w:r>
+        <w:rPr>
+          <w:rtl/>
+          <w:cs/>
+          <w:lang w:val="ar_AE" w:bidi="ar_AE"/>
+        </w:rPr>
+        <w:t>تكوين 39: 2</w:t>
+      </w:r>
+    </w:p>
+    <w:p>
+      <w:pPr>
+        <w:pStyle w:val="ListBullet"/>
+        <w:bidi/>
+        <w:spacing w:line="240" w:lineRule="auto"/>
+        <w:ind w:left="720"/>
+      </w:pPr>
+      <w:r>
+        <w:rPr>
+          <w:rtl/>
+          <w:cs/>
+          <w:lang w:val="ar_AE" w:bidi="ar_AE"/>
+        </w:rPr>
+      </w:r>
+      <w:r>
+        <w:rPr>
+          <w:rtl/>
+          <w:cs/>
+          <w:lang w:val="ar_AE" w:bidi="ar_AE"/>
+        </w:rPr>
+        <w:t>تكوين 39: 14</w:t>
+      </w:r>
     </w:p>
     <w:p>
       <w:pPr>
@@ -12591,223 +11847,175 @@
           <w:lang w:val="ar_AE" w:bidi="ar_AE"/>
         </w:rPr>
       </w:r>
-      <w:hyperlink r:id="rId135">
-        <w:r>
-          <w:rPr>
-            <w:rtl/>
-            <w:cs/>
-            <w:lang w:val="ar_AE" w:bidi="ar_AE"/>
-          </w:rPr>
-          <w:rPr>
-            <w:color w:val="0000EE"/>
-            <w:u w:val="single"/>
-          </w:rPr>
-          <w:t>1 يوحنا 2: 5</w:t>
-        </w:r>
-      </w:hyperlink>
-    </w:p>
-    <w:p>
-      <w:pPr>
-        <w:pStyle w:val="ListBullet"/>
-        <w:bidi/>
-        <w:spacing w:line="240" w:lineRule="auto"/>
-        <w:ind w:left="720"/>
-      </w:pPr>
-      <w:r>
-        <w:rPr>
-          <w:rtl/>
-          <w:cs/>
-          <w:lang w:val="ar_AE" w:bidi="ar_AE"/>
-        </w:rPr>
-      </w:r>
-      <w:hyperlink r:id="rId136">
-        <w:r>
-          <w:rPr>
-            <w:rtl/>
-            <w:cs/>
-            <w:lang w:val="ar_AE" w:bidi="ar_AE"/>
-          </w:rPr>
-          <w:rPr>
-            <w:color w:val="0000EE"/>
-            <w:u w:val="single"/>
-          </w:rPr>
-          <w:t>2 كورنثوس 2: 17</w:t>
-        </w:r>
-      </w:hyperlink>
-    </w:p>
-    <w:p>
-      <w:pPr>
-        <w:pStyle w:val="ListBullet"/>
-        <w:bidi/>
-        <w:spacing w:line="240" w:lineRule="auto"/>
-        <w:ind w:left="720"/>
-      </w:pPr>
-      <w:r>
-        <w:rPr>
-          <w:rtl/>
-          <w:cs/>
-          <w:lang w:val="ar_AE" w:bidi="ar_AE"/>
-        </w:rPr>
-      </w:r>
-      <w:hyperlink r:id="rId137">
-        <w:r>
-          <w:rPr>
-            <w:rtl/>
-            <w:cs/>
-            <w:lang w:val="ar_AE" w:bidi="ar_AE"/>
-          </w:rPr>
-          <w:rPr>
-            <w:color w:val="0000EE"/>
-            <w:u w:val="single"/>
-          </w:rPr>
-          <w:t>2 تيموثاوس 1: 1</w:t>
-        </w:r>
-      </w:hyperlink>
-    </w:p>
-    <w:p>
-      <w:pPr>
-        <w:pStyle w:val="ListBullet"/>
-        <w:bidi/>
-        <w:spacing w:line="240" w:lineRule="auto"/>
-        <w:ind w:left="720"/>
-      </w:pPr>
-      <w:r>
-        <w:rPr>
-          <w:rtl/>
-          <w:cs/>
-          <w:lang w:val="ar_AE" w:bidi="ar_AE"/>
-        </w:rPr>
-      </w:r>
-      <w:hyperlink r:id="rId138">
-        <w:r>
-          <w:rPr>
-            <w:rtl/>
-            <w:cs/>
-            <w:lang w:val="ar_AE" w:bidi="ar_AE"/>
-          </w:rPr>
-          <w:rPr>
-            <w:color w:val="0000EE"/>
-            <w:u w:val="single"/>
-          </w:rPr>
-          <w:t>غلاطية 1: 22</w:t>
-        </w:r>
-      </w:hyperlink>
-    </w:p>
-    <w:p>
-      <w:pPr>
-        <w:pStyle w:val="ListBullet"/>
-        <w:bidi/>
-        <w:spacing w:line="240" w:lineRule="auto"/>
-        <w:ind w:left="720"/>
-      </w:pPr>
-      <w:r>
-        <w:rPr>
-          <w:rtl/>
-          <w:cs/>
-          <w:lang w:val="ar_AE" w:bidi="ar_AE"/>
-        </w:rPr>
-      </w:r>
-      <w:hyperlink r:id="rId139">
-        <w:r>
-          <w:rPr>
-            <w:rtl/>
-            <w:cs/>
-            <w:lang w:val="ar_AE" w:bidi="ar_AE"/>
-          </w:rPr>
-          <w:rPr>
-            <w:color w:val="0000EE"/>
-            <w:u w:val="single"/>
-          </w:rPr>
-          <w:t>غلاطية 2: 17</w:t>
-        </w:r>
-      </w:hyperlink>
-    </w:p>
-    <w:p>
-      <w:pPr>
-        <w:pStyle w:val="ListBullet"/>
-        <w:bidi/>
-        <w:spacing w:line="240" w:lineRule="auto"/>
-        <w:ind w:left="720"/>
-      </w:pPr>
-      <w:r>
-        <w:rPr>
-          <w:rtl/>
-          <w:cs/>
-          <w:lang w:val="ar_AE" w:bidi="ar_AE"/>
-        </w:rPr>
-      </w:r>
-      <w:hyperlink r:id="rId140">
-        <w:r>
-          <w:rPr>
-            <w:rtl/>
-            <w:cs/>
-            <w:lang w:val="ar_AE" w:bidi="ar_AE"/>
-          </w:rPr>
-          <w:rPr>
-            <w:color w:val="0000EE"/>
-            <w:u w:val="single"/>
-          </w:rPr>
-          <w:t>فليمون 1: 6</w:t>
-        </w:r>
-      </w:hyperlink>
-    </w:p>
-    <w:p>
-      <w:pPr>
-        <w:pStyle w:val="ListBullet"/>
-        <w:bidi/>
-        <w:spacing w:line="240" w:lineRule="auto"/>
-        <w:ind w:left="720"/>
-      </w:pPr>
-      <w:r>
-        <w:rPr>
-          <w:rtl/>
-          <w:cs/>
-          <w:lang w:val="ar_AE" w:bidi="ar_AE"/>
-        </w:rPr>
-      </w:r>
-      <w:hyperlink r:id="rId141">
-        <w:r>
-          <w:rPr>
-            <w:rtl/>
-            <w:cs/>
-            <w:lang w:val="ar_AE" w:bidi="ar_AE"/>
-          </w:rPr>
-          <w:rPr>
-            <w:color w:val="0000EE"/>
-            <w:u w:val="single"/>
-          </w:rPr>
-          <w:t>رؤيا 1: 10</w:t>
-        </w:r>
-      </w:hyperlink>
-    </w:p>
-    <w:p>
-      <w:pPr>
-        <w:pStyle w:val="ListBullet"/>
-        <w:bidi/>
-        <w:spacing w:line="240" w:lineRule="auto"/>
-        <w:ind w:left="720"/>
-      </w:pPr>
-      <w:r>
-        <w:rPr>
-          <w:rtl/>
-          <w:cs/>
-          <w:lang w:val="ar_AE" w:bidi="ar_AE"/>
-        </w:rPr>
-      </w:r>
-      <w:hyperlink r:id="rId142">
-        <w:r>
-          <w:rPr>
-            <w:rtl/>
-            <w:cs/>
-            <w:lang w:val="ar_AE" w:bidi="ar_AE"/>
-          </w:rPr>
-          <w:rPr>
-            <w:color w:val="0000EE"/>
-            <w:u w:val="single"/>
-          </w:rPr>
-          <w:t>رومية 9: 1</w:t>
-        </w:r>
-      </w:hyperlink>
+      <w:r>
+        <w:rPr>
+          <w:rtl/>
+          <w:cs/>
+          <w:lang w:val="ar_AE" w:bidi="ar_AE"/>
+        </w:rPr>
+        <w:t>1 يوحنا 2: 5</w:t>
+      </w:r>
+    </w:p>
+    <w:p>
+      <w:pPr>
+        <w:pStyle w:val="ListBullet"/>
+        <w:bidi/>
+        <w:spacing w:line="240" w:lineRule="auto"/>
+        <w:ind w:left="720"/>
+      </w:pPr>
+      <w:r>
+        <w:rPr>
+          <w:rtl/>
+          <w:cs/>
+          <w:lang w:val="ar_AE" w:bidi="ar_AE"/>
+        </w:rPr>
+      </w:r>
+      <w:r>
+        <w:rPr>
+          <w:rtl/>
+          <w:cs/>
+          <w:lang w:val="ar_AE" w:bidi="ar_AE"/>
+        </w:rPr>
+        <w:t>2 كورنثوس 2: 17</w:t>
+      </w:r>
+    </w:p>
+    <w:p>
+      <w:pPr>
+        <w:pStyle w:val="ListBullet"/>
+        <w:bidi/>
+        <w:spacing w:line="240" w:lineRule="auto"/>
+        <w:ind w:left="720"/>
+      </w:pPr>
+      <w:r>
+        <w:rPr>
+          <w:rtl/>
+          <w:cs/>
+          <w:lang w:val="ar_AE" w:bidi="ar_AE"/>
+        </w:rPr>
+      </w:r>
+      <w:r>
+        <w:rPr>
+          <w:rtl/>
+          <w:cs/>
+          <w:lang w:val="ar_AE" w:bidi="ar_AE"/>
+        </w:rPr>
+        <w:t>2 تيموثاوس 1: 1</w:t>
+      </w:r>
+    </w:p>
+    <w:p>
+      <w:pPr>
+        <w:pStyle w:val="ListBullet"/>
+        <w:bidi/>
+        <w:spacing w:line="240" w:lineRule="auto"/>
+        <w:ind w:left="720"/>
+      </w:pPr>
+      <w:r>
+        <w:rPr>
+          <w:rtl/>
+          <w:cs/>
+          <w:lang w:val="ar_AE" w:bidi="ar_AE"/>
+        </w:rPr>
+      </w:r>
+      <w:r>
+        <w:rPr>
+          <w:rtl/>
+          <w:cs/>
+          <w:lang w:val="ar_AE" w:bidi="ar_AE"/>
+        </w:rPr>
+        <w:t>غلاطية 1: 22</w:t>
+      </w:r>
+    </w:p>
+    <w:p>
+      <w:pPr>
+        <w:pStyle w:val="ListBullet"/>
+        <w:bidi/>
+        <w:spacing w:line="240" w:lineRule="auto"/>
+        <w:ind w:left="720"/>
+      </w:pPr>
+      <w:r>
+        <w:rPr>
+          <w:rtl/>
+          <w:cs/>
+          <w:lang w:val="ar_AE" w:bidi="ar_AE"/>
+        </w:rPr>
+      </w:r>
+      <w:r>
+        <w:rPr>
+          <w:rtl/>
+          <w:cs/>
+          <w:lang w:val="ar_AE" w:bidi="ar_AE"/>
+        </w:rPr>
+        <w:t>غلاطية 2: 17</w:t>
+      </w:r>
+    </w:p>
+    <w:p>
+      <w:pPr>
+        <w:pStyle w:val="ListBullet"/>
+        <w:bidi/>
+        <w:spacing w:line="240" w:lineRule="auto"/>
+        <w:ind w:left="720"/>
+      </w:pPr>
+      <w:r>
+        <w:rPr>
+          <w:rtl/>
+          <w:cs/>
+          <w:lang w:val="ar_AE" w:bidi="ar_AE"/>
+        </w:rPr>
+      </w:r>
+      <w:r>
+        <w:rPr>
+          <w:rtl/>
+          <w:cs/>
+          <w:lang w:val="ar_AE" w:bidi="ar_AE"/>
+        </w:rPr>
+        <w:t>فليمون 1: 6</w:t>
+      </w:r>
+    </w:p>
+    <w:p>
+      <w:pPr>
+        <w:pStyle w:val="ListBullet"/>
+        <w:bidi/>
+        <w:spacing w:line="240" w:lineRule="auto"/>
+        <w:ind w:left="720"/>
+      </w:pPr>
+      <w:r>
+        <w:rPr>
+          <w:rtl/>
+          <w:cs/>
+          <w:lang w:val="ar_AE" w:bidi="ar_AE"/>
+        </w:rPr>
+      </w:r>
+      <w:r>
+        <w:rPr>
+          <w:rtl/>
+          <w:cs/>
+          <w:lang w:val="ar_AE" w:bidi="ar_AE"/>
+        </w:rPr>
+        <w:t>رؤيا 1: 10</w:t>
+      </w:r>
+    </w:p>
+    <w:p>
+      <w:pPr>
+        <w:pStyle w:val="ListBullet"/>
+        <w:bidi/>
+        <w:spacing w:line="240" w:lineRule="auto"/>
+        <w:ind w:left="720"/>
+      </w:pPr>
+      <w:r>
+        <w:rPr>
+          <w:rtl/>
+          <w:cs/>
+          <w:lang w:val="ar_AE" w:bidi="ar_AE"/>
+        </w:rPr>
+      </w:r>
+      <w:r>
+        <w:rPr>
+          <w:rtl/>
+          <w:cs/>
+          <w:lang w:val="ar_AE" w:bidi="ar_AE"/>
+        </w:rPr>
+        <w:t>رومية 9: 1</w:t>
+      </w:r>
     </w:p>
     <w:p>
       <w:pPr>
@@ -13125,136 +12333,106 @@
           <w:lang w:val="ar_AE" w:bidi="ar_AE"/>
         </w:rPr>
       </w:r>
-      <w:hyperlink r:id="rId143">
-        <w:r>
-          <w:rPr>
-            <w:rtl/>
-            <w:cs/>
-            <w:lang w:val="ar_AE" w:bidi="ar_AE"/>
-          </w:rPr>
-          <w:rPr>
-            <w:color w:val="0000EE"/>
-            <w:u w:val="single"/>
-          </w:rPr>
-          <w:t>أعمال الرسل1 :14</w:t>
-        </w:r>
-      </w:hyperlink>
-    </w:p>
-    <w:p>
-      <w:pPr>
-        <w:pStyle w:val="ListBullet"/>
-        <w:bidi/>
-        <w:spacing w:line="240" w:lineRule="auto"/>
-        <w:ind w:left="720"/>
-      </w:pPr>
-      <w:r>
-        <w:rPr>
-          <w:rtl/>
-          <w:cs/>
-          <w:lang w:val="ar_AE" w:bidi="ar_AE"/>
-        </w:rPr>
-      </w:r>
-      <w:hyperlink r:id="rId144">
-        <w:r>
-          <w:rPr>
-            <w:rtl/>
-            <w:cs/>
-            <w:lang w:val="ar_AE" w:bidi="ar_AE"/>
-          </w:rPr>
-          <w:rPr>
-            <w:color w:val="0000EE"/>
-            <w:u w:val="single"/>
-          </w:rPr>
-          <w:t>يوحنا1 :44</w:t>
-        </w:r>
-      </w:hyperlink>
-    </w:p>
-    <w:p>
-      <w:pPr>
-        <w:pStyle w:val="ListBullet"/>
-        <w:bidi/>
-        <w:spacing w:line="240" w:lineRule="auto"/>
-        <w:ind w:left="720"/>
-      </w:pPr>
-      <w:r>
-        <w:rPr>
-          <w:rtl/>
-          <w:cs/>
-          <w:lang w:val="ar_AE" w:bidi="ar_AE"/>
-        </w:rPr>
-      </w:r>
-      <w:hyperlink r:id="rId145">
-        <w:r>
-          <w:rPr>
-            <w:rtl/>
-            <w:cs/>
-            <w:lang w:val="ar_AE" w:bidi="ar_AE"/>
-          </w:rPr>
-          <w:rPr>
-            <w:color w:val="0000EE"/>
-            <w:u w:val="single"/>
-          </w:rPr>
-          <w:t>يوحنا6 :6</w:t>
-        </w:r>
-      </w:hyperlink>
-    </w:p>
-    <w:p>
-      <w:pPr>
-        <w:pStyle w:val="ListBullet"/>
-        <w:bidi/>
-        <w:spacing w:line="240" w:lineRule="auto"/>
-        <w:ind w:left="720"/>
-      </w:pPr>
-      <w:r>
-        <w:rPr>
-          <w:rtl/>
-          <w:cs/>
-          <w:lang w:val="ar_AE" w:bidi="ar_AE"/>
-        </w:rPr>
-      </w:r>
-      <w:hyperlink r:id="rId146">
-        <w:r>
-          <w:rPr>
-            <w:rtl/>
-            <w:cs/>
-            <w:lang w:val="ar_AE" w:bidi="ar_AE"/>
-          </w:rPr>
-          <w:rPr>
-            <w:color w:val="0000EE"/>
-            <w:u w:val="single"/>
-          </w:rPr>
-          <w:t>لوقا6 :14</w:t>
-        </w:r>
-      </w:hyperlink>
-    </w:p>
-    <w:p>
-      <w:pPr>
-        <w:pStyle w:val="ListBullet"/>
-        <w:bidi/>
-        <w:spacing w:line="240" w:lineRule="auto"/>
-        <w:ind w:left="720"/>
-      </w:pPr>
-      <w:r>
-        <w:rPr>
-          <w:rtl/>
-          <w:cs/>
-          <w:lang w:val="ar_AE" w:bidi="ar_AE"/>
-        </w:rPr>
-      </w:r>
-      <w:hyperlink r:id="rId147">
-        <w:r>
-          <w:rPr>
-            <w:rtl/>
-            <w:cs/>
-            <w:lang w:val="ar_AE" w:bidi="ar_AE"/>
-          </w:rPr>
-          <w:rPr>
-            <w:color w:val="0000EE"/>
-            <w:u w:val="single"/>
-          </w:rPr>
-          <w:t>مرقس3 :17–19</w:t>
-        </w:r>
-      </w:hyperlink>
+      <w:r>
+        <w:rPr>
+          <w:rtl/>
+          <w:cs/>
+          <w:lang w:val="ar_AE" w:bidi="ar_AE"/>
+        </w:rPr>
+        <w:t>أعمال الرسل1 :14</w:t>
+      </w:r>
+    </w:p>
+    <w:p>
+      <w:pPr>
+        <w:pStyle w:val="ListBullet"/>
+        <w:bidi/>
+        <w:spacing w:line="240" w:lineRule="auto"/>
+        <w:ind w:left="720"/>
+      </w:pPr>
+      <w:r>
+        <w:rPr>
+          <w:rtl/>
+          <w:cs/>
+          <w:lang w:val="ar_AE" w:bidi="ar_AE"/>
+        </w:rPr>
+      </w:r>
+      <w:r>
+        <w:rPr>
+          <w:rtl/>
+          <w:cs/>
+          <w:lang w:val="ar_AE" w:bidi="ar_AE"/>
+        </w:rPr>
+        <w:t>يوحنا1 :44</w:t>
+      </w:r>
+    </w:p>
+    <w:p>
+      <w:pPr>
+        <w:pStyle w:val="ListBullet"/>
+        <w:bidi/>
+        <w:spacing w:line="240" w:lineRule="auto"/>
+        <w:ind w:left="720"/>
+      </w:pPr>
+      <w:r>
+        <w:rPr>
+          <w:rtl/>
+          <w:cs/>
+          <w:lang w:val="ar_AE" w:bidi="ar_AE"/>
+        </w:rPr>
+      </w:r>
+      <w:r>
+        <w:rPr>
+          <w:rtl/>
+          <w:cs/>
+          <w:lang w:val="ar_AE" w:bidi="ar_AE"/>
+        </w:rPr>
+        <w:t>يوحنا6 :6</w:t>
+      </w:r>
+    </w:p>
+    <w:p>
+      <w:pPr>
+        <w:pStyle w:val="ListBullet"/>
+        <w:bidi/>
+        <w:spacing w:line="240" w:lineRule="auto"/>
+        <w:ind w:left="720"/>
+      </w:pPr>
+      <w:r>
+        <w:rPr>
+          <w:rtl/>
+          <w:cs/>
+          <w:lang w:val="ar_AE" w:bidi="ar_AE"/>
+        </w:rPr>
+      </w:r>
+      <w:r>
+        <w:rPr>
+          <w:rtl/>
+          <w:cs/>
+          <w:lang w:val="ar_AE" w:bidi="ar_AE"/>
+        </w:rPr>
+        <w:t>لوقا6 :14</w:t>
+      </w:r>
+    </w:p>
+    <w:p>
+      <w:pPr>
+        <w:pStyle w:val="ListBullet"/>
+        <w:bidi/>
+        <w:spacing w:line="240" w:lineRule="auto"/>
+        <w:ind w:left="720"/>
+      </w:pPr>
+      <w:r>
+        <w:rPr>
+          <w:rtl/>
+          <w:cs/>
+          <w:lang w:val="ar_AE" w:bidi="ar_AE"/>
+        </w:rPr>
+      </w:r>
+      <w:r>
+        <w:rPr>
+          <w:rtl/>
+          <w:cs/>
+          <w:lang w:val="ar_AE" w:bidi="ar_AE"/>
+        </w:rPr>
+        <w:t>مرقس3 :17–19</w:t>
+      </w:r>
     </w:p>
     <w:p>
       <w:pPr>
@@ -13610,107 +12788,83 @@
           <w:lang w:val="ar_AE" w:bidi="ar_AE"/>
         </w:rPr>
       </w:r>
-      <w:hyperlink r:id="rId148">
-        <w:r>
-          <w:rPr>
-            <w:rtl/>
-            <w:cs/>
-            <w:lang w:val="ar_AE" w:bidi="ar_AE"/>
-          </w:rPr>
-          <w:rPr>
-            <w:color w:val="0000EE"/>
-            <w:u w:val="single"/>
-          </w:rPr>
-          <w:t>تسالونيكي الأولى 2:1–2</w:t>
-        </w:r>
-      </w:hyperlink>
-    </w:p>
-    <w:p>
-      <w:pPr>
-        <w:pStyle w:val="ListBullet"/>
-        <w:bidi/>
-        <w:spacing w:line="240" w:lineRule="auto"/>
-        <w:ind w:left="720"/>
-      </w:pPr>
-      <w:r>
-        <w:rPr>
-          <w:rtl/>
-          <w:cs/>
-          <w:lang w:val="ar_AE" w:bidi="ar_AE"/>
-        </w:rPr>
-      </w:r>
-      <w:hyperlink r:id="rId149">
-        <w:r>
-          <w:rPr>
-            <w:rtl/>
-            <w:cs/>
-            <w:lang w:val="ar_AE" w:bidi="ar_AE"/>
-          </w:rPr>
-          <w:rPr>
-            <w:color w:val="0000EE"/>
-            <w:u w:val="single"/>
-          </w:rPr>
-          <w:t>أعمال الرسل 16:11</w:t>
-        </w:r>
-      </w:hyperlink>
-    </w:p>
-    <w:p>
-      <w:pPr>
-        <w:pStyle w:val="ListBullet"/>
-        <w:bidi/>
-        <w:spacing w:line="240" w:lineRule="auto"/>
-        <w:ind w:left="720"/>
-      </w:pPr>
-      <w:r>
-        <w:rPr>
-          <w:rtl/>
-          <w:cs/>
-          <w:lang w:val="ar_AE" w:bidi="ar_AE"/>
-        </w:rPr>
-      </w:r>
-      <w:hyperlink r:id="rId150">
-        <w:r>
-          <w:rPr>
-            <w:rtl/>
-            <w:cs/>
-            <w:lang w:val="ar_AE" w:bidi="ar_AE"/>
-          </w:rPr>
-          <w:rPr>
-            <w:color w:val="0000EE"/>
-            <w:u w:val="single"/>
-          </w:rPr>
-          <w:t>متى 16:13–16</w:t>
-        </w:r>
-      </w:hyperlink>
-    </w:p>
-    <w:p>
-      <w:pPr>
-        <w:pStyle w:val="ListBullet"/>
-        <w:bidi/>
-        <w:spacing w:line="240" w:lineRule="auto"/>
-        <w:ind w:left="720"/>
-      </w:pPr>
-      <w:r>
-        <w:rPr>
-          <w:rtl/>
-          <w:cs/>
-          <w:lang w:val="ar_AE" w:bidi="ar_AE"/>
-        </w:rPr>
-      </w:r>
-      <w:hyperlink r:id="rId151">
-        <w:r>
-          <w:rPr>
-            <w:rtl/>
-            <w:cs/>
-            <w:lang w:val="ar_AE" w:bidi="ar_AE"/>
-          </w:rPr>
-          <w:rPr>
-            <w:color w:val="0000EE"/>
-            <w:u w:val="single"/>
-          </w:rPr>
-          <w:t>فيلبي 1:1</w:t>
-        </w:r>
-      </w:hyperlink>
+      <w:r>
+        <w:rPr>
+          <w:rtl/>
+          <w:cs/>
+          <w:lang w:val="ar_AE" w:bidi="ar_AE"/>
+        </w:rPr>
+        <w:t>تسالونيكي الأولى 2:1–2</w:t>
+      </w:r>
+    </w:p>
+    <w:p>
+      <w:pPr>
+        <w:pStyle w:val="ListBullet"/>
+        <w:bidi/>
+        <w:spacing w:line="240" w:lineRule="auto"/>
+        <w:ind w:left="720"/>
+      </w:pPr>
+      <w:r>
+        <w:rPr>
+          <w:rtl/>
+          <w:cs/>
+          <w:lang w:val="ar_AE" w:bidi="ar_AE"/>
+        </w:rPr>
+      </w:r>
+      <w:r>
+        <w:rPr>
+          <w:rtl/>
+          <w:cs/>
+          <w:lang w:val="ar_AE" w:bidi="ar_AE"/>
+        </w:rPr>
+        <w:t>أعمال الرسل 16:11</w:t>
+      </w:r>
+    </w:p>
+    <w:p>
+      <w:pPr>
+        <w:pStyle w:val="ListBullet"/>
+        <w:bidi/>
+        <w:spacing w:line="240" w:lineRule="auto"/>
+        <w:ind w:left="720"/>
+      </w:pPr>
+      <w:r>
+        <w:rPr>
+          <w:rtl/>
+          <w:cs/>
+          <w:lang w:val="ar_AE" w:bidi="ar_AE"/>
+        </w:rPr>
+      </w:r>
+      <w:r>
+        <w:rPr>
+          <w:rtl/>
+          <w:cs/>
+          <w:lang w:val="ar_AE" w:bidi="ar_AE"/>
+        </w:rPr>
+        <w:t>متى 16:13–16</w:t>
+      </w:r>
+    </w:p>
+    <w:p>
+      <w:pPr>
+        <w:pStyle w:val="ListBullet"/>
+        <w:bidi/>
+        <w:spacing w:line="240" w:lineRule="auto"/>
+        <w:ind w:left="720"/>
+      </w:pPr>
+      <w:r>
+        <w:rPr>
+          <w:rtl/>
+          <w:cs/>
+          <w:lang w:val="ar_AE" w:bidi="ar_AE"/>
+        </w:rPr>
+      </w:r>
+      <w:r>
+        <w:rPr>
+          <w:rtl/>
+          <w:cs/>
+          <w:lang w:val="ar_AE" w:bidi="ar_AE"/>
+        </w:rPr>
+        <w:t>فيلبي 1:1</w:t>
+      </w:r>
     </w:p>
     <w:p>
       <w:pPr>
@@ -14095,165 +13249,129 @@
           <w:lang w:val="ar_AE" w:bidi="ar_AE"/>
         </w:rPr>
       </w:r>
-      <w:hyperlink r:id="rId152">
-        <w:r>
-          <w:rPr>
-            <w:rtl/>
-            <w:cs/>
-            <w:lang w:val="ar_AE" w:bidi="ar_AE"/>
-          </w:rPr>
-          <w:rPr>
-            <w:color w:val="0000EE"/>
-            <w:u w:val="single"/>
-          </w:rPr>
-          <w:t>أعمال الرسل 6:5–6</w:t>
-        </w:r>
-      </w:hyperlink>
-    </w:p>
-    <w:p>
-      <w:pPr>
-        <w:pStyle w:val="ListBullet"/>
-        <w:bidi/>
-        <w:spacing w:line="240" w:lineRule="auto"/>
-        <w:ind w:left="720"/>
-      </w:pPr>
-      <w:r>
-        <w:rPr>
-          <w:rtl/>
-          <w:cs/>
-          <w:lang w:val="ar_AE" w:bidi="ar_AE"/>
-        </w:rPr>
-      </w:r>
-      <w:hyperlink r:id="rId153">
-        <w:r>
-          <w:rPr>
-            <w:rtl/>
-            <w:cs/>
-            <w:lang w:val="ar_AE" w:bidi="ar_AE"/>
-          </w:rPr>
-          <w:rPr>
-            <w:color w:val="0000EE"/>
-            <w:u w:val="single"/>
-          </w:rPr>
-          <w:t>أعمال الرسل 8:6</w:t>
-        </w:r>
-      </w:hyperlink>
-    </w:p>
-    <w:p>
-      <w:pPr>
-        <w:pStyle w:val="ListBullet"/>
-        <w:bidi/>
-        <w:spacing w:line="240" w:lineRule="auto"/>
-        <w:ind w:left="720"/>
-      </w:pPr>
-      <w:r>
-        <w:rPr>
-          <w:rtl/>
-          <w:cs/>
-          <w:lang w:val="ar_AE" w:bidi="ar_AE"/>
-        </w:rPr>
-      </w:r>
-      <w:hyperlink r:id="rId154">
-        <w:r>
-          <w:rPr>
-            <w:rtl/>
-            <w:cs/>
-            <w:lang w:val="ar_AE" w:bidi="ar_AE"/>
-          </w:rPr>
-          <w:rPr>
-            <w:color w:val="0000EE"/>
-            <w:u w:val="single"/>
-          </w:rPr>
-          <w:t>أعمال الرسل 8:13</w:t>
-        </w:r>
-      </w:hyperlink>
-    </w:p>
-    <w:p>
-      <w:pPr>
-        <w:pStyle w:val="ListBullet"/>
-        <w:bidi/>
-        <w:spacing w:line="240" w:lineRule="auto"/>
-        <w:ind w:left="720"/>
-      </w:pPr>
-      <w:r>
-        <w:rPr>
-          <w:rtl/>
-          <w:cs/>
-          <w:lang w:val="ar_AE" w:bidi="ar_AE"/>
-        </w:rPr>
-      </w:r>
-      <w:hyperlink r:id="rId155">
-        <w:r>
-          <w:rPr>
-            <w:rtl/>
-            <w:cs/>
-            <w:lang w:val="ar_AE" w:bidi="ar_AE"/>
-          </w:rPr>
-          <w:rPr>
-            <w:color w:val="0000EE"/>
-            <w:u w:val="single"/>
-          </w:rPr>
-          <w:t>أعمال الرسل 8:31</w:t>
-        </w:r>
-      </w:hyperlink>
-    </w:p>
-    <w:p>
-      <w:pPr>
-        <w:pStyle w:val="ListBullet"/>
-        <w:bidi/>
-        <w:spacing w:line="240" w:lineRule="auto"/>
-        <w:ind w:left="720"/>
-      </w:pPr>
-      <w:r>
-        <w:rPr>
-          <w:rtl/>
-          <w:cs/>
-          <w:lang w:val="ar_AE" w:bidi="ar_AE"/>
-        </w:rPr>
-      </w:r>
-      <w:hyperlink r:id="rId156">
-        <w:r>
-          <w:rPr>
-            <w:rtl/>
-            <w:cs/>
-            <w:lang w:val="ar_AE" w:bidi="ar_AE"/>
-          </w:rPr>
-          <w:rPr>
-            <w:color w:val="0000EE"/>
-            <w:u w:val="single"/>
-          </w:rPr>
-          <w:t>أعمال الرسل 8:36</w:t>
-        </w:r>
-      </w:hyperlink>
-    </w:p>
-    <w:p>
-      <w:pPr>
-        <w:pStyle w:val="ListBullet"/>
-        <w:bidi/>
-        <w:spacing w:line="240" w:lineRule="auto"/>
-        <w:ind w:left="720"/>
-      </w:pPr>
-      <w:r>
-        <w:rPr>
-          <w:rtl/>
-          <w:cs/>
-          <w:lang w:val="ar_AE" w:bidi="ar_AE"/>
-        </w:rPr>
-      </w:r>
-      <w:hyperlink r:id="rId157">
-        <w:r>
-          <w:rPr>
-            <w:rtl/>
-            <w:cs/>
-            <w:lang w:val="ar_AE" w:bidi="ar_AE"/>
-          </w:rPr>
-          <w:rPr>
-            <w:color w:val="0000EE"/>
-            <w:u w:val="single"/>
-          </w:rPr>
-          <w:t>أعمال الرسل 8:40</w:t>
-        </w:r>
-      </w:hyperlink>
+      <w:r>
+        <w:rPr>
+          <w:rtl/>
+          <w:cs/>
+          <w:lang w:val="ar_AE" w:bidi="ar_AE"/>
+        </w:rPr>
+        <w:t>أعمال الرسل 6:5–6</w:t>
+      </w:r>
+    </w:p>
+    <w:p>
+      <w:pPr>
+        <w:pStyle w:val="ListBullet"/>
+        <w:bidi/>
+        <w:spacing w:line="240" w:lineRule="auto"/>
+        <w:ind w:left="720"/>
+      </w:pPr>
+      <w:r>
+        <w:rPr>
+          <w:rtl/>
+          <w:cs/>
+          <w:lang w:val="ar_AE" w:bidi="ar_AE"/>
+        </w:rPr>
+      </w:r>
+      <w:r>
+        <w:rPr>
+          <w:rtl/>
+          <w:cs/>
+          <w:lang w:val="ar_AE" w:bidi="ar_AE"/>
+        </w:rPr>
+        <w:t>أعمال الرسل 8:6</w:t>
+      </w:r>
+    </w:p>
+    <w:p>
+      <w:pPr>
+        <w:pStyle w:val="ListBullet"/>
+        <w:bidi/>
+        <w:spacing w:line="240" w:lineRule="auto"/>
+        <w:ind w:left="720"/>
+      </w:pPr>
+      <w:r>
+        <w:rPr>
+          <w:rtl/>
+          <w:cs/>
+          <w:lang w:val="ar_AE" w:bidi="ar_AE"/>
+        </w:rPr>
+      </w:r>
+      <w:r>
+        <w:rPr>
+          <w:rtl/>
+          <w:cs/>
+          <w:lang w:val="ar_AE" w:bidi="ar_AE"/>
+        </w:rPr>
+        <w:t>أعمال الرسل 8:13</w:t>
+      </w:r>
+    </w:p>
+    <w:p>
+      <w:pPr>
+        <w:pStyle w:val="ListBullet"/>
+        <w:bidi/>
+        <w:spacing w:line="240" w:lineRule="auto"/>
+        <w:ind w:left="720"/>
+      </w:pPr>
+      <w:r>
+        <w:rPr>
+          <w:rtl/>
+          <w:cs/>
+          <w:lang w:val="ar_AE" w:bidi="ar_AE"/>
+        </w:rPr>
+      </w:r>
+      <w:r>
+        <w:rPr>
+          <w:rtl/>
+          <w:cs/>
+          <w:lang w:val="ar_AE" w:bidi="ar_AE"/>
+        </w:rPr>
+        <w:t>أعمال الرسل 8:31</w:t>
+      </w:r>
+    </w:p>
+    <w:p>
+      <w:pPr>
+        <w:pStyle w:val="ListBullet"/>
+        <w:bidi/>
+        <w:spacing w:line="240" w:lineRule="auto"/>
+        <w:ind w:left="720"/>
+      </w:pPr>
+      <w:r>
+        <w:rPr>
+          <w:rtl/>
+          <w:cs/>
+          <w:lang w:val="ar_AE" w:bidi="ar_AE"/>
+        </w:rPr>
+      </w:r>
+      <w:r>
+        <w:rPr>
+          <w:rtl/>
+          <w:cs/>
+          <w:lang w:val="ar_AE" w:bidi="ar_AE"/>
+        </w:rPr>
+        <w:t>أعمال الرسل 8:36</w:t>
+      </w:r>
+    </w:p>
+    <w:p>
+      <w:pPr>
+        <w:pStyle w:val="ListBullet"/>
+        <w:bidi/>
+        <w:spacing w:line="240" w:lineRule="auto"/>
+        <w:ind w:left="720"/>
+      </w:pPr>
+      <w:r>
+        <w:rPr>
+          <w:rtl/>
+          <w:cs/>
+          <w:lang w:val="ar_AE" w:bidi="ar_AE"/>
+        </w:rPr>
+      </w:r>
+      <w:r>
+        <w:rPr>
+          <w:rtl/>
+          <w:cs/>
+          <w:lang w:val="ar_AE" w:bidi="ar_AE"/>
+        </w:rPr>
+        <w:t>أعمال الرسل 8:40</w:t>
+      </w:r>
     </w:p>
     <w:p>
       <w:pPr>
@@ -14636,107 +13754,83 @@
           <w:lang w:val="ar_AE" w:bidi="ar_AE"/>
         </w:rPr>
       </w:r>
-      <w:hyperlink r:id="rId158">
-        <w:r>
-          <w:rPr>
-            <w:rtl/>
-            <w:cs/>
-            <w:lang w:val="ar_AE" w:bidi="ar_AE"/>
-          </w:rPr>
-          <w:rPr>
-            <w:color w:val="0000EE"/>
-            <w:u w:val="single"/>
-          </w:rPr>
-          <w:t>1 صموئيل 4:4</w:t>
-        </w:r>
-      </w:hyperlink>
-    </w:p>
-    <w:p>
-      <w:pPr>
-        <w:pStyle w:val="ListBullet"/>
-        <w:bidi/>
-        <w:spacing w:line="240" w:lineRule="auto"/>
-        <w:ind w:left="720"/>
-      </w:pPr>
-      <w:r>
-        <w:rPr>
-          <w:rtl/>
-          <w:cs/>
-          <w:lang w:val="ar_AE" w:bidi="ar_AE"/>
-        </w:rPr>
-      </w:r>
-      <w:hyperlink r:id="rId159">
-        <w:r>
-          <w:rPr>
-            <w:rtl/>
-            <w:cs/>
-            <w:lang w:val="ar_AE" w:bidi="ar_AE"/>
-          </w:rPr>
-          <w:rPr>
-            <w:color w:val="0000EE"/>
-            <w:u w:val="single"/>
-          </w:rPr>
-          <w:t>عزرا 8:2</w:t>
-        </w:r>
-      </w:hyperlink>
-    </w:p>
-    <w:p>
-      <w:pPr>
-        <w:pStyle w:val="ListBullet"/>
-        <w:bidi/>
-        <w:spacing w:line="240" w:lineRule="auto"/>
-        <w:ind w:left="720"/>
-      </w:pPr>
-      <w:r>
-        <w:rPr>
-          <w:rtl/>
-          <w:cs/>
-          <w:lang w:val="ar_AE" w:bidi="ar_AE"/>
-        </w:rPr>
-      </w:r>
-      <w:hyperlink r:id="rId160">
-        <w:r>
-          <w:rPr>
-            <w:rtl/>
-            <w:cs/>
-            <w:lang w:val="ar_AE" w:bidi="ar_AE"/>
-          </w:rPr>
-          <w:rPr>
-            <w:color w:val="0000EE"/>
-            <w:u w:val="single"/>
-          </w:rPr>
-          <w:t>يشوع 22:13–14</w:t>
-        </w:r>
-      </w:hyperlink>
-    </w:p>
-    <w:p>
-      <w:pPr>
-        <w:pStyle w:val="ListBullet"/>
-        <w:bidi/>
-        <w:spacing w:line="240" w:lineRule="auto"/>
-        <w:ind w:left="720"/>
-      </w:pPr>
-      <w:r>
-        <w:rPr>
-          <w:rtl/>
-          <w:cs/>
-          <w:lang w:val="ar_AE" w:bidi="ar_AE"/>
-        </w:rPr>
-      </w:r>
-      <w:hyperlink r:id="rId161">
-        <w:r>
-          <w:rPr>
-            <w:rtl/>
-            <w:cs/>
-            <w:lang w:val="ar_AE" w:bidi="ar_AE"/>
-          </w:rPr>
-          <w:rPr>
-            <w:color w:val="0000EE"/>
-            <w:u w:val="single"/>
-          </w:rPr>
-          <w:t>العدد 25:6–7</w:t>
-        </w:r>
-      </w:hyperlink>
+      <w:r>
+        <w:rPr>
+          <w:rtl/>
+          <w:cs/>
+          <w:lang w:val="ar_AE" w:bidi="ar_AE"/>
+        </w:rPr>
+        <w:t>1 صموئيل 4:4</w:t>
+      </w:r>
+    </w:p>
+    <w:p>
+      <w:pPr>
+        <w:pStyle w:val="ListBullet"/>
+        <w:bidi/>
+        <w:spacing w:line="240" w:lineRule="auto"/>
+        <w:ind w:left="720"/>
+      </w:pPr>
+      <w:r>
+        <w:rPr>
+          <w:rtl/>
+          <w:cs/>
+          <w:lang w:val="ar_AE" w:bidi="ar_AE"/>
+        </w:rPr>
+      </w:r>
+      <w:r>
+        <w:rPr>
+          <w:rtl/>
+          <w:cs/>
+          <w:lang w:val="ar_AE" w:bidi="ar_AE"/>
+        </w:rPr>
+        <w:t>عزرا 8:2</w:t>
+      </w:r>
+    </w:p>
+    <w:p>
+      <w:pPr>
+        <w:pStyle w:val="ListBullet"/>
+        <w:bidi/>
+        <w:spacing w:line="240" w:lineRule="auto"/>
+        <w:ind w:left="720"/>
+      </w:pPr>
+      <w:r>
+        <w:rPr>
+          <w:rtl/>
+          <w:cs/>
+          <w:lang w:val="ar_AE" w:bidi="ar_AE"/>
+        </w:rPr>
+      </w:r>
+      <w:r>
+        <w:rPr>
+          <w:rtl/>
+          <w:cs/>
+          <w:lang w:val="ar_AE" w:bidi="ar_AE"/>
+        </w:rPr>
+        <w:t>يشوع 22:13–14</w:t>
+      </w:r>
+    </w:p>
+    <w:p>
+      <w:pPr>
+        <w:pStyle w:val="ListBullet"/>
+        <w:bidi/>
+        <w:spacing w:line="240" w:lineRule="auto"/>
+        <w:ind w:left="720"/>
+      </w:pPr>
+      <w:r>
+        <w:rPr>
+          <w:rtl/>
+          <w:cs/>
+          <w:lang w:val="ar_AE" w:bidi="ar_AE"/>
+        </w:rPr>
+      </w:r>
+      <w:r>
+        <w:rPr>
+          <w:rtl/>
+          <w:cs/>
+          <w:lang w:val="ar_AE" w:bidi="ar_AE"/>
+        </w:rPr>
+        <w:t>العدد 25:6–7</w:t>
+      </w:r>
     </w:p>
     <w:p>
       <w:pPr>
@@ -15080,107 +14174,83 @@
           <w:lang w:val="ar_AE" w:bidi="ar_AE"/>
         </w:rPr>
       </w:r>
-      <w:hyperlink r:id="rId162">
-        <w:r>
-          <w:rPr>
-            <w:rtl/>
-            <w:cs/>
-            <w:lang w:val="ar_AE" w:bidi="ar_AE"/>
-          </w:rPr>
-          <w:rPr>
-            <w:color w:val="0000EE"/>
-            <w:u w:val="single"/>
-          </w:rPr>
-          <w:t>أعمال الرسل 11:19–21</w:t>
-        </w:r>
-      </w:hyperlink>
-    </w:p>
-    <w:p>
-      <w:pPr>
-        <w:pStyle w:val="ListBullet"/>
-        <w:bidi/>
-        <w:spacing w:line="240" w:lineRule="auto"/>
-        <w:ind w:left="720"/>
-      </w:pPr>
-      <w:r>
-        <w:rPr>
-          <w:rtl/>
-          <w:cs/>
-          <w:lang w:val="ar_AE" w:bidi="ar_AE"/>
-        </w:rPr>
-      </w:r>
-      <w:hyperlink r:id="rId163">
-        <w:r>
-          <w:rPr>
-            <w:rtl/>
-            <w:cs/>
-            <w:lang w:val="ar_AE" w:bidi="ar_AE"/>
-          </w:rPr>
-          <w:rPr>
-            <w:color w:val="0000EE"/>
-            <w:u w:val="single"/>
-          </w:rPr>
-          <w:t>أعمال الرسل 15:3–4</w:t>
-        </w:r>
-      </w:hyperlink>
-    </w:p>
-    <w:p>
-      <w:pPr>
-        <w:pStyle w:val="ListBullet"/>
-        <w:bidi/>
-        <w:spacing w:line="240" w:lineRule="auto"/>
-        <w:ind w:left="720"/>
-      </w:pPr>
-      <w:r>
-        <w:rPr>
-          <w:rtl/>
-          <w:cs/>
-          <w:lang w:val="ar_AE" w:bidi="ar_AE"/>
-        </w:rPr>
-      </w:r>
-      <w:hyperlink r:id="rId164">
-        <w:r>
-          <w:rPr>
-            <w:rtl/>
-            <w:cs/>
-            <w:lang w:val="ar_AE" w:bidi="ar_AE"/>
-          </w:rPr>
-          <w:rPr>
-            <w:color w:val="0000EE"/>
-            <w:u w:val="single"/>
-          </w:rPr>
-          <w:t>أعمال الرسل 21:2</w:t>
-        </w:r>
-      </w:hyperlink>
-    </w:p>
-    <w:p>
-      <w:pPr>
-        <w:pStyle w:val="ListBullet"/>
-        <w:bidi/>
-        <w:spacing w:line="240" w:lineRule="auto"/>
-        <w:ind w:left="720"/>
-      </w:pPr>
-      <w:r>
-        <w:rPr>
-          <w:rtl/>
-          <w:cs/>
-          <w:lang w:val="ar_AE" w:bidi="ar_AE"/>
-        </w:rPr>
-      </w:r>
-      <w:hyperlink r:id="rId165">
-        <w:r>
-          <w:rPr>
-            <w:rtl/>
-            <w:cs/>
-            <w:lang w:val="ar_AE" w:bidi="ar_AE"/>
-          </w:rPr>
-          <w:rPr>
-            <w:color w:val="0000EE"/>
-            <w:u w:val="single"/>
-          </w:rPr>
-          <w:t>إشعياء 23:10–12</w:t>
-        </w:r>
-      </w:hyperlink>
+      <w:r>
+        <w:rPr>
+          <w:rtl/>
+          <w:cs/>
+          <w:lang w:val="ar_AE" w:bidi="ar_AE"/>
+        </w:rPr>
+        <w:t>أعمال الرسل 11:19–21</w:t>
+      </w:r>
+    </w:p>
+    <w:p>
+      <w:pPr>
+        <w:pStyle w:val="ListBullet"/>
+        <w:bidi/>
+        <w:spacing w:line="240" w:lineRule="auto"/>
+        <w:ind w:left="720"/>
+      </w:pPr>
+      <w:r>
+        <w:rPr>
+          <w:rtl/>
+          <w:cs/>
+          <w:lang w:val="ar_AE" w:bidi="ar_AE"/>
+        </w:rPr>
+      </w:r>
+      <w:r>
+        <w:rPr>
+          <w:rtl/>
+          <w:cs/>
+          <w:lang w:val="ar_AE" w:bidi="ar_AE"/>
+        </w:rPr>
+        <w:t>أعمال الرسل 15:3–4</w:t>
+      </w:r>
+    </w:p>
+    <w:p>
+      <w:pPr>
+        <w:pStyle w:val="ListBullet"/>
+        <w:bidi/>
+        <w:spacing w:line="240" w:lineRule="auto"/>
+        <w:ind w:left="720"/>
+      </w:pPr>
+      <w:r>
+        <w:rPr>
+          <w:rtl/>
+          <w:cs/>
+          <w:lang w:val="ar_AE" w:bidi="ar_AE"/>
+        </w:rPr>
+      </w:r>
+      <w:r>
+        <w:rPr>
+          <w:rtl/>
+          <w:cs/>
+          <w:lang w:val="ar_AE" w:bidi="ar_AE"/>
+        </w:rPr>
+        <w:t>أعمال الرسل 21:2</w:t>
+      </w:r>
+    </w:p>
+    <w:p>
+      <w:pPr>
+        <w:pStyle w:val="ListBullet"/>
+        <w:bidi/>
+        <w:spacing w:line="240" w:lineRule="auto"/>
+        <w:ind w:left="720"/>
+      </w:pPr>
+      <w:r>
+        <w:rPr>
+          <w:rtl/>
+          <w:cs/>
+          <w:lang w:val="ar_AE" w:bidi="ar_AE"/>
+        </w:rPr>
+      </w:r>
+      <w:r>
+        <w:rPr>
+          <w:rtl/>
+          <w:cs/>
+          <w:lang w:val="ar_AE" w:bidi="ar_AE"/>
+        </w:rPr>
+        <w:t>إشعياء 23:10–12</w:t>
+      </w:r>
     </w:p>
     <w:p>
       <w:pPr>

--- a/arb/docx/015.content.docx
+++ b/arb/docx/015.content.docx
@@ -7034,6 +7034,319 @@
           <w:cs/>
           <w:lang w:val="ar_AE" w:bidi="ar_AE"/>
         </w:rPr>
+        <w:t>(انظر أيضًا: يضطهد)</w:t>
+      </w:r>
+    </w:p>
+    <w:p>
+      <w:pPr>
+        <w:pStyle w:val="Heading3"/>
+        <w:bidi/>
+      </w:pPr>
+      <w:r>
+        <w:rPr>
+          <w:rtl/>
+          <w:cs/>
+          <w:lang w:val="ar_AE" w:bidi="ar_AE"/>
+        </w:rPr>
+        <w:t>مراجع الكتاب المقدس:</w:t>
+      </w:r>
+    </w:p>
+    <w:p>
+      <w:pPr>
+        <w:pStyle w:val="ListBullet"/>
+        <w:bidi/>
+        <w:spacing w:line="240" w:lineRule="auto"/>
+        <w:ind w:left="720"/>
+      </w:pPr>
+      <w:r>
+        <w:rPr>
+          <w:rtl/>
+          <w:cs/>
+          <w:lang w:val="ar_AE" w:bidi="ar_AE"/>
+        </w:rPr>
+      </w:r>
+      <w:r>
+        <w:rPr>
+          <w:rtl/>
+          <w:cs/>
+          <w:lang w:val="ar_AE" w:bidi="ar_AE"/>
+        </w:rPr>
+        <w:t>إرميا 12: 9</w:t>
+      </w:r>
+    </w:p>
+    <w:p>
+      <w:pPr>
+        <w:pStyle w:val="ListBullet"/>
+        <w:bidi/>
+        <w:spacing w:line="240" w:lineRule="auto"/>
+        <w:ind w:left="720"/>
+      </w:pPr>
+      <w:r>
+        <w:rPr>
+          <w:rtl/>
+          <w:cs/>
+          <w:lang w:val="ar_AE" w:bidi="ar_AE"/>
+        </w:rPr>
+      </w:r>
+      <w:r>
+        <w:rPr>
+          <w:rtl/>
+          <w:cs/>
+          <w:lang w:val="ar_AE" w:bidi="ar_AE"/>
+        </w:rPr>
+        <w:t>مزامير 104: 21</w:t>
+      </w:r>
+    </w:p>
+    <w:p>
+      <w:pPr>
+        <w:pStyle w:val="Heading3"/>
+        <w:bidi/>
+      </w:pPr>
+      <w:r>
+        <w:rPr>
+          <w:rtl/>
+          <w:cs/>
+          <w:lang w:val="ar_AE" w:bidi="ar_AE"/>
+        </w:rPr>
+        <w:t>بيانات الكلمة:</w:t>
+      </w:r>
+    </w:p>
+    <w:p>
+      <w:pPr>
+        <w:pStyle w:val="ListBullet"/>
+        <w:bidi/>
+        <w:spacing w:line="240" w:lineRule="auto"/>
+        <w:ind w:left="720"/>
+      </w:pPr>
+      <w:r>
+        <w:rPr>
+          <w:rtl/>
+          <w:cs/>
+          <w:lang w:val="ar_AE" w:bidi="ar_AE"/>
+        </w:rPr>
+      </w:r>
+      <w:r>
+        <w:rPr>
+          <w:rtl/>
+          <w:cs/>
+          <w:lang w:val="ar_AE" w:bidi="ar_AE"/>
+        </w:rPr>
+        <w:t>سترونغ: H0400, H0957, H0962, H2963, H2964, H5706, H5861, H7997, H7998</w:t>
+      </w:r>
+      <w:r>
+        <w:rPr>
+          <w:rtl/>
+          <w:cs/>
+          <w:lang w:val="ar_AE" w:bidi="ar_AE"/>
+        </w:rPr>
+      </w:r>
+      <w:r>
+        <w:rPr>
+          <w:rtl/>
+          <w:cs/>
+          <w:lang w:val="ar_AE" w:bidi="ar_AE"/>
+        </w:rPr>
+      </w:r>
+    </w:p>
+    <w:p>
+      <w:pPr>
+        <w:bidi/>
+      </w:pPr>
+      <w:r>
+        <w:rPr>
+          <w:rtl/>
+          <w:cs/>
+          <w:lang w:val="ar_AE" w:bidi="ar_AE"/>
+        </w:rPr>
+      </w:r>
+    </w:p>
+    <w:p>
+      <w:pPr>
+        <w:pStyle w:val="Heading2"/>
+        <w:bidi/>
+      </w:pPr>
+      <w:r>
+        <w:rPr>
+          <w:rtl/>
+          <w:cs/>
+          <w:lang w:val="ar_AE" w:bidi="ar_AE"/>
+        </w:rPr>
+        <w:t>فريسي</w:t>
+      </w:r>
+      <w:r>
+        <w:rPr>
+          <w:rtl/>
+          <w:cs/>
+          <w:lang w:val="ar_AE" w:bidi="ar_AE"/>
+        </w:rPr>
+      </w:r>
+    </w:p>
+    <w:p>
+      <w:pPr>
+        <w:pStyle w:val="Heading3"/>
+        <w:bidi/>
+      </w:pPr>
+      <w:r>
+        <w:rPr>
+          <w:rtl/>
+          <w:cs/>
+          <w:lang w:val="ar_AE" w:bidi="ar_AE"/>
+        </w:rPr>
+        <w:t>حقائق:</w:t>
+      </w:r>
+    </w:p>
+    <w:p>
+      <w:pPr>
+        <w:bidi/>
+      </w:pPr>
+      <w:r>
+        <w:rPr>
+          <w:rtl/>
+          <w:cs/>
+          <w:lang w:val="ar_AE" w:bidi="ar_AE"/>
+        </w:rPr>
+      </w:r>
+      <w:r>
+        <w:rPr>
+          <w:rtl/>
+          <w:cs/>
+          <w:lang w:val="ar_AE" w:bidi="ar_AE"/>
+        </w:rPr>
+        <w:t>كان الفريسيون مجموعة مهمة وقوية من القادة الدينيين اليهود في زمن الرب يسوع.</w:t>
+      </w:r>
+    </w:p>
+    <w:p>
+      <w:pPr>
+        <w:pStyle w:val="ListBullet"/>
+        <w:bidi/>
+        <w:spacing w:line="240" w:lineRule="auto"/>
+        <w:ind w:left="720"/>
+      </w:pPr>
+      <w:r>
+        <w:rPr>
+          <w:rtl/>
+          <w:cs/>
+          <w:lang w:val="ar_AE" w:bidi="ar_AE"/>
+        </w:rPr>
+      </w:r>
+      <w:r>
+        <w:rPr>
+          <w:rtl/>
+          <w:cs/>
+          <w:lang w:val="ar_AE" w:bidi="ar_AE"/>
+        </w:rPr>
+        <w:t>كان العديد منهم رجال أعمال من الطبقة المتوسطة وبعضهم كانوا كهنة أيضًا.</w:t>
+      </w:r>
+    </w:p>
+    <w:p>
+      <w:pPr>
+        <w:pStyle w:val="ListBullet"/>
+        <w:bidi/>
+        <w:spacing w:line="240" w:lineRule="auto"/>
+        <w:ind w:left="720"/>
+      </w:pPr>
+      <w:r>
+        <w:rPr>
+          <w:rtl/>
+          <w:cs/>
+          <w:lang w:val="ar_AE" w:bidi="ar_AE"/>
+        </w:rPr>
+      </w:r>
+      <w:r>
+        <w:rPr>
+          <w:rtl/>
+          <w:cs/>
+          <w:lang w:val="ar_AE" w:bidi="ar_AE"/>
+        </w:rPr>
+        <w:t>من بين جميع القادة اليهود، كان الفريسيون الأكثر تشددًا في طاعة ناموس موسى والقوانين والتقاليد اليهودية الأخرى.</w:t>
+      </w:r>
+    </w:p>
+    <w:p>
+      <w:pPr>
+        <w:pStyle w:val="ListBullet"/>
+        <w:bidi/>
+        <w:spacing w:line="240" w:lineRule="auto"/>
+        <w:ind w:left="720"/>
+      </w:pPr>
+      <w:r>
+        <w:rPr>
+          <w:rtl/>
+          <w:cs/>
+          <w:lang w:val="ar_AE" w:bidi="ar_AE"/>
+        </w:rPr>
+      </w:r>
+      <w:r>
+        <w:rPr>
+          <w:rtl/>
+          <w:cs/>
+          <w:lang w:val="ar_AE" w:bidi="ar_AE"/>
+        </w:rPr>
+        <w:t>كانوا مهتمين جدًا بالحفاظ على الشعب اليهودي بعيدًا عن تأثير الوثنيين من حولهم. يأتي اسم "فريسي" من الكلمة التي تعني "مفرز، منفصل".</w:t>
+      </w:r>
+    </w:p>
+    <w:p>
+      <w:pPr>
+        <w:pStyle w:val="ListBullet"/>
+        <w:bidi/>
+        <w:spacing w:line="240" w:lineRule="auto"/>
+        <w:ind w:left="720"/>
+      </w:pPr>
+      <w:r>
+        <w:rPr>
+          <w:rtl/>
+          <w:cs/>
+          <w:lang w:val="ar_AE" w:bidi="ar_AE"/>
+        </w:rPr>
+      </w:r>
+      <w:r>
+        <w:rPr>
+          <w:rtl/>
+          <w:cs/>
+          <w:lang w:val="ar_AE" w:bidi="ar_AE"/>
+        </w:rPr>
+        <w:t>كان الفريسيون يؤمنون بالحياة بعد الموت. كما كانوا يؤمنون بوجود الملائكة والكائنات الروحية الأخرى.</w:t>
+      </w:r>
+    </w:p>
+    <w:p>
+      <w:pPr>
+        <w:pStyle w:val="ListBullet"/>
+        <w:bidi/>
+        <w:spacing w:line="240" w:lineRule="auto"/>
+        <w:ind w:left="720"/>
+      </w:pPr>
+      <w:r>
+        <w:rPr>
+          <w:rtl/>
+          <w:cs/>
+          <w:lang w:val="ar_AE" w:bidi="ar_AE"/>
+        </w:rPr>
+      </w:r>
+      <w:r>
+        <w:rPr>
+          <w:rtl/>
+          <w:cs/>
+          <w:lang w:val="ar_AE" w:bidi="ar_AE"/>
+        </w:rPr>
+        <w:t>عارض الفريسيون والصدوقيون الرب يسوع والمسيحيين الأوائل بقوة.</w:t>
+      </w:r>
+    </w:p>
+    <w:p>
+      <w:pPr>
+        <w:bidi/>
+      </w:pPr>
+      <w:r>
+        <w:rPr>
+          <w:rtl/>
+          <w:cs/>
+          <w:lang w:val="ar_AE" w:bidi="ar_AE"/>
+        </w:rPr>
+      </w:r>
+      <w:r>
+        <w:rPr>
+          <w:rtl/>
+          <w:cs/>
+          <w:lang w:val="ar_AE" w:bidi="ar_AE"/>
+        </w:rPr>
         <w:t xml:space="preserve">(انظر أيضًا: </w:t>
       </w:r>
       <w:r>
@@ -7042,7 +7355,55 @@
           <w:cs/>
           <w:lang w:val="ar_AE" w:bidi="ar_AE"/>
         </w:rPr>
-        <w:t>يضطهد</w:t>
+        <w:t>مجلس</w:t>
+      </w:r>
+      <w:r>
+        <w:rPr>
+          <w:rtl/>
+          <w:cs/>
+          <w:lang w:val="ar_AE" w:bidi="ar_AE"/>
+        </w:rPr>
+        <w:t xml:space="preserve">، </w:t>
+      </w:r>
+      <w:r>
+        <w:rPr>
+          <w:rtl/>
+          <w:cs/>
+          <w:lang w:val="ar_AE" w:bidi="ar_AE"/>
+        </w:rPr>
+        <w:t>قادة اليهود</w:t>
+      </w:r>
+      <w:r>
+        <w:rPr>
+          <w:rtl/>
+          <w:cs/>
+          <w:lang w:val="ar_AE" w:bidi="ar_AE"/>
+        </w:rPr>
+        <w:t xml:space="preserve">، </w:t>
+      </w:r>
+      <w:r>
+        <w:rPr>
+          <w:rtl/>
+          <w:cs/>
+          <w:lang w:val="ar_AE" w:bidi="ar_AE"/>
+        </w:rPr>
+        <w:t>الناموس</w:t>
+      </w:r>
+      <w:r>
+        <w:rPr>
+          <w:rtl/>
+          <w:cs/>
+          <w:lang w:val="ar_AE" w:bidi="ar_AE"/>
+        </w:rPr>
+        <w:t xml:space="preserve">، </w:t>
+      </w:r>
+      <w:r>
+        <w:rPr>
+          <w:rtl/>
+          <w:cs/>
+          <w:lang w:val="ar_AE" w:bidi="ar_AE"/>
+        </w:rPr>
+        <w:t>الصدوقيين</w:t>
       </w:r>
       <w:r>
         <w:rPr>
@@ -7064,6 +7425,980 @@
           <w:cs/>
           <w:lang w:val="ar_AE" w:bidi="ar_AE"/>
         </w:rPr>
+        <w:t>شواهد الكتاب المقدس:</w:t>
+      </w:r>
+    </w:p>
+    <w:p>
+      <w:pPr>
+        <w:pStyle w:val="ListBullet"/>
+        <w:bidi/>
+        <w:spacing w:line="240" w:lineRule="auto"/>
+        <w:ind w:left="720"/>
+      </w:pPr>
+      <w:r>
+        <w:rPr>
+          <w:rtl/>
+          <w:cs/>
+          <w:lang w:val="ar_AE" w:bidi="ar_AE"/>
+        </w:rPr>
+      </w:r>
+      <w:r>
+        <w:rPr>
+          <w:rtl/>
+          <w:cs/>
+          <w:lang w:val="ar_AE" w:bidi="ar_AE"/>
+        </w:rPr>
+        <w:t>أعمال الرسل 26:4</w:t>
+      </w:r>
+    </w:p>
+    <w:p>
+      <w:pPr>
+        <w:pStyle w:val="ListBullet"/>
+        <w:bidi/>
+        <w:spacing w:line="240" w:lineRule="auto"/>
+        <w:ind w:left="720"/>
+      </w:pPr>
+      <w:r>
+        <w:rPr>
+          <w:rtl/>
+          <w:cs/>
+          <w:lang w:val="ar_AE" w:bidi="ar_AE"/>
+        </w:rPr>
+      </w:r>
+      <w:r>
+        <w:rPr>
+          <w:rtl/>
+          <w:cs/>
+          <w:lang w:val="ar_AE" w:bidi="ar_AE"/>
+        </w:rPr>
+        <w:t>يوحنا 3:1–2</w:t>
+      </w:r>
+    </w:p>
+    <w:p>
+      <w:pPr>
+        <w:pStyle w:val="ListBullet"/>
+        <w:bidi/>
+        <w:spacing w:line="240" w:lineRule="auto"/>
+        <w:ind w:left="720"/>
+      </w:pPr>
+      <w:r>
+        <w:rPr>
+          <w:rtl/>
+          <w:cs/>
+          <w:lang w:val="ar_AE" w:bidi="ar_AE"/>
+        </w:rPr>
+      </w:r>
+      <w:r>
+        <w:rPr>
+          <w:rtl/>
+          <w:cs/>
+          <w:lang w:val="ar_AE" w:bidi="ar_AE"/>
+        </w:rPr>
+        <w:t>لوقا 11:44</w:t>
+      </w:r>
+    </w:p>
+    <w:p>
+      <w:pPr>
+        <w:pStyle w:val="ListBullet"/>
+        <w:bidi/>
+        <w:spacing w:line="240" w:lineRule="auto"/>
+        <w:ind w:left="720"/>
+      </w:pPr>
+      <w:r>
+        <w:rPr>
+          <w:rtl/>
+          <w:cs/>
+          <w:lang w:val="ar_AE" w:bidi="ar_AE"/>
+        </w:rPr>
+      </w:r>
+      <w:r>
+        <w:rPr>
+          <w:rtl/>
+          <w:cs/>
+          <w:lang w:val="ar_AE" w:bidi="ar_AE"/>
+        </w:rPr>
+        <w:t>متى 3:7</w:t>
+      </w:r>
+    </w:p>
+    <w:p>
+      <w:pPr>
+        <w:pStyle w:val="ListBullet"/>
+        <w:bidi/>
+        <w:spacing w:line="240" w:lineRule="auto"/>
+        <w:ind w:left="720"/>
+      </w:pPr>
+      <w:r>
+        <w:rPr>
+          <w:rtl/>
+          <w:cs/>
+          <w:lang w:val="ar_AE" w:bidi="ar_AE"/>
+        </w:rPr>
+      </w:r>
+      <w:r>
+        <w:rPr>
+          <w:rtl/>
+          <w:cs/>
+          <w:lang w:val="ar_AE" w:bidi="ar_AE"/>
+        </w:rPr>
+        <w:t>متى 5:20</w:t>
+      </w:r>
+    </w:p>
+    <w:p>
+      <w:pPr>
+        <w:pStyle w:val="ListBullet"/>
+        <w:bidi/>
+        <w:spacing w:line="240" w:lineRule="auto"/>
+        <w:ind w:left="720"/>
+      </w:pPr>
+      <w:r>
+        <w:rPr>
+          <w:rtl/>
+          <w:cs/>
+          <w:lang w:val="ar_AE" w:bidi="ar_AE"/>
+        </w:rPr>
+      </w:r>
+      <w:r>
+        <w:rPr>
+          <w:rtl/>
+          <w:cs/>
+          <w:lang w:val="ar_AE" w:bidi="ar_AE"/>
+        </w:rPr>
+        <w:t>متى 9:11</w:t>
+      </w:r>
+    </w:p>
+    <w:p>
+      <w:pPr>
+        <w:pStyle w:val="ListBullet"/>
+        <w:bidi/>
+        <w:spacing w:line="240" w:lineRule="auto"/>
+        <w:ind w:left="720"/>
+      </w:pPr>
+      <w:r>
+        <w:rPr>
+          <w:rtl/>
+          <w:cs/>
+          <w:lang w:val="ar_AE" w:bidi="ar_AE"/>
+        </w:rPr>
+      </w:r>
+      <w:r>
+        <w:rPr>
+          <w:rtl/>
+          <w:cs/>
+          <w:lang w:val="ar_AE" w:bidi="ar_AE"/>
+        </w:rPr>
+        <w:t>متى 12:2</w:t>
+      </w:r>
+    </w:p>
+    <w:p>
+      <w:pPr>
+        <w:pStyle w:val="ListBullet"/>
+        <w:bidi/>
+        <w:spacing w:line="240" w:lineRule="auto"/>
+        <w:ind w:left="720"/>
+      </w:pPr>
+      <w:r>
+        <w:rPr>
+          <w:rtl/>
+          <w:cs/>
+          <w:lang w:val="ar_AE" w:bidi="ar_AE"/>
+        </w:rPr>
+      </w:r>
+      <w:r>
+        <w:rPr>
+          <w:rtl/>
+          <w:cs/>
+          <w:lang w:val="ar_AE" w:bidi="ar_AE"/>
+        </w:rPr>
+        <w:t>متى 12:38</w:t>
+      </w:r>
+    </w:p>
+    <w:p>
+      <w:pPr>
+        <w:pStyle w:val="ListBullet"/>
+        <w:bidi/>
+        <w:spacing w:line="240" w:lineRule="auto"/>
+        <w:ind w:left="720"/>
+      </w:pPr>
+      <w:r>
+        <w:rPr>
+          <w:rtl/>
+          <w:cs/>
+          <w:lang w:val="ar_AE" w:bidi="ar_AE"/>
+        </w:rPr>
+      </w:r>
+      <w:r>
+        <w:rPr>
+          <w:rtl/>
+          <w:cs/>
+          <w:lang w:val="ar_AE" w:bidi="ar_AE"/>
+        </w:rPr>
+        <w:t>فيلبي 3:5</w:t>
+      </w:r>
+    </w:p>
+    <w:p>
+      <w:pPr>
+        <w:pStyle w:val="Heading3"/>
+        <w:bidi/>
+      </w:pPr>
+      <w:r>
+        <w:rPr>
+          <w:rtl/>
+          <w:cs/>
+          <w:lang w:val="ar_AE" w:bidi="ar_AE"/>
+        </w:rPr>
+        <w:t>بيانات الكلمة:</w:t>
+      </w:r>
+    </w:p>
+    <w:p>
+      <w:pPr>
+        <w:pStyle w:val="ListBullet"/>
+        <w:bidi/>
+        <w:spacing w:line="240" w:lineRule="auto"/>
+        <w:ind w:left="720"/>
+      </w:pPr>
+      <w:r>
+        <w:rPr>
+          <w:rtl/>
+          <w:cs/>
+          <w:lang w:val="ar_AE" w:bidi="ar_AE"/>
+        </w:rPr>
+      </w:r>
+      <w:r>
+        <w:rPr>
+          <w:rtl/>
+          <w:cs/>
+          <w:lang w:val="ar_AE" w:bidi="ar_AE"/>
+        </w:rPr>
+        <w:t>سترونغ: G53300</w:t>
+      </w:r>
+      <w:r>
+        <w:rPr>
+          <w:rtl/>
+          <w:cs/>
+          <w:lang w:val="ar_AE" w:bidi="ar_AE"/>
+        </w:rPr>
+      </w:r>
+      <w:r>
+        <w:rPr>
+          <w:rtl/>
+          <w:cs/>
+          <w:lang w:val="ar_AE" w:bidi="ar_AE"/>
+        </w:rPr>
+      </w:r>
+    </w:p>
+    <w:p>
+      <w:pPr>
+        <w:bidi/>
+      </w:pPr>
+      <w:r>
+        <w:rPr>
+          <w:rtl/>
+          <w:cs/>
+          <w:lang w:val="ar_AE" w:bidi="ar_AE"/>
+        </w:rPr>
+      </w:r>
+    </w:p>
+    <w:p>
+      <w:pPr>
+        <w:pStyle w:val="Heading2"/>
+        <w:bidi/>
+      </w:pPr>
+      <w:r>
+        <w:rPr>
+          <w:rtl/>
+          <w:cs/>
+          <w:lang w:val="ar_AE" w:bidi="ar_AE"/>
+        </w:rPr>
+        <w:t>فضة</w:t>
+      </w:r>
+      <w:r>
+        <w:rPr>
+          <w:rtl/>
+          <w:cs/>
+          <w:lang w:val="ar_AE" w:bidi="ar_AE"/>
+        </w:rPr>
+      </w:r>
+    </w:p>
+    <w:p>
+      <w:pPr>
+        <w:pStyle w:val="Heading3"/>
+        <w:bidi/>
+      </w:pPr>
+      <w:r>
+        <w:rPr>
+          <w:rtl/>
+          <w:cs/>
+          <w:lang w:val="ar_AE" w:bidi="ar_AE"/>
+        </w:rPr>
+        <w:t>تعريف:</w:t>
+      </w:r>
+    </w:p>
+    <w:p>
+      <w:pPr>
+        <w:bidi/>
+      </w:pPr>
+      <w:r>
+        <w:rPr>
+          <w:rtl/>
+          <w:cs/>
+          <w:lang w:val="ar_AE" w:bidi="ar_AE"/>
+        </w:rPr>
+      </w:r>
+      <w:r>
+        <w:rPr>
+          <w:rtl/>
+          <w:cs/>
+          <w:lang w:val="ar_AE" w:bidi="ar_AE"/>
+        </w:rPr>
+        <w:t>الفضة هي معدن ثمين لامع رمادي اللون يستخدم في صنع العملات والمجوهرات والأواني والحليّ.</w:t>
+      </w:r>
+    </w:p>
+    <w:p>
+      <w:pPr>
+        <w:pStyle w:val="ListBullet"/>
+        <w:bidi/>
+        <w:spacing w:line="240" w:lineRule="auto"/>
+        <w:ind w:left="720"/>
+      </w:pPr>
+      <w:r>
+        <w:rPr>
+          <w:rtl/>
+          <w:cs/>
+          <w:lang w:val="ar_AE" w:bidi="ar_AE"/>
+        </w:rPr>
+      </w:r>
+      <w:r>
+        <w:rPr>
+          <w:rtl/>
+          <w:cs/>
+          <w:lang w:val="ar_AE" w:bidi="ar_AE"/>
+        </w:rPr>
+        <w:t>وتشمل الأواني المتنوعة المصنوعة من الفضة الكؤوس والأوعية الفضية، وأشياء أخرى تستخدم للطهي أو الأكل أو التقديم.</w:t>
+      </w:r>
+    </w:p>
+    <w:p>
+      <w:pPr>
+        <w:pStyle w:val="ListBullet"/>
+        <w:bidi/>
+        <w:spacing w:line="240" w:lineRule="auto"/>
+        <w:ind w:left="720"/>
+      </w:pPr>
+      <w:r>
+        <w:rPr>
+          <w:rtl/>
+          <w:cs/>
+          <w:lang w:val="ar_AE" w:bidi="ar_AE"/>
+        </w:rPr>
+      </w:r>
+      <w:r>
+        <w:rPr>
+          <w:rtl/>
+          <w:cs/>
+          <w:lang w:val="ar_AE" w:bidi="ar_AE"/>
+        </w:rPr>
+        <w:t>كان الفضة والذهب يستخدمان في إنشاء المسكن والهيكل. كما كان هناك في هيكل أورشليم أواني مصنوعة من الفضة.</w:t>
+      </w:r>
+    </w:p>
+    <w:p>
+      <w:pPr>
+        <w:pStyle w:val="ListBullet"/>
+        <w:bidi/>
+        <w:spacing w:line="240" w:lineRule="auto"/>
+        <w:ind w:left="720"/>
+      </w:pPr>
+      <w:r>
+        <w:rPr>
+          <w:rtl/>
+          <w:cs/>
+          <w:lang w:val="ar_AE" w:bidi="ar_AE"/>
+        </w:rPr>
+      </w:r>
+      <w:r>
+        <w:rPr>
+          <w:rtl/>
+          <w:cs/>
+          <w:lang w:val="ar_AE" w:bidi="ar_AE"/>
+        </w:rPr>
+        <w:t>في زمن الكتاب المقدس، كان الشاقل هو وحدة قياس الوزن، وغالبًا ما كان يتم التسعير باستخدام عدد معين من شواقل الفضة. أما بحلول زمن العهد الجديد، كانت هناك عملات فضية بأوزان مختلفة تقاس أيضًا بالشاقل.</w:t>
+      </w:r>
+    </w:p>
+    <w:p>
+      <w:pPr>
+        <w:pStyle w:val="ListBullet"/>
+        <w:bidi/>
+        <w:spacing w:line="240" w:lineRule="auto"/>
+        <w:ind w:left="720"/>
+      </w:pPr>
+      <w:r>
+        <w:rPr>
+          <w:rtl/>
+          <w:cs/>
+          <w:lang w:val="ar_AE" w:bidi="ar_AE"/>
+        </w:rPr>
+      </w:r>
+      <w:r>
+        <w:rPr>
+          <w:rtl/>
+          <w:cs/>
+          <w:lang w:val="ar_AE" w:bidi="ar_AE"/>
+        </w:rPr>
+        <w:t>باع إخوة يوسف أخاهم كعبد مقابل عشرين شاقل من الفضة.</w:t>
+      </w:r>
+    </w:p>
+    <w:p>
+      <w:pPr>
+        <w:pStyle w:val="ListBullet"/>
+        <w:bidi/>
+        <w:spacing w:line="240" w:lineRule="auto"/>
+        <w:ind w:left="720"/>
+      </w:pPr>
+      <w:r>
+        <w:rPr>
+          <w:rtl/>
+          <w:cs/>
+          <w:lang w:val="ar_AE" w:bidi="ar_AE"/>
+        </w:rPr>
+      </w:r>
+      <w:r>
+        <w:rPr>
+          <w:rtl/>
+          <w:cs/>
+          <w:lang w:val="ar_AE" w:bidi="ar_AE"/>
+        </w:rPr>
+        <w:t>دُفع ليهوذا ثلاثين قطعة فضية مقابل خيانته للمسيح.</w:t>
+      </w:r>
+    </w:p>
+    <w:p>
+      <w:pPr>
+        <w:pStyle w:val="ListBullet"/>
+        <w:bidi/>
+        <w:spacing w:line="240" w:lineRule="auto"/>
+        <w:ind w:left="720"/>
+      </w:pPr>
+      <w:r>
+        <w:rPr>
+          <w:rtl/>
+          <w:cs/>
+          <w:lang w:val="ar_AE" w:bidi="ar_AE"/>
+        </w:rPr>
+      </w:r>
+      <w:r>
+        <w:rPr>
+          <w:rtl/>
+          <w:cs/>
+          <w:lang w:val="ar_AE" w:bidi="ar_AE"/>
+        </w:rPr>
+        <w:t>إذا لم تكن الفضة متعارف عليها في ثقافة بلدك، يمكنك ترجمة هذا المصطلح إلى"معدن ثمين"</w:t>
+      </w:r>
+    </w:p>
+    <w:p>
+      <w:pPr>
+        <w:bidi/>
+      </w:pPr>
+      <w:r>
+        <w:rPr>
+          <w:rtl/>
+          <w:cs/>
+          <w:lang w:val="ar_AE" w:bidi="ar_AE"/>
+        </w:rPr>
+      </w:r>
+      <w:r>
+        <w:rPr>
+          <w:rtl/>
+          <w:cs/>
+          <w:lang w:val="ar_AE" w:bidi="ar_AE"/>
+        </w:rPr>
+        <w:t xml:space="preserve">(انظر أيضًا: </w:t>
+      </w:r>
+      <w:r>
+        <w:rPr>
+          <w:rtl/>
+          <w:cs/>
+          <w:lang w:val="ar_AE" w:bidi="ar_AE"/>
+        </w:rPr>
+        <w:t>المسكن</w:t>
+      </w:r>
+      <w:r>
+        <w:rPr>
+          <w:rtl/>
+          <w:cs/>
+          <w:lang w:val="ar_AE" w:bidi="ar_AE"/>
+        </w:rPr>
+        <w:t xml:space="preserve">, </w:t>
+      </w:r>
+      <w:r>
+        <w:rPr>
+          <w:rtl/>
+          <w:cs/>
+          <w:lang w:val="ar_AE" w:bidi="ar_AE"/>
+        </w:rPr>
+        <w:t>الهيكل</w:t>
+      </w:r>
+      <w:r>
+        <w:rPr>
+          <w:rtl/>
+          <w:cs/>
+          <w:lang w:val="ar_AE" w:bidi="ar_AE"/>
+        </w:rPr>
+        <w:t>)</w:t>
+      </w:r>
+    </w:p>
+    <w:p>
+      <w:pPr>
+        <w:pStyle w:val="Heading3"/>
+        <w:bidi/>
+      </w:pPr>
+      <w:r>
+        <w:rPr>
+          <w:rtl/>
+          <w:cs/>
+          <w:lang w:val="ar_AE" w:bidi="ar_AE"/>
+        </w:rPr>
+        <w:t>نصوص كتابية:</w:t>
+      </w:r>
+    </w:p>
+    <w:p>
+      <w:pPr>
+        <w:pStyle w:val="ListBullet"/>
+        <w:bidi/>
+        <w:spacing w:line="240" w:lineRule="auto"/>
+        <w:ind w:left="720"/>
+      </w:pPr>
+      <w:r>
+        <w:rPr>
+          <w:rtl/>
+          <w:cs/>
+          <w:lang w:val="ar_AE" w:bidi="ar_AE"/>
+        </w:rPr>
+      </w:r>
+      <w:r>
+        <w:rPr>
+          <w:rtl/>
+          <w:cs/>
+          <w:lang w:val="ar_AE" w:bidi="ar_AE"/>
+        </w:rPr>
+        <w:t>أخبار الأيام الأول 18:9–11</w:t>
+      </w:r>
+    </w:p>
+    <w:p>
+      <w:pPr>
+        <w:pStyle w:val="ListBullet"/>
+        <w:bidi/>
+        <w:spacing w:line="240" w:lineRule="auto"/>
+        <w:ind w:left="720"/>
+      </w:pPr>
+      <w:r>
+        <w:rPr>
+          <w:rtl/>
+          <w:cs/>
+          <w:lang w:val="ar_AE" w:bidi="ar_AE"/>
+        </w:rPr>
+      </w:r>
+      <w:r>
+        <w:rPr>
+          <w:rtl/>
+          <w:cs/>
+          <w:lang w:val="ar_AE" w:bidi="ar_AE"/>
+        </w:rPr>
+        <w:t>صموئيل الأول 2:36</w:t>
+      </w:r>
+    </w:p>
+    <w:p>
+      <w:pPr>
+        <w:pStyle w:val="ListBullet"/>
+        <w:bidi/>
+        <w:spacing w:line="240" w:lineRule="auto"/>
+        <w:ind w:left="720"/>
+      </w:pPr>
+      <w:r>
+        <w:rPr>
+          <w:rtl/>
+          <w:cs/>
+          <w:lang w:val="ar_AE" w:bidi="ar_AE"/>
+        </w:rPr>
+      </w:r>
+      <w:r>
+        <w:rPr>
+          <w:rtl/>
+          <w:cs/>
+          <w:lang w:val="ar_AE" w:bidi="ar_AE"/>
+        </w:rPr>
+        <w:t>ملوك الثاني 25:13–15</w:t>
+      </w:r>
+    </w:p>
+    <w:p>
+      <w:pPr>
+        <w:pStyle w:val="ListBullet"/>
+        <w:bidi/>
+        <w:spacing w:line="240" w:lineRule="auto"/>
+        <w:ind w:left="720"/>
+      </w:pPr>
+      <w:r>
+        <w:rPr>
+          <w:rtl/>
+          <w:cs/>
+          <w:lang w:val="ar_AE" w:bidi="ar_AE"/>
+        </w:rPr>
+      </w:r>
+      <w:r>
+        <w:rPr>
+          <w:rtl/>
+          <w:cs/>
+          <w:lang w:val="ar_AE" w:bidi="ar_AE"/>
+        </w:rPr>
+        <w:t>أعمال الرسل 3:6</w:t>
+      </w:r>
+    </w:p>
+    <w:p>
+      <w:pPr>
+        <w:pStyle w:val="ListBullet"/>
+        <w:bidi/>
+        <w:spacing w:line="240" w:lineRule="auto"/>
+        <w:ind w:left="720"/>
+      </w:pPr>
+      <w:r>
+        <w:rPr>
+          <w:rtl/>
+          <w:cs/>
+          <w:lang w:val="ar_AE" w:bidi="ar_AE"/>
+        </w:rPr>
+      </w:r>
+      <w:r>
+        <w:rPr>
+          <w:rtl/>
+          <w:cs/>
+          <w:lang w:val="ar_AE" w:bidi="ar_AE"/>
+        </w:rPr>
+        <w:t>متى 26:15</w:t>
+      </w:r>
+    </w:p>
+    <w:p>
+      <w:pPr>
+        <w:pStyle w:val="Heading3"/>
+        <w:bidi/>
+      </w:pPr>
+      <w:r>
+        <w:rPr>
+          <w:rtl/>
+          <w:cs/>
+          <w:lang w:val="ar_AE" w:bidi="ar_AE"/>
+        </w:rPr>
+        <w:t>بيانات الكلمة:</w:t>
+      </w:r>
+    </w:p>
+    <w:p>
+      <w:pPr>
+        <w:pStyle w:val="ListBullet"/>
+        <w:bidi/>
+        <w:spacing w:line="240" w:lineRule="auto"/>
+        <w:ind w:left="720"/>
+      </w:pPr>
+      <w:r>
+        <w:rPr>
+          <w:rtl/>
+          <w:cs/>
+          <w:lang w:val="ar_AE" w:bidi="ar_AE"/>
+        </w:rPr>
+      </w:r>
+      <w:r>
+        <w:rPr>
+          <w:rtl/>
+          <w:cs/>
+          <w:lang w:val="ar_AE" w:bidi="ar_AE"/>
+        </w:rPr>
+        <w:t>سترونج: H3701, H3702, H7192, G06930, G06940, G06950, G06960, G14060</w:t>
+      </w:r>
+      <w:r>
+        <w:rPr>
+          <w:rtl/>
+          <w:cs/>
+          <w:lang w:val="ar_AE" w:bidi="ar_AE"/>
+        </w:rPr>
+      </w:r>
+      <w:r>
+        <w:rPr>
+          <w:rtl/>
+          <w:cs/>
+          <w:lang w:val="ar_AE" w:bidi="ar_AE"/>
+        </w:rPr>
+      </w:r>
+    </w:p>
+    <w:p>
+      <w:pPr>
+        <w:bidi/>
+      </w:pPr>
+      <w:r>
+        <w:rPr>
+          <w:rtl/>
+          <w:cs/>
+          <w:lang w:val="ar_AE" w:bidi="ar_AE"/>
+        </w:rPr>
+      </w:r>
+    </w:p>
+    <w:p>
+      <w:pPr>
+        <w:pStyle w:val="Heading2"/>
+        <w:bidi/>
+      </w:pPr>
+      <w:r>
+        <w:rPr>
+          <w:rtl/>
+          <w:cs/>
+          <w:lang w:val="ar_AE" w:bidi="ar_AE"/>
+        </w:rPr>
+        <w:t>فضل (نعمة، قبول)</w:t>
+      </w:r>
+      <w:r>
+        <w:rPr>
+          <w:rtl/>
+          <w:cs/>
+          <w:lang w:val="ar_AE" w:bidi="ar_AE"/>
+        </w:rPr>
+      </w:r>
+    </w:p>
+    <w:p>
+      <w:pPr>
+        <w:pStyle w:val="Heading3"/>
+        <w:bidi/>
+      </w:pPr>
+      <w:r>
+        <w:rPr>
+          <w:rtl/>
+          <w:cs/>
+          <w:lang w:val="ar_AE" w:bidi="ar_AE"/>
+        </w:rPr>
+        <w:t>التعريف:</w:t>
+      </w:r>
+    </w:p>
+    <w:p>
+      <w:pPr>
+        <w:bidi/>
+      </w:pPr>
+      <w:r>
+        <w:rPr>
+          <w:rtl/>
+          <w:cs/>
+          <w:lang w:val="ar_AE" w:bidi="ar_AE"/>
+        </w:rPr>
+      </w:r>
+      <w:r>
+        <w:rPr>
+          <w:rtl/>
+          <w:cs/>
+          <w:lang w:val="ar_AE" w:bidi="ar_AE"/>
+        </w:rPr>
+        <w:t>إن مصطلح "فضل" يعني عمومًا الموافقة والقبول. كما أن الشخص الذي يفضل شخصًا آخر ينظر إلى ذلك الشخص بشكل إيجابي ويوافق عليه.</w:t>
+      </w:r>
+    </w:p>
+    <w:p>
+      <w:pPr>
+        <w:pStyle w:val="ListBullet"/>
+        <w:bidi/>
+        <w:spacing w:line="240" w:lineRule="auto"/>
+        <w:ind w:left="720"/>
+      </w:pPr>
+      <w:r>
+        <w:rPr>
+          <w:rtl/>
+          <w:cs/>
+          <w:lang w:val="ar_AE" w:bidi="ar_AE"/>
+        </w:rPr>
+      </w:r>
+      <w:r>
+        <w:rPr>
+          <w:rtl/>
+          <w:cs/>
+          <w:lang w:val="ar_AE" w:bidi="ar_AE"/>
+        </w:rPr>
+        <w:t>لقد كان يسوع ينمو "في النعمة" عند الله والناس. هذا يعني أن الله والآخرين قد أيدوا ووافقوا على شخصيته وسلوكه.</w:t>
+      </w:r>
+    </w:p>
+    <w:p>
+      <w:pPr>
+        <w:pStyle w:val="ListBullet"/>
+        <w:bidi/>
+        <w:spacing w:line="240" w:lineRule="auto"/>
+        <w:ind w:left="720"/>
+      </w:pPr>
+      <w:r>
+        <w:rPr>
+          <w:rtl/>
+          <w:cs/>
+          <w:lang w:val="ar_AE" w:bidi="ar_AE"/>
+        </w:rPr>
+      </w:r>
+      <w:r>
+        <w:rPr>
+          <w:rtl/>
+          <w:cs/>
+          <w:lang w:val="ar_AE" w:bidi="ar_AE"/>
+        </w:rPr>
+        <w:t>إن التعبير "يجد نعمة" لدي شخص يعني أن ذلك الشخص مُوَافَق عليه ومقبول من قِبَل الشخص الآخر.</w:t>
+      </w:r>
+    </w:p>
+    <w:p>
+      <w:pPr>
+        <w:pStyle w:val="ListBullet"/>
+        <w:bidi/>
+        <w:spacing w:line="240" w:lineRule="auto"/>
+        <w:ind w:left="720"/>
+      </w:pPr>
+      <w:r>
+        <w:rPr>
+          <w:rtl/>
+          <w:cs/>
+          <w:lang w:val="ar_AE" w:bidi="ar_AE"/>
+        </w:rPr>
+      </w:r>
+      <w:r>
+        <w:rPr>
+          <w:rtl/>
+          <w:cs/>
+          <w:lang w:val="ar_AE" w:bidi="ar_AE"/>
+        </w:rPr>
+        <w:t>عندما يُظهر الملك نعمة لشخص ما، غالبًا ما يعني أنه يوافق على طلب ذلك الشخص ويمنحه إياه.</w:t>
+      </w:r>
+    </w:p>
+    <w:p>
+      <w:pPr>
+        <w:pStyle w:val="ListBullet"/>
+        <w:bidi/>
+        <w:spacing w:line="240" w:lineRule="auto"/>
+        <w:ind w:left="720"/>
+      </w:pPr>
+      <w:r>
+        <w:rPr>
+          <w:rtl/>
+          <w:cs/>
+          <w:lang w:val="ar_AE" w:bidi="ar_AE"/>
+        </w:rPr>
+      </w:r>
+      <w:r>
+        <w:rPr>
+          <w:rtl/>
+          <w:cs/>
+          <w:lang w:val="ar_AE" w:bidi="ar_AE"/>
+        </w:rPr>
+        <w:t>يمكن أن يكون "الفضل" أيضًا لفتة أو عمل تجاه أو لمصلحة شخص آخر لمنفعته.</w:t>
+      </w:r>
+    </w:p>
+    <w:p>
+      <w:pPr>
+        <w:pStyle w:val="ListBullet"/>
+        <w:bidi/>
+        <w:spacing w:line="240" w:lineRule="auto"/>
+        <w:ind w:left="720"/>
+      </w:pPr>
+      <w:r>
+        <w:rPr>
+          <w:rtl/>
+          <w:cs/>
+          <w:lang w:val="ar_AE" w:bidi="ar_AE"/>
+        </w:rPr>
+      </w:r>
+      <w:r>
+        <w:rPr>
+          <w:rtl/>
+          <w:cs/>
+          <w:lang w:val="ar_AE" w:bidi="ar_AE"/>
+        </w:rPr>
+        <w:t>في حين أن مصطلح "المحاباة" يعني موقفًا من التصرف أو السلوك بشكل متحيز تجاه بعض الأشخاص دون الآخرين. أي أنه يعني الميل لاختيار أو تفضيل شخص على حساب آخر أو شيء على آخر لأن الشخص أو العنصر مُفَضَّل أو مرغوب أكثر. عمومًا، تُعدّ المحاباة غير عادلة وغير مقبولة.</w:t>
+      </w:r>
+    </w:p>
+    <w:p>
+      <w:pPr>
+        <w:pStyle w:val="Heading3"/>
+        <w:bidi/>
+      </w:pPr>
+      <w:r>
+        <w:rPr>
+          <w:rtl/>
+          <w:cs/>
+          <w:lang w:val="ar_AE" w:bidi="ar_AE"/>
+        </w:rPr>
+        <w:t>اقتراحات التَّرْجَمَةً:</w:t>
+      </w:r>
+    </w:p>
+    <w:p>
+      <w:pPr>
+        <w:pStyle w:val="ListBullet"/>
+        <w:bidi/>
+        <w:spacing w:line="240" w:lineRule="auto"/>
+        <w:ind w:left="720"/>
+      </w:pPr>
+      <w:r>
+        <w:rPr>
+          <w:rtl/>
+          <w:cs/>
+          <w:lang w:val="ar_AE" w:bidi="ar_AE"/>
+        </w:rPr>
+      </w:r>
+      <w:r>
+        <w:rPr>
+          <w:rtl/>
+          <w:cs/>
+          <w:lang w:val="ar_AE" w:bidi="ar_AE"/>
+        </w:rPr>
+        <w:t>طرق أخرى لترجمة مصطلح "فضل" يمكن أن تشمل "موافقة" أو "بركة" أو "منفعة".</w:t>
+      </w:r>
+    </w:p>
+    <w:p>
+      <w:pPr>
+        <w:pStyle w:val="ListBullet"/>
+        <w:bidi/>
+        <w:spacing w:line="240" w:lineRule="auto"/>
+        <w:ind w:left="720"/>
+      </w:pPr>
+      <w:r>
+        <w:rPr>
+          <w:rtl/>
+          <w:cs/>
+          <w:lang w:val="ar_AE" w:bidi="ar_AE"/>
+        </w:rPr>
+      </w:r>
+      <w:r>
+        <w:rPr>
+          <w:rtl/>
+          <w:cs/>
+          <w:lang w:val="ar_AE" w:bidi="ar_AE"/>
+        </w:rPr>
+        <w:t>كما يمكن تَرْجَمَة "سنة الرب المقبولة" إلى "السنة (أو الوقت) الذي سيجلب فيه الرب بركة عظيمة".</w:t>
+      </w:r>
+    </w:p>
+    <w:p>
+      <w:pPr>
+        <w:pStyle w:val="ListBullet"/>
+        <w:bidi/>
+        <w:spacing w:line="240" w:lineRule="auto"/>
+        <w:ind w:left="720"/>
+      </w:pPr>
+      <w:r>
+        <w:rPr>
+          <w:rtl/>
+          <w:cs/>
+          <w:lang w:val="ar_AE" w:bidi="ar_AE"/>
+        </w:rPr>
+      </w:r>
+      <w:r>
+        <w:rPr>
+          <w:rtl/>
+          <w:cs/>
+          <w:lang w:val="ar_AE" w:bidi="ar_AE"/>
+        </w:rPr>
+        <w:t>يمكن تَرْجَمَة مصطلح "محاباة" إلى "تحيُّز" أو "تصرف بظلم" أو "معاملة غير عادلة". كما أن هذه الكلمة مرتبطة بكلمة "مُفَضَّل"، التي تعني التفضيل فوق الجميع.</w:t>
+      </w:r>
+    </w:p>
+    <w:p>
+      <w:pPr>
+        <w:pStyle w:val="Heading3"/>
+        <w:bidi/>
+      </w:pPr>
+      <w:r>
+        <w:rPr>
+          <w:rtl/>
+          <w:cs/>
+          <w:lang w:val="ar_AE" w:bidi="ar_AE"/>
+        </w:rPr>
         <w:t>مراجع الكتاب المقدس:</w:t>
       </w:r>
     </w:p>
@@ -7087,30 +8422,145 @@
           <w:cs/>
           <w:lang w:val="ar_AE" w:bidi="ar_AE"/>
         </w:rPr>
-        <w:t>إرميا 12: 9</w:t>
-      </w:r>
-    </w:p>
-    <w:p>
-      <w:pPr>
-        <w:pStyle w:val="ListBullet"/>
-        <w:bidi/>
-        <w:spacing w:line="240" w:lineRule="auto"/>
-        <w:ind w:left="720"/>
-      </w:pPr>
-      <w:r>
-        <w:rPr>
-          <w:rtl/>
-          <w:cs/>
-          <w:lang w:val="ar_AE" w:bidi="ar_AE"/>
-        </w:rPr>
-      </w:r>
-      <w:r>
-        <w:rPr>
-          <w:rtl/>
-          <w:cs/>
-          <w:lang w:val="ar_AE" w:bidi="ar_AE"/>
-        </w:rPr>
-        <w:t>مزامير 104: 21</w:t>
+        <w:t>1 صموئيل 2: 25–26</w:t>
+      </w:r>
+    </w:p>
+    <w:p>
+      <w:pPr>
+        <w:pStyle w:val="ListBullet"/>
+        <w:bidi/>
+        <w:spacing w:line="240" w:lineRule="auto"/>
+        <w:ind w:left="720"/>
+      </w:pPr>
+      <w:r>
+        <w:rPr>
+          <w:rtl/>
+          <w:cs/>
+          <w:lang w:val="ar_AE" w:bidi="ar_AE"/>
+        </w:rPr>
+      </w:r>
+      <w:r>
+        <w:rPr>
+          <w:rtl/>
+          <w:cs/>
+          <w:lang w:val="ar_AE" w:bidi="ar_AE"/>
+        </w:rPr>
+        <w:t>2 أخبار الأيام 19: 7</w:t>
+      </w:r>
+    </w:p>
+    <w:p>
+      <w:pPr>
+        <w:pStyle w:val="ListBullet"/>
+        <w:bidi/>
+        <w:spacing w:line="240" w:lineRule="auto"/>
+        <w:ind w:left="720"/>
+      </w:pPr>
+      <w:r>
+        <w:rPr>
+          <w:rtl/>
+          <w:cs/>
+          <w:lang w:val="ar_AE" w:bidi="ar_AE"/>
+        </w:rPr>
+      </w:r>
+      <w:r>
+        <w:rPr>
+          <w:rtl/>
+          <w:cs/>
+          <w:lang w:val="ar_AE" w:bidi="ar_AE"/>
+        </w:rPr>
+        <w:t>2 كورنثوس 1: 11</w:t>
+      </w:r>
+    </w:p>
+    <w:p>
+      <w:pPr>
+        <w:pStyle w:val="ListBullet"/>
+        <w:bidi/>
+        <w:spacing w:line="240" w:lineRule="auto"/>
+        <w:ind w:left="720"/>
+      </w:pPr>
+      <w:r>
+        <w:rPr>
+          <w:rtl/>
+          <w:cs/>
+          <w:lang w:val="ar_AE" w:bidi="ar_AE"/>
+        </w:rPr>
+      </w:r>
+      <w:r>
+        <w:rPr>
+          <w:rtl/>
+          <w:cs/>
+          <w:lang w:val="ar_AE" w:bidi="ar_AE"/>
+        </w:rPr>
+        <w:t>أعمال الرسل 24: 27</w:t>
+      </w:r>
+    </w:p>
+    <w:p>
+      <w:pPr>
+        <w:pStyle w:val="ListBullet"/>
+        <w:bidi/>
+        <w:spacing w:line="240" w:lineRule="auto"/>
+        <w:ind w:left="720"/>
+      </w:pPr>
+      <w:r>
+        <w:rPr>
+          <w:rtl/>
+          <w:cs/>
+          <w:lang w:val="ar_AE" w:bidi="ar_AE"/>
+        </w:rPr>
+      </w:r>
+      <w:r>
+        <w:rPr>
+          <w:rtl/>
+          <w:cs/>
+          <w:lang w:val="ar_AE" w:bidi="ar_AE"/>
+        </w:rPr>
+        <w:t>تكوين 41: 16</w:t>
+      </w:r>
+    </w:p>
+    <w:p>
+      <w:pPr>
+        <w:pStyle w:val="ListBullet"/>
+        <w:bidi/>
+        <w:spacing w:line="240" w:lineRule="auto"/>
+        <w:ind w:left="720"/>
+      </w:pPr>
+      <w:r>
+        <w:rPr>
+          <w:rtl/>
+          <w:cs/>
+          <w:lang w:val="ar_AE" w:bidi="ar_AE"/>
+        </w:rPr>
+      </w:r>
+      <w:r>
+        <w:rPr>
+          <w:rtl/>
+          <w:cs/>
+          <w:lang w:val="ar_AE" w:bidi="ar_AE"/>
+        </w:rPr>
+        <w:t>تكوين 47: 25</w:t>
+      </w:r>
+    </w:p>
+    <w:p>
+      <w:pPr>
+        <w:pStyle w:val="ListBullet"/>
+        <w:bidi/>
+        <w:spacing w:line="240" w:lineRule="auto"/>
+        <w:ind w:left="720"/>
+      </w:pPr>
+      <w:r>
+        <w:rPr>
+          <w:rtl/>
+          <w:cs/>
+          <w:lang w:val="ar_AE" w:bidi="ar_AE"/>
+        </w:rPr>
+      </w:r>
+      <w:r>
+        <w:rPr>
+          <w:rtl/>
+          <w:cs/>
+          <w:lang w:val="ar_AE" w:bidi="ar_AE"/>
+        </w:rPr>
+        <w:t>تكوين 50: 5</w:t>
       </w:r>
     </w:p>
     <w:p>
@@ -7147,7 +8597,7 @@
           <w:cs/>
           <w:lang w:val="ar_AE" w:bidi="ar_AE"/>
         </w:rPr>
-        <w:t>سترونغ: H0400, H0957, H0962, H2963, H2964, H5706, H5861, H7997, H7998</w:t>
+        <w:t>سترونج: H0995, H1156, H1293, H1779, H1921, H2580, H2603, H2896, H5278, H5375, H5414, H5922, H6213, H6437, H6440, H7521, H7522, H7965, G11840, G36850, G43800, G43820, G54850, G54860</w:t>
       </w:r>
       <w:r>
         <w:rPr>
@@ -7187,7 +8637,7 @@
           <w:cs/>
           <w:lang w:val="ar_AE" w:bidi="ar_AE"/>
         </w:rPr>
-        <w:t>فريسي</w:t>
+        <w:t>فطير (خبز غير مختمر)</w:t>
       </w:r>
       <w:r>
         <w:rPr>
@@ -7208,142 +8658,156 @@
           <w:cs/>
           <w:lang w:val="ar_AE" w:bidi="ar_AE"/>
         </w:rPr>
-        <w:t>حقائق:</w:t>
-      </w:r>
-    </w:p>
-    <w:p>
-      <w:pPr>
-        <w:bidi/>
-      </w:pPr>
-      <w:r>
-        <w:rPr>
-          <w:rtl/>
-          <w:cs/>
-          <w:lang w:val="ar_AE" w:bidi="ar_AE"/>
-        </w:rPr>
-      </w:r>
-      <w:r>
-        <w:rPr>
-          <w:rtl/>
-          <w:cs/>
-          <w:lang w:val="ar_AE" w:bidi="ar_AE"/>
-        </w:rPr>
-        <w:t>كان الفريسيون مجموعة مهمة وقوية من القادة الدينيين اليهود في زمن الرب يسوع.</w:t>
-      </w:r>
-    </w:p>
-    <w:p>
-      <w:pPr>
-        <w:pStyle w:val="ListBullet"/>
-        <w:bidi/>
-        <w:spacing w:line="240" w:lineRule="auto"/>
-        <w:ind w:left="720"/>
-      </w:pPr>
-      <w:r>
-        <w:rPr>
-          <w:rtl/>
-          <w:cs/>
-          <w:lang w:val="ar_AE" w:bidi="ar_AE"/>
-        </w:rPr>
-      </w:r>
-      <w:r>
-        <w:rPr>
-          <w:rtl/>
-          <w:cs/>
-          <w:lang w:val="ar_AE" w:bidi="ar_AE"/>
-        </w:rPr>
-        <w:t>كان العديد منهم رجال أعمال من الطبقة المتوسطة وبعضهم كانوا كهنة أيضًا.</w:t>
-      </w:r>
-    </w:p>
-    <w:p>
-      <w:pPr>
-        <w:pStyle w:val="ListBullet"/>
-        <w:bidi/>
-        <w:spacing w:line="240" w:lineRule="auto"/>
-        <w:ind w:left="720"/>
-      </w:pPr>
-      <w:r>
-        <w:rPr>
-          <w:rtl/>
-          <w:cs/>
-          <w:lang w:val="ar_AE" w:bidi="ar_AE"/>
-        </w:rPr>
-      </w:r>
-      <w:r>
-        <w:rPr>
-          <w:rtl/>
-          <w:cs/>
-          <w:lang w:val="ar_AE" w:bidi="ar_AE"/>
-        </w:rPr>
-        <w:t>من بين جميع القادة اليهود، كان الفريسيون الأكثر تشددًا في طاعة ناموس موسى والقوانين والتقاليد اليهودية الأخرى.</w:t>
-      </w:r>
-    </w:p>
-    <w:p>
-      <w:pPr>
-        <w:pStyle w:val="ListBullet"/>
-        <w:bidi/>
-        <w:spacing w:line="240" w:lineRule="auto"/>
-        <w:ind w:left="720"/>
-      </w:pPr>
-      <w:r>
-        <w:rPr>
-          <w:rtl/>
-          <w:cs/>
-          <w:lang w:val="ar_AE" w:bidi="ar_AE"/>
-        </w:rPr>
-      </w:r>
-      <w:r>
-        <w:rPr>
-          <w:rtl/>
-          <w:cs/>
-          <w:lang w:val="ar_AE" w:bidi="ar_AE"/>
-        </w:rPr>
-        <w:t>كانوا مهتمين جدًا بالحفاظ على الشعب اليهودي بعيدًا عن تأثير الوثنيين من حولهم. يأتي اسم "فريسي" من الكلمة التي تعني "مفرز، منفصل".</w:t>
-      </w:r>
-    </w:p>
-    <w:p>
-      <w:pPr>
-        <w:pStyle w:val="ListBullet"/>
-        <w:bidi/>
-        <w:spacing w:line="240" w:lineRule="auto"/>
-        <w:ind w:left="720"/>
-      </w:pPr>
-      <w:r>
-        <w:rPr>
-          <w:rtl/>
-          <w:cs/>
-          <w:lang w:val="ar_AE" w:bidi="ar_AE"/>
-        </w:rPr>
-      </w:r>
-      <w:r>
-        <w:rPr>
-          <w:rtl/>
-          <w:cs/>
-          <w:lang w:val="ar_AE" w:bidi="ar_AE"/>
-        </w:rPr>
-        <w:t>كان الفريسيون يؤمنون بالحياة بعد الموت. كما كانوا يؤمنون بوجود الملائكة والكائنات الروحية الأخرى.</w:t>
-      </w:r>
-    </w:p>
-    <w:p>
-      <w:pPr>
-        <w:pStyle w:val="ListBullet"/>
-        <w:bidi/>
-        <w:spacing w:line="240" w:lineRule="auto"/>
-        <w:ind w:left="720"/>
-      </w:pPr>
-      <w:r>
-        <w:rPr>
-          <w:rtl/>
-          <w:cs/>
-          <w:lang w:val="ar_AE" w:bidi="ar_AE"/>
-        </w:rPr>
-      </w:r>
-      <w:r>
-        <w:rPr>
-          <w:rtl/>
-          <w:cs/>
-          <w:lang w:val="ar_AE" w:bidi="ar_AE"/>
-        </w:rPr>
-        <w:t>عارض الفريسيون والصدوقيون الرب يسوع والمسيحيين الأوائل بقوة.</w:t>
+        <w:t>التعريف:</w:t>
+      </w:r>
+    </w:p>
+    <w:p>
+      <w:pPr>
+        <w:bidi/>
+      </w:pPr>
+      <w:r>
+        <w:rPr>
+          <w:rtl/>
+          <w:cs/>
+          <w:lang w:val="ar_AE" w:bidi="ar_AE"/>
+        </w:rPr>
+      </w:r>
+      <w:r>
+        <w:rPr>
+          <w:rtl/>
+          <w:cs/>
+          <w:lang w:val="ar_AE" w:bidi="ar_AE"/>
+        </w:rPr>
+        <w:t>يشير مصطلح "الفطير" إلى الخبز الذي يُصنع بدون خميرة أو أي مواد أخرى تُخمر. إن هذا النوع من الخبز مسطح لأنه لا يحتوي على خميرة تجعله يرتفع.</w:t>
+      </w:r>
+    </w:p>
+    <w:p>
+      <w:pPr>
+        <w:pStyle w:val="ListBullet"/>
+        <w:bidi/>
+        <w:spacing w:line="240" w:lineRule="auto"/>
+        <w:ind w:left="720"/>
+      </w:pPr>
+      <w:r>
+        <w:rPr>
+          <w:rtl/>
+          <w:cs/>
+          <w:lang w:val="ar_AE" w:bidi="ar_AE"/>
+        </w:rPr>
+      </w:r>
+      <w:r>
+        <w:rPr>
+          <w:rtl/>
+          <w:cs/>
+          <w:lang w:val="ar_AE" w:bidi="ar_AE"/>
+        </w:rPr>
+        <w:t>عندما حرر الله بني إسرائيل من العبودية في مصر، أمرهم بالفرار من مصر بسرعة دون انتظار عجينهم ليختمر. لذا فقد أكلوا فطيرًا مع وجبتهم. ومنذ ذلك الحين، ظل الفطير مُستخدمًا في احتفالات الفصح السنوية وذلك لتذكيرهم بتلك الفترة.</w:t>
+      </w:r>
+    </w:p>
+    <w:p>
+      <w:pPr>
+        <w:pStyle w:val="ListBullet"/>
+        <w:bidi/>
+        <w:spacing w:line="240" w:lineRule="auto"/>
+        <w:ind w:left="720"/>
+      </w:pPr>
+      <w:r>
+        <w:rPr>
+          <w:rtl/>
+          <w:cs/>
+          <w:lang w:val="ar_AE" w:bidi="ar_AE"/>
+        </w:rPr>
+      </w:r>
+      <w:r>
+        <w:rPr>
+          <w:rtl/>
+          <w:cs/>
+          <w:lang w:val="ar_AE" w:bidi="ar_AE"/>
+        </w:rPr>
+        <w:t>نظرًا لأن الخميرة تُستخدم أحيانًا كرمز للخطية، فإن "الفطير" أو "الخبز غير المختمر" يمثل إزالة الخطية من حياة الشخص ليعيش بطريقة تكرم الله.</w:t>
+      </w:r>
+    </w:p>
+    <w:p>
+      <w:pPr>
+        <w:pStyle w:val="Heading3"/>
+        <w:bidi/>
+      </w:pPr>
+      <w:r>
+        <w:rPr>
+          <w:rtl/>
+          <w:cs/>
+          <w:lang w:val="ar_AE" w:bidi="ar_AE"/>
+        </w:rPr>
+        <w:t>اقتراحات الترجمة:</w:t>
+      </w:r>
+    </w:p>
+    <w:p>
+      <w:pPr>
+        <w:pStyle w:val="ListBullet"/>
+        <w:bidi/>
+        <w:spacing w:line="240" w:lineRule="auto"/>
+        <w:ind w:left="720"/>
+      </w:pPr>
+      <w:r>
+        <w:rPr>
+          <w:rtl/>
+          <w:cs/>
+          <w:lang w:val="ar_AE" w:bidi="ar_AE"/>
+        </w:rPr>
+      </w:r>
+      <w:r>
+        <w:rPr>
+          <w:rtl/>
+          <w:cs/>
+          <w:lang w:val="ar_AE" w:bidi="ar_AE"/>
+        </w:rPr>
+        <w:t>طرق أخرى لترجمة هذا المصطلح يمكن أن تشمل "خبز بدون خميرة" أو "خبز مسطح لم يرتفع".</w:t>
+      </w:r>
+    </w:p>
+    <w:p>
+      <w:pPr>
+        <w:pStyle w:val="ListBullet"/>
+        <w:bidi/>
+        <w:spacing w:line="240" w:lineRule="auto"/>
+        <w:ind w:left="720"/>
+      </w:pPr>
+      <w:r>
+        <w:rPr>
+          <w:rtl/>
+          <w:cs/>
+          <w:lang w:val="ar_AE" w:bidi="ar_AE"/>
+        </w:rPr>
+      </w:r>
+      <w:r>
+        <w:rPr>
+          <w:rtl/>
+          <w:cs/>
+          <w:lang w:val="ar_AE" w:bidi="ar_AE"/>
+        </w:rPr>
+        <w:t>تأكد من أن ترجمة هذا المصطلح تتسق مع كيفية ترجمة مصطلح "الخميرة" و"مختمر".</w:t>
+      </w:r>
+    </w:p>
+    <w:p>
+      <w:pPr>
+        <w:pStyle w:val="ListBullet"/>
+        <w:bidi/>
+        <w:spacing w:line="240" w:lineRule="auto"/>
+        <w:ind w:left="720"/>
+      </w:pPr>
+      <w:r>
+        <w:rPr>
+          <w:rtl/>
+          <w:cs/>
+          <w:lang w:val="ar_AE" w:bidi="ar_AE"/>
+        </w:rPr>
+      </w:r>
+      <w:r>
+        <w:rPr>
+          <w:rtl/>
+          <w:cs/>
+          <w:lang w:val="ar_AE" w:bidi="ar_AE"/>
+        </w:rPr>
+        <w:t>في بعض السياقات، قد يشير مصطلح "الفطير" إلى "عيد الفطير" وبالتالي يمكن ترجمته بهذه الطريقة.</w:t>
       </w:r>
     </w:p>
     <w:p>
@@ -7371,7 +8835,638 @@
           <w:cs/>
           <w:lang w:val="ar_AE" w:bidi="ar_AE"/>
         </w:rPr>
-        <w:t>مجلس</w:t>
+        <w:t>خبز</w:t>
+      </w:r>
+      <w:r>
+        <w:rPr>
+          <w:rtl/>
+          <w:cs/>
+          <w:lang w:val="ar_AE" w:bidi="ar_AE"/>
+        </w:rPr>
+        <w:t xml:space="preserve">, </w:t>
+      </w:r>
+      <w:r>
+        <w:rPr>
+          <w:rtl/>
+          <w:cs/>
+          <w:lang w:val="ar_AE" w:bidi="ar_AE"/>
+        </w:rPr>
+        <w:t>مصر</w:t>
+      </w:r>
+      <w:r>
+        <w:rPr>
+          <w:rtl/>
+          <w:cs/>
+          <w:lang w:val="ar_AE" w:bidi="ar_AE"/>
+        </w:rPr>
+        <w:t xml:space="preserve">, </w:t>
+      </w:r>
+      <w:r>
+        <w:rPr>
+          <w:rtl/>
+          <w:cs/>
+          <w:lang w:val="ar_AE" w:bidi="ar_AE"/>
+        </w:rPr>
+        <w:t>عيد</w:t>
+      </w:r>
+      <w:r>
+        <w:rPr>
+          <w:rtl/>
+          <w:cs/>
+          <w:lang w:val="ar_AE" w:bidi="ar_AE"/>
+        </w:rPr>
+        <w:t xml:space="preserve">, </w:t>
+      </w:r>
+      <w:r>
+        <w:rPr>
+          <w:rtl/>
+          <w:cs/>
+          <w:lang w:val="ar_AE" w:bidi="ar_AE"/>
+        </w:rPr>
+        <w:t>الفصح</w:t>
+      </w:r>
+      <w:r>
+        <w:rPr>
+          <w:rtl/>
+          <w:cs/>
+          <w:lang w:val="ar_AE" w:bidi="ar_AE"/>
+        </w:rPr>
+        <w:t xml:space="preserve">, </w:t>
+      </w:r>
+      <w:r>
+        <w:rPr>
+          <w:rtl/>
+          <w:cs/>
+          <w:lang w:val="ar_AE" w:bidi="ar_AE"/>
+        </w:rPr>
+        <w:t>خادم (عبد)</w:t>
+      </w:r>
+      <w:r>
+        <w:rPr>
+          <w:rtl/>
+          <w:cs/>
+          <w:lang w:val="ar_AE" w:bidi="ar_AE"/>
+        </w:rPr>
+        <w:t xml:space="preserve">, </w:t>
+      </w:r>
+      <w:r>
+        <w:rPr>
+          <w:rtl/>
+          <w:cs/>
+          <w:lang w:val="ar_AE" w:bidi="ar_AE"/>
+        </w:rPr>
+        <w:t>خطية</w:t>
+      </w:r>
+      <w:r>
+        <w:rPr>
+          <w:rtl/>
+          <w:cs/>
+          <w:lang w:val="ar_AE" w:bidi="ar_AE"/>
+        </w:rPr>
+        <w:t xml:space="preserve">, </w:t>
+      </w:r>
+      <w:r>
+        <w:rPr>
+          <w:rtl/>
+          <w:cs/>
+          <w:lang w:val="ar_AE" w:bidi="ar_AE"/>
+        </w:rPr>
+        <w:t>خميرة</w:t>
+      </w:r>
+      <w:r>
+        <w:rPr>
+          <w:rtl/>
+          <w:cs/>
+          <w:lang w:val="ar_AE" w:bidi="ar_AE"/>
+        </w:rPr>
+        <w:t>)</w:t>
+      </w:r>
+    </w:p>
+    <w:p>
+      <w:pPr>
+        <w:pStyle w:val="Heading3"/>
+        <w:bidi/>
+      </w:pPr>
+      <w:r>
+        <w:rPr>
+          <w:rtl/>
+          <w:cs/>
+          <w:lang w:val="ar_AE" w:bidi="ar_AE"/>
+        </w:rPr>
+        <w:t>مراجع الكتاب المقدس:</w:t>
+      </w:r>
+    </w:p>
+    <w:p>
+      <w:pPr>
+        <w:pStyle w:val="ListBullet"/>
+        <w:bidi/>
+        <w:spacing w:line="240" w:lineRule="auto"/>
+        <w:ind w:left="720"/>
+      </w:pPr>
+      <w:r>
+        <w:rPr>
+          <w:rtl/>
+          <w:cs/>
+          <w:lang w:val="ar_AE" w:bidi="ar_AE"/>
+        </w:rPr>
+      </w:r>
+      <w:r>
+        <w:rPr>
+          <w:rtl/>
+          <w:cs/>
+          <w:lang w:val="ar_AE" w:bidi="ar_AE"/>
+        </w:rPr>
+        <w:t>1 كورنثوس 5: 6–8</w:t>
+      </w:r>
+    </w:p>
+    <w:p>
+      <w:pPr>
+        <w:pStyle w:val="ListBullet"/>
+        <w:bidi/>
+        <w:spacing w:line="240" w:lineRule="auto"/>
+        <w:ind w:left="720"/>
+      </w:pPr>
+      <w:r>
+        <w:rPr>
+          <w:rtl/>
+          <w:cs/>
+          <w:lang w:val="ar_AE" w:bidi="ar_AE"/>
+        </w:rPr>
+      </w:r>
+      <w:r>
+        <w:rPr>
+          <w:rtl/>
+          <w:cs/>
+          <w:lang w:val="ar_AE" w:bidi="ar_AE"/>
+        </w:rPr>
+        <w:t>2 أخبار الأيام 30: 13–15</w:t>
+      </w:r>
+    </w:p>
+    <w:p>
+      <w:pPr>
+        <w:pStyle w:val="ListBullet"/>
+        <w:bidi/>
+        <w:spacing w:line="240" w:lineRule="auto"/>
+        <w:ind w:left="720"/>
+      </w:pPr>
+      <w:r>
+        <w:rPr>
+          <w:rtl/>
+          <w:cs/>
+          <w:lang w:val="ar_AE" w:bidi="ar_AE"/>
+        </w:rPr>
+      </w:r>
+      <w:r>
+        <w:rPr>
+          <w:rtl/>
+          <w:cs/>
+          <w:lang w:val="ar_AE" w:bidi="ar_AE"/>
+        </w:rPr>
+        <w:t>أعمال الرسل 12: 3</w:t>
+      </w:r>
+    </w:p>
+    <w:p>
+      <w:pPr>
+        <w:pStyle w:val="ListBullet"/>
+        <w:bidi/>
+        <w:spacing w:line="240" w:lineRule="auto"/>
+        <w:ind w:left="720"/>
+      </w:pPr>
+      <w:r>
+        <w:rPr>
+          <w:rtl/>
+          <w:cs/>
+          <w:lang w:val="ar_AE" w:bidi="ar_AE"/>
+        </w:rPr>
+      </w:r>
+      <w:r>
+        <w:rPr>
+          <w:rtl/>
+          <w:cs/>
+          <w:lang w:val="ar_AE" w:bidi="ar_AE"/>
+        </w:rPr>
+        <w:t>خروج 23: 14–15</w:t>
+      </w:r>
+    </w:p>
+    <w:p>
+      <w:pPr>
+        <w:pStyle w:val="ListBullet"/>
+        <w:bidi/>
+        <w:spacing w:line="240" w:lineRule="auto"/>
+        <w:ind w:left="720"/>
+      </w:pPr>
+      <w:r>
+        <w:rPr>
+          <w:rtl/>
+          <w:cs/>
+          <w:lang w:val="ar_AE" w:bidi="ar_AE"/>
+        </w:rPr>
+      </w:r>
+      <w:r>
+        <w:rPr>
+          <w:rtl/>
+          <w:cs/>
+          <w:lang w:val="ar_AE" w:bidi="ar_AE"/>
+        </w:rPr>
+        <w:t>عزرا 6: 21–22</w:t>
+      </w:r>
+    </w:p>
+    <w:p>
+      <w:pPr>
+        <w:pStyle w:val="ListBullet"/>
+        <w:bidi/>
+        <w:spacing w:line="240" w:lineRule="auto"/>
+        <w:ind w:left="720"/>
+      </w:pPr>
+      <w:r>
+        <w:rPr>
+          <w:rtl/>
+          <w:cs/>
+          <w:lang w:val="ar_AE" w:bidi="ar_AE"/>
+        </w:rPr>
+      </w:r>
+      <w:r>
+        <w:rPr>
+          <w:rtl/>
+          <w:cs/>
+          <w:lang w:val="ar_AE" w:bidi="ar_AE"/>
+        </w:rPr>
+        <w:t>تكوين 19: 1–3</w:t>
+      </w:r>
+    </w:p>
+    <w:p>
+      <w:pPr>
+        <w:pStyle w:val="ListBullet"/>
+        <w:bidi/>
+        <w:spacing w:line="240" w:lineRule="auto"/>
+        <w:ind w:left="720"/>
+      </w:pPr>
+      <w:r>
+        <w:rPr>
+          <w:rtl/>
+          <w:cs/>
+          <w:lang w:val="ar_AE" w:bidi="ar_AE"/>
+        </w:rPr>
+      </w:r>
+      <w:r>
+        <w:rPr>
+          <w:rtl/>
+          <w:cs/>
+          <w:lang w:val="ar_AE" w:bidi="ar_AE"/>
+        </w:rPr>
+        <w:t>قضاة 6: 21</w:t>
+      </w:r>
+    </w:p>
+    <w:p>
+      <w:pPr>
+        <w:pStyle w:val="ListBullet"/>
+        <w:bidi/>
+        <w:spacing w:line="240" w:lineRule="auto"/>
+        <w:ind w:left="720"/>
+      </w:pPr>
+      <w:r>
+        <w:rPr>
+          <w:rtl/>
+          <w:cs/>
+          <w:lang w:val="ar_AE" w:bidi="ar_AE"/>
+        </w:rPr>
+      </w:r>
+      <w:r>
+        <w:rPr>
+          <w:rtl/>
+          <w:cs/>
+          <w:lang w:val="ar_AE" w:bidi="ar_AE"/>
+        </w:rPr>
+        <w:t>لاويين 8: 1–3</w:t>
+      </w:r>
+    </w:p>
+    <w:p>
+      <w:pPr>
+        <w:pStyle w:val="ListBullet"/>
+        <w:bidi/>
+        <w:spacing w:line="240" w:lineRule="auto"/>
+        <w:ind w:left="720"/>
+      </w:pPr>
+      <w:r>
+        <w:rPr>
+          <w:rtl/>
+          <w:cs/>
+          <w:lang w:val="ar_AE" w:bidi="ar_AE"/>
+        </w:rPr>
+      </w:r>
+      <w:r>
+        <w:rPr>
+          <w:rtl/>
+          <w:cs/>
+          <w:lang w:val="ar_AE" w:bidi="ar_AE"/>
+        </w:rPr>
+        <w:t>لوقا 22: 1</w:t>
+      </w:r>
+    </w:p>
+    <w:p>
+      <w:pPr>
+        <w:pStyle w:val="Heading3"/>
+        <w:bidi/>
+      </w:pPr>
+      <w:r>
+        <w:rPr>
+          <w:rtl/>
+          <w:cs/>
+          <w:lang w:val="ar_AE" w:bidi="ar_AE"/>
+        </w:rPr>
+        <w:t>بيانات الكلمة:</w:t>
+      </w:r>
+    </w:p>
+    <w:p>
+      <w:pPr>
+        <w:pStyle w:val="ListBullet"/>
+        <w:bidi/>
+        <w:spacing w:line="240" w:lineRule="auto"/>
+        <w:ind w:left="720"/>
+      </w:pPr>
+      <w:r>
+        <w:rPr>
+          <w:rtl/>
+          <w:cs/>
+          <w:lang w:val="ar_AE" w:bidi="ar_AE"/>
+        </w:rPr>
+      </w:r>
+      <w:r>
+        <w:rPr>
+          <w:rtl/>
+          <w:cs/>
+          <w:lang w:val="ar_AE" w:bidi="ar_AE"/>
+        </w:rPr>
+        <w:t>سترونج: H4682, G01060</w:t>
+      </w:r>
+      <w:r>
+        <w:rPr>
+          <w:rtl/>
+          <w:cs/>
+          <w:lang w:val="ar_AE" w:bidi="ar_AE"/>
+        </w:rPr>
+      </w:r>
+      <w:r>
+        <w:rPr>
+          <w:rtl/>
+          <w:cs/>
+          <w:lang w:val="ar_AE" w:bidi="ar_AE"/>
+        </w:rPr>
+      </w:r>
+    </w:p>
+    <w:p>
+      <w:pPr>
+        <w:bidi/>
+      </w:pPr>
+      <w:r>
+        <w:rPr>
+          <w:rtl/>
+          <w:cs/>
+          <w:lang w:val="ar_AE" w:bidi="ar_AE"/>
+        </w:rPr>
+      </w:r>
+    </w:p>
+    <w:p>
+      <w:pPr>
+        <w:pStyle w:val="Heading2"/>
+        <w:bidi/>
+      </w:pPr>
+      <w:r>
+        <w:rPr>
+          <w:rtl/>
+          <w:cs/>
+          <w:lang w:val="ar_AE" w:bidi="ar_AE"/>
+        </w:rPr>
+        <w:t>فَغُور</w:t>
+      </w:r>
+      <w:r>
+        <w:rPr>
+          <w:rtl/>
+          <w:cs/>
+          <w:lang w:val="ar_AE" w:bidi="ar_AE"/>
+        </w:rPr>
+      </w:r>
+    </w:p>
+    <w:p>
+      <w:pPr>
+        <w:pStyle w:val="Heading2"/>
+        <w:bidi/>
+      </w:pPr>
+      <w:r>
+        <w:rPr>
+          <w:rtl/>
+          <w:cs/>
+          <w:lang w:val="ar_AE" w:bidi="ar_AE"/>
+        </w:rPr>
+        <w:t>فَغُور</w:t>
+      </w:r>
+      <w:r>
+        <w:rPr>
+          <w:rtl/>
+          <w:cs/>
+          <w:lang w:val="ar_AE" w:bidi="ar_AE"/>
+        </w:rPr>
+        <w:t xml:space="preserve">، جبل </w:t>
+      </w:r>
+      <w:r>
+        <w:rPr>
+          <w:rtl/>
+          <w:cs/>
+          <w:lang w:val="ar_AE" w:bidi="ar_AE"/>
+        </w:rPr>
+        <w:t>فَغُور</w:t>
+      </w:r>
+      <w:r>
+        <w:rPr>
+          <w:rtl/>
+          <w:cs/>
+          <w:lang w:val="ar_AE" w:bidi="ar_AE"/>
+        </w:rPr>
+        <w:t xml:space="preserve">، بَعْل </w:t>
+      </w:r>
+      <w:r>
+        <w:rPr>
+          <w:rtl/>
+          <w:cs/>
+          <w:lang w:val="ar_AE" w:bidi="ar_AE"/>
+        </w:rPr>
+        <w:t>فَغُور</w:t>
+      </w:r>
+    </w:p>
+    <w:p>
+      <w:pPr>
+        <w:pStyle w:val="Heading3"/>
+        <w:bidi/>
+      </w:pPr>
+      <w:r>
+        <w:rPr>
+          <w:rtl/>
+          <w:cs/>
+          <w:lang w:val="ar_AE" w:bidi="ar_AE"/>
+        </w:rPr>
+        <w:t>تعريف:</w:t>
+      </w:r>
+    </w:p>
+    <w:p>
+      <w:pPr>
+        <w:bidi/>
+      </w:pPr>
+      <w:r>
+        <w:rPr>
+          <w:rtl/>
+          <w:cs/>
+          <w:lang w:val="ar_AE" w:bidi="ar_AE"/>
+        </w:rPr>
+      </w:r>
+      <w:r>
+        <w:rPr>
+          <w:rtl/>
+          <w:cs/>
+          <w:lang w:val="ar_AE" w:bidi="ar_AE"/>
+        </w:rPr>
+        <w:t>يشير مصطلحا "</w:t>
+      </w:r>
+      <w:r>
+        <w:rPr>
+          <w:rtl/>
+          <w:cs/>
+          <w:lang w:val="ar_AE" w:bidi="ar_AE"/>
+        </w:rPr>
+        <w:t>فَغُور</w:t>
+      </w:r>
+      <w:r>
+        <w:rPr>
+          <w:rtl/>
+          <w:cs/>
+          <w:lang w:val="ar_AE" w:bidi="ar_AE"/>
+        </w:rPr>
+        <w:t xml:space="preserve">" و "جبل </w:t>
+      </w:r>
+      <w:r>
+        <w:rPr>
+          <w:rtl/>
+          <w:cs/>
+          <w:lang w:val="ar_AE" w:bidi="ar_AE"/>
+        </w:rPr>
+        <w:t>فَغُور</w:t>
+      </w:r>
+      <w:r>
+        <w:rPr>
+          <w:rtl/>
+          <w:cs/>
+          <w:lang w:val="ar_AE" w:bidi="ar_AE"/>
+        </w:rPr>
+        <w:t>" إلى جبلٍ يقع شمال شرق البحر المَيِّت، في منطقة مُوآب.</w:t>
+      </w:r>
+    </w:p>
+    <w:p>
+      <w:pPr>
+        <w:pStyle w:val="ListBullet"/>
+        <w:bidi/>
+        <w:spacing w:line="240" w:lineRule="auto"/>
+        <w:ind w:left="720"/>
+      </w:pPr>
+      <w:r>
+        <w:rPr>
+          <w:rtl/>
+          <w:cs/>
+          <w:lang w:val="ar_AE" w:bidi="ar_AE"/>
+        </w:rPr>
+      </w:r>
+      <w:r>
+        <w:rPr>
+          <w:rtl/>
+          <w:cs/>
+          <w:lang w:val="ar_AE" w:bidi="ar_AE"/>
+        </w:rPr>
+        <w:t xml:space="preserve">كان "بيت </w:t>
+      </w:r>
+      <w:r>
+        <w:rPr>
+          <w:rtl/>
+          <w:cs/>
+          <w:lang w:val="ar_AE" w:bidi="ar_AE"/>
+        </w:rPr>
+        <w:t>فَغُور</w:t>
+      </w:r>
+      <w:r>
+        <w:rPr>
+          <w:rtl/>
+          <w:cs/>
+          <w:lang w:val="ar_AE" w:bidi="ar_AE"/>
+        </w:rPr>
+        <w:t>" اسم مدينة، ربما تقع على ذلك الجبل أو بالقُرب منه. في هذا المكان مات موسى بعد أن أراه الله أرض الموعد.</w:t>
+      </w:r>
+    </w:p>
+    <w:p>
+      <w:pPr>
+        <w:pStyle w:val="ListBullet"/>
+        <w:bidi/>
+        <w:spacing w:line="240" w:lineRule="auto"/>
+        <w:ind w:left="720"/>
+      </w:pPr>
+      <w:r>
+        <w:rPr>
+          <w:rtl/>
+          <w:cs/>
+          <w:lang w:val="ar_AE" w:bidi="ar_AE"/>
+        </w:rPr>
+      </w:r>
+      <w:r>
+        <w:rPr>
+          <w:rtl/>
+          <w:cs/>
+          <w:lang w:val="ar_AE" w:bidi="ar_AE"/>
+        </w:rPr>
+        <w:t>كان "بَعْل فَغُور" إله الموآبيين الزائف الذين عبدنه في جبل فَغُور. كذلك فعل بنو إسرائيل أيضًا حينما أبتداو يعبدون هذا الوثن فعاقبهم الله على ذلك.</w:t>
+      </w:r>
+    </w:p>
+    <w:p>
+      <w:pPr>
+        <w:bidi/>
+      </w:pPr>
+      <w:r>
+        <w:rPr>
+          <w:rtl/>
+          <w:cs/>
+          <w:lang w:val="ar_AE" w:bidi="ar_AE"/>
+        </w:rPr>
+      </w:r>
+      <w:r>
+        <w:rPr>
+          <w:rtl/>
+          <w:cs/>
+          <w:lang w:val="ar_AE" w:bidi="ar_AE"/>
+        </w:rPr>
+        <w:t>(اقتراحات التَّرْجَمَة: كيفية تَرْجَمَة الأسماء)</w:t>
+      </w:r>
+    </w:p>
+    <w:p>
+      <w:pPr>
+        <w:bidi/>
+      </w:pPr>
+      <w:r>
+        <w:rPr>
+          <w:rtl/>
+          <w:cs/>
+          <w:lang w:val="ar_AE" w:bidi="ar_AE"/>
+        </w:rPr>
+      </w:r>
+      <w:r>
+        <w:rPr>
+          <w:rtl/>
+          <w:cs/>
+          <w:lang w:val="ar_AE" w:bidi="ar_AE"/>
+        </w:rPr>
+        <w:t xml:space="preserve">(انظر أيضًا: </w:t>
+      </w:r>
+      <w:r>
+        <w:rPr>
+          <w:rtl/>
+          <w:cs/>
+          <w:lang w:val="ar_AE" w:bidi="ar_AE"/>
+        </w:rPr>
+        <w:t>بَعْل</w:t>
       </w:r>
       <w:r>
         <w:rPr>
@@ -7387,7 +9482,7 @@
           <w:cs/>
           <w:lang w:val="ar_AE" w:bidi="ar_AE"/>
         </w:rPr>
-        <w:t>قادة اليهود</w:t>
+        <w:t>إله زائف</w:t>
       </w:r>
       <w:r>
         <w:rPr>
@@ -7403,7 +9498,7 @@
           <w:cs/>
           <w:lang w:val="ar_AE" w:bidi="ar_AE"/>
         </w:rPr>
-        <w:t>الناموس</w:t>
+        <w:t>مُوآب</w:t>
       </w:r>
       <w:r>
         <w:rPr>
@@ -7419,7 +9514,23 @@
           <w:cs/>
           <w:lang w:val="ar_AE" w:bidi="ar_AE"/>
         </w:rPr>
-        <w:t>الصدوقيين</w:t>
+        <w:t>البحر المَيِّت</w:t>
+      </w:r>
+      <w:r>
+        <w:rPr>
+          <w:rtl/>
+          <w:cs/>
+          <w:lang w:val="ar_AE" w:bidi="ar_AE"/>
+        </w:rPr>
+        <w:t xml:space="preserve">، </w:t>
+      </w:r>
+      <w:r>
+        <w:rPr>
+          <w:rtl/>
+          <w:cs/>
+          <w:lang w:val="ar_AE" w:bidi="ar_AE"/>
+        </w:rPr>
+        <w:t>عبادة</w:t>
       </w:r>
       <w:r>
         <w:rPr>
@@ -7441,214 +9552,76 @@
           <w:cs/>
           <w:lang w:val="ar_AE" w:bidi="ar_AE"/>
         </w:rPr>
-        <w:t>شواهد الكتاب المقدس:</w:t>
-      </w:r>
-    </w:p>
-    <w:p>
-      <w:pPr>
-        <w:pStyle w:val="ListBullet"/>
-        <w:bidi/>
-        <w:spacing w:line="240" w:lineRule="auto"/>
-        <w:ind w:left="720"/>
-      </w:pPr>
-      <w:r>
-        <w:rPr>
-          <w:rtl/>
-          <w:cs/>
-          <w:lang w:val="ar_AE" w:bidi="ar_AE"/>
-        </w:rPr>
-      </w:r>
-      <w:r>
-        <w:rPr>
-          <w:rtl/>
-          <w:cs/>
-          <w:lang w:val="ar_AE" w:bidi="ar_AE"/>
-        </w:rPr>
-        <w:t>أعمال الرسل 26:4</w:t>
-      </w:r>
-    </w:p>
-    <w:p>
-      <w:pPr>
-        <w:pStyle w:val="ListBullet"/>
-        <w:bidi/>
-        <w:spacing w:line="240" w:lineRule="auto"/>
-        <w:ind w:left="720"/>
-      </w:pPr>
-      <w:r>
-        <w:rPr>
-          <w:rtl/>
-          <w:cs/>
-          <w:lang w:val="ar_AE" w:bidi="ar_AE"/>
-        </w:rPr>
-      </w:r>
-      <w:r>
-        <w:rPr>
-          <w:rtl/>
-          <w:cs/>
-          <w:lang w:val="ar_AE" w:bidi="ar_AE"/>
-        </w:rPr>
-        <w:t>يوحنا 3:1–2</w:t>
-      </w:r>
-    </w:p>
-    <w:p>
-      <w:pPr>
-        <w:pStyle w:val="ListBullet"/>
-        <w:bidi/>
-        <w:spacing w:line="240" w:lineRule="auto"/>
-        <w:ind w:left="720"/>
-      </w:pPr>
-      <w:r>
-        <w:rPr>
-          <w:rtl/>
-          <w:cs/>
-          <w:lang w:val="ar_AE" w:bidi="ar_AE"/>
-        </w:rPr>
-      </w:r>
-      <w:r>
-        <w:rPr>
-          <w:rtl/>
-          <w:cs/>
-          <w:lang w:val="ar_AE" w:bidi="ar_AE"/>
-        </w:rPr>
-        <w:t>لوقا 11:44</w:t>
-      </w:r>
-    </w:p>
-    <w:p>
-      <w:pPr>
-        <w:pStyle w:val="ListBullet"/>
-        <w:bidi/>
-        <w:spacing w:line="240" w:lineRule="auto"/>
-        <w:ind w:left="720"/>
-      </w:pPr>
-      <w:r>
-        <w:rPr>
-          <w:rtl/>
-          <w:cs/>
-          <w:lang w:val="ar_AE" w:bidi="ar_AE"/>
-        </w:rPr>
-      </w:r>
-      <w:r>
-        <w:rPr>
-          <w:rtl/>
-          <w:cs/>
-          <w:lang w:val="ar_AE" w:bidi="ar_AE"/>
-        </w:rPr>
-        <w:t>متى 3:7</w:t>
-      </w:r>
-    </w:p>
-    <w:p>
-      <w:pPr>
-        <w:pStyle w:val="ListBullet"/>
-        <w:bidi/>
-        <w:spacing w:line="240" w:lineRule="auto"/>
-        <w:ind w:left="720"/>
-      </w:pPr>
-      <w:r>
-        <w:rPr>
-          <w:rtl/>
-          <w:cs/>
-          <w:lang w:val="ar_AE" w:bidi="ar_AE"/>
-        </w:rPr>
-      </w:r>
-      <w:r>
-        <w:rPr>
-          <w:rtl/>
-          <w:cs/>
-          <w:lang w:val="ar_AE" w:bidi="ar_AE"/>
-        </w:rPr>
-        <w:t>متى 5:20</w:t>
-      </w:r>
-    </w:p>
-    <w:p>
-      <w:pPr>
-        <w:pStyle w:val="ListBullet"/>
-        <w:bidi/>
-        <w:spacing w:line="240" w:lineRule="auto"/>
-        <w:ind w:left="720"/>
-      </w:pPr>
-      <w:r>
-        <w:rPr>
-          <w:rtl/>
-          <w:cs/>
-          <w:lang w:val="ar_AE" w:bidi="ar_AE"/>
-        </w:rPr>
-      </w:r>
-      <w:r>
-        <w:rPr>
-          <w:rtl/>
-          <w:cs/>
-          <w:lang w:val="ar_AE" w:bidi="ar_AE"/>
-        </w:rPr>
-        <w:t>متى 9:11</w:t>
-      </w:r>
-    </w:p>
-    <w:p>
-      <w:pPr>
-        <w:pStyle w:val="ListBullet"/>
-        <w:bidi/>
-        <w:spacing w:line="240" w:lineRule="auto"/>
-        <w:ind w:left="720"/>
-      </w:pPr>
-      <w:r>
-        <w:rPr>
-          <w:rtl/>
-          <w:cs/>
-          <w:lang w:val="ar_AE" w:bidi="ar_AE"/>
-        </w:rPr>
-      </w:r>
-      <w:r>
-        <w:rPr>
-          <w:rtl/>
-          <w:cs/>
-          <w:lang w:val="ar_AE" w:bidi="ar_AE"/>
-        </w:rPr>
-        <w:t>متى 12:2</w:t>
-      </w:r>
-    </w:p>
-    <w:p>
-      <w:pPr>
-        <w:pStyle w:val="ListBullet"/>
-        <w:bidi/>
-        <w:spacing w:line="240" w:lineRule="auto"/>
-        <w:ind w:left="720"/>
-      </w:pPr>
-      <w:r>
-        <w:rPr>
-          <w:rtl/>
-          <w:cs/>
-          <w:lang w:val="ar_AE" w:bidi="ar_AE"/>
-        </w:rPr>
-      </w:r>
-      <w:r>
-        <w:rPr>
-          <w:rtl/>
-          <w:cs/>
-          <w:lang w:val="ar_AE" w:bidi="ar_AE"/>
-        </w:rPr>
-        <w:t>متى 12:38</w:t>
-      </w:r>
-    </w:p>
-    <w:p>
-      <w:pPr>
-        <w:pStyle w:val="ListBullet"/>
-        <w:bidi/>
-        <w:spacing w:line="240" w:lineRule="auto"/>
-        <w:ind w:left="720"/>
-      </w:pPr>
-      <w:r>
-        <w:rPr>
-          <w:rtl/>
-          <w:cs/>
-          <w:lang w:val="ar_AE" w:bidi="ar_AE"/>
-        </w:rPr>
-      </w:r>
-      <w:r>
-        <w:rPr>
-          <w:rtl/>
-          <w:cs/>
-          <w:lang w:val="ar_AE" w:bidi="ar_AE"/>
-        </w:rPr>
-        <w:t>فيلبي 3:5</w:t>
+        <w:t>مراجع الكتاب المقدس:</w:t>
+      </w:r>
+    </w:p>
+    <w:p>
+      <w:pPr>
+        <w:pStyle w:val="ListBullet"/>
+        <w:bidi/>
+        <w:spacing w:line="240" w:lineRule="auto"/>
+        <w:ind w:left="720"/>
+      </w:pPr>
+      <w:r>
+        <w:rPr>
+          <w:rtl/>
+          <w:cs/>
+          <w:lang w:val="ar_AE" w:bidi="ar_AE"/>
+        </w:rPr>
+      </w:r>
+      <w:r>
+        <w:rPr>
+          <w:rtl/>
+          <w:cs/>
+          <w:lang w:val="ar_AE" w:bidi="ar_AE"/>
+        </w:rPr>
+        <w:t>العدد 23: 28–30</w:t>
+      </w:r>
+    </w:p>
+    <w:p>
+      <w:pPr>
+        <w:pStyle w:val="ListBullet"/>
+        <w:bidi/>
+        <w:spacing w:line="240" w:lineRule="auto"/>
+        <w:ind w:left="720"/>
+      </w:pPr>
+      <w:r>
+        <w:rPr>
+          <w:rtl/>
+          <w:cs/>
+          <w:lang w:val="ar_AE" w:bidi="ar_AE"/>
+        </w:rPr>
+      </w:r>
+      <w:r>
+        <w:rPr>
+          <w:rtl/>
+          <w:cs/>
+          <w:lang w:val="ar_AE" w:bidi="ar_AE"/>
+        </w:rPr>
+        <w:t>العدد 31: 16–17</w:t>
+      </w:r>
+    </w:p>
+    <w:p>
+      <w:pPr>
+        <w:pStyle w:val="ListBullet"/>
+        <w:bidi/>
+        <w:spacing w:line="240" w:lineRule="auto"/>
+        <w:ind w:left="720"/>
+      </w:pPr>
+      <w:r>
+        <w:rPr>
+          <w:rtl/>
+          <w:cs/>
+          <w:lang w:val="ar_AE" w:bidi="ar_AE"/>
+        </w:rPr>
+      </w:r>
+      <w:r>
+        <w:rPr>
+          <w:rtl/>
+          <w:cs/>
+          <w:lang w:val="ar_AE" w:bidi="ar_AE"/>
+        </w:rPr>
+        <w:t>المزامير 106: 28–29</w:t>
       </w:r>
     </w:p>
     <w:p>
@@ -7685,7 +9658,7 @@
           <w:cs/>
           <w:lang w:val="ar_AE" w:bidi="ar_AE"/>
         </w:rPr>
-        <w:t>سترونغ: G53300</w:t>
+        <w:t>سترونغ: H1047، H1187، H6465</w:t>
       </w:r>
       <w:r>
         <w:rPr>
@@ -7725,7 +9698,7 @@
           <w:cs/>
           <w:lang w:val="ar_AE" w:bidi="ar_AE"/>
         </w:rPr>
-        <w:t>فضة</w:t>
+        <w:t>فِكر</w:t>
       </w:r>
       <w:r>
         <w:rPr>
@@ -7746,6 +9719,574 @@
           <w:cs/>
           <w:lang w:val="ar_AE" w:bidi="ar_AE"/>
         </w:rPr>
+        <w:t>التعريف:</w:t>
+      </w:r>
+    </w:p>
+    <w:p>
+      <w:pPr>
+        <w:bidi/>
+      </w:pPr>
+      <w:r>
+        <w:rPr>
+          <w:rtl/>
+          <w:cs/>
+          <w:lang w:val="ar_AE" w:bidi="ar_AE"/>
+        </w:rPr>
+      </w:r>
+      <w:r>
+        <w:rPr>
+          <w:rtl/>
+          <w:cs/>
+          <w:lang w:val="ar_AE" w:bidi="ar_AE"/>
+        </w:rPr>
+        <w:t>يشير مصطلح "الفكر" إلى ذلك الجزء من الإنسان الذي يفكر ويتخذ القرارات.</w:t>
+      </w:r>
+    </w:p>
+    <w:p>
+      <w:pPr>
+        <w:pStyle w:val="ListBullet"/>
+        <w:bidi/>
+        <w:spacing w:line="240" w:lineRule="auto"/>
+        <w:ind w:left="720"/>
+      </w:pPr>
+      <w:r>
+        <w:rPr>
+          <w:rtl/>
+          <w:cs/>
+          <w:lang w:val="ar_AE" w:bidi="ar_AE"/>
+        </w:rPr>
+      </w:r>
+      <w:r>
+        <w:rPr>
+          <w:rtl/>
+          <w:cs/>
+          <w:lang w:val="ar_AE" w:bidi="ar_AE"/>
+        </w:rPr>
+        <w:t>إن فِكر كل إنسان هو مجموع أفكاره ومنطقه.</w:t>
+      </w:r>
+    </w:p>
+    <w:p>
+      <w:pPr>
+        <w:pStyle w:val="ListBullet"/>
+        <w:bidi/>
+        <w:spacing w:line="240" w:lineRule="auto"/>
+        <w:ind w:left="720"/>
+      </w:pPr>
+      <w:r>
+        <w:rPr>
+          <w:rtl/>
+          <w:cs/>
+          <w:lang w:val="ar_AE" w:bidi="ar_AE"/>
+        </w:rPr>
+      </w:r>
+      <w:r>
+        <w:rPr>
+          <w:rtl/>
+          <w:cs/>
+          <w:lang w:val="ar_AE" w:bidi="ar_AE"/>
+        </w:rPr>
+        <w:t>أن "يكون لك فكر المسيح" يعني أن تفكر وتتصرف كما كان يسوع المسيح سيفكر ويتصرف.و يعني أيضًا أن تكون طائعًا لله الآب، وأن تطيع تعاليم المسيح، و ذلك من خلال قوة الروح القدس.</w:t>
+      </w:r>
+    </w:p>
+    <w:p>
+      <w:pPr>
+        <w:pStyle w:val="ListBullet"/>
+        <w:bidi/>
+        <w:spacing w:line="240" w:lineRule="auto"/>
+        <w:ind w:left="720"/>
+      </w:pPr>
+      <w:r>
+        <w:rPr>
+          <w:rtl/>
+          <w:cs/>
+          <w:lang w:val="ar_AE" w:bidi="ar_AE"/>
+        </w:rPr>
+      </w:r>
+      <w:r>
+        <w:rPr>
+          <w:rtl/>
+          <w:cs/>
+          <w:lang w:val="ar_AE" w:bidi="ar_AE"/>
+        </w:rPr>
+        <w:t>إن عبارة "</w:t>
+      </w:r>
+      <w:r>
+        <w:rPr>
+          <w:rtl/>
+          <w:cs/>
+          <w:lang w:val="ar_AE" w:bidi="ar_AE"/>
+        </w:rPr>
+        <w:t>نَدِمَ</w:t>
+      </w:r>
+      <w:r>
+        <w:rPr>
+          <w:rtl/>
+          <w:cs/>
+          <w:lang w:val="ar_AE" w:bidi="ar_AE"/>
+        </w:rPr>
+        <w:t>" تعني إتخاذ شخص ما قرارًا مختلفًا أو أن لديه رأي مختلف عما كان لديه سابقًا.</w:t>
+      </w:r>
+    </w:p>
+    <w:p>
+      <w:pPr>
+        <w:pStyle w:val="Heading3"/>
+        <w:bidi/>
+      </w:pPr>
+      <w:r>
+        <w:rPr>
+          <w:rtl/>
+          <w:cs/>
+          <w:lang w:val="ar_AE" w:bidi="ar_AE"/>
+        </w:rPr>
+        <w:t>اقتراحات الترجمة</w:t>
+      </w:r>
+    </w:p>
+    <w:p>
+      <w:pPr>
+        <w:pStyle w:val="ListBullet"/>
+        <w:bidi/>
+        <w:spacing w:line="240" w:lineRule="auto"/>
+        <w:ind w:left="720"/>
+      </w:pPr>
+      <w:r>
+        <w:rPr>
+          <w:rtl/>
+          <w:cs/>
+          <w:lang w:val="ar_AE" w:bidi="ar_AE"/>
+        </w:rPr>
+      </w:r>
+      <w:r>
+        <w:rPr>
+          <w:rtl/>
+          <w:cs/>
+          <w:lang w:val="ar_AE" w:bidi="ar_AE"/>
+        </w:rPr>
+        <w:t>يمكن أيضًا ترجمة مصطلح "الفكر" إلى "الأفكار" أو "التفكير" أو "الفهم".</w:t>
+      </w:r>
+    </w:p>
+    <w:p>
+      <w:pPr>
+        <w:pStyle w:val="ListBullet"/>
+        <w:bidi/>
+        <w:spacing w:line="240" w:lineRule="auto"/>
+        <w:ind w:left="720"/>
+      </w:pPr>
+      <w:r>
+        <w:rPr>
+          <w:rtl/>
+          <w:cs/>
+          <w:lang w:val="ar_AE" w:bidi="ar_AE"/>
+        </w:rPr>
+      </w:r>
+      <w:r>
+        <w:rPr>
+          <w:rtl/>
+          <w:cs/>
+          <w:lang w:val="ar_AE" w:bidi="ar_AE"/>
+        </w:rPr>
+        <w:t>يمكن ترجمة التعبير "ضع في الإعتبار" إلى "تذكر" أو "انتبه لهذا" أو "تأكد من معرفة هذا".</w:t>
+      </w:r>
+    </w:p>
+    <w:p>
+      <w:pPr>
+        <w:pStyle w:val="ListBullet"/>
+        <w:bidi/>
+        <w:spacing w:line="240" w:lineRule="auto"/>
+        <w:ind w:left="720"/>
+      </w:pPr>
+      <w:r>
+        <w:rPr>
+          <w:rtl/>
+          <w:cs/>
+          <w:lang w:val="ar_AE" w:bidi="ar_AE"/>
+        </w:rPr>
+      </w:r>
+      <w:r>
+        <w:rPr>
+          <w:rtl/>
+          <w:cs/>
+          <w:lang w:val="ar_AE" w:bidi="ar_AE"/>
+        </w:rPr>
+        <w:t>يمكن أيضًا ترجمة التعبير " قلبك، و نفسك، و فكرك" إلى "ما تشعر به، وما تؤمن به، وما تفكر فيه".</w:t>
+      </w:r>
+    </w:p>
+    <w:p>
+      <w:pPr>
+        <w:pStyle w:val="ListBullet"/>
+        <w:bidi/>
+        <w:spacing w:line="240" w:lineRule="auto"/>
+        <w:ind w:left="720"/>
+      </w:pPr>
+      <w:r>
+        <w:rPr>
+          <w:rtl/>
+          <w:cs/>
+          <w:lang w:val="ar_AE" w:bidi="ar_AE"/>
+        </w:rPr>
+      </w:r>
+      <w:r>
+        <w:rPr>
+          <w:rtl/>
+          <w:cs/>
+          <w:lang w:val="ar_AE" w:bidi="ar_AE"/>
+        </w:rPr>
+        <w:t>يمكن ترجمة التعبير "استحضر" إلى "تذكر" أو "فكر في".</w:t>
+      </w:r>
+    </w:p>
+    <w:p>
+      <w:pPr>
+        <w:pStyle w:val="ListBullet"/>
+        <w:bidi/>
+        <w:spacing w:line="240" w:lineRule="auto"/>
+        <w:ind w:left="720"/>
+      </w:pPr>
+      <w:r>
+        <w:rPr>
+          <w:rtl/>
+          <w:cs/>
+          <w:lang w:val="ar_AE" w:bidi="ar_AE"/>
+        </w:rPr>
+      </w:r>
+      <w:r>
+        <w:rPr>
+          <w:rtl/>
+          <w:cs/>
+          <w:lang w:val="ar_AE" w:bidi="ar_AE"/>
+        </w:rPr>
+        <w:t xml:space="preserve">يمكن أيضًا ترجمة عبارة " </w:t>
+      </w:r>
+      <w:r>
+        <w:rPr>
+          <w:rtl/>
+          <w:cs/>
+          <w:lang w:val="ar_AE" w:bidi="ar_AE"/>
+        </w:rPr>
+        <w:t>نَدِمَ وَ مَضَى</w:t>
+      </w:r>
+      <w:r>
+        <w:rPr>
+          <w:rtl/>
+          <w:cs/>
+          <w:lang w:val="ar_AE" w:bidi="ar_AE"/>
+        </w:rPr>
+        <w:t>" إلى "قرر قرارًا مغايرًا و مضى" أو "قرر الذهاب في النهاية" أو "غير رأيه و مضى".</w:t>
+      </w:r>
+    </w:p>
+    <w:p>
+      <w:pPr>
+        <w:pStyle w:val="ListBullet"/>
+        <w:bidi/>
+        <w:spacing w:line="240" w:lineRule="auto"/>
+        <w:ind w:left="720"/>
+      </w:pPr>
+      <w:r>
+        <w:rPr>
+          <w:rtl/>
+          <w:cs/>
+          <w:lang w:val="ar_AE" w:bidi="ar_AE"/>
+        </w:rPr>
+      </w:r>
+      <w:r>
+        <w:rPr>
+          <w:rtl/>
+          <w:cs/>
+          <w:lang w:val="ar_AE" w:bidi="ar_AE"/>
+        </w:rPr>
+        <w:t>يمكن أيضًا ترجمة التعبير "</w:t>
+      </w:r>
+      <w:r>
+        <w:rPr>
+          <w:rtl/>
+          <w:cs/>
+          <w:lang w:val="ar_AE" w:bidi="ar_AE"/>
+        </w:rPr>
+        <w:t>ذَوِي ٱلرَّأْيَيْنِ</w:t>
+      </w:r>
+      <w:r>
+        <w:rPr>
+          <w:rtl/>
+          <w:cs/>
+          <w:lang w:val="ar_AE" w:bidi="ar_AE"/>
+        </w:rPr>
+        <w:t>" إلى "متشككين" أو "غير قادرين على اتخاذ القرار" أو "ذوي أفكار متضاربة".</w:t>
+      </w:r>
+    </w:p>
+    <w:p>
+      <w:pPr>
+        <w:bidi/>
+      </w:pPr>
+      <w:r>
+        <w:rPr>
+          <w:rtl/>
+          <w:cs/>
+          <w:lang w:val="ar_AE" w:bidi="ar_AE"/>
+        </w:rPr>
+      </w:r>
+      <w:r>
+        <w:rPr>
+          <w:rtl/>
+          <w:cs/>
+          <w:lang w:val="ar_AE" w:bidi="ar_AE"/>
+        </w:rPr>
+        <w:t xml:space="preserve">(انظر أيضًا: </w:t>
+      </w:r>
+      <w:r>
+        <w:rPr>
+          <w:rtl/>
+          <w:cs/>
+          <w:lang w:val="ar_AE" w:bidi="ar_AE"/>
+        </w:rPr>
+        <w:t>يؤمن</w:t>
+      </w:r>
+      <w:r>
+        <w:rPr>
+          <w:rtl/>
+          <w:cs/>
+          <w:lang w:val="ar_AE" w:bidi="ar_AE"/>
+        </w:rPr>
+        <w:t xml:space="preserve">, القلب, </w:t>
+      </w:r>
+      <w:r>
+        <w:rPr>
+          <w:rtl/>
+          <w:cs/>
+          <w:lang w:val="ar_AE" w:bidi="ar_AE"/>
+        </w:rPr>
+        <w:t>النفس</w:t>
+      </w:r>
+      <w:r>
+        <w:rPr>
+          <w:rtl/>
+          <w:cs/>
+          <w:lang w:val="ar_AE" w:bidi="ar_AE"/>
+        </w:rPr>
+        <w:t>)</w:t>
+      </w:r>
+    </w:p>
+    <w:p>
+      <w:pPr>
+        <w:pStyle w:val="Heading3"/>
+        <w:bidi/>
+      </w:pPr>
+      <w:r>
+        <w:rPr>
+          <w:rtl/>
+          <w:cs/>
+          <w:lang w:val="ar_AE" w:bidi="ar_AE"/>
+        </w:rPr>
+        <w:t>نصوص كتابية:</w:t>
+      </w:r>
+    </w:p>
+    <w:p>
+      <w:pPr>
+        <w:pStyle w:val="ListBullet"/>
+        <w:bidi/>
+        <w:spacing w:line="240" w:lineRule="auto"/>
+        <w:ind w:left="720"/>
+      </w:pPr>
+      <w:r>
+        <w:rPr>
+          <w:rtl/>
+          <w:cs/>
+          <w:lang w:val="ar_AE" w:bidi="ar_AE"/>
+        </w:rPr>
+      </w:r>
+      <w:r>
+        <w:rPr>
+          <w:rtl/>
+          <w:cs/>
+          <w:lang w:val="ar_AE" w:bidi="ar_AE"/>
+        </w:rPr>
+        <w:t>لوقا10 :27</w:t>
+      </w:r>
+    </w:p>
+    <w:p>
+      <w:pPr>
+        <w:pStyle w:val="ListBullet"/>
+        <w:bidi/>
+        <w:spacing w:line="240" w:lineRule="auto"/>
+        <w:ind w:left="720"/>
+      </w:pPr>
+      <w:r>
+        <w:rPr>
+          <w:rtl/>
+          <w:cs/>
+          <w:lang w:val="ar_AE" w:bidi="ar_AE"/>
+        </w:rPr>
+      </w:r>
+      <w:r>
+        <w:rPr>
+          <w:rtl/>
+          <w:cs/>
+          <w:lang w:val="ar_AE" w:bidi="ar_AE"/>
+        </w:rPr>
+        <w:t>مرقس6 :51–52</w:t>
+      </w:r>
+    </w:p>
+    <w:p>
+      <w:pPr>
+        <w:pStyle w:val="ListBullet"/>
+        <w:bidi/>
+        <w:spacing w:line="240" w:lineRule="auto"/>
+        <w:ind w:left="720"/>
+      </w:pPr>
+      <w:r>
+        <w:rPr>
+          <w:rtl/>
+          <w:cs/>
+          <w:lang w:val="ar_AE" w:bidi="ar_AE"/>
+        </w:rPr>
+      </w:r>
+      <w:r>
+        <w:rPr>
+          <w:rtl/>
+          <w:cs/>
+          <w:lang w:val="ar_AE" w:bidi="ar_AE"/>
+        </w:rPr>
+        <w:t>متى21 :29</w:t>
+      </w:r>
+    </w:p>
+    <w:p>
+      <w:pPr>
+        <w:pStyle w:val="ListBullet"/>
+        <w:bidi/>
+        <w:spacing w:line="240" w:lineRule="auto"/>
+        <w:ind w:left="720"/>
+      </w:pPr>
+      <w:r>
+        <w:rPr>
+          <w:rtl/>
+          <w:cs/>
+          <w:lang w:val="ar_AE" w:bidi="ar_AE"/>
+        </w:rPr>
+      </w:r>
+      <w:r>
+        <w:rPr>
+          <w:rtl/>
+          <w:cs/>
+          <w:lang w:val="ar_AE" w:bidi="ar_AE"/>
+        </w:rPr>
+        <w:t>متى22 :37</w:t>
+      </w:r>
+    </w:p>
+    <w:p>
+      <w:pPr>
+        <w:pStyle w:val="ListBullet"/>
+        <w:bidi/>
+        <w:spacing w:line="240" w:lineRule="auto"/>
+        <w:ind w:left="720"/>
+      </w:pPr>
+      <w:r>
+        <w:rPr>
+          <w:rtl/>
+          <w:cs/>
+          <w:lang w:val="ar_AE" w:bidi="ar_AE"/>
+        </w:rPr>
+      </w:r>
+      <w:r>
+        <w:rPr>
+          <w:rtl/>
+          <w:cs/>
+          <w:lang w:val="ar_AE" w:bidi="ar_AE"/>
+        </w:rPr>
+        <w:t>يعقوب4 :8</w:t>
+      </w:r>
+    </w:p>
+    <w:p>
+      <w:pPr>
+        <w:pStyle w:val="Heading3"/>
+        <w:bidi/>
+      </w:pPr>
+      <w:r>
+        <w:rPr>
+          <w:rtl/>
+          <w:cs/>
+          <w:lang w:val="ar_AE" w:bidi="ar_AE"/>
+        </w:rPr>
+        <w:t>بيانات الكلمة:</w:t>
+      </w:r>
+    </w:p>
+    <w:p>
+      <w:pPr>
+        <w:pStyle w:val="ListBullet"/>
+        <w:bidi/>
+        <w:spacing w:line="240" w:lineRule="auto"/>
+        <w:ind w:left="720"/>
+      </w:pPr>
+      <w:r>
+        <w:rPr>
+          <w:rtl/>
+          <w:cs/>
+          <w:lang w:val="ar_AE" w:bidi="ar_AE"/>
+        </w:rPr>
+      </w:r>
+      <w:r>
+        <w:rPr>
+          <w:rtl/>
+          <w:cs/>
+          <w:lang w:val="ar_AE" w:bidi="ar_AE"/>
+        </w:rPr>
+        <w:t>سترونج: H3629, H3820, H3824, H5162, H7725, G12710, G13740, G33280, G35250, G35400, G35630, G49930, G55900</w:t>
+      </w:r>
+      <w:r>
+        <w:rPr>
+          <w:rtl/>
+          <w:cs/>
+          <w:lang w:val="ar_AE" w:bidi="ar_AE"/>
+        </w:rPr>
+      </w:r>
+      <w:r>
+        <w:rPr>
+          <w:rtl/>
+          <w:cs/>
+          <w:lang w:val="ar_AE" w:bidi="ar_AE"/>
+        </w:rPr>
+      </w:r>
+    </w:p>
+    <w:p>
+      <w:pPr>
+        <w:bidi/>
+      </w:pPr>
+      <w:r>
+        <w:rPr>
+          <w:rtl/>
+          <w:cs/>
+          <w:lang w:val="ar_AE" w:bidi="ar_AE"/>
+        </w:rPr>
+      </w:r>
+    </w:p>
+    <w:p>
+      <w:pPr>
+        <w:pStyle w:val="Heading2"/>
+        <w:bidi/>
+      </w:pPr>
+      <w:r>
+        <w:rPr>
+          <w:rtl/>
+          <w:cs/>
+          <w:lang w:val="ar_AE" w:bidi="ar_AE"/>
+        </w:rPr>
+        <w:t>فلسطين</w:t>
+      </w:r>
+      <w:r>
+        <w:rPr>
+          <w:rtl/>
+          <w:cs/>
+          <w:lang w:val="ar_AE" w:bidi="ar_AE"/>
+        </w:rPr>
+      </w:r>
+    </w:p>
+    <w:p>
+      <w:pPr>
+        <w:pStyle w:val="Heading3"/>
+        <w:bidi/>
+      </w:pPr>
+      <w:r>
+        <w:rPr>
+          <w:rtl/>
+          <w:cs/>
+          <w:lang w:val="ar_AE" w:bidi="ar_AE"/>
+        </w:rPr>
         <w:t>تعريف:</w:t>
       </w:r>
     </w:p>
@@ -7766,145 +10307,53 @@
           <w:cs/>
           <w:lang w:val="ar_AE" w:bidi="ar_AE"/>
         </w:rPr>
-        <w:t>الفضة هي معدن ثمين لامع رمادي اللون يستخدم في صنع العملات والمجوهرات والأواني والحليّ.</w:t>
-      </w:r>
-    </w:p>
-    <w:p>
-      <w:pPr>
-        <w:pStyle w:val="ListBullet"/>
-        <w:bidi/>
-        <w:spacing w:line="240" w:lineRule="auto"/>
-        <w:ind w:left="720"/>
-      </w:pPr>
-      <w:r>
-        <w:rPr>
-          <w:rtl/>
-          <w:cs/>
-          <w:lang w:val="ar_AE" w:bidi="ar_AE"/>
-        </w:rPr>
-      </w:r>
-      <w:r>
-        <w:rPr>
-          <w:rtl/>
-          <w:cs/>
-          <w:lang w:val="ar_AE" w:bidi="ar_AE"/>
-        </w:rPr>
-        <w:t>وتشمل الأواني المتنوعة المصنوعة من الفضة الكؤوس والأوعية الفضية، وأشياء أخرى تستخدم للطهي أو الأكل أو التقديم.</w:t>
-      </w:r>
-    </w:p>
-    <w:p>
-      <w:pPr>
-        <w:pStyle w:val="ListBullet"/>
-        <w:bidi/>
-        <w:spacing w:line="240" w:lineRule="auto"/>
-        <w:ind w:left="720"/>
-      </w:pPr>
-      <w:r>
-        <w:rPr>
-          <w:rtl/>
-          <w:cs/>
-          <w:lang w:val="ar_AE" w:bidi="ar_AE"/>
-        </w:rPr>
-      </w:r>
-      <w:r>
-        <w:rPr>
-          <w:rtl/>
-          <w:cs/>
-          <w:lang w:val="ar_AE" w:bidi="ar_AE"/>
-        </w:rPr>
-        <w:t>كان الفضة والذهب يستخدمان في إنشاء المسكن والهيكل. كما كان هناك في هيكل أورشليم أواني مصنوعة من الفضة.</w:t>
-      </w:r>
-    </w:p>
-    <w:p>
-      <w:pPr>
-        <w:pStyle w:val="ListBullet"/>
-        <w:bidi/>
-        <w:spacing w:line="240" w:lineRule="auto"/>
-        <w:ind w:left="720"/>
-      </w:pPr>
-      <w:r>
-        <w:rPr>
-          <w:rtl/>
-          <w:cs/>
-          <w:lang w:val="ar_AE" w:bidi="ar_AE"/>
-        </w:rPr>
-      </w:r>
-      <w:r>
-        <w:rPr>
-          <w:rtl/>
-          <w:cs/>
-          <w:lang w:val="ar_AE" w:bidi="ar_AE"/>
-        </w:rPr>
-        <w:t>في زمن الكتاب المقدس، كان الشاقل هو وحدة قياس الوزن، وغالبًا ما كان يتم التسعير باستخدام عدد معين من شواقل الفضة. أما بحلول زمن العهد الجديد، كانت هناك عملات فضية بأوزان مختلفة تقاس أيضًا بالشاقل.</w:t>
-      </w:r>
-    </w:p>
-    <w:p>
-      <w:pPr>
-        <w:pStyle w:val="ListBullet"/>
-        <w:bidi/>
-        <w:spacing w:line="240" w:lineRule="auto"/>
-        <w:ind w:left="720"/>
-      </w:pPr>
-      <w:r>
-        <w:rPr>
-          <w:rtl/>
-          <w:cs/>
-          <w:lang w:val="ar_AE" w:bidi="ar_AE"/>
-        </w:rPr>
-      </w:r>
-      <w:r>
-        <w:rPr>
-          <w:rtl/>
-          <w:cs/>
-          <w:lang w:val="ar_AE" w:bidi="ar_AE"/>
-        </w:rPr>
-        <w:t>باع إخوة يوسف أخاهم كعبد مقابل عشرين شاقل من الفضة.</w:t>
-      </w:r>
-    </w:p>
-    <w:p>
-      <w:pPr>
-        <w:pStyle w:val="ListBullet"/>
-        <w:bidi/>
-        <w:spacing w:line="240" w:lineRule="auto"/>
-        <w:ind w:left="720"/>
-      </w:pPr>
-      <w:r>
-        <w:rPr>
-          <w:rtl/>
-          <w:cs/>
-          <w:lang w:val="ar_AE" w:bidi="ar_AE"/>
-        </w:rPr>
-      </w:r>
-      <w:r>
-        <w:rPr>
-          <w:rtl/>
-          <w:cs/>
-          <w:lang w:val="ar_AE" w:bidi="ar_AE"/>
-        </w:rPr>
-        <w:t>دُفع ليهوذا ثلاثين قطعة فضية مقابل خيانته للمسيح.</w:t>
-      </w:r>
-    </w:p>
-    <w:p>
-      <w:pPr>
-        <w:pStyle w:val="ListBullet"/>
-        <w:bidi/>
-        <w:spacing w:line="240" w:lineRule="auto"/>
-        <w:ind w:left="720"/>
-      </w:pPr>
-      <w:r>
-        <w:rPr>
-          <w:rtl/>
-          <w:cs/>
-          <w:lang w:val="ar_AE" w:bidi="ar_AE"/>
-        </w:rPr>
-      </w:r>
-      <w:r>
-        <w:rPr>
-          <w:rtl/>
-          <w:cs/>
-          <w:lang w:val="ar_AE" w:bidi="ar_AE"/>
-        </w:rPr>
-        <w:t>إذا لم تكن الفضة متعارف عليها في ثقافة بلدك، يمكنك ترجمة هذا المصطلح إلى"معدن ثمين"</w:t>
+        <w:t>فلسطين هو اسم منطقة كبيرة في أرض كنعان، تقع على طول ساحل البحر الأبيض المتوسط.</w:t>
+      </w:r>
+    </w:p>
+    <w:p>
+      <w:pPr>
+        <w:pStyle w:val="ListBullet"/>
+        <w:bidi/>
+        <w:spacing w:line="240" w:lineRule="auto"/>
+        <w:ind w:left="720"/>
+      </w:pPr>
+      <w:r>
+        <w:rPr>
+          <w:rtl/>
+          <w:cs/>
+          <w:lang w:val="ar_AE" w:bidi="ar_AE"/>
+        </w:rPr>
+      </w:r>
+      <w:r>
+        <w:rPr>
+          <w:rtl/>
+          <w:cs/>
+          <w:lang w:val="ar_AE" w:bidi="ar_AE"/>
+        </w:rPr>
+        <w:t>كانت المنطقة تقع على طول السهل الساحلي الخصب جداً الممتد من يافا شمالاً إلى غزة جنوباً. وكان طولها حوالي 64 كم وعرضها 16 كم.</w:t>
+      </w:r>
+    </w:p>
+    <w:p>
+      <w:pPr>
+        <w:pStyle w:val="ListBullet"/>
+        <w:bidi/>
+        <w:spacing w:line="240" w:lineRule="auto"/>
+        <w:ind w:left="720"/>
+      </w:pPr>
+      <w:r>
+        <w:rPr>
+          <w:rtl/>
+          <w:cs/>
+          <w:lang w:val="ar_AE" w:bidi="ar_AE"/>
+        </w:rPr>
+      </w:r>
+      <w:r>
+        <w:rPr>
+          <w:rtl/>
+          <w:cs/>
+          <w:lang w:val="ar_AE" w:bidi="ar_AE"/>
+        </w:rPr>
+        <w:t>كانت فلسطين محتلة من قبل ”الفلسطيين“، وهم مجموعة من الناس الأقوياء الذين كانوا أعداءً معتادين لبني إسرائيل.</w:t>
       </w:r>
     </w:p>
     <w:p>
@@ -7932,7 +10381,7 @@
           <w:cs/>
           <w:lang w:val="ar_AE" w:bidi="ar_AE"/>
         </w:rPr>
-        <w:t>المسكن</w:t>
+        <w:t>الفلسطينيين</w:t>
       </w:r>
       <w:r>
         <w:rPr>
@@ -7948,7 +10397,23 @@
           <w:cs/>
           <w:lang w:val="ar_AE" w:bidi="ar_AE"/>
         </w:rPr>
-        <w:t>الهيكل</w:t>
+        <w:t>غزة</w:t>
+      </w:r>
+      <w:r>
+        <w:rPr>
+          <w:rtl/>
+          <w:cs/>
+          <w:lang w:val="ar_AE" w:bidi="ar_AE"/>
+        </w:rPr>
+        <w:t xml:space="preserve">, </w:t>
+      </w:r>
+      <w:r>
+        <w:rPr>
+          <w:rtl/>
+          <w:cs/>
+          <w:lang w:val="ar_AE" w:bidi="ar_AE"/>
+        </w:rPr>
+        <w:t>يافا</w:t>
       </w:r>
       <w:r>
         <w:rPr>
@@ -7970,122 +10435,76 @@
           <w:cs/>
           <w:lang w:val="ar_AE" w:bidi="ar_AE"/>
         </w:rPr>
-        <w:t>نصوص كتابية:</w:t>
-      </w:r>
-    </w:p>
-    <w:p>
-      <w:pPr>
-        <w:pStyle w:val="ListBullet"/>
-        <w:bidi/>
-        <w:spacing w:line="240" w:lineRule="auto"/>
-        <w:ind w:left="720"/>
-      </w:pPr>
-      <w:r>
-        <w:rPr>
-          <w:rtl/>
-          <w:cs/>
-          <w:lang w:val="ar_AE" w:bidi="ar_AE"/>
-        </w:rPr>
-      </w:r>
-      <w:r>
-        <w:rPr>
-          <w:rtl/>
-          <w:cs/>
-          <w:lang w:val="ar_AE" w:bidi="ar_AE"/>
-        </w:rPr>
-        <w:t>أخبار الأيام الأول 18:9–11</w:t>
-      </w:r>
-    </w:p>
-    <w:p>
-      <w:pPr>
-        <w:pStyle w:val="ListBullet"/>
-        <w:bidi/>
-        <w:spacing w:line="240" w:lineRule="auto"/>
-        <w:ind w:left="720"/>
-      </w:pPr>
-      <w:r>
-        <w:rPr>
-          <w:rtl/>
-          <w:cs/>
-          <w:lang w:val="ar_AE" w:bidi="ar_AE"/>
-        </w:rPr>
-      </w:r>
-      <w:r>
-        <w:rPr>
-          <w:rtl/>
-          <w:cs/>
-          <w:lang w:val="ar_AE" w:bidi="ar_AE"/>
-        </w:rPr>
-        <w:t>صموئيل الأول 2:36</w:t>
-      </w:r>
-    </w:p>
-    <w:p>
-      <w:pPr>
-        <w:pStyle w:val="ListBullet"/>
-        <w:bidi/>
-        <w:spacing w:line="240" w:lineRule="auto"/>
-        <w:ind w:left="720"/>
-      </w:pPr>
-      <w:r>
-        <w:rPr>
-          <w:rtl/>
-          <w:cs/>
-          <w:lang w:val="ar_AE" w:bidi="ar_AE"/>
-        </w:rPr>
-      </w:r>
-      <w:r>
-        <w:rPr>
-          <w:rtl/>
-          <w:cs/>
-          <w:lang w:val="ar_AE" w:bidi="ar_AE"/>
-        </w:rPr>
-        <w:t>ملوك الثاني 25:13–15</w:t>
-      </w:r>
-    </w:p>
-    <w:p>
-      <w:pPr>
-        <w:pStyle w:val="ListBullet"/>
-        <w:bidi/>
-        <w:spacing w:line="240" w:lineRule="auto"/>
-        <w:ind w:left="720"/>
-      </w:pPr>
-      <w:r>
-        <w:rPr>
-          <w:rtl/>
-          <w:cs/>
-          <w:lang w:val="ar_AE" w:bidi="ar_AE"/>
-        </w:rPr>
-      </w:r>
-      <w:r>
-        <w:rPr>
-          <w:rtl/>
-          <w:cs/>
-          <w:lang w:val="ar_AE" w:bidi="ar_AE"/>
-        </w:rPr>
-        <w:t>أعمال الرسل 3:6</w:t>
-      </w:r>
-    </w:p>
-    <w:p>
-      <w:pPr>
-        <w:pStyle w:val="ListBullet"/>
-        <w:bidi/>
-        <w:spacing w:line="240" w:lineRule="auto"/>
-        <w:ind w:left="720"/>
-      </w:pPr>
-      <w:r>
-        <w:rPr>
-          <w:rtl/>
-          <w:cs/>
-          <w:lang w:val="ar_AE" w:bidi="ar_AE"/>
-        </w:rPr>
-      </w:r>
-      <w:r>
-        <w:rPr>
-          <w:rtl/>
-          <w:cs/>
-          <w:lang w:val="ar_AE" w:bidi="ar_AE"/>
-        </w:rPr>
-        <w:t>متى 26:15</w:t>
+        <w:t>مراجع الكتاب المقدس:</w:t>
+      </w:r>
+    </w:p>
+    <w:p>
+      <w:pPr>
+        <w:pStyle w:val="ListBullet"/>
+        <w:bidi/>
+        <w:spacing w:line="240" w:lineRule="auto"/>
+        <w:ind w:left="720"/>
+      </w:pPr>
+      <w:r>
+        <w:rPr>
+          <w:rtl/>
+          <w:cs/>
+          <w:lang w:val="ar_AE" w:bidi="ar_AE"/>
+        </w:rPr>
+      </w:r>
+      <w:r>
+        <w:rPr>
+          <w:rtl/>
+          <w:cs/>
+          <w:lang w:val="ar_AE" w:bidi="ar_AE"/>
+        </w:rPr>
+        <w:t>1 أخبار الأيام 10: 9–10</w:t>
+      </w:r>
+    </w:p>
+    <w:p>
+      <w:pPr>
+        <w:pStyle w:val="ListBullet"/>
+        <w:bidi/>
+        <w:spacing w:line="240" w:lineRule="auto"/>
+        <w:ind w:left="720"/>
+      </w:pPr>
+      <w:r>
+        <w:rPr>
+          <w:rtl/>
+          <w:cs/>
+          <w:lang w:val="ar_AE" w:bidi="ar_AE"/>
+        </w:rPr>
+      </w:r>
+      <w:r>
+        <w:rPr>
+          <w:rtl/>
+          <w:cs/>
+          <w:lang w:val="ar_AE" w:bidi="ar_AE"/>
+        </w:rPr>
+        <w:t>يوئيل 3: 4</w:t>
+      </w:r>
+    </w:p>
+    <w:p>
+      <w:pPr>
+        <w:pStyle w:val="ListBullet"/>
+        <w:bidi/>
+        <w:spacing w:line="240" w:lineRule="auto"/>
+        <w:ind w:left="720"/>
+      </w:pPr>
+      <w:r>
+        <w:rPr>
+          <w:rtl/>
+          <w:cs/>
+          <w:lang w:val="ar_AE" w:bidi="ar_AE"/>
+        </w:rPr>
+      </w:r>
+      <w:r>
+        <w:rPr>
+          <w:rtl/>
+          <w:cs/>
+          <w:lang w:val="ar_AE" w:bidi="ar_AE"/>
+        </w:rPr>
+        <w:t>مزامير 60: 8–9</w:t>
       </w:r>
     </w:p>
     <w:p>
@@ -8122,7 +10541,7 @@
           <w:cs/>
           <w:lang w:val="ar_AE" w:bidi="ar_AE"/>
         </w:rPr>
-        <w:t>سترونج: H3701, H3702, H7192, G06930, G06940, G06950, G06960, G14060</w:t>
+        <w:t>سترونج: H0776 H6429 H6430</w:t>
       </w:r>
       <w:r>
         <w:rPr>
@@ -8162,7 +10581,7 @@
           <w:cs/>
           <w:lang w:val="ar_AE" w:bidi="ar_AE"/>
         </w:rPr>
-        <w:t>فضل (نعمة، قبول)</w:t>
+        <w:t>فُلْك</w:t>
       </w:r>
       <w:r>
         <w:rPr>
@@ -8203,627 +10622,122 @@
           <w:cs/>
           <w:lang w:val="ar_AE" w:bidi="ar_AE"/>
         </w:rPr>
-        <w:t>إن مصطلح "فضل" يعني عمومًا الموافقة والقبول. كما أن الشخص الذي يفضل شخصًا آخر ينظر إلى ذلك الشخص بشكل إيجابي ويوافق عليه.</w:t>
-      </w:r>
-    </w:p>
-    <w:p>
-      <w:pPr>
-        <w:pStyle w:val="ListBullet"/>
-        <w:bidi/>
-        <w:spacing w:line="240" w:lineRule="auto"/>
-        <w:ind w:left="720"/>
-      </w:pPr>
-      <w:r>
-        <w:rPr>
-          <w:rtl/>
-          <w:cs/>
-          <w:lang w:val="ar_AE" w:bidi="ar_AE"/>
-        </w:rPr>
-      </w:r>
-      <w:r>
-        <w:rPr>
-          <w:rtl/>
-          <w:cs/>
-          <w:lang w:val="ar_AE" w:bidi="ar_AE"/>
-        </w:rPr>
-        <w:t>لقد كان يسوع ينمو "في النعمة" عند الله والناس. هذا يعني أن الله والآخرين قد أيدوا ووافقوا على شخصيته وسلوكه.</w:t>
-      </w:r>
-    </w:p>
-    <w:p>
-      <w:pPr>
-        <w:pStyle w:val="ListBullet"/>
-        <w:bidi/>
-        <w:spacing w:line="240" w:lineRule="auto"/>
-        <w:ind w:left="720"/>
-      </w:pPr>
-      <w:r>
-        <w:rPr>
-          <w:rtl/>
-          <w:cs/>
-          <w:lang w:val="ar_AE" w:bidi="ar_AE"/>
-        </w:rPr>
-      </w:r>
-      <w:r>
-        <w:rPr>
-          <w:rtl/>
-          <w:cs/>
-          <w:lang w:val="ar_AE" w:bidi="ar_AE"/>
-        </w:rPr>
-        <w:t>إن التعبير "يجد نعمة" لدي شخص يعني أن ذلك الشخص مُوَافَق عليه ومقبول من قِبَل الشخص الآخر.</w:t>
-      </w:r>
-    </w:p>
-    <w:p>
-      <w:pPr>
-        <w:pStyle w:val="ListBullet"/>
-        <w:bidi/>
-        <w:spacing w:line="240" w:lineRule="auto"/>
-        <w:ind w:left="720"/>
-      </w:pPr>
-      <w:r>
-        <w:rPr>
-          <w:rtl/>
-          <w:cs/>
-          <w:lang w:val="ar_AE" w:bidi="ar_AE"/>
-        </w:rPr>
-      </w:r>
-      <w:r>
-        <w:rPr>
-          <w:rtl/>
-          <w:cs/>
-          <w:lang w:val="ar_AE" w:bidi="ar_AE"/>
-        </w:rPr>
-        <w:t>عندما يُظهر الملك نعمة لشخص ما، غالبًا ما يعني أنه يوافق على طلب ذلك الشخص ويمنحه إياه.</w:t>
-      </w:r>
-    </w:p>
-    <w:p>
-      <w:pPr>
-        <w:pStyle w:val="ListBullet"/>
-        <w:bidi/>
-        <w:spacing w:line="240" w:lineRule="auto"/>
-        <w:ind w:left="720"/>
-      </w:pPr>
-      <w:r>
-        <w:rPr>
-          <w:rtl/>
-          <w:cs/>
-          <w:lang w:val="ar_AE" w:bidi="ar_AE"/>
-        </w:rPr>
-      </w:r>
-      <w:r>
-        <w:rPr>
-          <w:rtl/>
-          <w:cs/>
-          <w:lang w:val="ar_AE" w:bidi="ar_AE"/>
-        </w:rPr>
-        <w:t>يمكن أن يكون "الفضل" أيضًا لفتة أو عمل تجاه أو لمصلحة شخص آخر لمنفعته.</w:t>
-      </w:r>
-    </w:p>
-    <w:p>
-      <w:pPr>
-        <w:pStyle w:val="ListBullet"/>
-        <w:bidi/>
-        <w:spacing w:line="240" w:lineRule="auto"/>
-        <w:ind w:left="720"/>
-      </w:pPr>
-      <w:r>
-        <w:rPr>
-          <w:rtl/>
-          <w:cs/>
-          <w:lang w:val="ar_AE" w:bidi="ar_AE"/>
-        </w:rPr>
-      </w:r>
-      <w:r>
-        <w:rPr>
-          <w:rtl/>
-          <w:cs/>
-          <w:lang w:val="ar_AE" w:bidi="ar_AE"/>
-        </w:rPr>
-        <w:t>في حين أن مصطلح "المحاباة" يعني موقفًا من التصرف أو السلوك بشكل متحيز تجاه بعض الأشخاص دون الآخرين. أي أنه يعني الميل لاختيار أو تفضيل شخص على حساب آخر أو شيء على آخر لأن الشخص أو العنصر مُفَضَّل أو مرغوب أكثر. عمومًا، تُعدّ المحاباة غير عادلة وغير مقبولة.</w:t>
-      </w:r>
-    </w:p>
-    <w:p>
-      <w:pPr>
-        <w:pStyle w:val="Heading3"/>
-        <w:bidi/>
-      </w:pPr>
-      <w:r>
-        <w:rPr>
-          <w:rtl/>
-          <w:cs/>
-          <w:lang w:val="ar_AE" w:bidi="ar_AE"/>
-        </w:rPr>
-        <w:t>اقتراحات التَّرْجَمَةً:</w:t>
-      </w:r>
-    </w:p>
-    <w:p>
-      <w:pPr>
-        <w:pStyle w:val="ListBullet"/>
-        <w:bidi/>
-        <w:spacing w:line="240" w:lineRule="auto"/>
-        <w:ind w:left="720"/>
-      </w:pPr>
-      <w:r>
-        <w:rPr>
-          <w:rtl/>
-          <w:cs/>
-          <w:lang w:val="ar_AE" w:bidi="ar_AE"/>
-        </w:rPr>
-      </w:r>
-      <w:r>
-        <w:rPr>
-          <w:rtl/>
-          <w:cs/>
-          <w:lang w:val="ar_AE" w:bidi="ar_AE"/>
-        </w:rPr>
-        <w:t>طرق أخرى لترجمة مصطلح "فضل" يمكن أن تشمل "موافقة" أو "بركة" أو "منفعة".</w:t>
-      </w:r>
-    </w:p>
-    <w:p>
-      <w:pPr>
-        <w:pStyle w:val="ListBullet"/>
-        <w:bidi/>
-        <w:spacing w:line="240" w:lineRule="auto"/>
-        <w:ind w:left="720"/>
-      </w:pPr>
-      <w:r>
-        <w:rPr>
-          <w:rtl/>
-          <w:cs/>
-          <w:lang w:val="ar_AE" w:bidi="ar_AE"/>
-        </w:rPr>
-      </w:r>
-      <w:r>
-        <w:rPr>
-          <w:rtl/>
-          <w:cs/>
-          <w:lang w:val="ar_AE" w:bidi="ar_AE"/>
-        </w:rPr>
-        <w:t>كما يمكن تَرْجَمَة "سنة الرب المقبولة" إلى "السنة (أو الوقت) الذي سيجلب فيه الرب بركة عظيمة".</w:t>
-      </w:r>
-    </w:p>
-    <w:p>
-      <w:pPr>
-        <w:pStyle w:val="ListBullet"/>
-        <w:bidi/>
-        <w:spacing w:line="240" w:lineRule="auto"/>
-        <w:ind w:left="720"/>
-      </w:pPr>
-      <w:r>
-        <w:rPr>
-          <w:rtl/>
-          <w:cs/>
-          <w:lang w:val="ar_AE" w:bidi="ar_AE"/>
-        </w:rPr>
-      </w:r>
-      <w:r>
-        <w:rPr>
-          <w:rtl/>
-          <w:cs/>
-          <w:lang w:val="ar_AE" w:bidi="ar_AE"/>
-        </w:rPr>
-        <w:t>يمكن تَرْجَمَة مصطلح "محاباة" إلى "تحيُّز" أو "تصرف بظلم" أو "معاملة غير عادلة". كما أن هذه الكلمة مرتبطة بكلمة "مُفَضَّل"، التي تعني التفضيل فوق الجميع.</w:t>
-      </w:r>
-    </w:p>
-    <w:p>
-      <w:pPr>
-        <w:pStyle w:val="Heading3"/>
-        <w:bidi/>
-      </w:pPr>
-      <w:r>
-        <w:rPr>
-          <w:rtl/>
-          <w:cs/>
-          <w:lang w:val="ar_AE" w:bidi="ar_AE"/>
-        </w:rPr>
-        <w:t>مراجع الكتاب المقدس:</w:t>
-      </w:r>
-    </w:p>
-    <w:p>
-      <w:pPr>
-        <w:pStyle w:val="ListBullet"/>
-        <w:bidi/>
-        <w:spacing w:line="240" w:lineRule="auto"/>
-        <w:ind w:left="720"/>
-      </w:pPr>
-      <w:r>
-        <w:rPr>
-          <w:rtl/>
-          <w:cs/>
-          <w:lang w:val="ar_AE" w:bidi="ar_AE"/>
-        </w:rPr>
-      </w:r>
-      <w:r>
-        <w:rPr>
-          <w:rtl/>
-          <w:cs/>
-          <w:lang w:val="ar_AE" w:bidi="ar_AE"/>
-        </w:rPr>
-        <w:t>1 صموئيل 2: 25–26</w:t>
-      </w:r>
-    </w:p>
-    <w:p>
-      <w:pPr>
-        <w:pStyle w:val="ListBullet"/>
-        <w:bidi/>
-        <w:spacing w:line="240" w:lineRule="auto"/>
-        <w:ind w:left="720"/>
-      </w:pPr>
-      <w:r>
-        <w:rPr>
-          <w:rtl/>
-          <w:cs/>
-          <w:lang w:val="ar_AE" w:bidi="ar_AE"/>
-        </w:rPr>
-      </w:r>
-      <w:r>
-        <w:rPr>
-          <w:rtl/>
-          <w:cs/>
-          <w:lang w:val="ar_AE" w:bidi="ar_AE"/>
-        </w:rPr>
-        <w:t>2 أخبار الأيام 19: 7</w:t>
-      </w:r>
-    </w:p>
-    <w:p>
-      <w:pPr>
-        <w:pStyle w:val="ListBullet"/>
-        <w:bidi/>
-        <w:spacing w:line="240" w:lineRule="auto"/>
-        <w:ind w:left="720"/>
-      </w:pPr>
-      <w:r>
-        <w:rPr>
-          <w:rtl/>
-          <w:cs/>
-          <w:lang w:val="ar_AE" w:bidi="ar_AE"/>
-        </w:rPr>
-      </w:r>
-      <w:r>
-        <w:rPr>
-          <w:rtl/>
-          <w:cs/>
-          <w:lang w:val="ar_AE" w:bidi="ar_AE"/>
-        </w:rPr>
-        <w:t>2 كورنثوس 1: 11</w:t>
-      </w:r>
-    </w:p>
-    <w:p>
-      <w:pPr>
-        <w:pStyle w:val="ListBullet"/>
-        <w:bidi/>
-        <w:spacing w:line="240" w:lineRule="auto"/>
-        <w:ind w:left="720"/>
-      </w:pPr>
-      <w:r>
-        <w:rPr>
-          <w:rtl/>
-          <w:cs/>
-          <w:lang w:val="ar_AE" w:bidi="ar_AE"/>
-        </w:rPr>
-      </w:r>
-      <w:r>
-        <w:rPr>
-          <w:rtl/>
-          <w:cs/>
-          <w:lang w:val="ar_AE" w:bidi="ar_AE"/>
-        </w:rPr>
-        <w:t>أعمال الرسل 24: 27</w:t>
-      </w:r>
-    </w:p>
-    <w:p>
-      <w:pPr>
-        <w:pStyle w:val="ListBullet"/>
-        <w:bidi/>
-        <w:spacing w:line="240" w:lineRule="auto"/>
-        <w:ind w:left="720"/>
-      </w:pPr>
-      <w:r>
-        <w:rPr>
-          <w:rtl/>
-          <w:cs/>
-          <w:lang w:val="ar_AE" w:bidi="ar_AE"/>
-        </w:rPr>
-      </w:r>
-      <w:r>
-        <w:rPr>
-          <w:rtl/>
-          <w:cs/>
-          <w:lang w:val="ar_AE" w:bidi="ar_AE"/>
-        </w:rPr>
-        <w:t>تكوين 41: 16</w:t>
-      </w:r>
-    </w:p>
-    <w:p>
-      <w:pPr>
-        <w:pStyle w:val="ListBullet"/>
-        <w:bidi/>
-        <w:spacing w:line="240" w:lineRule="auto"/>
-        <w:ind w:left="720"/>
-      </w:pPr>
-      <w:r>
-        <w:rPr>
-          <w:rtl/>
-          <w:cs/>
-          <w:lang w:val="ar_AE" w:bidi="ar_AE"/>
-        </w:rPr>
-      </w:r>
-      <w:r>
-        <w:rPr>
-          <w:rtl/>
-          <w:cs/>
-          <w:lang w:val="ar_AE" w:bidi="ar_AE"/>
-        </w:rPr>
-        <w:t>تكوين 47: 25</w:t>
-      </w:r>
-    </w:p>
-    <w:p>
-      <w:pPr>
-        <w:pStyle w:val="ListBullet"/>
-        <w:bidi/>
-        <w:spacing w:line="240" w:lineRule="auto"/>
-        <w:ind w:left="720"/>
-      </w:pPr>
-      <w:r>
-        <w:rPr>
-          <w:rtl/>
-          <w:cs/>
-          <w:lang w:val="ar_AE" w:bidi="ar_AE"/>
-        </w:rPr>
-      </w:r>
-      <w:r>
-        <w:rPr>
-          <w:rtl/>
-          <w:cs/>
-          <w:lang w:val="ar_AE" w:bidi="ar_AE"/>
-        </w:rPr>
-        <w:t>تكوين 50: 5</w:t>
-      </w:r>
-    </w:p>
-    <w:p>
-      <w:pPr>
-        <w:pStyle w:val="Heading3"/>
-        <w:bidi/>
-      </w:pPr>
-      <w:r>
-        <w:rPr>
-          <w:rtl/>
-          <w:cs/>
-          <w:lang w:val="ar_AE" w:bidi="ar_AE"/>
-        </w:rPr>
-        <w:t>بيانات الكلمة:</w:t>
-      </w:r>
-    </w:p>
-    <w:p>
-      <w:pPr>
-        <w:pStyle w:val="ListBullet"/>
-        <w:bidi/>
-        <w:spacing w:line="240" w:lineRule="auto"/>
-        <w:ind w:left="720"/>
-      </w:pPr>
-      <w:r>
-        <w:rPr>
-          <w:rtl/>
-          <w:cs/>
-          <w:lang w:val="ar_AE" w:bidi="ar_AE"/>
-        </w:rPr>
-      </w:r>
-      <w:r>
-        <w:rPr>
-          <w:rtl/>
-          <w:cs/>
-          <w:lang w:val="ar_AE" w:bidi="ar_AE"/>
-        </w:rPr>
-        <w:t>سترونج: H0995, H1156, H1293, H1779, H1921, H2580, H2603, H2896, H5278, H5375, H5414, H5922, H6213, H6437, H6440, H7521, H7522, H7965, G11840, G36850, G43800, G43820, G54850, G54860</w:t>
-      </w:r>
-      <w:r>
-        <w:rPr>
-          <w:rtl/>
-          <w:cs/>
-          <w:lang w:val="ar_AE" w:bidi="ar_AE"/>
-        </w:rPr>
-      </w:r>
-      <w:r>
-        <w:rPr>
-          <w:rtl/>
-          <w:cs/>
-          <w:lang w:val="ar_AE" w:bidi="ar_AE"/>
-        </w:rPr>
-      </w:r>
-    </w:p>
-    <w:p>
-      <w:pPr>
-        <w:bidi/>
-      </w:pPr>
-      <w:r>
-        <w:rPr>
-          <w:rtl/>
-          <w:cs/>
-          <w:lang w:val="ar_AE" w:bidi="ar_AE"/>
-        </w:rPr>
-      </w:r>
-    </w:p>
-    <w:p>
-      <w:pPr>
-        <w:pStyle w:val="Heading2"/>
-        <w:bidi/>
-      </w:pPr>
-      <w:r>
-        <w:rPr>
-          <w:rtl/>
-          <w:cs/>
-          <w:lang w:val="ar_AE" w:bidi="ar_AE"/>
-        </w:rPr>
-        <w:t>فطير (خبز غير مختمر)</w:t>
-      </w:r>
-      <w:r>
-        <w:rPr>
-          <w:rtl/>
-          <w:cs/>
-          <w:lang w:val="ar_AE" w:bidi="ar_AE"/>
-        </w:rPr>
-      </w:r>
-    </w:p>
-    <w:p>
-      <w:pPr>
-        <w:pStyle w:val="Heading3"/>
-        <w:bidi/>
-      </w:pPr>
-      <w:r>
-        <w:rPr>
-          <w:rtl/>
-          <w:cs/>
-          <w:lang w:val="ar_AE" w:bidi="ar_AE"/>
-        </w:rPr>
-        <w:t>التعريف:</w:t>
-      </w:r>
-    </w:p>
-    <w:p>
-      <w:pPr>
-        <w:bidi/>
-      </w:pPr>
-      <w:r>
-        <w:rPr>
-          <w:rtl/>
-          <w:cs/>
-          <w:lang w:val="ar_AE" w:bidi="ar_AE"/>
-        </w:rPr>
-      </w:r>
-      <w:r>
-        <w:rPr>
-          <w:rtl/>
-          <w:cs/>
-          <w:lang w:val="ar_AE" w:bidi="ar_AE"/>
-        </w:rPr>
-        <w:t>يشير مصطلح "الفطير" إلى الخبز الذي يُصنع بدون خميرة أو أي مواد أخرى تُخمر. إن هذا النوع من الخبز مسطح لأنه لا يحتوي على خميرة تجعله يرتفع.</w:t>
-      </w:r>
-    </w:p>
-    <w:p>
-      <w:pPr>
-        <w:pStyle w:val="ListBullet"/>
-        <w:bidi/>
-        <w:spacing w:line="240" w:lineRule="auto"/>
-        <w:ind w:left="720"/>
-      </w:pPr>
-      <w:r>
-        <w:rPr>
-          <w:rtl/>
-          <w:cs/>
-          <w:lang w:val="ar_AE" w:bidi="ar_AE"/>
-        </w:rPr>
-      </w:r>
-      <w:r>
-        <w:rPr>
-          <w:rtl/>
-          <w:cs/>
-          <w:lang w:val="ar_AE" w:bidi="ar_AE"/>
-        </w:rPr>
-        <w:t>عندما حرر الله بني إسرائيل من العبودية في مصر، أمرهم بالفرار من مصر بسرعة دون انتظار عجينهم ليختمر. لذا فقد أكلوا فطيرًا مع وجبتهم. ومنذ ذلك الحين، ظل الفطير مُستخدمًا في احتفالات الفصح السنوية وذلك لتذكيرهم بتلك الفترة.</w:t>
-      </w:r>
-    </w:p>
-    <w:p>
-      <w:pPr>
-        <w:pStyle w:val="ListBullet"/>
-        <w:bidi/>
-        <w:spacing w:line="240" w:lineRule="auto"/>
-        <w:ind w:left="720"/>
-      </w:pPr>
-      <w:r>
-        <w:rPr>
-          <w:rtl/>
-          <w:cs/>
-          <w:lang w:val="ar_AE" w:bidi="ar_AE"/>
-        </w:rPr>
-      </w:r>
-      <w:r>
-        <w:rPr>
-          <w:rtl/>
-          <w:cs/>
-          <w:lang w:val="ar_AE" w:bidi="ar_AE"/>
-        </w:rPr>
-        <w:t>نظرًا لأن الخميرة تُستخدم أحيانًا كرمز للخطية، فإن "الفطير" أو "الخبز غير المختمر" يمثل إزالة الخطية من حياة الشخص ليعيش بطريقة تكرم الله.</w:t>
-      </w:r>
-    </w:p>
-    <w:p>
-      <w:pPr>
-        <w:pStyle w:val="Heading3"/>
-        <w:bidi/>
-      </w:pPr>
-      <w:r>
-        <w:rPr>
-          <w:rtl/>
-          <w:cs/>
-          <w:lang w:val="ar_AE" w:bidi="ar_AE"/>
-        </w:rPr>
-        <w:t>اقتراحات الترجمة:</w:t>
-      </w:r>
-    </w:p>
-    <w:p>
-      <w:pPr>
-        <w:pStyle w:val="ListBullet"/>
-        <w:bidi/>
-        <w:spacing w:line="240" w:lineRule="auto"/>
-        <w:ind w:left="720"/>
-      </w:pPr>
-      <w:r>
-        <w:rPr>
-          <w:rtl/>
-          <w:cs/>
-          <w:lang w:val="ar_AE" w:bidi="ar_AE"/>
-        </w:rPr>
-      </w:r>
-      <w:r>
-        <w:rPr>
-          <w:rtl/>
-          <w:cs/>
-          <w:lang w:val="ar_AE" w:bidi="ar_AE"/>
-        </w:rPr>
-        <w:t>طرق أخرى لترجمة هذا المصطلح يمكن أن تشمل "خبز بدون خميرة" أو "خبز مسطح لم يرتفع".</w:t>
-      </w:r>
-    </w:p>
-    <w:p>
-      <w:pPr>
-        <w:pStyle w:val="ListBullet"/>
-        <w:bidi/>
-        <w:spacing w:line="240" w:lineRule="auto"/>
-        <w:ind w:left="720"/>
-      </w:pPr>
-      <w:r>
-        <w:rPr>
-          <w:rtl/>
-          <w:cs/>
-          <w:lang w:val="ar_AE" w:bidi="ar_AE"/>
-        </w:rPr>
-      </w:r>
-      <w:r>
-        <w:rPr>
-          <w:rtl/>
-          <w:cs/>
-          <w:lang w:val="ar_AE" w:bidi="ar_AE"/>
-        </w:rPr>
-        <w:t>تأكد من أن ترجمة هذا المصطلح تتسق مع كيفية ترجمة مصطلح "الخميرة" و"مختمر".</w:t>
-      </w:r>
-    </w:p>
-    <w:p>
-      <w:pPr>
-        <w:pStyle w:val="ListBullet"/>
-        <w:bidi/>
-        <w:spacing w:line="240" w:lineRule="auto"/>
-        <w:ind w:left="720"/>
-      </w:pPr>
-      <w:r>
-        <w:rPr>
-          <w:rtl/>
-          <w:cs/>
-          <w:lang w:val="ar_AE" w:bidi="ar_AE"/>
-        </w:rPr>
-      </w:r>
-      <w:r>
-        <w:rPr>
-          <w:rtl/>
-          <w:cs/>
-          <w:lang w:val="ar_AE" w:bidi="ar_AE"/>
-        </w:rPr>
-        <w:t>في بعض السياقات، قد يشير مصطلح "الفطير" إلى "عيد الفطير" وبالتالي يمكن ترجمته بهذه الطريقة.</w:t>
+        <w:t>إن مصطلح "فُلْك" يشير حرفيًا إلى صندوق خشبي مستطيل مصنوع لحمل أو حماية شيء ما. يمكن أن يكون الفُلْك كبيرًا أو صغيرًا، اعتمادًا على ما يتم استخدامه فيه.</w:t>
+      </w:r>
+    </w:p>
+    <w:p>
+      <w:pPr>
+        <w:pStyle w:val="ListBullet"/>
+        <w:bidi/>
+        <w:spacing w:line="240" w:lineRule="auto"/>
+        <w:ind w:left="720"/>
+      </w:pPr>
+      <w:r>
+        <w:rPr>
+          <w:rtl/>
+          <w:cs/>
+          <w:lang w:val="ar_AE" w:bidi="ar_AE"/>
+        </w:rPr>
+      </w:r>
+      <w:r>
+        <w:rPr>
+          <w:rtl/>
+          <w:cs/>
+          <w:lang w:val="ar_AE" w:bidi="ar_AE"/>
+        </w:rPr>
+        <w:t>في الكتاب المقدس، تُستخدم كلمة "فُلْك" لأول مرة للإشارة إلى القارب الخشبي المستطيل الكبير جدًا الذي بناه نوح للنجاة من الطوفان الذي جاء على العالم كله. وكان للفُلْك قاع مسطح وسقف وجدران.</w:t>
+      </w:r>
+    </w:p>
+    <w:p>
+      <w:pPr>
+        <w:pStyle w:val="ListBullet"/>
+        <w:bidi/>
+        <w:spacing w:line="240" w:lineRule="auto"/>
+        <w:ind w:left="720"/>
+      </w:pPr>
+      <w:r>
+        <w:rPr>
+          <w:rtl/>
+          <w:cs/>
+          <w:lang w:val="ar_AE" w:bidi="ar_AE"/>
+        </w:rPr>
+      </w:r>
+      <w:r>
+        <w:rPr>
+          <w:rtl/>
+          <w:cs/>
+          <w:lang w:val="ar_AE" w:bidi="ar_AE"/>
+        </w:rPr>
+        <w:t>يمكن ترجمة هذا المصطلح بطرق مختلفة مثل "قارب كبير جدًا" أو "صندل" أو "سفينة شحن" أو "قارب كبير على شكل صندوق".</w:t>
+      </w:r>
+    </w:p>
+    <w:p>
+      <w:pPr>
+        <w:pStyle w:val="ListBullet"/>
+        <w:bidi/>
+        <w:spacing w:line="240" w:lineRule="auto"/>
+        <w:ind w:left="720"/>
+      </w:pPr>
+      <w:r>
+        <w:rPr>
+          <w:rtl/>
+          <w:cs/>
+          <w:lang w:val="ar_AE" w:bidi="ar_AE"/>
+        </w:rPr>
+      </w:r>
+      <w:r>
+        <w:rPr>
+          <w:rtl/>
+          <w:cs/>
+          <w:lang w:val="ar_AE" w:bidi="ar_AE"/>
+        </w:rPr>
+        <w:t>إن الكلمة العبرية المُستخدمة للإشارة إلى هذا القارب الضخم هي نفس الكلمة المستخدمة للسلة أو السفط الذي حمل الطفل موسى عندما وضعته أمه في نهر النيل لإخفائه. وفي هذه الحالة، تُترجم عادةً إلى "سلة أو سفط".</w:t>
+      </w:r>
+    </w:p>
+    <w:p>
+      <w:pPr>
+        <w:pStyle w:val="ListBullet"/>
+        <w:bidi/>
+        <w:spacing w:line="240" w:lineRule="auto"/>
+        <w:ind w:left="720"/>
+      </w:pPr>
+      <w:r>
+        <w:rPr>
+          <w:rtl/>
+          <w:cs/>
+          <w:lang w:val="ar_AE" w:bidi="ar_AE"/>
+        </w:rPr>
+      </w:r>
+      <w:r>
+        <w:rPr>
+          <w:rtl/>
+          <w:cs/>
+          <w:lang w:val="ar_AE" w:bidi="ar_AE"/>
+        </w:rPr>
+        <w:t>في عبارة "تابوت العهد"، تُستخدم كلمة عبرية مختلفة لكلمة "فُلْك". يمكن ترجمتها إلى "صندوق" أو "صندوق خشبي" أو "حاوية".</w:t>
+      </w:r>
+    </w:p>
+    <w:p>
+      <w:pPr>
+        <w:pStyle w:val="ListBullet"/>
+        <w:bidi/>
+        <w:spacing w:line="240" w:lineRule="auto"/>
+        <w:ind w:left="720"/>
+      </w:pPr>
+      <w:r>
+        <w:rPr>
+          <w:rtl/>
+          <w:cs/>
+          <w:lang w:val="ar_AE" w:bidi="ar_AE"/>
+        </w:rPr>
+      </w:r>
+      <w:r>
+        <w:rPr>
+          <w:rtl/>
+          <w:cs/>
+          <w:lang w:val="ar_AE" w:bidi="ar_AE"/>
+        </w:rPr>
+        <w:t>عند اختيار مصطلح لترجمة "فُلْك"، من المهم في كل سياق أن نأخذ في الاعتبار حجمه وما يُستخدم له.</w:t>
       </w:r>
     </w:p>
     <w:p>
@@ -8851,1952 +10765,6 @@
           <w:cs/>
           <w:lang w:val="ar_AE" w:bidi="ar_AE"/>
         </w:rPr>
-        <w:t>خبز</w:t>
-      </w:r>
-      <w:r>
-        <w:rPr>
-          <w:rtl/>
-          <w:cs/>
-          <w:lang w:val="ar_AE" w:bidi="ar_AE"/>
-        </w:rPr>
-        <w:t xml:space="preserve">, </w:t>
-      </w:r>
-      <w:r>
-        <w:rPr>
-          <w:rtl/>
-          <w:cs/>
-          <w:lang w:val="ar_AE" w:bidi="ar_AE"/>
-        </w:rPr>
-        <w:t>مصر</w:t>
-      </w:r>
-      <w:r>
-        <w:rPr>
-          <w:rtl/>
-          <w:cs/>
-          <w:lang w:val="ar_AE" w:bidi="ar_AE"/>
-        </w:rPr>
-        <w:t xml:space="preserve">, </w:t>
-      </w:r>
-      <w:r>
-        <w:rPr>
-          <w:rtl/>
-          <w:cs/>
-          <w:lang w:val="ar_AE" w:bidi="ar_AE"/>
-        </w:rPr>
-        <w:t>عيد</w:t>
-      </w:r>
-      <w:r>
-        <w:rPr>
-          <w:rtl/>
-          <w:cs/>
-          <w:lang w:val="ar_AE" w:bidi="ar_AE"/>
-        </w:rPr>
-        <w:t xml:space="preserve">, </w:t>
-      </w:r>
-      <w:r>
-        <w:rPr>
-          <w:rtl/>
-          <w:cs/>
-          <w:lang w:val="ar_AE" w:bidi="ar_AE"/>
-        </w:rPr>
-        <w:t>الفصح</w:t>
-      </w:r>
-      <w:r>
-        <w:rPr>
-          <w:rtl/>
-          <w:cs/>
-          <w:lang w:val="ar_AE" w:bidi="ar_AE"/>
-        </w:rPr>
-        <w:t xml:space="preserve">, </w:t>
-      </w:r>
-      <w:r>
-        <w:rPr>
-          <w:rtl/>
-          <w:cs/>
-          <w:lang w:val="ar_AE" w:bidi="ar_AE"/>
-        </w:rPr>
-        <w:t>خادم (عبد)</w:t>
-      </w:r>
-      <w:r>
-        <w:rPr>
-          <w:rtl/>
-          <w:cs/>
-          <w:lang w:val="ar_AE" w:bidi="ar_AE"/>
-        </w:rPr>
-        <w:t xml:space="preserve">, </w:t>
-      </w:r>
-      <w:r>
-        <w:rPr>
-          <w:rtl/>
-          <w:cs/>
-          <w:lang w:val="ar_AE" w:bidi="ar_AE"/>
-        </w:rPr>
-        <w:t>خطية</w:t>
-      </w:r>
-      <w:r>
-        <w:rPr>
-          <w:rtl/>
-          <w:cs/>
-          <w:lang w:val="ar_AE" w:bidi="ar_AE"/>
-        </w:rPr>
-        <w:t xml:space="preserve">, </w:t>
-      </w:r>
-      <w:r>
-        <w:rPr>
-          <w:rtl/>
-          <w:cs/>
-          <w:lang w:val="ar_AE" w:bidi="ar_AE"/>
-        </w:rPr>
-        <w:t>خميرة</w:t>
-      </w:r>
-      <w:r>
-        <w:rPr>
-          <w:rtl/>
-          <w:cs/>
-          <w:lang w:val="ar_AE" w:bidi="ar_AE"/>
-        </w:rPr>
-        <w:t>)</w:t>
-      </w:r>
-    </w:p>
-    <w:p>
-      <w:pPr>
-        <w:pStyle w:val="Heading3"/>
-        <w:bidi/>
-      </w:pPr>
-      <w:r>
-        <w:rPr>
-          <w:rtl/>
-          <w:cs/>
-          <w:lang w:val="ar_AE" w:bidi="ar_AE"/>
-        </w:rPr>
-        <w:t>مراجع الكتاب المقدس:</w:t>
-      </w:r>
-    </w:p>
-    <w:p>
-      <w:pPr>
-        <w:pStyle w:val="ListBullet"/>
-        <w:bidi/>
-        <w:spacing w:line="240" w:lineRule="auto"/>
-        <w:ind w:left="720"/>
-      </w:pPr>
-      <w:r>
-        <w:rPr>
-          <w:rtl/>
-          <w:cs/>
-          <w:lang w:val="ar_AE" w:bidi="ar_AE"/>
-        </w:rPr>
-      </w:r>
-      <w:r>
-        <w:rPr>
-          <w:rtl/>
-          <w:cs/>
-          <w:lang w:val="ar_AE" w:bidi="ar_AE"/>
-        </w:rPr>
-        <w:t>1 كورنثوس 5: 6–8</w:t>
-      </w:r>
-    </w:p>
-    <w:p>
-      <w:pPr>
-        <w:pStyle w:val="ListBullet"/>
-        <w:bidi/>
-        <w:spacing w:line="240" w:lineRule="auto"/>
-        <w:ind w:left="720"/>
-      </w:pPr>
-      <w:r>
-        <w:rPr>
-          <w:rtl/>
-          <w:cs/>
-          <w:lang w:val="ar_AE" w:bidi="ar_AE"/>
-        </w:rPr>
-      </w:r>
-      <w:r>
-        <w:rPr>
-          <w:rtl/>
-          <w:cs/>
-          <w:lang w:val="ar_AE" w:bidi="ar_AE"/>
-        </w:rPr>
-        <w:t>2 أخبار الأيام 30: 13–15</w:t>
-      </w:r>
-    </w:p>
-    <w:p>
-      <w:pPr>
-        <w:pStyle w:val="ListBullet"/>
-        <w:bidi/>
-        <w:spacing w:line="240" w:lineRule="auto"/>
-        <w:ind w:left="720"/>
-      </w:pPr>
-      <w:r>
-        <w:rPr>
-          <w:rtl/>
-          <w:cs/>
-          <w:lang w:val="ar_AE" w:bidi="ar_AE"/>
-        </w:rPr>
-      </w:r>
-      <w:r>
-        <w:rPr>
-          <w:rtl/>
-          <w:cs/>
-          <w:lang w:val="ar_AE" w:bidi="ar_AE"/>
-        </w:rPr>
-        <w:t>أعمال الرسل 12: 3</w:t>
-      </w:r>
-    </w:p>
-    <w:p>
-      <w:pPr>
-        <w:pStyle w:val="ListBullet"/>
-        <w:bidi/>
-        <w:spacing w:line="240" w:lineRule="auto"/>
-        <w:ind w:left="720"/>
-      </w:pPr>
-      <w:r>
-        <w:rPr>
-          <w:rtl/>
-          <w:cs/>
-          <w:lang w:val="ar_AE" w:bidi="ar_AE"/>
-        </w:rPr>
-      </w:r>
-      <w:r>
-        <w:rPr>
-          <w:rtl/>
-          <w:cs/>
-          <w:lang w:val="ar_AE" w:bidi="ar_AE"/>
-        </w:rPr>
-        <w:t>خروج 23: 14–15</w:t>
-      </w:r>
-    </w:p>
-    <w:p>
-      <w:pPr>
-        <w:pStyle w:val="ListBullet"/>
-        <w:bidi/>
-        <w:spacing w:line="240" w:lineRule="auto"/>
-        <w:ind w:left="720"/>
-      </w:pPr>
-      <w:r>
-        <w:rPr>
-          <w:rtl/>
-          <w:cs/>
-          <w:lang w:val="ar_AE" w:bidi="ar_AE"/>
-        </w:rPr>
-      </w:r>
-      <w:r>
-        <w:rPr>
-          <w:rtl/>
-          <w:cs/>
-          <w:lang w:val="ar_AE" w:bidi="ar_AE"/>
-        </w:rPr>
-        <w:t>عزرا 6: 21–22</w:t>
-      </w:r>
-    </w:p>
-    <w:p>
-      <w:pPr>
-        <w:pStyle w:val="ListBullet"/>
-        <w:bidi/>
-        <w:spacing w:line="240" w:lineRule="auto"/>
-        <w:ind w:left="720"/>
-      </w:pPr>
-      <w:r>
-        <w:rPr>
-          <w:rtl/>
-          <w:cs/>
-          <w:lang w:val="ar_AE" w:bidi="ar_AE"/>
-        </w:rPr>
-      </w:r>
-      <w:r>
-        <w:rPr>
-          <w:rtl/>
-          <w:cs/>
-          <w:lang w:val="ar_AE" w:bidi="ar_AE"/>
-        </w:rPr>
-        <w:t>تكوين 19: 1–3</w:t>
-      </w:r>
-    </w:p>
-    <w:p>
-      <w:pPr>
-        <w:pStyle w:val="ListBullet"/>
-        <w:bidi/>
-        <w:spacing w:line="240" w:lineRule="auto"/>
-        <w:ind w:left="720"/>
-      </w:pPr>
-      <w:r>
-        <w:rPr>
-          <w:rtl/>
-          <w:cs/>
-          <w:lang w:val="ar_AE" w:bidi="ar_AE"/>
-        </w:rPr>
-      </w:r>
-      <w:r>
-        <w:rPr>
-          <w:rtl/>
-          <w:cs/>
-          <w:lang w:val="ar_AE" w:bidi="ar_AE"/>
-        </w:rPr>
-        <w:t>قضاة 6: 21</w:t>
-      </w:r>
-    </w:p>
-    <w:p>
-      <w:pPr>
-        <w:pStyle w:val="ListBullet"/>
-        <w:bidi/>
-        <w:spacing w:line="240" w:lineRule="auto"/>
-        <w:ind w:left="720"/>
-      </w:pPr>
-      <w:r>
-        <w:rPr>
-          <w:rtl/>
-          <w:cs/>
-          <w:lang w:val="ar_AE" w:bidi="ar_AE"/>
-        </w:rPr>
-      </w:r>
-      <w:r>
-        <w:rPr>
-          <w:rtl/>
-          <w:cs/>
-          <w:lang w:val="ar_AE" w:bidi="ar_AE"/>
-        </w:rPr>
-        <w:t>لاويين 8: 1–3</w:t>
-      </w:r>
-    </w:p>
-    <w:p>
-      <w:pPr>
-        <w:pStyle w:val="ListBullet"/>
-        <w:bidi/>
-        <w:spacing w:line="240" w:lineRule="auto"/>
-        <w:ind w:left="720"/>
-      </w:pPr>
-      <w:r>
-        <w:rPr>
-          <w:rtl/>
-          <w:cs/>
-          <w:lang w:val="ar_AE" w:bidi="ar_AE"/>
-        </w:rPr>
-      </w:r>
-      <w:r>
-        <w:rPr>
-          <w:rtl/>
-          <w:cs/>
-          <w:lang w:val="ar_AE" w:bidi="ar_AE"/>
-        </w:rPr>
-        <w:t>لوقا 22: 1</w:t>
-      </w:r>
-    </w:p>
-    <w:p>
-      <w:pPr>
-        <w:pStyle w:val="Heading3"/>
-        <w:bidi/>
-      </w:pPr>
-      <w:r>
-        <w:rPr>
-          <w:rtl/>
-          <w:cs/>
-          <w:lang w:val="ar_AE" w:bidi="ar_AE"/>
-        </w:rPr>
-        <w:t>بيانات الكلمة:</w:t>
-      </w:r>
-    </w:p>
-    <w:p>
-      <w:pPr>
-        <w:pStyle w:val="ListBullet"/>
-        <w:bidi/>
-        <w:spacing w:line="240" w:lineRule="auto"/>
-        <w:ind w:left="720"/>
-      </w:pPr>
-      <w:r>
-        <w:rPr>
-          <w:rtl/>
-          <w:cs/>
-          <w:lang w:val="ar_AE" w:bidi="ar_AE"/>
-        </w:rPr>
-      </w:r>
-      <w:r>
-        <w:rPr>
-          <w:rtl/>
-          <w:cs/>
-          <w:lang w:val="ar_AE" w:bidi="ar_AE"/>
-        </w:rPr>
-        <w:t>سترونج: H4682, G01060</w:t>
-      </w:r>
-      <w:r>
-        <w:rPr>
-          <w:rtl/>
-          <w:cs/>
-          <w:lang w:val="ar_AE" w:bidi="ar_AE"/>
-        </w:rPr>
-      </w:r>
-      <w:r>
-        <w:rPr>
-          <w:rtl/>
-          <w:cs/>
-          <w:lang w:val="ar_AE" w:bidi="ar_AE"/>
-        </w:rPr>
-      </w:r>
-    </w:p>
-    <w:p>
-      <w:pPr>
-        <w:bidi/>
-      </w:pPr>
-      <w:r>
-        <w:rPr>
-          <w:rtl/>
-          <w:cs/>
-          <w:lang w:val="ar_AE" w:bidi="ar_AE"/>
-        </w:rPr>
-      </w:r>
-    </w:p>
-    <w:p>
-      <w:pPr>
-        <w:pStyle w:val="Heading2"/>
-        <w:bidi/>
-      </w:pPr>
-      <w:r>
-        <w:rPr>
-          <w:rtl/>
-          <w:cs/>
-          <w:lang w:val="ar_AE" w:bidi="ar_AE"/>
-        </w:rPr>
-        <w:t>فَغُور</w:t>
-      </w:r>
-      <w:r>
-        <w:rPr>
-          <w:rtl/>
-          <w:cs/>
-          <w:lang w:val="ar_AE" w:bidi="ar_AE"/>
-        </w:rPr>
-      </w:r>
-    </w:p>
-    <w:p>
-      <w:pPr>
-        <w:pStyle w:val="Heading2"/>
-        <w:bidi/>
-      </w:pPr>
-      <w:r>
-        <w:rPr>
-          <w:rtl/>
-          <w:cs/>
-          <w:lang w:val="ar_AE" w:bidi="ar_AE"/>
-        </w:rPr>
-        <w:t>فَغُور</w:t>
-      </w:r>
-      <w:r>
-        <w:rPr>
-          <w:rtl/>
-          <w:cs/>
-          <w:lang w:val="ar_AE" w:bidi="ar_AE"/>
-        </w:rPr>
-        <w:t xml:space="preserve">، جبل </w:t>
-      </w:r>
-      <w:r>
-        <w:rPr>
-          <w:rtl/>
-          <w:cs/>
-          <w:lang w:val="ar_AE" w:bidi="ar_AE"/>
-        </w:rPr>
-        <w:t>فَغُور</w:t>
-      </w:r>
-      <w:r>
-        <w:rPr>
-          <w:rtl/>
-          <w:cs/>
-          <w:lang w:val="ar_AE" w:bidi="ar_AE"/>
-        </w:rPr>
-        <w:t xml:space="preserve">، بَعْل </w:t>
-      </w:r>
-      <w:r>
-        <w:rPr>
-          <w:rtl/>
-          <w:cs/>
-          <w:lang w:val="ar_AE" w:bidi="ar_AE"/>
-        </w:rPr>
-        <w:t>فَغُور</w:t>
-      </w:r>
-    </w:p>
-    <w:p>
-      <w:pPr>
-        <w:pStyle w:val="Heading3"/>
-        <w:bidi/>
-      </w:pPr>
-      <w:r>
-        <w:rPr>
-          <w:rtl/>
-          <w:cs/>
-          <w:lang w:val="ar_AE" w:bidi="ar_AE"/>
-        </w:rPr>
-        <w:t>تعريف:</w:t>
-      </w:r>
-    </w:p>
-    <w:p>
-      <w:pPr>
-        <w:bidi/>
-      </w:pPr>
-      <w:r>
-        <w:rPr>
-          <w:rtl/>
-          <w:cs/>
-          <w:lang w:val="ar_AE" w:bidi="ar_AE"/>
-        </w:rPr>
-      </w:r>
-      <w:r>
-        <w:rPr>
-          <w:rtl/>
-          <w:cs/>
-          <w:lang w:val="ar_AE" w:bidi="ar_AE"/>
-        </w:rPr>
-        <w:t>يشير مصطلحا "</w:t>
-      </w:r>
-      <w:r>
-        <w:rPr>
-          <w:rtl/>
-          <w:cs/>
-          <w:lang w:val="ar_AE" w:bidi="ar_AE"/>
-        </w:rPr>
-        <w:t>فَغُور</w:t>
-      </w:r>
-      <w:r>
-        <w:rPr>
-          <w:rtl/>
-          <w:cs/>
-          <w:lang w:val="ar_AE" w:bidi="ar_AE"/>
-        </w:rPr>
-        <w:t xml:space="preserve">" و "جبل </w:t>
-      </w:r>
-      <w:r>
-        <w:rPr>
-          <w:rtl/>
-          <w:cs/>
-          <w:lang w:val="ar_AE" w:bidi="ar_AE"/>
-        </w:rPr>
-        <w:t>فَغُور</w:t>
-      </w:r>
-      <w:r>
-        <w:rPr>
-          <w:rtl/>
-          <w:cs/>
-          <w:lang w:val="ar_AE" w:bidi="ar_AE"/>
-        </w:rPr>
-        <w:t>" إلى جبلٍ يقع شمال شرق البحر المَيِّت، في منطقة مُوآب.</w:t>
-      </w:r>
-    </w:p>
-    <w:p>
-      <w:pPr>
-        <w:pStyle w:val="ListBullet"/>
-        <w:bidi/>
-        <w:spacing w:line="240" w:lineRule="auto"/>
-        <w:ind w:left="720"/>
-      </w:pPr>
-      <w:r>
-        <w:rPr>
-          <w:rtl/>
-          <w:cs/>
-          <w:lang w:val="ar_AE" w:bidi="ar_AE"/>
-        </w:rPr>
-      </w:r>
-      <w:r>
-        <w:rPr>
-          <w:rtl/>
-          <w:cs/>
-          <w:lang w:val="ar_AE" w:bidi="ar_AE"/>
-        </w:rPr>
-        <w:t xml:space="preserve">كان "بيت </w:t>
-      </w:r>
-      <w:r>
-        <w:rPr>
-          <w:rtl/>
-          <w:cs/>
-          <w:lang w:val="ar_AE" w:bidi="ar_AE"/>
-        </w:rPr>
-        <w:t>فَغُور</w:t>
-      </w:r>
-      <w:r>
-        <w:rPr>
-          <w:rtl/>
-          <w:cs/>
-          <w:lang w:val="ar_AE" w:bidi="ar_AE"/>
-        </w:rPr>
-        <w:t>" اسم مدينة، ربما تقع على ذلك الجبل أو بالقُرب منه. في هذا المكان مات موسى بعد أن أراه الله أرض الموعد.</w:t>
-      </w:r>
-    </w:p>
-    <w:p>
-      <w:pPr>
-        <w:pStyle w:val="ListBullet"/>
-        <w:bidi/>
-        <w:spacing w:line="240" w:lineRule="auto"/>
-        <w:ind w:left="720"/>
-      </w:pPr>
-      <w:r>
-        <w:rPr>
-          <w:rtl/>
-          <w:cs/>
-          <w:lang w:val="ar_AE" w:bidi="ar_AE"/>
-        </w:rPr>
-      </w:r>
-      <w:r>
-        <w:rPr>
-          <w:rtl/>
-          <w:cs/>
-          <w:lang w:val="ar_AE" w:bidi="ar_AE"/>
-        </w:rPr>
-        <w:t>كان "بَعْل فَغُور" إله الموآبيين الزائف الذين عبدنه في جبل فَغُور. كذلك فعل بنو إسرائيل أيضًا حينما أبتداو يعبدون هذا الوثن فعاقبهم الله على ذلك.</w:t>
-      </w:r>
-    </w:p>
-    <w:p>
-      <w:pPr>
-        <w:bidi/>
-      </w:pPr>
-      <w:r>
-        <w:rPr>
-          <w:rtl/>
-          <w:cs/>
-          <w:lang w:val="ar_AE" w:bidi="ar_AE"/>
-        </w:rPr>
-      </w:r>
-      <w:r>
-        <w:rPr>
-          <w:rtl/>
-          <w:cs/>
-          <w:lang w:val="ar_AE" w:bidi="ar_AE"/>
-        </w:rPr>
-        <w:t>(اقتراحات التَّرْجَمَة: كيفية تَرْجَمَة الأسماء)</w:t>
-      </w:r>
-    </w:p>
-    <w:p>
-      <w:pPr>
-        <w:bidi/>
-      </w:pPr>
-      <w:r>
-        <w:rPr>
-          <w:rtl/>
-          <w:cs/>
-          <w:lang w:val="ar_AE" w:bidi="ar_AE"/>
-        </w:rPr>
-      </w:r>
-      <w:r>
-        <w:rPr>
-          <w:rtl/>
-          <w:cs/>
-          <w:lang w:val="ar_AE" w:bidi="ar_AE"/>
-        </w:rPr>
-        <w:t xml:space="preserve">(انظر أيضًا: </w:t>
-      </w:r>
-      <w:r>
-        <w:rPr>
-          <w:rtl/>
-          <w:cs/>
-          <w:lang w:val="ar_AE" w:bidi="ar_AE"/>
-        </w:rPr>
-        <w:t>بَعْل</w:t>
-      </w:r>
-      <w:r>
-        <w:rPr>
-          <w:rtl/>
-          <w:cs/>
-          <w:lang w:val="ar_AE" w:bidi="ar_AE"/>
-        </w:rPr>
-        <w:t xml:space="preserve">، </w:t>
-      </w:r>
-      <w:r>
-        <w:rPr>
-          <w:rtl/>
-          <w:cs/>
-          <w:lang w:val="ar_AE" w:bidi="ar_AE"/>
-        </w:rPr>
-        <w:t>إله زائف</w:t>
-      </w:r>
-      <w:r>
-        <w:rPr>
-          <w:rtl/>
-          <w:cs/>
-          <w:lang w:val="ar_AE" w:bidi="ar_AE"/>
-        </w:rPr>
-        <w:t xml:space="preserve">، </w:t>
-      </w:r>
-      <w:r>
-        <w:rPr>
-          <w:rtl/>
-          <w:cs/>
-          <w:lang w:val="ar_AE" w:bidi="ar_AE"/>
-        </w:rPr>
-        <w:t>مُوآب</w:t>
-      </w:r>
-      <w:r>
-        <w:rPr>
-          <w:rtl/>
-          <w:cs/>
-          <w:lang w:val="ar_AE" w:bidi="ar_AE"/>
-        </w:rPr>
-        <w:t xml:space="preserve">، </w:t>
-      </w:r>
-      <w:r>
-        <w:rPr>
-          <w:rtl/>
-          <w:cs/>
-          <w:lang w:val="ar_AE" w:bidi="ar_AE"/>
-        </w:rPr>
-        <w:t>البحر المَيِّت</w:t>
-      </w:r>
-      <w:r>
-        <w:rPr>
-          <w:rtl/>
-          <w:cs/>
-          <w:lang w:val="ar_AE" w:bidi="ar_AE"/>
-        </w:rPr>
-        <w:t xml:space="preserve">، </w:t>
-      </w:r>
-      <w:r>
-        <w:rPr>
-          <w:rtl/>
-          <w:cs/>
-          <w:lang w:val="ar_AE" w:bidi="ar_AE"/>
-        </w:rPr>
-        <w:t>عبادة</w:t>
-      </w:r>
-      <w:r>
-        <w:rPr>
-          <w:rtl/>
-          <w:cs/>
-          <w:lang w:val="ar_AE" w:bidi="ar_AE"/>
-        </w:rPr>
-        <w:t>)</w:t>
-      </w:r>
-    </w:p>
-    <w:p>
-      <w:pPr>
-        <w:pStyle w:val="Heading3"/>
-        <w:bidi/>
-      </w:pPr>
-      <w:r>
-        <w:rPr>
-          <w:rtl/>
-          <w:cs/>
-          <w:lang w:val="ar_AE" w:bidi="ar_AE"/>
-        </w:rPr>
-        <w:t>مراجع الكتاب المقدس:</w:t>
-      </w:r>
-    </w:p>
-    <w:p>
-      <w:pPr>
-        <w:pStyle w:val="ListBullet"/>
-        <w:bidi/>
-        <w:spacing w:line="240" w:lineRule="auto"/>
-        <w:ind w:left="720"/>
-      </w:pPr>
-      <w:r>
-        <w:rPr>
-          <w:rtl/>
-          <w:cs/>
-          <w:lang w:val="ar_AE" w:bidi="ar_AE"/>
-        </w:rPr>
-      </w:r>
-      <w:r>
-        <w:rPr>
-          <w:rtl/>
-          <w:cs/>
-          <w:lang w:val="ar_AE" w:bidi="ar_AE"/>
-        </w:rPr>
-        <w:t>العدد 23: 28–30</w:t>
-      </w:r>
-    </w:p>
-    <w:p>
-      <w:pPr>
-        <w:pStyle w:val="ListBullet"/>
-        <w:bidi/>
-        <w:spacing w:line="240" w:lineRule="auto"/>
-        <w:ind w:left="720"/>
-      </w:pPr>
-      <w:r>
-        <w:rPr>
-          <w:rtl/>
-          <w:cs/>
-          <w:lang w:val="ar_AE" w:bidi="ar_AE"/>
-        </w:rPr>
-      </w:r>
-      <w:r>
-        <w:rPr>
-          <w:rtl/>
-          <w:cs/>
-          <w:lang w:val="ar_AE" w:bidi="ar_AE"/>
-        </w:rPr>
-        <w:t>العدد 31: 16–17</w:t>
-      </w:r>
-    </w:p>
-    <w:p>
-      <w:pPr>
-        <w:pStyle w:val="ListBullet"/>
-        <w:bidi/>
-        <w:spacing w:line="240" w:lineRule="auto"/>
-        <w:ind w:left="720"/>
-      </w:pPr>
-      <w:r>
-        <w:rPr>
-          <w:rtl/>
-          <w:cs/>
-          <w:lang w:val="ar_AE" w:bidi="ar_AE"/>
-        </w:rPr>
-      </w:r>
-      <w:r>
-        <w:rPr>
-          <w:rtl/>
-          <w:cs/>
-          <w:lang w:val="ar_AE" w:bidi="ar_AE"/>
-        </w:rPr>
-        <w:t>المزامير 106: 28–29</w:t>
-      </w:r>
-    </w:p>
-    <w:p>
-      <w:pPr>
-        <w:pStyle w:val="Heading3"/>
-        <w:bidi/>
-      </w:pPr>
-      <w:r>
-        <w:rPr>
-          <w:rtl/>
-          <w:cs/>
-          <w:lang w:val="ar_AE" w:bidi="ar_AE"/>
-        </w:rPr>
-        <w:t>بيانات الكلمة:</w:t>
-      </w:r>
-    </w:p>
-    <w:p>
-      <w:pPr>
-        <w:pStyle w:val="ListBullet"/>
-        <w:bidi/>
-        <w:spacing w:line="240" w:lineRule="auto"/>
-        <w:ind w:left="720"/>
-      </w:pPr>
-      <w:r>
-        <w:rPr>
-          <w:rtl/>
-          <w:cs/>
-          <w:lang w:val="ar_AE" w:bidi="ar_AE"/>
-        </w:rPr>
-      </w:r>
-      <w:r>
-        <w:rPr>
-          <w:rtl/>
-          <w:cs/>
-          <w:lang w:val="ar_AE" w:bidi="ar_AE"/>
-        </w:rPr>
-        <w:t>سترونغ: H1047، H1187، H6465</w:t>
-      </w:r>
-      <w:r>
-        <w:rPr>
-          <w:rtl/>
-          <w:cs/>
-          <w:lang w:val="ar_AE" w:bidi="ar_AE"/>
-        </w:rPr>
-      </w:r>
-      <w:r>
-        <w:rPr>
-          <w:rtl/>
-          <w:cs/>
-          <w:lang w:val="ar_AE" w:bidi="ar_AE"/>
-        </w:rPr>
-      </w:r>
-    </w:p>
-    <w:p>
-      <w:pPr>
-        <w:bidi/>
-      </w:pPr>
-      <w:r>
-        <w:rPr>
-          <w:rtl/>
-          <w:cs/>
-          <w:lang w:val="ar_AE" w:bidi="ar_AE"/>
-        </w:rPr>
-      </w:r>
-    </w:p>
-    <w:p>
-      <w:pPr>
-        <w:pStyle w:val="Heading2"/>
-        <w:bidi/>
-      </w:pPr>
-      <w:r>
-        <w:rPr>
-          <w:rtl/>
-          <w:cs/>
-          <w:lang w:val="ar_AE" w:bidi="ar_AE"/>
-        </w:rPr>
-        <w:t>فِكر</w:t>
-      </w:r>
-      <w:r>
-        <w:rPr>
-          <w:rtl/>
-          <w:cs/>
-          <w:lang w:val="ar_AE" w:bidi="ar_AE"/>
-        </w:rPr>
-      </w:r>
-    </w:p>
-    <w:p>
-      <w:pPr>
-        <w:pStyle w:val="Heading3"/>
-        <w:bidi/>
-      </w:pPr>
-      <w:r>
-        <w:rPr>
-          <w:rtl/>
-          <w:cs/>
-          <w:lang w:val="ar_AE" w:bidi="ar_AE"/>
-        </w:rPr>
-        <w:t>التعريف:</w:t>
-      </w:r>
-    </w:p>
-    <w:p>
-      <w:pPr>
-        <w:bidi/>
-      </w:pPr>
-      <w:r>
-        <w:rPr>
-          <w:rtl/>
-          <w:cs/>
-          <w:lang w:val="ar_AE" w:bidi="ar_AE"/>
-        </w:rPr>
-      </w:r>
-      <w:r>
-        <w:rPr>
-          <w:rtl/>
-          <w:cs/>
-          <w:lang w:val="ar_AE" w:bidi="ar_AE"/>
-        </w:rPr>
-        <w:t>يشير مصطلح "الفكر" إلى ذلك الجزء من الإنسان الذي يفكر ويتخذ القرارات.</w:t>
-      </w:r>
-    </w:p>
-    <w:p>
-      <w:pPr>
-        <w:pStyle w:val="ListBullet"/>
-        <w:bidi/>
-        <w:spacing w:line="240" w:lineRule="auto"/>
-        <w:ind w:left="720"/>
-      </w:pPr>
-      <w:r>
-        <w:rPr>
-          <w:rtl/>
-          <w:cs/>
-          <w:lang w:val="ar_AE" w:bidi="ar_AE"/>
-        </w:rPr>
-      </w:r>
-      <w:r>
-        <w:rPr>
-          <w:rtl/>
-          <w:cs/>
-          <w:lang w:val="ar_AE" w:bidi="ar_AE"/>
-        </w:rPr>
-        <w:t>إن فِكر كل إنسان هو مجموع أفكاره ومنطقه.</w:t>
-      </w:r>
-    </w:p>
-    <w:p>
-      <w:pPr>
-        <w:pStyle w:val="ListBullet"/>
-        <w:bidi/>
-        <w:spacing w:line="240" w:lineRule="auto"/>
-        <w:ind w:left="720"/>
-      </w:pPr>
-      <w:r>
-        <w:rPr>
-          <w:rtl/>
-          <w:cs/>
-          <w:lang w:val="ar_AE" w:bidi="ar_AE"/>
-        </w:rPr>
-      </w:r>
-      <w:r>
-        <w:rPr>
-          <w:rtl/>
-          <w:cs/>
-          <w:lang w:val="ar_AE" w:bidi="ar_AE"/>
-        </w:rPr>
-        <w:t>أن "يكون لك فكر المسيح" يعني أن تفكر وتتصرف كما كان يسوع المسيح سيفكر ويتصرف.و يعني أيضًا أن تكون طائعًا لله الآب، وأن تطيع تعاليم المسيح، و ذلك من خلال قوة الروح القدس.</w:t>
-      </w:r>
-    </w:p>
-    <w:p>
-      <w:pPr>
-        <w:pStyle w:val="ListBullet"/>
-        <w:bidi/>
-        <w:spacing w:line="240" w:lineRule="auto"/>
-        <w:ind w:left="720"/>
-      </w:pPr>
-      <w:r>
-        <w:rPr>
-          <w:rtl/>
-          <w:cs/>
-          <w:lang w:val="ar_AE" w:bidi="ar_AE"/>
-        </w:rPr>
-      </w:r>
-      <w:r>
-        <w:rPr>
-          <w:rtl/>
-          <w:cs/>
-          <w:lang w:val="ar_AE" w:bidi="ar_AE"/>
-        </w:rPr>
-        <w:t>إن عبارة "</w:t>
-      </w:r>
-      <w:r>
-        <w:rPr>
-          <w:rtl/>
-          <w:cs/>
-          <w:lang w:val="ar_AE" w:bidi="ar_AE"/>
-        </w:rPr>
-        <w:t>نَدِمَ</w:t>
-      </w:r>
-      <w:r>
-        <w:rPr>
-          <w:rtl/>
-          <w:cs/>
-          <w:lang w:val="ar_AE" w:bidi="ar_AE"/>
-        </w:rPr>
-        <w:t>" تعني إتخاذ شخص ما قرارًا مختلفًا أو أن لديه رأي مختلف عما كان لديه سابقًا.</w:t>
-      </w:r>
-    </w:p>
-    <w:p>
-      <w:pPr>
-        <w:pStyle w:val="Heading3"/>
-        <w:bidi/>
-      </w:pPr>
-      <w:r>
-        <w:rPr>
-          <w:rtl/>
-          <w:cs/>
-          <w:lang w:val="ar_AE" w:bidi="ar_AE"/>
-        </w:rPr>
-        <w:t>اقتراحات الترجمة</w:t>
-      </w:r>
-    </w:p>
-    <w:p>
-      <w:pPr>
-        <w:pStyle w:val="ListBullet"/>
-        <w:bidi/>
-        <w:spacing w:line="240" w:lineRule="auto"/>
-        <w:ind w:left="720"/>
-      </w:pPr>
-      <w:r>
-        <w:rPr>
-          <w:rtl/>
-          <w:cs/>
-          <w:lang w:val="ar_AE" w:bidi="ar_AE"/>
-        </w:rPr>
-      </w:r>
-      <w:r>
-        <w:rPr>
-          <w:rtl/>
-          <w:cs/>
-          <w:lang w:val="ar_AE" w:bidi="ar_AE"/>
-        </w:rPr>
-        <w:t>يمكن أيضًا ترجمة مصطلح "الفكر" إلى "الأفكار" أو "التفكير" أو "الفهم".</w:t>
-      </w:r>
-    </w:p>
-    <w:p>
-      <w:pPr>
-        <w:pStyle w:val="ListBullet"/>
-        <w:bidi/>
-        <w:spacing w:line="240" w:lineRule="auto"/>
-        <w:ind w:left="720"/>
-      </w:pPr>
-      <w:r>
-        <w:rPr>
-          <w:rtl/>
-          <w:cs/>
-          <w:lang w:val="ar_AE" w:bidi="ar_AE"/>
-        </w:rPr>
-      </w:r>
-      <w:r>
-        <w:rPr>
-          <w:rtl/>
-          <w:cs/>
-          <w:lang w:val="ar_AE" w:bidi="ar_AE"/>
-        </w:rPr>
-        <w:t>يمكن ترجمة التعبير "ضع في الإعتبار" إلى "تذكر" أو "انتبه لهذا" أو "تأكد من معرفة هذا".</w:t>
-      </w:r>
-    </w:p>
-    <w:p>
-      <w:pPr>
-        <w:pStyle w:val="ListBullet"/>
-        <w:bidi/>
-        <w:spacing w:line="240" w:lineRule="auto"/>
-        <w:ind w:left="720"/>
-      </w:pPr>
-      <w:r>
-        <w:rPr>
-          <w:rtl/>
-          <w:cs/>
-          <w:lang w:val="ar_AE" w:bidi="ar_AE"/>
-        </w:rPr>
-      </w:r>
-      <w:r>
-        <w:rPr>
-          <w:rtl/>
-          <w:cs/>
-          <w:lang w:val="ar_AE" w:bidi="ar_AE"/>
-        </w:rPr>
-        <w:t>يمكن أيضًا ترجمة التعبير " قلبك، و نفسك، و فكرك" إلى "ما تشعر به، وما تؤمن به، وما تفكر فيه".</w:t>
-      </w:r>
-    </w:p>
-    <w:p>
-      <w:pPr>
-        <w:pStyle w:val="ListBullet"/>
-        <w:bidi/>
-        <w:spacing w:line="240" w:lineRule="auto"/>
-        <w:ind w:left="720"/>
-      </w:pPr>
-      <w:r>
-        <w:rPr>
-          <w:rtl/>
-          <w:cs/>
-          <w:lang w:val="ar_AE" w:bidi="ar_AE"/>
-        </w:rPr>
-      </w:r>
-      <w:r>
-        <w:rPr>
-          <w:rtl/>
-          <w:cs/>
-          <w:lang w:val="ar_AE" w:bidi="ar_AE"/>
-        </w:rPr>
-        <w:t>يمكن ترجمة التعبير "استحضر" إلى "تذكر" أو "فكر في".</w:t>
-      </w:r>
-    </w:p>
-    <w:p>
-      <w:pPr>
-        <w:pStyle w:val="ListBullet"/>
-        <w:bidi/>
-        <w:spacing w:line="240" w:lineRule="auto"/>
-        <w:ind w:left="720"/>
-      </w:pPr>
-      <w:r>
-        <w:rPr>
-          <w:rtl/>
-          <w:cs/>
-          <w:lang w:val="ar_AE" w:bidi="ar_AE"/>
-        </w:rPr>
-      </w:r>
-      <w:r>
-        <w:rPr>
-          <w:rtl/>
-          <w:cs/>
-          <w:lang w:val="ar_AE" w:bidi="ar_AE"/>
-        </w:rPr>
-        <w:t xml:space="preserve">يمكن أيضًا ترجمة عبارة " </w:t>
-      </w:r>
-      <w:r>
-        <w:rPr>
-          <w:rtl/>
-          <w:cs/>
-          <w:lang w:val="ar_AE" w:bidi="ar_AE"/>
-        </w:rPr>
-        <w:t>نَدِمَ وَ مَضَى</w:t>
-      </w:r>
-      <w:r>
-        <w:rPr>
-          <w:rtl/>
-          <w:cs/>
-          <w:lang w:val="ar_AE" w:bidi="ar_AE"/>
-        </w:rPr>
-        <w:t>" إلى "قرر قرارًا مغايرًا و مضى" أو "قرر الذهاب في النهاية" أو "غير رأيه و مضى".</w:t>
-      </w:r>
-    </w:p>
-    <w:p>
-      <w:pPr>
-        <w:pStyle w:val="ListBullet"/>
-        <w:bidi/>
-        <w:spacing w:line="240" w:lineRule="auto"/>
-        <w:ind w:left="720"/>
-      </w:pPr>
-      <w:r>
-        <w:rPr>
-          <w:rtl/>
-          <w:cs/>
-          <w:lang w:val="ar_AE" w:bidi="ar_AE"/>
-        </w:rPr>
-      </w:r>
-      <w:r>
-        <w:rPr>
-          <w:rtl/>
-          <w:cs/>
-          <w:lang w:val="ar_AE" w:bidi="ar_AE"/>
-        </w:rPr>
-        <w:t>يمكن أيضًا ترجمة التعبير "</w:t>
-      </w:r>
-      <w:r>
-        <w:rPr>
-          <w:rtl/>
-          <w:cs/>
-          <w:lang w:val="ar_AE" w:bidi="ar_AE"/>
-        </w:rPr>
-        <w:t>ذَوِي ٱلرَّأْيَيْنِ</w:t>
-      </w:r>
-      <w:r>
-        <w:rPr>
-          <w:rtl/>
-          <w:cs/>
-          <w:lang w:val="ar_AE" w:bidi="ar_AE"/>
-        </w:rPr>
-        <w:t>" إلى "متشككين" أو "غير قادرين على اتخاذ القرار" أو "ذوي أفكار متضاربة".</w:t>
-      </w:r>
-    </w:p>
-    <w:p>
-      <w:pPr>
-        <w:bidi/>
-      </w:pPr>
-      <w:r>
-        <w:rPr>
-          <w:rtl/>
-          <w:cs/>
-          <w:lang w:val="ar_AE" w:bidi="ar_AE"/>
-        </w:rPr>
-      </w:r>
-      <w:r>
-        <w:rPr>
-          <w:rtl/>
-          <w:cs/>
-          <w:lang w:val="ar_AE" w:bidi="ar_AE"/>
-        </w:rPr>
-        <w:t xml:space="preserve">(انظر أيضًا: </w:t>
-      </w:r>
-      <w:r>
-        <w:rPr>
-          <w:rtl/>
-          <w:cs/>
-          <w:lang w:val="ar_AE" w:bidi="ar_AE"/>
-        </w:rPr>
-        <w:t>يؤمن</w:t>
-      </w:r>
-      <w:r>
-        <w:rPr>
-          <w:rtl/>
-          <w:cs/>
-          <w:lang w:val="ar_AE" w:bidi="ar_AE"/>
-        </w:rPr>
-        <w:t xml:space="preserve">, </w:t>
-      </w:r>
-      <w:r>
-        <w:rPr>
-          <w:rtl/>
-          <w:cs/>
-          <w:lang w:val="ar_AE" w:bidi="ar_AE"/>
-        </w:rPr>
-        <w:t>القلب</w:t>
-      </w:r>
-      <w:r>
-        <w:rPr>
-          <w:rtl/>
-          <w:cs/>
-          <w:lang w:val="ar_AE" w:bidi="ar_AE"/>
-        </w:rPr>
-        <w:t xml:space="preserve">, </w:t>
-      </w:r>
-      <w:r>
-        <w:rPr>
-          <w:rtl/>
-          <w:cs/>
-          <w:lang w:val="ar_AE" w:bidi="ar_AE"/>
-        </w:rPr>
-        <w:t>النفس</w:t>
-      </w:r>
-      <w:r>
-        <w:rPr>
-          <w:rtl/>
-          <w:cs/>
-          <w:lang w:val="ar_AE" w:bidi="ar_AE"/>
-        </w:rPr>
-        <w:t>)</w:t>
-      </w:r>
-    </w:p>
-    <w:p>
-      <w:pPr>
-        <w:pStyle w:val="Heading3"/>
-        <w:bidi/>
-      </w:pPr>
-      <w:r>
-        <w:rPr>
-          <w:rtl/>
-          <w:cs/>
-          <w:lang w:val="ar_AE" w:bidi="ar_AE"/>
-        </w:rPr>
-        <w:t>نصوص كتابية:</w:t>
-      </w:r>
-    </w:p>
-    <w:p>
-      <w:pPr>
-        <w:pStyle w:val="ListBullet"/>
-        <w:bidi/>
-        <w:spacing w:line="240" w:lineRule="auto"/>
-        <w:ind w:left="720"/>
-      </w:pPr>
-      <w:r>
-        <w:rPr>
-          <w:rtl/>
-          <w:cs/>
-          <w:lang w:val="ar_AE" w:bidi="ar_AE"/>
-        </w:rPr>
-      </w:r>
-      <w:r>
-        <w:rPr>
-          <w:rtl/>
-          <w:cs/>
-          <w:lang w:val="ar_AE" w:bidi="ar_AE"/>
-        </w:rPr>
-        <w:t>لوقا10 :27</w:t>
-      </w:r>
-    </w:p>
-    <w:p>
-      <w:pPr>
-        <w:pStyle w:val="ListBullet"/>
-        <w:bidi/>
-        <w:spacing w:line="240" w:lineRule="auto"/>
-        <w:ind w:left="720"/>
-      </w:pPr>
-      <w:r>
-        <w:rPr>
-          <w:rtl/>
-          <w:cs/>
-          <w:lang w:val="ar_AE" w:bidi="ar_AE"/>
-        </w:rPr>
-      </w:r>
-      <w:r>
-        <w:rPr>
-          <w:rtl/>
-          <w:cs/>
-          <w:lang w:val="ar_AE" w:bidi="ar_AE"/>
-        </w:rPr>
-        <w:t>مرقس6 :51–52</w:t>
-      </w:r>
-    </w:p>
-    <w:p>
-      <w:pPr>
-        <w:pStyle w:val="ListBullet"/>
-        <w:bidi/>
-        <w:spacing w:line="240" w:lineRule="auto"/>
-        <w:ind w:left="720"/>
-      </w:pPr>
-      <w:r>
-        <w:rPr>
-          <w:rtl/>
-          <w:cs/>
-          <w:lang w:val="ar_AE" w:bidi="ar_AE"/>
-        </w:rPr>
-      </w:r>
-      <w:r>
-        <w:rPr>
-          <w:rtl/>
-          <w:cs/>
-          <w:lang w:val="ar_AE" w:bidi="ar_AE"/>
-        </w:rPr>
-        <w:t>متى21 :29</w:t>
-      </w:r>
-    </w:p>
-    <w:p>
-      <w:pPr>
-        <w:pStyle w:val="ListBullet"/>
-        <w:bidi/>
-        <w:spacing w:line="240" w:lineRule="auto"/>
-        <w:ind w:left="720"/>
-      </w:pPr>
-      <w:r>
-        <w:rPr>
-          <w:rtl/>
-          <w:cs/>
-          <w:lang w:val="ar_AE" w:bidi="ar_AE"/>
-        </w:rPr>
-      </w:r>
-      <w:r>
-        <w:rPr>
-          <w:rtl/>
-          <w:cs/>
-          <w:lang w:val="ar_AE" w:bidi="ar_AE"/>
-        </w:rPr>
-        <w:t>متى22 :37</w:t>
-      </w:r>
-    </w:p>
-    <w:p>
-      <w:pPr>
-        <w:pStyle w:val="ListBullet"/>
-        <w:bidi/>
-        <w:spacing w:line="240" w:lineRule="auto"/>
-        <w:ind w:left="720"/>
-      </w:pPr>
-      <w:r>
-        <w:rPr>
-          <w:rtl/>
-          <w:cs/>
-          <w:lang w:val="ar_AE" w:bidi="ar_AE"/>
-        </w:rPr>
-      </w:r>
-      <w:r>
-        <w:rPr>
-          <w:rtl/>
-          <w:cs/>
-          <w:lang w:val="ar_AE" w:bidi="ar_AE"/>
-        </w:rPr>
-        <w:t>يعقوب4 :8</w:t>
-      </w:r>
-    </w:p>
-    <w:p>
-      <w:pPr>
-        <w:pStyle w:val="Heading3"/>
-        <w:bidi/>
-      </w:pPr>
-      <w:r>
-        <w:rPr>
-          <w:rtl/>
-          <w:cs/>
-          <w:lang w:val="ar_AE" w:bidi="ar_AE"/>
-        </w:rPr>
-        <w:t>بيانات الكلمة:</w:t>
-      </w:r>
-    </w:p>
-    <w:p>
-      <w:pPr>
-        <w:pStyle w:val="ListBullet"/>
-        <w:bidi/>
-        <w:spacing w:line="240" w:lineRule="auto"/>
-        <w:ind w:left="720"/>
-      </w:pPr>
-      <w:r>
-        <w:rPr>
-          <w:rtl/>
-          <w:cs/>
-          <w:lang w:val="ar_AE" w:bidi="ar_AE"/>
-        </w:rPr>
-      </w:r>
-      <w:r>
-        <w:rPr>
-          <w:rtl/>
-          <w:cs/>
-          <w:lang w:val="ar_AE" w:bidi="ar_AE"/>
-        </w:rPr>
-        <w:t>سترونج: H3629, H3820, H3824, H5162, H7725, G12710, G13740, G33280, G35250, G35400, G35630, G49930, G55900</w:t>
-      </w:r>
-      <w:r>
-        <w:rPr>
-          <w:rtl/>
-          <w:cs/>
-          <w:lang w:val="ar_AE" w:bidi="ar_AE"/>
-        </w:rPr>
-      </w:r>
-      <w:r>
-        <w:rPr>
-          <w:rtl/>
-          <w:cs/>
-          <w:lang w:val="ar_AE" w:bidi="ar_AE"/>
-        </w:rPr>
-      </w:r>
-    </w:p>
-    <w:p>
-      <w:pPr>
-        <w:bidi/>
-      </w:pPr>
-      <w:r>
-        <w:rPr>
-          <w:rtl/>
-          <w:cs/>
-          <w:lang w:val="ar_AE" w:bidi="ar_AE"/>
-        </w:rPr>
-      </w:r>
-    </w:p>
-    <w:p>
-      <w:pPr>
-        <w:pStyle w:val="Heading2"/>
-        <w:bidi/>
-      </w:pPr>
-      <w:r>
-        <w:rPr>
-          <w:rtl/>
-          <w:cs/>
-          <w:lang w:val="ar_AE" w:bidi="ar_AE"/>
-        </w:rPr>
-        <w:t>فلسطين</w:t>
-      </w:r>
-      <w:r>
-        <w:rPr>
-          <w:rtl/>
-          <w:cs/>
-          <w:lang w:val="ar_AE" w:bidi="ar_AE"/>
-        </w:rPr>
-      </w:r>
-    </w:p>
-    <w:p>
-      <w:pPr>
-        <w:pStyle w:val="Heading3"/>
-        <w:bidi/>
-      </w:pPr>
-      <w:r>
-        <w:rPr>
-          <w:rtl/>
-          <w:cs/>
-          <w:lang w:val="ar_AE" w:bidi="ar_AE"/>
-        </w:rPr>
-        <w:t>تعريف:</w:t>
-      </w:r>
-    </w:p>
-    <w:p>
-      <w:pPr>
-        <w:bidi/>
-      </w:pPr>
-      <w:r>
-        <w:rPr>
-          <w:rtl/>
-          <w:cs/>
-          <w:lang w:val="ar_AE" w:bidi="ar_AE"/>
-        </w:rPr>
-      </w:r>
-      <w:r>
-        <w:rPr>
-          <w:rtl/>
-          <w:cs/>
-          <w:lang w:val="ar_AE" w:bidi="ar_AE"/>
-        </w:rPr>
-        <w:t>فلسطين هو اسم منطقة كبيرة في أرض كنعان، تقع على طول ساحل البحر الأبيض المتوسط.</w:t>
-      </w:r>
-    </w:p>
-    <w:p>
-      <w:pPr>
-        <w:pStyle w:val="ListBullet"/>
-        <w:bidi/>
-        <w:spacing w:line="240" w:lineRule="auto"/>
-        <w:ind w:left="720"/>
-      </w:pPr>
-      <w:r>
-        <w:rPr>
-          <w:rtl/>
-          <w:cs/>
-          <w:lang w:val="ar_AE" w:bidi="ar_AE"/>
-        </w:rPr>
-      </w:r>
-      <w:r>
-        <w:rPr>
-          <w:rtl/>
-          <w:cs/>
-          <w:lang w:val="ar_AE" w:bidi="ar_AE"/>
-        </w:rPr>
-        <w:t>كانت المنطقة تقع على طول السهل الساحلي الخصب جداً الممتد من يافا شمالاً إلى غزة جنوباً. وكان طولها حوالي 64 كم وعرضها 16 كم.</w:t>
-      </w:r>
-    </w:p>
-    <w:p>
-      <w:pPr>
-        <w:pStyle w:val="ListBullet"/>
-        <w:bidi/>
-        <w:spacing w:line="240" w:lineRule="auto"/>
-        <w:ind w:left="720"/>
-      </w:pPr>
-      <w:r>
-        <w:rPr>
-          <w:rtl/>
-          <w:cs/>
-          <w:lang w:val="ar_AE" w:bidi="ar_AE"/>
-        </w:rPr>
-      </w:r>
-      <w:r>
-        <w:rPr>
-          <w:rtl/>
-          <w:cs/>
-          <w:lang w:val="ar_AE" w:bidi="ar_AE"/>
-        </w:rPr>
-        <w:t>كانت فلسطين محتلة من قبل ”الفلسطيين“، وهم مجموعة من الناس الأقوياء الذين كانوا أعداءً معتادين لبني إسرائيل.</w:t>
-      </w:r>
-    </w:p>
-    <w:p>
-      <w:pPr>
-        <w:bidi/>
-      </w:pPr>
-      <w:r>
-        <w:rPr>
-          <w:rtl/>
-          <w:cs/>
-          <w:lang w:val="ar_AE" w:bidi="ar_AE"/>
-        </w:rPr>
-      </w:r>
-      <w:r>
-        <w:rPr>
-          <w:rtl/>
-          <w:cs/>
-          <w:lang w:val="ar_AE" w:bidi="ar_AE"/>
-        </w:rPr>
-        <w:t xml:space="preserve">(انظر أيضًا: </w:t>
-      </w:r>
-      <w:r>
-        <w:rPr>
-          <w:rtl/>
-          <w:cs/>
-          <w:lang w:val="ar_AE" w:bidi="ar_AE"/>
-        </w:rPr>
-        <w:t>الفلسطينيين</w:t>
-      </w:r>
-      <w:r>
-        <w:rPr>
-          <w:rtl/>
-          <w:cs/>
-          <w:lang w:val="ar_AE" w:bidi="ar_AE"/>
-        </w:rPr>
-        <w:t xml:space="preserve">, </w:t>
-      </w:r>
-      <w:r>
-        <w:rPr>
-          <w:rtl/>
-          <w:cs/>
-          <w:lang w:val="ar_AE" w:bidi="ar_AE"/>
-        </w:rPr>
-        <w:t>غزة</w:t>
-      </w:r>
-      <w:r>
-        <w:rPr>
-          <w:rtl/>
-          <w:cs/>
-          <w:lang w:val="ar_AE" w:bidi="ar_AE"/>
-        </w:rPr>
-        <w:t xml:space="preserve">, </w:t>
-      </w:r>
-      <w:r>
-        <w:rPr>
-          <w:rtl/>
-          <w:cs/>
-          <w:lang w:val="ar_AE" w:bidi="ar_AE"/>
-        </w:rPr>
-        <w:t>يافا</w:t>
-      </w:r>
-      <w:r>
-        <w:rPr>
-          <w:rtl/>
-          <w:cs/>
-          <w:lang w:val="ar_AE" w:bidi="ar_AE"/>
-        </w:rPr>
-        <w:t>)</w:t>
-      </w:r>
-    </w:p>
-    <w:p>
-      <w:pPr>
-        <w:pStyle w:val="Heading3"/>
-        <w:bidi/>
-      </w:pPr>
-      <w:r>
-        <w:rPr>
-          <w:rtl/>
-          <w:cs/>
-          <w:lang w:val="ar_AE" w:bidi="ar_AE"/>
-        </w:rPr>
-        <w:t>مراجع الكتاب المقدس:</w:t>
-      </w:r>
-    </w:p>
-    <w:p>
-      <w:pPr>
-        <w:pStyle w:val="ListBullet"/>
-        <w:bidi/>
-        <w:spacing w:line="240" w:lineRule="auto"/>
-        <w:ind w:left="720"/>
-      </w:pPr>
-      <w:r>
-        <w:rPr>
-          <w:rtl/>
-          <w:cs/>
-          <w:lang w:val="ar_AE" w:bidi="ar_AE"/>
-        </w:rPr>
-      </w:r>
-      <w:r>
-        <w:rPr>
-          <w:rtl/>
-          <w:cs/>
-          <w:lang w:val="ar_AE" w:bidi="ar_AE"/>
-        </w:rPr>
-        <w:t>1 أخبار الأيام 10: 9–10</w:t>
-      </w:r>
-    </w:p>
-    <w:p>
-      <w:pPr>
-        <w:pStyle w:val="ListBullet"/>
-        <w:bidi/>
-        <w:spacing w:line="240" w:lineRule="auto"/>
-        <w:ind w:left="720"/>
-      </w:pPr>
-      <w:r>
-        <w:rPr>
-          <w:rtl/>
-          <w:cs/>
-          <w:lang w:val="ar_AE" w:bidi="ar_AE"/>
-        </w:rPr>
-      </w:r>
-      <w:r>
-        <w:rPr>
-          <w:rtl/>
-          <w:cs/>
-          <w:lang w:val="ar_AE" w:bidi="ar_AE"/>
-        </w:rPr>
-        <w:t>يوئيل 3: 4</w:t>
-      </w:r>
-    </w:p>
-    <w:p>
-      <w:pPr>
-        <w:pStyle w:val="ListBullet"/>
-        <w:bidi/>
-        <w:spacing w:line="240" w:lineRule="auto"/>
-        <w:ind w:left="720"/>
-      </w:pPr>
-      <w:r>
-        <w:rPr>
-          <w:rtl/>
-          <w:cs/>
-          <w:lang w:val="ar_AE" w:bidi="ar_AE"/>
-        </w:rPr>
-      </w:r>
-      <w:r>
-        <w:rPr>
-          <w:rtl/>
-          <w:cs/>
-          <w:lang w:val="ar_AE" w:bidi="ar_AE"/>
-        </w:rPr>
-        <w:t>مزامير 60: 8–9</w:t>
-      </w:r>
-    </w:p>
-    <w:p>
-      <w:pPr>
-        <w:pStyle w:val="Heading3"/>
-        <w:bidi/>
-      </w:pPr>
-      <w:r>
-        <w:rPr>
-          <w:rtl/>
-          <w:cs/>
-          <w:lang w:val="ar_AE" w:bidi="ar_AE"/>
-        </w:rPr>
-        <w:t>بيانات الكلمة:</w:t>
-      </w:r>
-    </w:p>
-    <w:p>
-      <w:pPr>
-        <w:pStyle w:val="ListBullet"/>
-        <w:bidi/>
-        <w:spacing w:line="240" w:lineRule="auto"/>
-        <w:ind w:left="720"/>
-      </w:pPr>
-      <w:r>
-        <w:rPr>
-          <w:rtl/>
-          <w:cs/>
-          <w:lang w:val="ar_AE" w:bidi="ar_AE"/>
-        </w:rPr>
-      </w:r>
-      <w:r>
-        <w:rPr>
-          <w:rtl/>
-          <w:cs/>
-          <w:lang w:val="ar_AE" w:bidi="ar_AE"/>
-        </w:rPr>
-        <w:t>سترونج: H0776 H6429 H6430</w:t>
-      </w:r>
-      <w:r>
-        <w:rPr>
-          <w:rtl/>
-          <w:cs/>
-          <w:lang w:val="ar_AE" w:bidi="ar_AE"/>
-        </w:rPr>
-      </w:r>
-      <w:r>
-        <w:rPr>
-          <w:rtl/>
-          <w:cs/>
-          <w:lang w:val="ar_AE" w:bidi="ar_AE"/>
-        </w:rPr>
-      </w:r>
-    </w:p>
-    <w:p>
-      <w:pPr>
-        <w:bidi/>
-      </w:pPr>
-      <w:r>
-        <w:rPr>
-          <w:rtl/>
-          <w:cs/>
-          <w:lang w:val="ar_AE" w:bidi="ar_AE"/>
-        </w:rPr>
-      </w:r>
-    </w:p>
-    <w:p>
-      <w:pPr>
-        <w:pStyle w:val="Heading2"/>
-        <w:bidi/>
-      </w:pPr>
-      <w:r>
-        <w:rPr>
-          <w:rtl/>
-          <w:cs/>
-          <w:lang w:val="ar_AE" w:bidi="ar_AE"/>
-        </w:rPr>
-        <w:t>فُلْك</w:t>
-      </w:r>
-      <w:r>
-        <w:rPr>
-          <w:rtl/>
-          <w:cs/>
-          <w:lang w:val="ar_AE" w:bidi="ar_AE"/>
-        </w:rPr>
-      </w:r>
-    </w:p>
-    <w:p>
-      <w:pPr>
-        <w:pStyle w:val="Heading3"/>
-        <w:bidi/>
-      </w:pPr>
-      <w:r>
-        <w:rPr>
-          <w:rtl/>
-          <w:cs/>
-          <w:lang w:val="ar_AE" w:bidi="ar_AE"/>
-        </w:rPr>
-        <w:t>التعريف:</w:t>
-      </w:r>
-    </w:p>
-    <w:p>
-      <w:pPr>
-        <w:bidi/>
-      </w:pPr>
-      <w:r>
-        <w:rPr>
-          <w:rtl/>
-          <w:cs/>
-          <w:lang w:val="ar_AE" w:bidi="ar_AE"/>
-        </w:rPr>
-      </w:r>
-      <w:r>
-        <w:rPr>
-          <w:rtl/>
-          <w:cs/>
-          <w:lang w:val="ar_AE" w:bidi="ar_AE"/>
-        </w:rPr>
-        <w:t>إن مصطلح "فُلْك" يشير حرفيًا إلى صندوق خشبي مستطيل مصنوع لحمل أو حماية شيء ما. يمكن أن يكون الفُلْك كبيرًا أو صغيرًا، اعتمادًا على ما يتم استخدامه فيه.</w:t>
-      </w:r>
-    </w:p>
-    <w:p>
-      <w:pPr>
-        <w:pStyle w:val="ListBullet"/>
-        <w:bidi/>
-        <w:spacing w:line="240" w:lineRule="auto"/>
-        <w:ind w:left="720"/>
-      </w:pPr>
-      <w:r>
-        <w:rPr>
-          <w:rtl/>
-          <w:cs/>
-          <w:lang w:val="ar_AE" w:bidi="ar_AE"/>
-        </w:rPr>
-      </w:r>
-      <w:r>
-        <w:rPr>
-          <w:rtl/>
-          <w:cs/>
-          <w:lang w:val="ar_AE" w:bidi="ar_AE"/>
-        </w:rPr>
-        <w:t>في الكتاب المقدس، تُستخدم كلمة "فُلْك" لأول مرة للإشارة إلى القارب الخشبي المستطيل الكبير جدًا الذي بناه نوح للنجاة من الطوفان الذي جاء على العالم كله. وكان للفُلْك قاع مسطح وسقف وجدران.</w:t>
-      </w:r>
-    </w:p>
-    <w:p>
-      <w:pPr>
-        <w:pStyle w:val="ListBullet"/>
-        <w:bidi/>
-        <w:spacing w:line="240" w:lineRule="auto"/>
-        <w:ind w:left="720"/>
-      </w:pPr>
-      <w:r>
-        <w:rPr>
-          <w:rtl/>
-          <w:cs/>
-          <w:lang w:val="ar_AE" w:bidi="ar_AE"/>
-        </w:rPr>
-      </w:r>
-      <w:r>
-        <w:rPr>
-          <w:rtl/>
-          <w:cs/>
-          <w:lang w:val="ar_AE" w:bidi="ar_AE"/>
-        </w:rPr>
-        <w:t>يمكن ترجمة هذا المصطلح بطرق مختلفة مثل "قارب كبير جدًا" أو "صندل" أو "سفينة شحن" أو "قارب كبير على شكل صندوق".</w:t>
-      </w:r>
-    </w:p>
-    <w:p>
-      <w:pPr>
-        <w:pStyle w:val="ListBullet"/>
-        <w:bidi/>
-        <w:spacing w:line="240" w:lineRule="auto"/>
-        <w:ind w:left="720"/>
-      </w:pPr>
-      <w:r>
-        <w:rPr>
-          <w:rtl/>
-          <w:cs/>
-          <w:lang w:val="ar_AE" w:bidi="ar_AE"/>
-        </w:rPr>
-      </w:r>
-      <w:r>
-        <w:rPr>
-          <w:rtl/>
-          <w:cs/>
-          <w:lang w:val="ar_AE" w:bidi="ar_AE"/>
-        </w:rPr>
-        <w:t>إن الكلمة العبرية المُستخدمة للإشارة إلى هذا القارب الضخم هي نفس الكلمة المستخدمة للسلة أو السفط الذي حمل الطفل موسى عندما وضعته أمه في نهر النيل لإخفائه. وفي هذه الحالة، تُترجم عادةً إلى "سلة أو سفط".</w:t>
-      </w:r>
-    </w:p>
-    <w:p>
-      <w:pPr>
-        <w:pStyle w:val="ListBullet"/>
-        <w:bidi/>
-        <w:spacing w:line="240" w:lineRule="auto"/>
-        <w:ind w:left="720"/>
-      </w:pPr>
-      <w:r>
-        <w:rPr>
-          <w:rtl/>
-          <w:cs/>
-          <w:lang w:val="ar_AE" w:bidi="ar_AE"/>
-        </w:rPr>
-      </w:r>
-      <w:r>
-        <w:rPr>
-          <w:rtl/>
-          <w:cs/>
-          <w:lang w:val="ar_AE" w:bidi="ar_AE"/>
-        </w:rPr>
-        <w:t>في عبارة "تابوت العهد"، تُستخدم كلمة عبرية مختلفة لكلمة "فُلْك". يمكن ترجمتها إلى "صندوق" أو "صندوق خشبي" أو "حاوية".</w:t>
-      </w:r>
-    </w:p>
-    <w:p>
-      <w:pPr>
-        <w:pStyle w:val="ListBullet"/>
-        <w:bidi/>
-        <w:spacing w:line="240" w:lineRule="auto"/>
-        <w:ind w:left="720"/>
-      </w:pPr>
-      <w:r>
-        <w:rPr>
-          <w:rtl/>
-          <w:cs/>
-          <w:lang w:val="ar_AE" w:bidi="ar_AE"/>
-        </w:rPr>
-      </w:r>
-      <w:r>
-        <w:rPr>
-          <w:rtl/>
-          <w:cs/>
-          <w:lang w:val="ar_AE" w:bidi="ar_AE"/>
-        </w:rPr>
-        <w:t>عند اختيار مصطلح لترجمة "فُلْك"، من المهم في كل سياق أن نأخذ في الاعتبار حجمه وما يُستخدم له.</w:t>
-      </w:r>
-    </w:p>
-    <w:p>
-      <w:pPr>
-        <w:bidi/>
-      </w:pPr>
-      <w:r>
-        <w:rPr>
-          <w:rtl/>
-          <w:cs/>
-          <w:lang w:val="ar_AE" w:bidi="ar_AE"/>
-        </w:rPr>
-      </w:r>
-      <w:r>
-        <w:rPr>
-          <w:rtl/>
-          <w:cs/>
-          <w:lang w:val="ar_AE" w:bidi="ar_AE"/>
-        </w:rPr>
-        <w:t xml:space="preserve">(انظر أيضًا: </w:t>
-      </w:r>
-      <w:r>
-        <w:rPr>
-          <w:rtl/>
-          <w:cs/>
-          <w:lang w:val="ar_AE" w:bidi="ar_AE"/>
-        </w:rPr>
         <w:t>تابوت العهد</w:t>
       </w:r>
       <w:r>
@@ -10805,23 +10773,7 @@
           <w:cs/>
           <w:lang w:val="ar_AE" w:bidi="ar_AE"/>
         </w:rPr>
-        <w:t xml:space="preserve">, </w:t>
-      </w:r>
-      <w:r>
-        <w:rPr>
-          <w:rtl/>
-          <w:cs/>
-          <w:lang w:val="ar_AE" w:bidi="ar_AE"/>
-        </w:rPr>
-        <w:t>سلة</w:t>
-      </w:r>
-      <w:r>
-        <w:rPr>
-          <w:rtl/>
-          <w:cs/>
-          <w:lang w:val="ar_AE" w:bidi="ar_AE"/>
-        </w:rPr>
-        <w:t>)</w:t>
+        <w:t>, سلة)</w:t>
       </w:r>
     </w:p>
     <w:p>
